--- a/zht/docx/063.content.docx
+++ b/zht/docx/063.content.docx
@@ -149,27 +149,7 @@
         <w:rPr>
           <w:lang w:val="zh_TW" w:bidi="zh_TW"/>
         </w:rPr>
-        <w:t>ke</w:t>
-      </w:r>
-      <w:r>
-        <w:rPr>
-          <w:lang w:val="zh_TW" w:bidi="zh_TW"/>
-        </w:rPr>
-      </w:r>
-    </w:p>
-    <w:p>
-      <w:pPr/>
-      <w:r>
-        <w:rPr>
-          <w:lang w:val="zh_TW" w:bidi="zh_TW"/>
-        </w:rPr>
-      </w:r>
-      <w:r>
-        <w:rPr>
-          <w:i/>
-          <w:lang w:val="zh_TW" w:bidi="zh_TW"/>
-        </w:rPr>
-        <w:t>克里特</w:t>
+        <w:t>jiao</w:t>
       </w:r>
       <w:r>
         <w:rPr>
@@ -232,40 +212,40 @@
         <w:rPr>
           <w:lang w:val="zh_TW" w:bidi="zh_TW"/>
         </w:rPr>
-        <w:t>克里特</w:t>
-      </w:r>
-      <w:r>
-        <w:rPr>
-          <w:lang w:val="zh_TW" w:bidi="zh_TW"/>
-        </w:rPr>
-      </w:r>
-    </w:p>
-    <w:p>
-      <w:pPr/>
-      <w:r>
-        <w:rPr>
-          <w:lang w:val="zh_TW" w:bidi="zh_TW"/>
-        </w:rPr>
-      </w:r>
-      <w:r>
-        <w:rPr>
-          <w:lang w:val="zh_TW" w:bidi="zh_TW"/>
-        </w:rPr>
-        <w:t>地中海第四大島嶼，位於希臘東南約60英里（或97公里），土耳其西南約110英里（或177公里）處。它從東到西全長160英里（或257.4公里）。寬度約36英里（或58公里），面積為3,200平方英里（或5,149平方公里）。島上有一條山脈，中央是神聖的伊達山（海拔9,000英尺或2,742米）。這些山脈陡峭地延伸到南海岸，因此大多數居民居住在較為平緩的北坡上。</w:t>
-      </w:r>
-    </w:p>
-    <w:p>
-      <w:pPr/>
-      <w:r>
-        <w:rPr>
-          <w:lang w:val="zh_TW" w:bidi="zh_TW"/>
-        </w:rPr>
-      </w:r>
-      <w:r>
-        <w:rPr>
-          <w:lang w:val="zh_TW" w:bidi="zh_TW"/>
-        </w:rPr>
-        <w:t>克里特島在基督教會的歷史上具有重要意義。當保羅作為囚犯前往羅馬時，船在佳澳避風港避風（</w:t>
+        <w:t>腳凳</w:t>
+      </w:r>
+      <w:r>
+        <w:rPr>
+          <w:lang w:val="zh_TW" w:bidi="zh_TW"/>
+        </w:rPr>
+      </w:r>
+    </w:p>
+    <w:p>
+      <w:pPr/>
+      <w:r>
+        <w:rPr>
+          <w:lang w:val="zh_TW" w:bidi="zh_TW"/>
+        </w:rPr>
+      </w:r>
+      <w:r>
+        <w:rPr>
+          <w:lang w:val="zh_TW" w:bidi="zh_TW"/>
+        </w:rPr>
+        <w:t>一種矮凳，用來支撐雙腳。</w:t>
+      </w:r>
+    </w:p>
+    <w:p>
+      <w:pPr/>
+      <w:r>
+        <w:rPr>
+          <w:lang w:val="zh_TW" w:bidi="zh_TW"/>
+        </w:rPr>
+      </w:r>
+      <w:r>
+        <w:rPr>
+          <w:lang w:val="zh_TW" w:bidi="zh_TW"/>
+        </w:rPr>
+        <w:t>所羅門王將大量黃金的一部分，用於製作他的象牙寶座的腳凳（</w:t>
       </w:r>
       <w:hyperlink r:id="rId13">
         <w:r>
@@ -276,14 +256,14 @@
             <w:color w:val="0000EE"/>
             <w:u w:val="single"/>
           </w:rPr>
-          <w:t>徒27:8</w:t>
-        </w:r>
-      </w:hyperlink>
-      <w:r>
-        <w:rPr>
-          <w:lang w:val="zh_TW" w:bidi="zh_TW"/>
-        </w:rPr>
-        <w:t>）。船試圖到達更大的港口菲尼基（</w:t>
+          <w:t>代下9:18</w:t>
+        </w:r>
+      </w:hyperlink>
+      <w:r>
+        <w:rPr>
+          <w:lang w:val="zh_TW" w:bidi="zh_TW"/>
+        </w:rPr>
+        <w:t>）。「腳凳」這個詞常作為象徵性用語。在聖經中，約櫃和聖殿都被稱為「神的腳凳」（</w:t>
       </w:r>
       <w:hyperlink r:id="rId14">
         <w:r>
@@ -294,14 +274,14 @@
             <w:color w:val="0000EE"/>
             <w:u w:val="single"/>
           </w:rPr>
-          <w:t>12</w:t>
-        </w:r>
-      </w:hyperlink>
-      <w:r>
-        <w:rPr>
-          <w:lang w:val="zh_TW" w:bidi="zh_TW"/>
-        </w:rPr>
-        <w:t>節），但被暴風吹離航線，並在克里特西南海岸的一個名為高大島的地方避風（</w:t>
+          <w:t>代上28:2</w:t>
+        </w:r>
+      </w:hyperlink>
+      <w:r>
+        <w:rPr>
+          <w:lang w:val="zh_TW" w:bidi="zh_TW"/>
+        </w:rPr>
+        <w:t>；</w:t>
       </w:r>
       <w:hyperlink r:id="rId15">
         <w:r>
@@ -312,6 +292,1298 @@
             <w:color w:val="0000EE"/>
             <w:u w:val="single"/>
           </w:rPr>
+          <w:t>詩99:5，</w:t>
+        </w:r>
+      </w:hyperlink>
+      <w:hyperlink r:id="rId16">
+        <w:r>
+          <w:rPr>
+            <w:lang w:val="zh_TW" w:bidi="zh_TW"/>
+          </w:rPr>
+          <w:rPr>
+            <w:color w:val="0000EE"/>
+            <w:u w:val="single"/>
+          </w:rPr>
+          <w:t>132:7</w:t>
+        </w:r>
+      </w:hyperlink>
+      <w:r>
+        <w:rPr>
+          <w:lang w:val="zh_TW" w:bidi="zh_TW"/>
+        </w:rPr>
+        <w:t>；</w:t>
+      </w:r>
+      <w:hyperlink r:id="rId17">
+        <w:r>
+          <w:rPr>
+            <w:lang w:val="zh_TW" w:bidi="zh_TW"/>
+          </w:rPr>
+          <w:rPr>
+            <w:color w:val="0000EE"/>
+            <w:u w:val="single"/>
+          </w:rPr>
+          <w:t>哀2:1</w:t>
+        </w:r>
+      </w:hyperlink>
+      <w:r>
+        <w:rPr>
+          <w:lang w:val="zh_TW" w:bidi="zh_TW"/>
+        </w:rPr>
+        <w:t>；參</w:t>
+      </w:r>
+      <w:hyperlink r:id="rId18">
+        <w:r>
+          <w:rPr>
+            <w:lang w:val="zh_TW" w:bidi="zh_TW"/>
+          </w:rPr>
+          <w:rPr>
+            <w:color w:val="0000EE"/>
+            <w:u w:val="single"/>
+          </w:rPr>
+          <w:t>賽60:13</w:t>
+        </w:r>
+      </w:hyperlink>
+      <w:r>
+        <w:rPr>
+          <w:lang w:val="zh_TW" w:bidi="zh_TW"/>
+        </w:rPr>
+        <w:t>）。這些地方是神同在的特別場所，也是祂彰顯權能之地。正如王坐在寶座上時可能要將腳放在腳凳上，這些聖潔之地被視為神榮耀彰顯的所在。</w:t>
+      </w:r>
+    </w:p>
+    <w:p>
+      <w:pPr/>
+      <w:r>
+        <w:rPr>
+          <w:lang w:val="zh_TW" w:bidi="zh_TW"/>
+        </w:rPr>
+      </w:r>
+      <w:r>
+        <w:rPr>
+          <w:lang w:val="zh_TW" w:bidi="zh_TW"/>
+        </w:rPr>
+        <w:t>聖經說，神要使彌賽亞（祂所揀選的一位）的仇敵如腳下的腳凳（</w:t>
+      </w:r>
+      <w:hyperlink r:id="rId19">
+        <w:r>
+          <w:rPr>
+            <w:lang w:val="zh_TW" w:bidi="zh_TW"/>
+          </w:rPr>
+          <w:rPr>
+            <w:color w:val="0000EE"/>
+            <w:u w:val="single"/>
+          </w:rPr>
+          <w:t>詩110:1</w:t>
+        </w:r>
+      </w:hyperlink>
+      <w:r>
+        <w:rPr>
+          <w:lang w:val="zh_TW" w:bidi="zh_TW"/>
+        </w:rPr>
+        <w:t>）。這表示神將賜給彌賽亞完全的權柄，戰勝祂的仇敵，就如人對腳下之物擁有控制權一樣。新約中多處經文重複這一思想，表明彌賽亞將戰勝祂的仇敵（</w:t>
+      </w:r>
+      <w:hyperlink r:id="rId20">
+        <w:r>
+          <w:rPr>
+            <w:lang w:val="zh_TW" w:bidi="zh_TW"/>
+          </w:rPr>
+          <w:rPr>
+            <w:color w:val="0000EE"/>
+            <w:u w:val="single"/>
+          </w:rPr>
+          <w:t>太22:44</w:t>
+        </w:r>
+      </w:hyperlink>
+      <w:r>
+        <w:rPr>
+          <w:lang w:val="zh_TW" w:bidi="zh_TW"/>
+        </w:rPr>
+        <w:t>；</w:t>
+      </w:r>
+      <w:hyperlink r:id="rId21">
+        <w:r>
+          <w:rPr>
+            <w:lang w:val="zh_TW" w:bidi="zh_TW"/>
+          </w:rPr>
+          <w:rPr>
+            <w:color w:val="0000EE"/>
+            <w:u w:val="single"/>
+          </w:rPr>
+          <w:t>可12:36</w:t>
+        </w:r>
+      </w:hyperlink>
+      <w:r>
+        <w:rPr>
+          <w:lang w:val="zh_TW" w:bidi="zh_TW"/>
+        </w:rPr>
+        <w:t>；</w:t>
+      </w:r>
+      <w:hyperlink r:id="rId22">
+        <w:r>
+          <w:rPr>
+            <w:lang w:val="zh_TW" w:bidi="zh_TW"/>
+          </w:rPr>
+          <w:rPr>
+            <w:color w:val="0000EE"/>
+            <w:u w:val="single"/>
+          </w:rPr>
+          <w:t>路20:43</w:t>
+        </w:r>
+      </w:hyperlink>
+      <w:r>
+        <w:rPr>
+          <w:lang w:val="zh_TW" w:bidi="zh_TW"/>
+        </w:rPr>
+        <w:t>；</w:t>
+      </w:r>
+      <w:hyperlink r:id="rId23">
+        <w:r>
+          <w:rPr>
+            <w:lang w:val="zh_TW" w:bidi="zh_TW"/>
+          </w:rPr>
+          <w:rPr>
+            <w:color w:val="0000EE"/>
+            <w:u w:val="single"/>
+          </w:rPr>
+          <w:t>徒2:35</w:t>
+        </w:r>
+      </w:hyperlink>
+      <w:r>
+        <w:rPr>
+          <w:lang w:val="zh_TW" w:bidi="zh_TW"/>
+        </w:rPr>
+        <w:t>；</w:t>
+      </w:r>
+      <w:hyperlink r:id="rId24">
+        <w:r>
+          <w:rPr>
+            <w:lang w:val="zh_TW" w:bidi="zh_TW"/>
+          </w:rPr>
+          <w:rPr>
+            <w:color w:val="0000EE"/>
+            <w:u w:val="single"/>
+          </w:rPr>
+          <w:t>來1:13，</w:t>
+        </w:r>
+      </w:hyperlink>
+      <w:hyperlink r:id="rId25">
+        <w:r>
+          <w:rPr>
+            <w:lang w:val="zh_TW" w:bidi="zh_TW"/>
+          </w:rPr>
+          <w:rPr>
+            <w:color w:val="0000EE"/>
+            <w:u w:val="single"/>
+          </w:rPr>
+          <w:t>10:13</w:t>
+        </w:r>
+      </w:hyperlink>
+      <w:r>
+        <w:rPr>
+          <w:lang w:val="zh_TW" w:bidi="zh_TW"/>
+        </w:rPr>
+        <w:t>）。在這些經文中，「腳凳」的字面意思是「腳下之物」。</w:t>
+      </w:r>
+      <w:r>
+        <w:rPr>
+          <w:lang w:val="zh_TW" w:bidi="zh_TW"/>
+        </w:rPr>
+      </w:r>
+      <w:r>
+        <w:rPr>
+          <w:lang w:val="zh_TW" w:bidi="zh_TW"/>
+        </w:rPr>
+      </w:r>
+    </w:p>
+    <w:p>
+      <w:pPr/>
+      <w:r>
+        <w:rPr>
+          <w:lang w:val="zh_TW" w:bidi="zh_TW"/>
+        </w:rPr>
+      </w:r>
+    </w:p>
+    <w:p>
+      <w:pPr>
+        <w:pStyle w:val="Heading2"/>
+      </w:pPr>
+      <w:r>
+        <w:rPr>
+          <w:lang w:val="zh_TW" w:bidi="zh_TW"/>
+        </w:rPr>
+        <w:t>教會聚會</w:t>
+      </w:r>
+      <w:r>
+        <w:rPr>
+          <w:lang w:val="zh_TW" w:bidi="zh_TW"/>
+        </w:rPr>
+      </w:r>
+    </w:p>
+    <w:p>
+      <w:pPr/>
+      <w:r>
+        <w:rPr>
+          <w:lang w:val="zh_TW" w:bidi="zh_TW"/>
+        </w:rPr>
+      </w:r>
+      <w:r>
+        <w:rPr>
+          <w:lang w:val="zh_TW" w:bidi="zh_TW"/>
+        </w:rPr>
+        <w:t>信徒的聚會。在新約中，希臘文詞語</w:t>
+      </w:r>
+      <w:r>
+        <w:rPr>
+          <w:i/>
+          <w:lang w:val="zh_TW" w:bidi="zh_TW"/>
+        </w:rPr>
+        <w:t>ekklesia</w:t>
+      </w:r>
+      <w:r>
+        <w:rPr>
+          <w:lang w:val="zh_TW" w:bidi="zh_TW"/>
+        </w:rPr>
+        <w:t>（通常翻譯為「教會」）主要有兩種用法：</w:t>
+      </w:r>
+    </w:p>
+    <w:p>
+      <w:pPr>
+        <w:pStyle w:val="ListNumber"/>
+        <w:numPr>
+          <w:ilvl w:val="0"/>
+          <w:numId w:val="14"/>
+        </w:numPr>
+        <w:spacing w:line="240" w:lineRule="auto"/>
+        <w:ind w:left="720"/>
+      </w:pPr>
+      <w:r>
+        <w:rPr>
+          <w:lang w:val="zh_TW" w:bidi="zh_TW"/>
+        </w:rPr>
+      </w:r>
+      <w:r>
+        <w:rPr>
+          <w:lang w:val="zh_TW" w:bidi="zh_TW"/>
+        </w:rPr>
+        <w:t>用來描述一個聚會或集會。</w:t>
+      </w:r>
+    </w:p>
+    <w:p>
+      <w:pPr>
+        <w:pStyle w:val="ListNumber"/>
+        <w:spacing w:line="240" w:lineRule="auto"/>
+        <w:ind w:left="720"/>
+      </w:pPr>
+      <w:r>
+        <w:rPr>
+          <w:lang w:val="zh_TW" w:bidi="zh_TW"/>
+        </w:rPr>
+      </w:r>
+      <w:r>
+        <w:rPr>
+          <w:lang w:val="zh_TW" w:bidi="zh_TW"/>
+        </w:rPr>
+        <w:t>用來指參加這些聚會的人——無論他們當時是否實際身在聚會中。</w:t>
+      </w:r>
+    </w:p>
+    <w:p>
+      <w:pPr/>
+      <w:r>
+        <w:rPr>
+          <w:lang w:val="zh_TW" w:bidi="zh_TW"/>
+        </w:rPr>
+      </w:r>
+      <w:r>
+        <w:rPr>
+          <w:lang w:val="zh_TW" w:bidi="zh_TW"/>
+        </w:rPr>
+        <w:t>新約提到一些非基督教的希臘集會（</w:t>
+      </w:r>
+      <w:hyperlink r:id="rId26">
+        <w:r>
+          <w:rPr>
+            <w:lang w:val="zh_TW" w:bidi="zh_TW"/>
+          </w:rPr>
+          <w:rPr>
+            <w:color w:val="0000EE"/>
+            <w:u w:val="single"/>
+          </w:rPr>
+          <w:t>徒19:32、41</w:t>
+        </w:r>
+      </w:hyperlink>
+      <w:r>
+        <w:rPr>
+          <w:lang w:val="zh_TW" w:bidi="zh_TW"/>
+        </w:rPr>
+        <w:t xml:space="preserve">）。 除此之外，所有其它例子都指基督徒的聚會。 </w:t>
+      </w:r>
+    </w:p>
+    <w:p>
+      <w:pPr/>
+      <w:r>
+        <w:rPr>
+          <w:lang w:val="zh_TW" w:bidi="zh_TW"/>
+        </w:rPr>
+      </w:r>
+      <w:r>
+        <w:rPr>
+          <w:lang w:val="zh_TW" w:bidi="zh_TW"/>
+        </w:rPr>
+        <w:t>有時候</w:t>
+      </w:r>
+      <w:r>
+        <w:rPr>
+          <w:i/>
+          <w:lang w:val="zh_TW" w:bidi="zh_TW"/>
+        </w:rPr>
+        <w:t>ekklesia</w:t>
+      </w:r>
+      <w:r>
+        <w:rPr>
+          <w:lang w:val="zh_TW" w:bidi="zh_TW"/>
+        </w:rPr>
+        <w:t>指的是基督徒的實際聚會。這正是保羅在</w:t>
+      </w:r>
+      <w:hyperlink r:id="rId27">
+        <w:r>
+          <w:rPr>
+            <w:lang w:val="zh_TW" w:bidi="zh_TW"/>
+          </w:rPr>
+          <w:rPr>
+            <w:color w:val="0000EE"/>
+            <w:u w:val="single"/>
+          </w:rPr>
+          <w:t>哥林多前書14:19、28</w:t>
+        </w:r>
+      </w:hyperlink>
+      <w:r>
+        <w:rPr>
+          <w:lang w:val="zh_TW" w:bidi="zh_TW"/>
+        </w:rPr>
+        <w:t>、</w:t>
+      </w:r>
+      <w:hyperlink r:id="rId28">
+        <w:r>
+          <w:rPr>
+            <w:lang w:val="zh_TW" w:bidi="zh_TW"/>
+          </w:rPr>
+          <w:rPr>
+            <w:color w:val="0000EE"/>
+            <w:u w:val="single"/>
+          </w:rPr>
+          <w:t>35節</w:t>
+        </w:r>
+      </w:hyperlink>
+      <w:r>
+        <w:rPr>
+          <w:lang w:val="zh_TW" w:bidi="zh_TW"/>
+        </w:rPr>
+        <w:t>中所指的，在這裡，希臘短語</w:t>
+      </w:r>
+      <w:r>
+        <w:rPr>
+          <w:i/>
+          <w:lang w:val="zh_TW" w:bidi="zh_TW"/>
+        </w:rPr>
+        <w:t>en ekklesia</w:t>
+      </w:r>
+      <w:r>
+        <w:rPr>
+          <w:lang w:val="zh_TW" w:bidi="zh_TW"/>
+        </w:rPr>
+        <w:t xml:space="preserve"> 必須解釋為「在聚會中」，而不是「在教會裡」。將這個短語譯為「在教會裡」（如大多數現代英文譯本的譯法）是具有誤導性的，大多數聽眾或讀者會認為這指的是「在教堂建築物內」。新約聖經從未將人們聚集的場所稱為「教會」。</w:t>
+      </w:r>
+    </w:p>
+    <w:p>
+      <w:pPr/>
+      <w:r>
+        <w:rPr>
+          <w:lang w:val="zh_TW" w:bidi="zh_TW"/>
+        </w:rPr>
+      </w:r>
+      <w:r>
+        <w:rPr>
+          <w:lang w:val="zh_TW" w:bidi="zh_TW"/>
+        </w:rPr>
+        <w:t>除了這些少數指信徒實際聚會的例子外，</w:t>
+      </w:r>
+      <w:r>
+        <w:rPr>
+          <w:i/>
+          <w:lang w:val="zh_TW" w:bidi="zh_TW"/>
+        </w:rPr>
+        <w:t>ekklesia</w:t>
+      </w:r>
+      <w:r>
+        <w:rPr>
+          <w:lang w:val="zh_TW" w:bidi="zh_TW"/>
+        </w:rPr>
+        <w:t xml:space="preserve"> 最常用來描述：</w:t>
+      </w:r>
+    </w:p>
+    <w:p>
+      <w:pPr>
+        <w:pStyle w:val="ListBullet"/>
+        <w:spacing w:line="240" w:lineRule="auto"/>
+        <w:ind w:left="720"/>
+      </w:pPr>
+      <w:r>
+        <w:rPr>
+          <w:lang w:val="zh_TW" w:bidi="zh_TW"/>
+        </w:rPr>
+      </w:r>
+      <w:r>
+        <w:rPr>
+          <w:lang w:val="zh_TW" w:bidi="zh_TW"/>
+        </w:rPr>
+        <w:t>屬於當地教會的信徒（例如哥林多教會、腓立比教會和歌羅西教會）；或</w:t>
+      </w:r>
+    </w:p>
+    <w:p>
+      <w:pPr>
+        <w:pStyle w:val="ListBullet"/>
+        <w:spacing w:line="240" w:lineRule="auto"/>
+        <w:ind w:left="720"/>
+      </w:pPr>
+      <w:r>
+        <w:rPr>
+          <w:lang w:val="zh_TW" w:bidi="zh_TW"/>
+        </w:rPr>
+      </w:r>
+      <w:r>
+        <w:rPr>
+          <w:lang w:val="zh_TW" w:bidi="zh_TW"/>
+        </w:rPr>
+        <w:t>所有屬於普世教會的信徒（過去、現在和未來），即基督的整個身體。</w:t>
+      </w:r>
+    </w:p>
+    <w:p>
+      <w:pPr/>
+      <w:r>
+        <w:rPr>
+          <w:lang w:val="zh_TW" w:bidi="zh_TW"/>
+        </w:rPr>
+      </w:r>
+      <w:r>
+        <w:rPr>
+          <w:lang w:val="zh_TW" w:bidi="zh_TW"/>
+        </w:rPr>
+        <w:t>基督徒在聽或讀新約聖經時，需要注意</w:t>
+      </w:r>
+      <w:r>
+        <w:rPr>
+          <w:i/>
+          <w:lang w:val="zh_TW" w:bidi="zh_TW"/>
+        </w:rPr>
+        <w:t>ekklesia</w:t>
+      </w:r>
+      <w:r>
+        <w:rPr>
+          <w:lang w:val="zh_TW" w:bidi="zh_TW"/>
+        </w:rPr>
+        <w:t>（「教會」）這個詞的不同用法。最基本的</w:t>
+      </w:r>
+      <w:r>
+        <w:rPr>
+          <w:i/>
+          <w:lang w:val="zh_TW" w:bidi="zh_TW"/>
+        </w:rPr>
+        <w:t>ekklesia</w:t>
+      </w:r>
+      <w:r>
+        <w:rPr>
+          <w:lang w:val="zh_TW" w:bidi="zh_TW"/>
+        </w:rPr>
+        <w:t>意思是任何信徒的聚會。</w:t>
+      </w:r>
+      <w:r>
+        <w:rPr>
+          <w:i/>
+          <w:lang w:val="zh_TW" w:bidi="zh_TW"/>
+        </w:rPr>
+        <w:t>Ekklesia</w:t>
+      </w:r>
+      <w:r>
+        <w:rPr>
+          <w:lang w:val="zh_TW" w:bidi="zh_TW"/>
+        </w:rPr>
+        <w:t>也可以指一個有組織的地方教會——包括在一個地方的所有信徒，由一群長老帶領。</w:t>
+      </w:r>
+      <w:r>
+        <w:rPr>
+          <w:i/>
+          <w:lang w:val="zh_TW" w:bidi="zh_TW"/>
+        </w:rPr>
+        <w:t>Ekklesia</w:t>
+      </w:r>
+      <w:r>
+        <w:rPr>
+          <w:lang w:val="zh_TW" w:bidi="zh_TW"/>
+        </w:rPr>
+        <w:t xml:space="preserve"> 同時也指普世教會，其成員是所有曾經存在、現在存在以及將來存在的信徒。 </w:t>
+      </w:r>
+    </w:p>
+    <w:p>
+      <w:pPr/>
+      <w:r>
+        <w:rPr>
+          <w:lang w:val="zh_TW" w:bidi="zh_TW"/>
+        </w:rPr>
+      </w:r>
+      <w:r>
+        <w:rPr>
+          <w:lang w:val="zh_TW" w:bidi="zh_TW"/>
+        </w:rPr>
+        <w:t>新約作者使用</w:t>
+      </w:r>
+      <w:r>
+        <w:rPr>
+          <w:i/>
+          <w:lang w:val="zh_TW" w:bidi="zh_TW"/>
+        </w:rPr>
+        <w:t>ekklesia</w:t>
+      </w:r>
+      <w:r>
+        <w:rPr>
+          <w:lang w:val="zh_TW" w:bidi="zh_TW"/>
+        </w:rPr>
+        <w:t>這個詞時，包含了這些不同的含義。有時很難確定其具體意思。然而，仔細辨別這些用法，在研究新約時有助於避免混淆。有人認為教會的最小單位是地方教會，但新約作者有時使用「教會」這個詞來指在家中聚會的小群體。</w:t>
+      </w:r>
+    </w:p>
+    <w:p>
+      <w:pPr/>
+      <w:r>
+        <w:rPr>
+          <w:lang w:val="zh_TW" w:bidi="zh_TW"/>
+        </w:rPr>
+      </w:r>
+      <w:r>
+        <w:rPr>
+          <w:lang w:val="zh_TW" w:bidi="zh_TW"/>
+        </w:rPr>
+        <w:t>有些人會將地方教會與普世教會混淆。但是，新約中的某些內容是針對地方教會的，不一定適用於整個普世教會。同時，新約也提到了一些關於普世教會的偉大事情，這些是任何特定的地方教會無法完全實現的。例如，在保羅寫給以弗所教會的信中（實際上是寫給幾個教會的），他談到教會的方式是地方教會無法完全實現的。沒有一個地方教會能完全像基督一樣。</w:t>
+      </w:r>
+    </w:p>
+    <w:p>
+      <w:pPr/>
+      <w:r>
+        <w:rPr>
+          <w:lang w:val="zh_TW" w:bidi="zh_TW"/>
+        </w:rPr>
+      </w:r>
+      <w:r>
+        <w:rPr>
+          <w:lang w:val="zh_TW" w:bidi="zh_TW"/>
+        </w:rPr>
+        <w:t>關於解經人士（interpreters）如何混淆地方教會與普世教會，有很多值得討論的地方，但這篇文章的重點在於清楚解釋何謂教會的最小單位——地方教會，或稱為家庭教會或家庭聚會。</w:t>
+      </w:r>
+    </w:p>
+    <w:p>
+      <w:pPr/>
+      <w:r>
+        <w:rPr>
+          <w:lang w:val="zh_TW" w:bidi="zh_TW"/>
+        </w:rPr>
+      </w:r>
+      <w:r>
+        <w:rPr>
+          <w:lang w:val="zh_TW" w:bidi="zh_TW"/>
+        </w:rPr>
+        <w:t>新約顯示，一個地方教會（由一群長老領導的一個地區內的所有信徒）可能會在不同家庭中舉行幾次</w:t>
+      </w:r>
+      <w:r>
+        <w:rPr>
+          <w:i/>
+          <w:lang w:val="zh_TW" w:bidi="zh_TW"/>
+        </w:rPr>
+        <w:t>ekklesiai</w:t>
+      </w:r>
+      <w:r>
+        <w:rPr>
+          <w:lang w:val="zh_TW" w:bidi="zh_TW"/>
+        </w:rPr>
+        <w:t>——「聚會（meetings）」或「集會(assemblies」。因此，構成「教會」的最小單位就是這些家庭聚會。</w:t>
+      </w:r>
+    </w:p>
+    <w:p>
+      <w:pPr/>
+      <w:r>
+        <w:rPr>
+          <w:lang w:val="zh_TW" w:bidi="zh_TW"/>
+        </w:rPr>
+      </w:r>
+      <w:r>
+        <w:rPr>
+          <w:lang w:val="zh_TW" w:bidi="zh_TW"/>
+        </w:rPr>
+        <w:t>然而，新約並沒有說這些家庭聚會各自有自己的領袖或完全獨立於同一地區的其它</w:t>
+      </w:r>
+      <w:r>
+        <w:rPr>
+          <w:i/>
+          <w:lang w:val="zh_TW" w:bidi="zh_TW"/>
+        </w:rPr>
+        <w:t>ekklesiai</w:t>
+      </w:r>
+      <w:r>
+        <w:rPr>
+          <w:lang w:val="zh_TW" w:bidi="zh_TW"/>
+        </w:rPr>
+        <w:t>（「聚會」）。根據</w:t>
+      </w:r>
+      <w:hyperlink r:id="rId29">
+        <w:r>
+          <w:rPr>
+            <w:lang w:val="zh_TW" w:bidi="zh_TW"/>
+          </w:rPr>
+          <w:rPr>
+            <w:color w:val="0000EE"/>
+            <w:u w:val="single"/>
+          </w:rPr>
+          <w:t>使徒行傳十四章23節</w:t>
+        </w:r>
+      </w:hyperlink>
+      <w:r>
+        <w:rPr>
+          <w:lang w:val="zh_TW" w:bidi="zh_TW"/>
+        </w:rPr>
+        <w:t>和</w:t>
+      </w:r>
+      <w:hyperlink r:id="rId30">
+        <w:r>
+          <w:rPr>
+            <w:lang w:val="zh_TW" w:bidi="zh_TW"/>
+          </w:rPr>
+          <w:rPr>
+            <w:color w:val="0000EE"/>
+            <w:u w:val="single"/>
+          </w:rPr>
+          <w:t>提多書一章5節</w:t>
+        </w:r>
+      </w:hyperlink>
+      <w:r>
+        <w:rPr>
+          <w:lang w:val="zh_TW" w:bidi="zh_TW"/>
+        </w:rPr>
+        <w:t>，長老是為每個地方教會而設立的，而不是為每個家庭教會設立的（比較「在各教會中選立了長老〔appointed elders in every church〕」和「在各城設立長老〔appoint elders in every city〕」這兩種表達）。即便如此，似乎每個規模較大的地方教會在該地區內都有幾個這樣的</w:t>
+      </w:r>
+      <w:r>
+        <w:rPr>
+          <w:i/>
+          <w:lang w:val="zh_TW" w:bidi="zh_TW"/>
+        </w:rPr>
+        <w:t>ekklesiai</w:t>
+      </w:r>
+      <w:r>
+        <w:rPr>
+          <w:lang w:val="zh_TW" w:bidi="zh_TW"/>
+        </w:rPr>
+        <w:t>（「聚會」）。</w:t>
+      </w:r>
+    </w:p>
+    <w:p>
+      <w:pPr/>
+      <w:r>
+        <w:rPr>
+          <w:lang w:val="zh_TW" w:bidi="zh_TW"/>
+        </w:rPr>
+      </w:r>
+      <w:r>
+        <w:rPr>
+          <w:lang w:val="zh_TW" w:bidi="zh_TW"/>
+        </w:rPr>
+        <w:t>耶路撒冷的教會必定有幾個家庭聚會（見</w:t>
+      </w:r>
+      <w:hyperlink r:id="rId31">
+        <w:r>
+          <w:rPr>
+            <w:lang w:val="zh_TW" w:bidi="zh_TW"/>
+          </w:rPr>
+          <w:rPr>
+            <w:color w:val="0000EE"/>
+            <w:u w:val="single"/>
+          </w:rPr>
+          <w:t>徒2:46</w:t>
+        </w:r>
+      </w:hyperlink>
+      <w:r>
+        <w:rPr>
+          <w:lang w:val="zh_TW" w:bidi="zh_TW"/>
+        </w:rPr>
+        <w:t>，</w:t>
+      </w:r>
+      <w:hyperlink r:id="rId32">
+        <w:r>
+          <w:rPr>
+            <w:lang w:val="zh_TW" w:bidi="zh_TW"/>
+          </w:rPr>
+          <w:rPr>
+            <w:color w:val="0000EE"/>
+            <w:u w:val="single"/>
+          </w:rPr>
+          <w:t>5:42，</w:t>
+        </w:r>
+      </w:hyperlink>
+      <w:hyperlink r:id="rId33">
+        <w:r>
+          <w:rPr>
+            <w:lang w:val="zh_TW" w:bidi="zh_TW"/>
+          </w:rPr>
+          <w:rPr>
+            <w:color w:val="0000EE"/>
+            <w:u w:val="single"/>
+          </w:rPr>
+          <w:t>8:3，</w:t>
+        </w:r>
+      </w:hyperlink>
+      <w:hyperlink r:id="rId34">
+        <w:r>
+          <w:rPr>
+            <w:lang w:val="zh_TW" w:bidi="zh_TW"/>
+          </w:rPr>
+          <w:rPr>
+            <w:color w:val="0000EE"/>
+            <w:u w:val="single"/>
+          </w:rPr>
+          <w:t>12:5、12</w:t>
+        </w:r>
+      </w:hyperlink>
+      <w:r>
+        <w:rPr>
+          <w:lang w:val="zh_TW" w:bidi="zh_TW"/>
+        </w:rPr>
+        <w:t>），羅馬的教會也是如此（見</w:t>
+      </w:r>
+      <w:hyperlink r:id="rId35">
+        <w:r>
+          <w:rPr>
+            <w:lang w:val="zh_TW" w:bidi="zh_TW"/>
+          </w:rPr>
+          <w:rPr>
+            <w:color w:val="0000EE"/>
+            <w:u w:val="single"/>
+          </w:rPr>
+          <w:t>羅16:3–5、14–15</w:t>
+        </w:r>
+      </w:hyperlink>
+      <w:r>
+        <w:rPr>
+          <w:lang w:val="zh_TW" w:bidi="zh_TW"/>
+        </w:rPr>
+        <w:t>）。一個小型地方教會可能只有一個家庭聚會——這可能是歌羅西教會的情況（見</w:t>
+      </w:r>
+      <w:hyperlink r:id="rId36">
+        <w:r>
+          <w:rPr>
+            <w:lang w:val="zh_TW" w:bidi="zh_TW"/>
+          </w:rPr>
+          <w:rPr>
+            <w:color w:val="0000EE"/>
+            <w:u w:val="single"/>
+          </w:rPr>
+          <w:t>門1:2）。</w:t>
+        </w:r>
+      </w:hyperlink>
+      <w:r>
+        <w:rPr>
+          <w:lang w:val="zh_TW" w:bidi="zh_TW"/>
+        </w:rPr>
+        <w:t>但是，對於像耶路撒冷、羅馬和以弗所這樣的大型地方教會來說，這是不可能的，這些教會中必須有幾個「家庭教會（house churches）」（見</w:t>
+      </w:r>
+      <w:hyperlink r:id="rId37">
+        <w:r>
+          <w:rPr>
+            <w:lang w:val="zh_TW" w:bidi="zh_TW"/>
+          </w:rPr>
+          <w:rPr>
+            <w:color w:val="0000EE"/>
+            <w:u w:val="single"/>
+          </w:rPr>
+          <w:t>林前16:19–20</w:t>
+        </w:r>
+      </w:hyperlink>
+      <w:r>
+        <w:rPr>
+          <w:lang w:val="zh_TW" w:bidi="zh_TW"/>
+        </w:rPr>
+        <w:t>〔哥林多前書是在以弗所寫的〕）。我們可以從以下這些經文中更明瞭「家庭教會」的概念：</w:t>
+      </w:r>
+      <w:hyperlink r:id="rId35">
+        <w:r>
+          <w:rPr>
+            <w:lang w:val="zh_TW" w:bidi="zh_TW"/>
+          </w:rPr>
+          <w:rPr>
+            <w:color w:val="0000EE"/>
+            <w:u w:val="single"/>
+          </w:rPr>
+          <w:t>羅16:3–5、14–15</w:t>
+        </w:r>
+      </w:hyperlink>
+      <w:r>
+        <w:rPr>
+          <w:lang w:val="zh_TW" w:bidi="zh_TW"/>
+        </w:rPr>
+        <w:t>；</w:t>
+      </w:r>
+      <w:hyperlink r:id="rId37">
+        <w:r>
+          <w:rPr>
+            <w:lang w:val="zh_TW" w:bidi="zh_TW"/>
+          </w:rPr>
+          <w:rPr>
+            <w:color w:val="0000EE"/>
+            <w:u w:val="single"/>
+          </w:rPr>
+          <w:t>林前16:19–20</w:t>
+        </w:r>
+      </w:hyperlink>
+      <w:r>
+        <w:rPr>
+          <w:lang w:val="zh_TW" w:bidi="zh_TW"/>
+        </w:rPr>
+        <w:t>；</w:t>
+      </w:r>
+      <w:hyperlink r:id="rId38">
+        <w:r>
+          <w:rPr>
+            <w:lang w:val="zh_TW" w:bidi="zh_TW"/>
+          </w:rPr>
+          <w:rPr>
+            <w:color w:val="0000EE"/>
+            <w:u w:val="single"/>
+          </w:rPr>
+          <w:t>西4:15–16</w:t>
+        </w:r>
+      </w:hyperlink>
+      <w:r>
+        <w:rPr>
+          <w:lang w:val="zh_TW" w:bidi="zh_TW"/>
+        </w:rPr>
+        <w:t>；</w:t>
+      </w:r>
+      <w:hyperlink r:id="rId39">
+        <w:r>
+          <w:rPr>
+            <w:lang w:val="zh_TW" w:bidi="zh_TW"/>
+          </w:rPr>
+          <w:rPr>
+            <w:color w:val="0000EE"/>
+            <w:u w:val="single"/>
+          </w:rPr>
+          <w:t>門1:1–2</w:t>
+        </w:r>
+      </w:hyperlink>
+      <w:r>
+        <w:rPr>
+          <w:lang w:val="zh_TW" w:bidi="zh_TW"/>
+        </w:rPr>
+        <w:t>。</w:t>
+      </w:r>
+    </w:p>
+    <w:p>
+      <w:pPr>
+        <w:pStyle w:val="Heading3"/>
+      </w:pPr>
+      <w:hyperlink r:id="rId35">
+        <w:r>
+          <w:rPr>
+            <w:lang w:val="zh_TW" w:bidi="zh_TW"/>
+          </w:rPr>
+          <w:rPr>
+            <w:color w:val="0000EE"/>
+            <w:u w:val="single"/>
+          </w:rPr>
+          <w:t>羅馬書十六章3–5、14–15節</w:t>
+        </w:r>
+      </w:hyperlink>
+    </w:p>
+    <w:p>
+      <w:pPr/>
+      <w:r>
+        <w:rPr>
+          <w:lang w:val="zh_TW" w:bidi="zh_TW"/>
+        </w:rPr>
+      </w:r>
+      <w:r>
+        <w:rPr>
+          <w:lang w:val="zh_TW" w:bidi="zh_TW"/>
+        </w:rPr>
+        <w:t>在羅馬書的最後一章，保羅請羅馬的信徒（即他這封書信所致的信徒）問候百基拉和亞居拉，以及在他們家中聚會的教會（</w:t>
+      </w:r>
+      <w:hyperlink r:id="rId35">
+        <w:r>
+          <w:rPr>
+            <w:lang w:val="zh_TW" w:bidi="zh_TW"/>
+          </w:rPr>
+          <w:rPr>
+            <w:color w:val="0000EE"/>
+            <w:u w:val="single"/>
+          </w:rPr>
+          <w:t>16:3–5</w:t>
+        </w:r>
+      </w:hyperlink>
+      <w:r>
+        <w:rPr>
+          <w:lang w:val="zh_TW" w:bidi="zh_TW"/>
+        </w:rPr>
+        <w:t>）。整個羅馬教會不可能在百基拉和亞居拉的家中聚會，因為當時教會規模太大，無法在一個家庭中聚集。相反，百基拉和亞居拉家中的教會必定是羅馬幾個這樣的「家庭教會」之一。以下討論支持這個觀點。</w:t>
+      </w:r>
+    </w:p>
+    <w:p>
+      <w:pPr/>
+      <w:r>
+        <w:rPr>
+          <w:lang w:val="zh_TW" w:bidi="zh_TW"/>
+        </w:rPr>
+      </w:r>
+      <w:r>
+        <w:rPr>
+          <w:lang w:val="zh_TW" w:bidi="zh_TW"/>
+        </w:rPr>
+        <w:t>保羅給羅馬人的信是寫給「在羅馬、為神所愛、奉召作聖徒的眾人」（</w:t>
+      </w:r>
+      <w:hyperlink r:id="rId40">
+        <w:r>
+          <w:rPr>
+            <w:lang w:val="zh_TW" w:bidi="zh_TW"/>
+          </w:rPr>
+          <w:rPr>
+            <w:color w:val="0000EE"/>
+            <w:u w:val="single"/>
+          </w:rPr>
+          <w:t>羅1:7</w:t>
+        </w:r>
+      </w:hyperlink>
+      <w:r>
+        <w:rPr>
+          <w:lang w:val="zh_TW" w:bidi="zh_TW"/>
+        </w:rPr>
+        <w:t>），而不是寫給「羅馬的教會」。當保羅寫這封信時，他還沒有去過羅馬，其他使徒也沒有去過。羅馬的教會可能是當一些猶太羅馬人在五旬節期間訪問耶路撒冷時（</w:t>
+      </w:r>
+      <w:hyperlink r:id="rId41">
+        <w:r>
+          <w:rPr>
+            <w:lang w:val="zh_TW" w:bidi="zh_TW"/>
+          </w:rPr>
+          <w:rPr>
+            <w:color w:val="0000EE"/>
+            <w:u w:val="single"/>
+          </w:rPr>
+          <w:t>徒2:10</w:t>
+        </w:r>
+      </w:hyperlink>
+      <w:r>
+        <w:rPr>
+          <w:lang w:val="zh_TW" w:bidi="zh_TW"/>
+        </w:rPr>
+        <w:t>）成為耶穌的信徒，然後再回到羅馬時建立的。由於沒有使徒創立這個教會，羅馬可能沒有任何正式的領袖（長老）。羅馬和附近地區可能有幾個不同的信徒群體在聚會。</w:t>
+      </w:r>
+    </w:p>
+    <w:p>
+      <w:pPr/>
+      <w:r>
+        <w:rPr>
+          <w:lang w:val="zh_TW" w:bidi="zh_TW"/>
+        </w:rPr>
+      </w:r>
+      <w:r>
+        <w:rPr>
+          <w:lang w:val="zh_TW" w:bidi="zh_TW"/>
+        </w:rPr>
+        <w:t>保羅認識羅馬的一些聖徒（他在最後一章中提到他們的名字）。 所以他寫信給該地區的所有信徒，而不是給整個教會——這也是他通常的做法（見</w:t>
+      </w:r>
+      <w:hyperlink r:id="rId42">
+        <w:r>
+          <w:rPr>
+            <w:lang w:val="zh_TW" w:bidi="zh_TW"/>
+          </w:rPr>
+          <w:rPr>
+            <w:color w:val="0000EE"/>
+            <w:u w:val="single"/>
+          </w:rPr>
+          <w:t>林前1:1</w:t>
+        </w:r>
+      </w:hyperlink>
+      <w:r>
+        <w:rPr>
+          <w:lang w:val="zh_TW" w:bidi="zh_TW"/>
+        </w:rPr>
+        <w:t>；</w:t>
+      </w:r>
+      <w:hyperlink r:id="rId43">
+        <w:r>
+          <w:rPr>
+            <w:lang w:val="zh_TW" w:bidi="zh_TW"/>
+          </w:rPr>
+          <w:rPr>
+            <w:color w:val="0000EE"/>
+            <w:u w:val="single"/>
+          </w:rPr>
+          <w:t>林後1:1</w:t>
+        </w:r>
+      </w:hyperlink>
+      <w:r>
+        <w:rPr>
+          <w:lang w:val="zh_TW" w:bidi="zh_TW"/>
+        </w:rPr>
+        <w:t>；</w:t>
+      </w:r>
+      <w:hyperlink r:id="rId44">
+        <w:r>
+          <w:rPr>
+            <w:lang w:val="zh_TW" w:bidi="zh_TW"/>
+          </w:rPr>
+          <w:rPr>
+            <w:color w:val="0000EE"/>
+            <w:u w:val="single"/>
+          </w:rPr>
+          <w:t>帖前1:1</w:t>
+        </w:r>
+      </w:hyperlink>
+      <w:r>
+        <w:rPr>
+          <w:lang w:val="zh_TW" w:bidi="zh_TW"/>
+        </w:rPr>
+        <w:t>；</w:t>
+      </w:r>
+      <w:hyperlink r:id="rId45">
+        <w:r>
+          <w:rPr>
+            <w:lang w:val="zh_TW" w:bidi="zh_TW"/>
+          </w:rPr>
+          <w:rPr>
+            <w:color w:val="0000EE"/>
+            <w:u w:val="single"/>
+          </w:rPr>
+          <w:t>帖後1:1</w:t>
+        </w:r>
+      </w:hyperlink>
+      <w:r>
+        <w:rPr>
+          <w:lang w:val="zh_TW" w:bidi="zh_TW"/>
+        </w:rPr>
+        <w:t>）。即便如此，「在羅馬、為神所愛、奉召作聖徒的眾人」也將構成「羅馬的教會」（參</w:t>
+      </w:r>
+      <w:hyperlink r:id="rId46">
+        <w:r>
+          <w:rPr>
+            <w:lang w:val="zh_TW" w:bidi="zh_TW"/>
+          </w:rPr>
+          <w:rPr>
+            <w:color w:val="0000EE"/>
+            <w:u w:val="single"/>
+          </w:rPr>
+          <w:t>腓1:1</w:t>
+        </w:r>
+      </w:hyperlink>
+      <w:r>
+        <w:rPr>
+          <w:lang w:val="zh_TW" w:bidi="zh_TW"/>
+        </w:rPr>
+        <w:t>，保羅在其中將信寫給腓立比所有聖徒）。</w:t>
+      </w:r>
+    </w:p>
+    <w:p>
+      <w:pPr/>
+      <w:r>
+        <w:rPr>
+          <w:lang w:val="zh_TW" w:bidi="zh_TW"/>
+        </w:rPr>
+      </w:r>
+      <w:r>
+        <w:rPr>
+          <w:lang w:val="zh_TW" w:bidi="zh_TW"/>
+        </w:rPr>
+        <w:t>在羅馬書的最後一章，保羅請所有在羅馬的信徒（即羅馬的「地方」教會）問候在百基拉和亞居拉家中的教會。在本章後面，保羅請教會問候亞遜其土、弗勒干、黑米、八羅巴、黑馬，以及與他們在一起的弟兄們。然後他再次請教會問候非羅羅古和猶利亞、尼利亞和他姊妹、阿林巴，以及所有與他們在一起的聖徒（</w:t>
+      </w:r>
+      <w:hyperlink r:id="rId47">
+        <w:r>
+          <w:rPr>
+            <w:lang w:val="zh_TW" w:bidi="zh_TW"/>
+          </w:rPr>
+          <w:rPr>
+            <w:color w:val="0000EE"/>
+            <w:u w:val="single"/>
+          </w:rPr>
+          <w:t>羅16:14–15</w:t>
+        </w:r>
+      </w:hyperlink>
+      <w:r>
+        <w:rPr>
+          <w:lang w:val="zh_TW" w:bidi="zh_TW"/>
+        </w:rPr>
+        <w:t xml:space="preserve">）。 </w:t>
+      </w:r>
+    </w:p>
+    <w:p>
+      <w:pPr/>
+      <w:r>
+        <w:rPr>
+          <w:lang w:val="zh_TW" w:bidi="zh_TW"/>
+        </w:rPr>
+      </w:r>
+      <w:r>
+        <w:rPr>
+          <w:lang w:val="zh_TW" w:bidi="zh_TW"/>
+        </w:rPr>
+        <w:t>顯然，保羅是在指另外兩組信徒，他們一定是在一起聚會的（在羅馬書</w:t>
+      </w:r>
+      <w:hyperlink r:id="rId48">
+        <w:r>
+          <w:rPr>
+            <w:lang w:val="zh_TW" w:bidi="zh_TW"/>
+          </w:rPr>
+          <w:rPr>
+            <w:color w:val="0000EE"/>
+            <w:u w:val="single"/>
+          </w:rPr>
+          <w:t>16:10–11</w:t>
+        </w:r>
+      </w:hyperlink>
+      <w:r>
+        <w:rPr>
+          <w:lang w:val="zh_TW" w:bidi="zh_TW"/>
+        </w:rPr>
+        <w:t>保羅指的另外兩組，在希臘文可能是指亞里多布家和拿其數家中的人，或他們的團體）。這說明羅馬的教會，像耶路撒冷和以弗所的教會一樣，有幾個家庭</w:t>
+      </w:r>
+      <w:r>
+        <w:rPr>
+          <w:i/>
+          <w:lang w:val="zh_TW" w:bidi="zh_TW"/>
+        </w:rPr>
+        <w:t>ekklesiai</w:t>
+      </w:r>
+      <w:r>
+        <w:rPr>
+          <w:lang w:val="zh_TW" w:bidi="zh_TW"/>
+        </w:rPr>
+        <w:t>（聚會）。</w:t>
+      </w:r>
+    </w:p>
+    <w:p>
+      <w:pPr/>
+      <w:r>
+        <w:rPr>
+          <w:lang w:val="zh_TW" w:bidi="zh_TW"/>
+        </w:rPr>
+      </w:r>
+      <w:r>
+        <w:rPr>
+          <w:lang w:val="zh_TW" w:bidi="zh_TW"/>
+        </w:rPr>
+        <w:t>保羅在公元58年左右寫了羅馬書。尼祿殘酷迫害基督徒的時期（稱為尼祿迫害〔Neronian persecution〕）大約始於公元64年。非宗教歷史學家如塔西圖（Tacitus，也譯塔西佗</w:t>
+      </w:r>
+      <w:r>
+        <w:rPr>
+          <w:lang w:val="zh_TW" w:bidi="zh_TW"/>
+        </w:rPr>
+        <w:t>）</w:t>
+      </w:r>
+      <w:r>
+        <w:rPr>
+          <w:lang w:val="zh_TW" w:bidi="zh_TW"/>
+        </w:rPr>
+        <w:t>告訴我們，在這次迫害中有大量基督徒被折磨和殺害（</w:t>
+      </w:r>
+      <w:r>
+        <w:rPr>
+          <w:i/>
+          <w:lang w:val="zh_TW" w:bidi="zh_TW"/>
+        </w:rPr>
+        <w:t>編年史</w:t>
+      </w:r>
+      <w:r>
+        <w:rPr>
+          <w:lang w:val="zh_TW" w:bidi="zh_TW"/>
+        </w:rPr>
+        <w:t>15.44）。另一位作家蘇埃托尼烏斯（Seutonius，在他的書</w:t>
+      </w:r>
+      <w:r>
+        <w:rPr>
+          <w:i/>
+          <w:lang w:val="zh_TW" w:bidi="zh_TW"/>
+        </w:rPr>
+        <w:t>尼祿〔Nero〕</w:t>
+      </w:r>
+      <w:r>
+        <w:rPr>
+          <w:lang w:val="zh_TW" w:bidi="zh_TW"/>
+        </w:rPr>
+        <w:t>第16章）也提到，基督徒在羅馬的快速增長使他們變得不受歡迎。</w:t>
+      </w:r>
+    </w:p>
+    <w:p>
+      <w:pPr/>
+      <w:r>
+        <w:rPr>
+          <w:lang w:val="zh_TW" w:bidi="zh_TW"/>
+        </w:rPr>
+      </w:r>
+      <w:r>
+        <w:rPr>
+          <w:lang w:val="zh_TW" w:bidi="zh_TW"/>
+        </w:rPr>
+        <w:t>的確，當保羅寫信給羅馬人時，他說他們的信德傳遍了天下（</w:t>
+      </w:r>
+      <w:hyperlink r:id="rId49">
+        <w:r>
+          <w:rPr>
+            <w:lang w:val="zh_TW" w:bidi="zh_TW"/>
+          </w:rPr>
+          <w:rPr>
+            <w:color w:val="0000EE"/>
+            <w:u w:val="single"/>
+          </w:rPr>
+          <w:t>1:8</w:t>
+        </w:r>
+      </w:hyperlink>
+      <w:r>
+        <w:rPr>
+          <w:lang w:val="zh_TW" w:bidi="zh_TW"/>
+        </w:rPr>
+        <w:t>）。這表明羅馬的教會已經對地中海世界產生影響。當保羅在三年後（公元61年）來到羅馬時，當地已經有一個大型的教會存在。從</w:t>
+      </w:r>
+      <w:hyperlink r:id="rId50">
+        <w:r>
+          <w:rPr>
+            <w:lang w:val="zh_TW" w:bidi="zh_TW"/>
+          </w:rPr>
+          <w:rPr>
+            <w:color w:val="0000EE"/>
+            <w:u w:val="single"/>
+          </w:rPr>
+          <w:t>羅馬書十五章23節</w:t>
+        </w:r>
+      </w:hyperlink>
+      <w:r>
+        <w:rPr>
+          <w:lang w:val="zh_TW" w:bidi="zh_TW"/>
+        </w:rPr>
+        <w:t>，我們知道這個教會早在保羅寫信給他們之前就已經存在多年。</w:t>
+      </w:r>
+    </w:p>
+    <w:p>
+      <w:pPr/>
+      <w:r>
+        <w:rPr>
+          <w:lang w:val="zh_TW" w:bidi="zh_TW"/>
+        </w:rPr>
+      </w:r>
+      <w:r>
+        <w:rPr>
+          <w:lang w:val="zh_TW" w:bidi="zh_TW"/>
+        </w:rPr>
+        <w:t>總之，保羅寫信給羅馬教會時，羅馬教會已經是一個相當大的教會。整個教會不可能在亞居拉和百基拉的家中聚會。他們是製造帳棚的工匠，應該只有一間中等大小的房子。此外，保羅在第</w:t>
+      </w:r>
+      <w:hyperlink r:id="rId51">
+        <w:r>
+          <w:rPr>
+            <w:lang w:val="zh_TW" w:bidi="zh_TW"/>
+          </w:rPr>
+          <w:rPr>
+            <w:color w:val="0000EE"/>
+            <w:u w:val="single"/>
+          </w:rPr>
           <w:t>16</w:t>
         </w:r>
       </w:hyperlink>
@@ -319,75 +1591,4240 @@
         <w:rPr>
           <w:lang w:val="zh_TW" w:bidi="zh_TW"/>
         </w:rPr>
-        <w:t>節）。保羅在羅馬監禁後可能到訪過克里特島，因為他在給提多的信中說：「我從前留你在克里特」（</w:t>
-      </w:r>
-      <w:hyperlink r:id="rId16">
-        <w:r>
-          <w:rPr>
-            <w:lang w:val="zh_TW" w:bidi="zh_TW"/>
-          </w:rPr>
-          <w:rPr>
-            <w:color w:val="0000EE"/>
-            <w:u w:val="single"/>
-          </w:rPr>
-          <w:t>多1:5</w:t>
-        </w:r>
-      </w:hyperlink>
-      <w:r>
-        <w:rPr>
-          <w:lang w:val="zh_TW" w:bidi="zh_TW"/>
-        </w:rPr>
-        <w:t>）。基於此和其他證據，許多學者認為保羅在第二次監禁及處決之前已獲釋，並有一段長期的事工（</w:t>
-      </w:r>
-      <w:hyperlink r:id="rId17">
-        <w:r>
-          <w:rPr>
-            <w:lang w:val="zh_TW" w:bidi="zh_TW"/>
-          </w:rPr>
-          <w:rPr>
-            <w:color w:val="0000EE"/>
-            <w:u w:val="single"/>
-          </w:rPr>
-          <w:t>提後4:6</w:t>
-        </w:r>
-      </w:hyperlink>
-      <w:r>
-        <w:rPr>
-          <w:lang w:val="zh_TW" w:bidi="zh_TW"/>
-        </w:rPr>
-        <w:t>）。保羅對克里特島的人評價不高，他引用他們自己的一位詩人說他們是「常說謊話，乃是惡獸，又饞又懶。」（</w:t>
-      </w:r>
-      <w:hyperlink r:id="rId18">
-        <w:r>
-          <w:rPr>
-            <w:lang w:val="zh_TW" w:bidi="zh_TW"/>
-          </w:rPr>
-          <w:rPr>
-            <w:color w:val="0000EE"/>
-            <w:u w:val="single"/>
-          </w:rPr>
-          <w:t>提1:12</w:t>
-        </w:r>
-      </w:hyperlink>
-      <w:r>
-        <w:rPr>
-          <w:lang w:val="zh_TW" w:bidi="zh_TW"/>
-        </w:rPr>
-        <w:t>）。但福音在那裡必定產生了相當大的影響，因為今天提多的名字在當地許多村莊、教堂和修道院中備受尊崇。</w:t>
-      </w:r>
-    </w:p>
-    <w:p>
-      <w:pPr/>
-      <w:r>
-        <w:rPr>
-          <w:lang w:val="zh_TW" w:bidi="zh_TW"/>
-        </w:rPr>
-      </w:r>
-      <w:r>
-        <w:rPr>
-          <w:lang w:val="zh_TW" w:bidi="zh_TW"/>
-        </w:rPr>
-        <w:t>由於其地理位置和土地相對肥沃，克里特島在戰爭和商業上具有重要價值。該島於公元前67年被羅馬征服，成為一個獨立的省份。居民在羅馬人和後來的希臘基督徒（拜占庭人）統治下繁榮昌盛。撒拉遜人（穆斯林）佔領該島超過一個世紀（公元823–960年）。經歷了數個世紀的基督徒領導後，它被土耳其蘇丹征服，文明逐漸衰退（公元1669–1898年）。在公元20世紀，克里特島一直是希臘的一部分，僅在第二次世界大戰期間被德國佔領過一段時間。</w:t>
+        <w:t>章中提及超過25個人的名字——而他當時甚至還沒有去過羅馬！</w:t>
+      </w:r>
+    </w:p>
+    <w:p>
+      <w:pPr/>
+      <w:r>
+        <w:rPr>
+          <w:lang w:val="zh_TW" w:bidi="zh_TW"/>
+        </w:rPr>
+      </w:r>
+      <w:r>
+        <w:rPr>
+          <w:lang w:val="zh_TW" w:bidi="zh_TW"/>
+        </w:rPr>
+        <w:t>在羅馬一定有好幾個</w:t>
+      </w:r>
+      <w:r>
+        <w:rPr>
+          <w:i/>
+          <w:lang w:val="zh_TW" w:bidi="zh_TW"/>
+        </w:rPr>
+        <w:t>ekklesiai</w:t>
+      </w:r>
+      <w:r>
+        <w:rPr>
+          <w:lang w:val="zh_TW" w:bidi="zh_TW"/>
+        </w:rPr>
+        <w:t>，這意味著有幾個家庭教會共同組成了羅馬的一個地方教會。例如，羅馬的基督徒顯然在許多家庭中敬拜，例如百基拉和亞居拉的家。其它在家庭中聚會的教會也在</w:t>
+      </w:r>
+      <w:hyperlink r:id="rId52">
+        <w:r>
+          <w:rPr>
+            <w:lang w:val="zh_TW" w:bidi="zh_TW"/>
+          </w:rPr>
+          <w:rPr>
+            <w:color w:val="0000EE"/>
+            <w:u w:val="single"/>
+          </w:rPr>
+          <w:t>歌羅西書四章15節</w:t>
+        </w:r>
+      </w:hyperlink>
+      <w:r>
+        <w:rPr>
+          <w:lang w:val="zh_TW" w:bidi="zh_TW"/>
+        </w:rPr>
+        <w:t>和</w:t>
+      </w:r>
+      <w:hyperlink r:id="rId36">
+        <w:r>
+          <w:rPr>
+            <w:lang w:val="zh_TW" w:bidi="zh_TW"/>
+          </w:rPr>
+          <w:rPr>
+            <w:color w:val="0000EE"/>
+            <w:u w:val="single"/>
+          </w:rPr>
+          <w:t>腓利門書一章2節</w:t>
+        </w:r>
+      </w:hyperlink>
+      <w:r>
+        <w:rPr>
+          <w:lang w:val="zh_TW" w:bidi="zh_TW"/>
+        </w:rPr>
+        <w:t>中提到。基督徒群體在重要信徒的家中或其它可用的房間裡聚會（參</w:t>
+      </w:r>
+      <w:hyperlink r:id="rId53">
+        <w:r>
+          <w:rPr>
+            <w:lang w:val="zh_TW" w:bidi="zh_TW"/>
+          </w:rPr>
+          <w:rPr>
+            <w:color w:val="0000EE"/>
+            <w:u w:val="single"/>
+          </w:rPr>
+          <w:t>太26:16</w:t>
+        </w:r>
+      </w:hyperlink>
+      <w:r>
+        <w:rPr>
+          <w:lang w:val="zh_TW" w:bidi="zh_TW"/>
+        </w:rPr>
+        <w:t>；</w:t>
+      </w:r>
+      <w:hyperlink r:id="rId54">
+        <w:r>
+          <w:rPr>
+            <w:lang w:val="zh_TW" w:bidi="zh_TW"/>
+          </w:rPr>
+          <w:rPr>
+            <w:color w:val="0000EE"/>
+            <w:u w:val="single"/>
+          </w:rPr>
+          <w:t>徒12:12</w:t>
+        </w:r>
+      </w:hyperlink>
+      <w:r>
+        <w:rPr>
+          <w:lang w:val="zh_TW" w:bidi="zh_TW"/>
+        </w:rPr>
+        <w:t>；</w:t>
+      </w:r>
+      <w:hyperlink r:id="rId55">
+        <w:r>
+          <w:rPr>
+            <w:lang w:val="zh_TW" w:bidi="zh_TW"/>
+          </w:rPr>
+          <w:rPr>
+            <w:color w:val="0000EE"/>
+            <w:u w:val="single"/>
+          </w:rPr>
+          <w:t>林前16:19</w:t>
+        </w:r>
+      </w:hyperlink>
+      <w:r>
+        <w:rPr>
+          <w:lang w:val="zh_TW" w:bidi="zh_TW"/>
+        </w:rPr>
+        <w:t>；</w:t>
+      </w:r>
+      <w:hyperlink r:id="rId52">
+        <w:r>
+          <w:rPr>
+            <w:lang w:val="zh_TW" w:bidi="zh_TW"/>
+          </w:rPr>
+          <w:rPr>
+            <w:color w:val="0000EE"/>
+            <w:u w:val="single"/>
+          </w:rPr>
+          <w:t>西4:15</w:t>
+        </w:r>
+      </w:hyperlink>
+      <w:r>
+        <w:rPr>
+          <w:lang w:val="zh_TW" w:bidi="zh_TW"/>
+        </w:rPr>
+        <w:t>；</w:t>
+      </w:r>
+      <w:hyperlink r:id="rId36">
+        <w:r>
+          <w:rPr>
+            <w:lang w:val="zh_TW" w:bidi="zh_TW"/>
+          </w:rPr>
+          <w:rPr>
+            <w:color w:val="0000EE"/>
+            <w:u w:val="single"/>
+          </w:rPr>
+          <w:t>門1:2</w:t>
+        </w:r>
+      </w:hyperlink>
+      <w:r>
+        <w:rPr>
+          <w:lang w:val="zh_TW" w:bidi="zh_TW"/>
+        </w:rPr>
+        <w:t xml:space="preserve">）。 </w:t>
+      </w:r>
+    </w:p>
+    <w:p>
+      <w:pPr/>
+      <w:r>
+        <w:rPr>
+          <w:lang w:val="zh_TW" w:bidi="zh_TW"/>
+        </w:rPr>
+      </w:r>
+      <w:r>
+        <w:rPr>
+          <w:lang w:val="zh_TW" w:bidi="zh_TW"/>
+        </w:rPr>
+        <w:t>在保羅列出的名單中，百基拉和亞居拉家中的教會是五個信徒群體中第一個被提到的，但也是唯一被明確稱為教會的（見</w:t>
+      </w:r>
+      <w:hyperlink r:id="rId56">
+        <w:r>
+          <w:rPr>
+            <w:lang w:val="zh_TW" w:bidi="zh_TW"/>
+          </w:rPr>
+          <w:rPr>
+            <w:color w:val="0000EE"/>
+            <w:u w:val="single"/>
+          </w:rPr>
+          <w:t>羅16:5、10–11、14–15</w:t>
+        </w:r>
+      </w:hyperlink>
+      <w:r>
+        <w:rPr>
+          <w:lang w:val="zh_TW" w:bidi="zh_TW"/>
+        </w:rPr>
+        <w:t>）。百基拉和亞居拉開放他們的家供基督徒聚會，那裡提到的教會只是羅馬所有基督徒的一部分。第</w:t>
+      </w:r>
+      <w:hyperlink r:id="rId48">
+        <w:r>
+          <w:rPr>
+            <w:lang w:val="zh_TW" w:bidi="zh_TW"/>
+          </w:rPr>
+          <w:rPr>
+            <w:color w:val="0000EE"/>
+            <w:u w:val="single"/>
+          </w:rPr>
+          <w:t>10–11節</w:t>
+        </w:r>
+      </w:hyperlink>
+      <w:r>
+        <w:rPr>
+          <w:lang w:val="zh_TW" w:bidi="zh_TW"/>
+        </w:rPr>
+        <w:t>和第</w:t>
+      </w:r>
+      <w:hyperlink r:id="rId47">
+        <w:r>
+          <w:rPr>
+            <w:lang w:val="zh_TW" w:bidi="zh_TW"/>
+          </w:rPr>
+          <w:rPr>
+            <w:color w:val="0000EE"/>
+            <w:u w:val="single"/>
+          </w:rPr>
+          <w:t>14–15節</w:t>
+        </w:r>
+      </w:hyperlink>
+      <w:r>
+        <w:rPr>
+          <w:lang w:val="zh_TW" w:bidi="zh_TW"/>
+        </w:rPr>
+        <w:t>似乎提到羅馬的另外兩個家庭教會。羅馬至少有三個教會，可能更多。每個家庭教會不太可能是一個獨立的群體，有著獨立的教會治理。相反，每個家庭教會應該只是羅馬一個地方教會中一部分聖徒在家中進行的聚會。</w:t>
+      </w:r>
+    </w:p>
+    <w:p>
+      <w:pPr>
+        <w:pStyle w:val="Heading3"/>
+      </w:pPr>
+      <w:hyperlink r:id="rId37">
+        <w:r>
+          <w:rPr>
+            <w:lang w:val="zh_TW" w:bidi="zh_TW"/>
+          </w:rPr>
+          <w:rPr>
+            <w:color w:val="0000EE"/>
+            <w:u w:val="single"/>
+          </w:rPr>
+          <w:t>哥林多前書十六章19–20節</w:t>
+        </w:r>
+      </w:hyperlink>
+    </w:p>
+    <w:p>
+      <w:pPr/>
+      <w:r>
+        <w:rPr>
+          <w:lang w:val="zh_TW" w:bidi="zh_TW"/>
+        </w:rPr>
+      </w:r>
+      <w:r>
+        <w:rPr>
+          <w:lang w:val="zh_TW" w:bidi="zh_TW"/>
+        </w:rPr>
+        <w:t>在這處經文中，我們再次看到亞居拉和百基拉，並再次得知有一個教會在他們的家中聚會。根據羅馬書，他們的家庭教會在羅馬，而根據哥林多前書（寫於以弗所），他們的家庭教會則在以弗所。</w:t>
+      </w:r>
+    </w:p>
+    <w:p>
+      <w:pPr/>
+      <w:r>
+        <w:rPr>
+          <w:lang w:val="zh_TW" w:bidi="zh_TW"/>
+        </w:rPr>
+      </w:r>
+      <w:r>
+        <w:rPr>
+          <w:lang w:val="zh_TW" w:bidi="zh_TW"/>
+        </w:rPr>
+        <w:t>許多學者認為，亞居拉和百基拉在公元49年左右離開羅馬，當時皇帝克勞第下令要所有猶太人離開羅馬。他們當時可能已經是基督徒了。根據</w:t>
+      </w:r>
+      <w:hyperlink r:id="rId57">
+        <w:r>
+          <w:rPr>
+            <w:lang w:val="zh_TW" w:bidi="zh_TW"/>
+          </w:rPr>
+          <w:rPr>
+            <w:color w:val="0000EE"/>
+            <w:u w:val="single"/>
+          </w:rPr>
+          <w:t>使徒行傳18章</w:t>
+        </w:r>
+      </w:hyperlink>
+      <w:r>
+        <w:rPr>
+          <w:lang w:val="zh_TW" w:bidi="zh_TW"/>
+        </w:rPr>
+        <w:t>，他們在哥林多與保羅會合（他們一起製造帳棚為生），然後在大約公元51年與保羅一起前往以弗所，那時以弗所的教會剛剛建立。保羅繼續他的第二次宣教之旅，而亞居拉和百基拉則留在以弗所。</w:t>
+      </w:r>
+    </w:p>
+    <w:p>
+      <w:pPr/>
+      <w:r>
+        <w:rPr>
+          <w:lang w:val="zh_TW" w:bidi="zh_TW"/>
+        </w:rPr>
+      </w:r>
+      <w:r>
+        <w:rPr>
+          <w:lang w:val="zh_TW" w:bidi="zh_TW"/>
+        </w:rPr>
+        <w:t>以弗所的早期教會可能最初在亞居拉和百基拉的家中聚會。保羅幾年後回到以弗所，並在那裡停留了兩年（約公元53–54年）。在這段時間，保羅關於耶穌的教導從以弗所（作為中心）傳遍整個小亞細亞（見</w:t>
+      </w:r>
+      <w:hyperlink r:id="rId58">
+        <w:r>
+          <w:rPr>
+            <w:lang w:val="zh_TW" w:bidi="zh_TW"/>
+          </w:rPr>
+          <w:rPr>
+            <w:color w:val="0000EE"/>
+            <w:u w:val="single"/>
+          </w:rPr>
+          <w:t>徒19:8–10</w:t>
+        </w:r>
+      </w:hyperlink>
+      <w:r>
+        <w:rPr>
+          <w:lang w:val="zh_TW" w:bidi="zh_TW"/>
+        </w:rPr>
+        <w:t>）。隨著這一切的發生，以弗所的教會逐漸壯大（見</w:t>
+      </w:r>
+      <w:hyperlink r:id="rId59">
+        <w:r>
+          <w:rPr>
+            <w:lang w:val="zh_TW" w:bidi="zh_TW"/>
+          </w:rPr>
+          <w:rPr>
+            <w:color w:val="0000EE"/>
+            <w:u w:val="single"/>
+          </w:rPr>
+          <w:t>18–20節</w:t>
+        </w:r>
+      </w:hyperlink>
+      <w:r>
+        <w:rPr>
+          <w:lang w:val="zh_TW" w:bidi="zh_TW"/>
+        </w:rPr>
+        <w:t>）。</w:t>
+      </w:r>
+    </w:p>
+    <w:p>
+      <w:pPr/>
+      <w:r>
+        <w:rPr>
+          <w:lang w:val="zh_TW" w:bidi="zh_TW"/>
+        </w:rPr>
+      </w:r>
+      <w:r>
+        <w:rPr>
+          <w:lang w:val="zh_TW" w:bidi="zh_TW"/>
+        </w:rPr>
+        <w:t>在這些年間，保羅寫信給哥林多信徒。他向亞細亞的教會、亞居拉和百基拉——以及他們家中的教會，還有所有的弟兄們問候（</w:t>
+      </w:r>
+      <w:hyperlink r:id="rId37">
+        <w:r>
+          <w:rPr>
+            <w:lang w:val="zh_TW" w:bidi="zh_TW"/>
+          </w:rPr>
+          <w:rPr>
+            <w:color w:val="0000EE"/>
+            <w:u w:val="single"/>
+          </w:rPr>
+          <w:t>林前16:19–20</w:t>
+        </w:r>
+      </w:hyperlink>
+      <w:r>
+        <w:rPr>
+          <w:lang w:val="zh_TW" w:bidi="zh_TW"/>
+        </w:rPr>
+        <w:t>）。保羅似乎是從以下幾個方面來傳達他的問候：</w:t>
+      </w:r>
+    </w:p>
+    <w:p>
+      <w:pPr>
+        <w:pStyle w:val="ListNumber"/>
+        <w:numPr>
+          <w:ilvl w:val="0"/>
+          <w:numId w:val="15"/>
+        </w:numPr>
+        <w:spacing w:line="240" w:lineRule="auto"/>
+        <w:ind w:left="720"/>
+      </w:pPr>
+      <w:r>
+        <w:rPr>
+          <w:lang w:val="zh_TW" w:bidi="zh_TW"/>
+        </w:rPr>
+      </w:r>
+      <w:r>
+        <w:rPr>
+          <w:lang w:val="zh_TW" w:bidi="zh_TW"/>
+        </w:rPr>
+        <w:t>來自小亞細亞的所有教會，</w:t>
+      </w:r>
+    </w:p>
+    <w:p>
+      <w:pPr>
+        <w:pStyle w:val="ListNumber"/>
+        <w:spacing w:line="240" w:lineRule="auto"/>
+        <w:ind w:left="720"/>
+      </w:pPr>
+      <w:r>
+        <w:rPr>
+          <w:lang w:val="zh_TW" w:bidi="zh_TW"/>
+        </w:rPr>
+      </w:r>
+      <w:r>
+        <w:rPr>
+          <w:lang w:val="zh_TW" w:bidi="zh_TW"/>
+        </w:rPr>
+        <w:t>以弗所的教會（相當於「所有弟兄」），以及</w:t>
+      </w:r>
+    </w:p>
+    <w:p>
+      <w:pPr>
+        <w:pStyle w:val="ListNumber"/>
+        <w:spacing w:line="240" w:lineRule="auto"/>
+        <w:ind w:left="720"/>
+      </w:pPr>
+      <w:r>
+        <w:rPr>
+          <w:lang w:val="zh_TW" w:bidi="zh_TW"/>
+        </w:rPr>
+      </w:r>
+      <w:r>
+        <w:rPr>
+          <w:lang w:val="zh_TW" w:bidi="zh_TW"/>
+        </w:rPr>
+        <w:t>那些在亞居拉和百基拉家中聚會的信徒。</w:t>
+      </w:r>
+    </w:p>
+    <w:p>
+      <w:pPr/>
+      <w:r>
+        <w:rPr>
+          <w:lang w:val="zh_TW" w:bidi="zh_TW"/>
+        </w:rPr>
+      </w:r>
+      <w:r>
+        <w:rPr>
+          <w:lang w:val="zh_TW" w:bidi="zh_TW"/>
+        </w:rPr>
+        <w:t>很難想像以弗所的所有聖徒都在亞居拉和百基拉的家中聚會。教會可能是以這種方式起初開始的，但隨著教會的成長，家庭聚會的數量也必然增加。</w:t>
+      </w:r>
+    </w:p>
+    <w:p>
+      <w:pPr/>
+      <w:r>
+        <w:rPr>
+          <w:lang w:val="zh_TW" w:bidi="zh_TW"/>
+        </w:rPr>
+      </w:r>
+      <w:r>
+        <w:rPr>
+          <w:lang w:val="zh_TW" w:bidi="zh_TW"/>
+        </w:rPr>
+        <w:t>我們從新約的其它部分了解到，以弗所必定有好幾個家庭聚會，因為那裡有很多聖徒。提摩太前書提到也支持這一點，這封書信是保羅在公元64年左右寫給提摩太的，當時提摩太正在以弗所領導教會。以弗所一定有許多聖徒——年輕男子（少年人）、年輕女子（少年婦女）、年長男子、寡婦等等（</w:t>
+      </w:r>
+      <w:hyperlink r:id="rId60">
+        <w:r>
+          <w:rPr>
+            <w:lang w:val="zh_TW" w:bidi="zh_TW"/>
+          </w:rPr>
+          <w:rPr>
+            <w:color w:val="0000EE"/>
+            <w:u w:val="single"/>
+          </w:rPr>
+          <w:t>提前5–6章</w:t>
+        </w:r>
+      </w:hyperlink>
+      <w:r>
+        <w:rPr>
+          <w:lang w:val="zh_TW" w:bidi="zh_TW"/>
+        </w:rPr>
+        <w:t>）。</w:t>
+      </w:r>
+    </w:p>
+    <w:p>
+      <w:pPr/>
+      <w:r>
+        <w:rPr>
+          <w:lang w:val="zh_TW" w:bidi="zh_TW"/>
+        </w:rPr>
+      </w:r>
+      <w:r>
+        <w:rPr>
+          <w:lang w:val="zh_TW" w:bidi="zh_TW"/>
+        </w:rPr>
+        <w:t>許多信徒必定在他們的家中舉辦過教會聚會（</w:t>
+      </w:r>
+      <w:r>
+        <w:rPr>
+          <w:i/>
+          <w:lang w:val="zh_TW" w:bidi="zh_TW"/>
+        </w:rPr>
+        <w:t>ekklesia）</w:t>
+      </w:r>
+      <w:r>
+        <w:rPr>
+          <w:lang w:val="zh_TW" w:bidi="zh_TW"/>
+        </w:rPr>
+        <w:t>。（亞居拉和百基拉在公元56/57年左右離開以弗所，回到羅馬，在他們的家中再次舉辦教會聚會。以弗所的其他信徒也會開放他們的家作為聚會場所。）但每個家庭聚會並沒有自己的領袖。反之，以弗所的所有教會都在一組領袖團隊的帶領之下，而該團隊由保羅的同工提摩太領導。</w:t>
+      </w:r>
+    </w:p>
+    <w:p>
+      <w:pPr>
+        <w:pStyle w:val="Heading3"/>
+      </w:pPr>
+      <w:hyperlink r:id="rId38">
+        <w:r>
+          <w:rPr>
+            <w:lang w:val="zh_TW" w:bidi="zh_TW"/>
+          </w:rPr>
+          <w:rPr>
+            <w:color w:val="0000EE"/>
+            <w:u w:val="single"/>
+          </w:rPr>
+          <w:t>歌羅西書四章15–16節</w:t>
+        </w:r>
+      </w:hyperlink>
+    </w:p>
+    <w:p>
+      <w:pPr/>
+      <w:r>
+        <w:rPr>
+          <w:lang w:val="zh_TW" w:bidi="zh_TW"/>
+        </w:rPr>
+      </w:r>
+      <w:r>
+        <w:rPr>
+          <w:lang w:val="zh_TW" w:bidi="zh_TW"/>
+        </w:rPr>
+        <w:t>在這部分，我們再次讀到在一個名叫寧法的人的家中有一個教會。在保羅對歌羅西教會的最後問候中，他請歌羅西的聖徒向以下的人問安：</w:t>
+      </w:r>
+    </w:p>
+    <w:p>
+      <w:pPr>
+        <w:pStyle w:val="ListNumber"/>
+        <w:numPr>
+          <w:ilvl w:val="0"/>
+          <w:numId w:val="16"/>
+        </w:numPr>
+        <w:spacing w:line="240" w:lineRule="auto"/>
+        <w:ind w:left="720"/>
+      </w:pPr>
+      <w:r>
+        <w:rPr>
+          <w:lang w:val="zh_TW" w:bidi="zh_TW"/>
+        </w:rPr>
+      </w:r>
+      <w:r>
+        <w:rPr>
+          <w:lang w:val="zh_TW" w:bidi="zh_TW"/>
+        </w:rPr>
+        <w:t>在老底嘉的弟兄，</w:t>
+      </w:r>
+    </w:p>
+    <w:p>
+      <w:pPr>
+        <w:pStyle w:val="ListNumber"/>
+        <w:spacing w:line="240" w:lineRule="auto"/>
+        <w:ind w:left="720"/>
+      </w:pPr>
+      <w:r>
+        <w:rPr>
+          <w:lang w:val="zh_TW" w:bidi="zh_TW"/>
+        </w:rPr>
+      </w:r>
+      <w:r>
+        <w:rPr>
+          <w:lang w:val="zh_TW" w:bidi="zh_TW"/>
+        </w:rPr>
+        <w:t>尤其是寧法，</w:t>
+      </w:r>
+    </w:p>
+    <w:p>
+      <w:pPr>
+        <w:pStyle w:val="ListNumber"/>
+        <w:spacing w:line="240" w:lineRule="auto"/>
+        <w:ind w:left="720"/>
+      </w:pPr>
+      <w:r>
+        <w:rPr>
+          <w:lang w:val="zh_TW" w:bidi="zh_TW"/>
+        </w:rPr>
+      </w:r>
+      <w:r>
+        <w:rPr>
+          <w:lang w:val="zh_TW" w:bidi="zh_TW"/>
+        </w:rPr>
+        <w:t>在寧法家中的教會。</w:t>
+      </w:r>
+    </w:p>
+    <w:p>
+      <w:pPr/>
+      <w:r>
+        <w:rPr>
+          <w:lang w:val="zh_TW" w:bidi="zh_TW"/>
+        </w:rPr>
+      </w:r>
+      <w:r>
+        <w:rPr>
+          <w:lang w:val="zh_TW" w:bidi="zh_TW"/>
+        </w:rPr>
+        <w:t>根據</w:t>
+      </w:r>
+      <w:hyperlink r:id="rId52">
+        <w:r>
+          <w:rPr>
+            <w:lang w:val="zh_TW" w:bidi="zh_TW"/>
+          </w:rPr>
+          <w:rPr>
+            <w:color w:val="0000EE"/>
+            <w:u w:val="single"/>
+          </w:rPr>
+          <w:t>歌羅西書4:15</w:t>
+        </w:r>
+      </w:hyperlink>
+      <w:r>
+        <w:rPr>
+          <w:lang w:val="zh_TW" w:bidi="zh_TW"/>
+        </w:rPr>
+        <w:t>的結構，第一個問安似乎包括老底嘉（靠近歌羅西的一個教會）的所有信徒，他們將構成整個老底嘉的教會（在</w:t>
+      </w:r>
+      <w:hyperlink r:id="rId61">
+        <w:r>
+          <w:rPr>
+            <w:lang w:val="zh_TW" w:bidi="zh_TW"/>
+          </w:rPr>
+          <w:rPr>
+            <w:color w:val="0000EE"/>
+            <w:u w:val="single"/>
+          </w:rPr>
+          <w:t>西4:16</w:t>
+        </w:r>
+      </w:hyperlink>
+      <w:r>
+        <w:rPr>
+          <w:lang w:val="zh_TW" w:bidi="zh_TW"/>
+        </w:rPr>
+        <w:t>中稱為「老底嘉的教會」）。第二和第三個問安是給老底嘉教會中的一個名叫寧法的人，以及在寧法家中聚會的教會。在寧法家中聚會的教會，可能是老底嘉當地教會中幾個家庭聚會之一——都是老底嘉這個地方教會的一部分。</w:t>
+      </w:r>
+    </w:p>
+    <w:p>
+      <w:pPr/>
+      <w:r>
+        <w:rPr>
+          <w:lang w:val="zh_TW" w:bidi="zh_TW"/>
+        </w:rPr>
+      </w:r>
+      <w:r>
+        <w:rPr>
+          <w:lang w:val="zh_TW" w:bidi="zh_TW"/>
+        </w:rPr>
+        <w:t>但是，這處經文中存在一個問題，可能會影響它的解釋。有些抄本使用「他家」；有些作「她家」；還有些作「他們家」。由於無法從希臘文經文確定寧法是男性還是女性，因此不同的抄寫員在「家」之前使用了不同的代名詞。在「她」和「他」這兩者之間，更有可能是將「她」改為「他」，而不是相反。</w:t>
+      </w:r>
+    </w:p>
+    <w:p>
+      <w:pPr/>
+      <w:r>
+        <w:rPr>
+          <w:lang w:val="zh_TW" w:bidi="zh_TW"/>
+        </w:rPr>
+      </w:r>
+      <w:r>
+        <w:rPr>
+          <w:lang w:val="zh_TW" w:bidi="zh_TW"/>
+        </w:rPr>
+        <w:t>有些學者認為「他們的」是指「老底嘉的弟兄們」，但如果我們理解「老底嘉的弟兄們」是指老底嘉的教會，這就說不通了。老底嘉的教會怎麼能在他們的家中聚會呢？</w:t>
+      </w:r>
+    </w:p>
+    <w:p>
+      <w:pPr/>
+      <w:r>
+        <w:rPr>
+          <w:lang w:val="zh_TW" w:bidi="zh_TW"/>
+        </w:rPr>
+      </w:r>
+      <w:r>
+        <w:rPr>
+          <w:lang w:val="zh_TW" w:bidi="zh_TW"/>
+        </w:rPr>
+        <w:t>有些學者認為，希臘文中的「他們的」</w:t>
+      </w:r>
+      <w:r>
+        <w:rPr>
+          <w:i/>
+          <w:lang w:val="zh_TW" w:bidi="zh_TW"/>
+        </w:rPr>
+        <w:t>（auton）</w:t>
+      </w:r>
+      <w:r>
+        <w:rPr>
+          <w:lang w:val="zh_TW" w:bidi="zh_TW"/>
+        </w:rPr>
+        <w:t>是指與寧法在一起的人——他的家人。</w:t>
+      </w:r>
+    </w:p>
+    <w:p>
+      <w:pPr/>
+      <w:r>
+        <w:rPr>
+          <w:lang w:val="zh_TW" w:bidi="zh_TW"/>
+        </w:rPr>
+      </w:r>
+      <w:r>
+        <w:rPr>
+          <w:lang w:val="zh_TW" w:bidi="zh_TW"/>
+        </w:rPr>
+        <w:t>無論是「她家」還是「他們家」，都是老底嘉教會中的一群特定信徒在那裡聚會。他們的聚會可以合理地稱為</w:t>
+      </w:r>
+      <w:r>
+        <w:rPr>
+          <w:i/>
+          <w:lang w:val="zh_TW" w:bidi="zh_TW"/>
+        </w:rPr>
+        <w:t>ekklesia</w:t>
+      </w:r>
+      <w:r>
+        <w:rPr>
+          <w:lang w:val="zh_TW" w:bidi="zh_TW"/>
+        </w:rPr>
+        <w:t>——一個共同集會的群體。</w:t>
+      </w:r>
+    </w:p>
+    <w:p>
+      <w:pPr>
+        <w:pStyle w:val="Heading3"/>
+      </w:pPr>
+      <w:hyperlink r:id="rId39">
+        <w:r>
+          <w:rPr>
+            <w:lang w:val="zh_TW" w:bidi="zh_TW"/>
+          </w:rPr>
+          <w:rPr>
+            <w:color w:val="0000EE"/>
+            <w:u w:val="single"/>
+          </w:rPr>
+          <w:t>腓利門書一章1–2節</w:t>
+        </w:r>
+      </w:hyperlink>
+    </w:p>
+    <w:p>
+      <w:pPr/>
+      <w:r>
+        <w:rPr>
+          <w:lang w:val="zh_TW" w:bidi="zh_TW"/>
+        </w:rPr>
+      </w:r>
+      <w:r>
+        <w:rPr>
+          <w:lang w:val="zh_TW" w:bidi="zh_TW"/>
+        </w:rPr>
+        <w:t>這是我們在新約聖經中最後一次讀到在某個家庭中的教會。保羅寫了一封簡短的書信給歌羅西教會的領袖腓利門，他在信中提到了腓利門的逃奴阿尼西謀，這個奴隸是保羅引領歸信基督的。</w:t>
+      </w:r>
+    </w:p>
+    <w:p>
+      <w:pPr/>
+      <w:r>
+        <w:rPr>
+          <w:lang w:val="zh_TW" w:bidi="zh_TW"/>
+        </w:rPr>
+      </w:r>
+      <w:r>
+        <w:rPr>
+          <w:lang w:val="zh_TW" w:bidi="zh_TW"/>
+        </w:rPr>
+        <w:t>在這封簡短的書信的開頭，保羅向腓利門、亞腓亞、亞基布和在腓利門家中的教會問安。保羅並沒有向歌羅西的所有聖徒問安，然後再向腓利門家中的教會問安。這是</w:t>
+      </w:r>
+      <w:hyperlink r:id="rId37">
+        <w:r>
+          <w:rPr>
+            <w:lang w:val="zh_TW" w:bidi="zh_TW"/>
+          </w:rPr>
+          <w:rPr>
+            <w:color w:val="0000EE"/>
+            <w:u w:val="single"/>
+          </w:rPr>
+          <w:t>哥林多前書十六章19至20節</w:t>
+        </w:r>
+      </w:hyperlink>
+      <w:r>
+        <w:rPr>
+          <w:lang w:val="zh_TW" w:bidi="zh_TW"/>
+        </w:rPr>
+        <w:t>和</w:t>
+      </w:r>
+      <w:hyperlink r:id="rId52">
+        <w:r>
+          <w:rPr>
+            <w:lang w:val="zh_TW" w:bidi="zh_TW"/>
+          </w:rPr>
+          <w:rPr>
+            <w:color w:val="0000EE"/>
+            <w:u w:val="single"/>
+          </w:rPr>
+          <w:t>西歌羅西書四章15節</w:t>
+        </w:r>
+      </w:hyperlink>
+      <w:r>
+        <w:rPr>
+          <w:lang w:val="zh_TW" w:bidi="zh_TW"/>
+        </w:rPr>
+        <w:t>的模式。相反，他只是向腓利門和他家中的教會問安。因此，我們可以推測，歌羅西的整個教會必定是在腓利門的家中聚會。</w:t>
+      </w:r>
+    </w:p>
+    <w:p>
+      <w:pPr>
+        <w:pStyle w:val="Heading3"/>
+      </w:pPr>
+      <w:r>
+        <w:rPr>
+          <w:lang w:val="zh_TW" w:bidi="zh_TW"/>
+        </w:rPr>
+        <w:t>在家庭聚會和教會聚會中的敬拜</w:t>
+      </w:r>
+    </w:p>
+    <w:p>
+      <w:pPr/>
+      <w:r>
+        <w:rPr>
+          <w:lang w:val="zh_TW" w:bidi="zh_TW"/>
+        </w:rPr>
+      </w:r>
+      <w:r>
+        <w:rPr>
+          <w:lang w:val="zh_TW" w:bidi="zh_TW"/>
+        </w:rPr>
+        <w:t>當教會在耶路撒冷剛成立時，信徒們在家中聚會，舉行團契和敬拜。早期的基督徒在家中聚會，聆聽使徒的教導並舉行聖餐，這被稱為「擘餅」（</w:t>
+      </w:r>
+      <w:hyperlink r:id="rId62">
+        <w:r>
+          <w:rPr>
+            <w:lang w:val="zh_TW" w:bidi="zh_TW"/>
+          </w:rPr>
+          <w:rPr>
+            <w:color w:val="0000EE"/>
+            <w:u w:val="single"/>
+          </w:rPr>
+          <w:t>徒2:42–47</w:t>
+        </w:r>
+      </w:hyperlink>
+      <w:r>
+        <w:rPr>
+          <w:lang w:val="zh_TW" w:bidi="zh_TW"/>
+        </w:rPr>
+        <w:t>）。</w:t>
+      </w:r>
+    </w:p>
+    <w:p>
+      <w:pPr/>
+      <w:r>
+        <w:rPr>
+          <w:lang w:val="zh_TW" w:bidi="zh_TW"/>
+        </w:rPr>
+      </w:r>
+      <w:r>
+        <w:rPr>
+          <w:lang w:val="zh_TW" w:bidi="zh_TW"/>
+        </w:rPr>
+        <w:t>在這些聚會中，基督徒經常共享所謂的愛筵（</w:t>
+      </w:r>
+      <w:hyperlink r:id="rId63">
+        <w:r>
+          <w:rPr>
+            <w:lang w:val="zh_TW" w:bidi="zh_TW"/>
+          </w:rPr>
+          <w:rPr>
+            <w:color w:val="0000EE"/>
+            <w:u w:val="single"/>
+          </w:rPr>
+          <w:t>彼後2:13</w:t>
+        </w:r>
+      </w:hyperlink>
+      <w:r>
+        <w:rPr>
+          <w:lang w:val="zh_TW" w:bidi="zh_TW"/>
+        </w:rPr>
+        <w:t>；</w:t>
+      </w:r>
+      <w:hyperlink r:id="rId64">
+        <w:r>
+          <w:rPr>
+            <w:lang w:val="zh_TW" w:bidi="zh_TW"/>
+          </w:rPr>
+          <w:rPr>
+            <w:color w:val="0000EE"/>
+            <w:u w:val="single"/>
+          </w:rPr>
+          <w:t>猶1:12</w:t>
+        </w:r>
+      </w:hyperlink>
+      <w:r>
+        <w:rPr>
+          <w:lang w:val="zh_TW" w:bidi="zh_TW"/>
+        </w:rPr>
+        <w:t>）。在這些聚會中，他們誦讀經文、唱聖詩和詩篇，並喜樂地讚美主（見</w:t>
+      </w:r>
+      <w:hyperlink r:id="rId65">
+        <w:r>
+          <w:rPr>
+            <w:lang w:val="zh_TW" w:bidi="zh_TW"/>
+          </w:rPr>
+          <w:rPr>
+            <w:color w:val="0000EE"/>
+            <w:u w:val="single"/>
+          </w:rPr>
+          <w:t>弗5:18–20</w:t>
+        </w:r>
+      </w:hyperlink>
+      <w:r>
+        <w:rPr>
+          <w:lang w:val="zh_TW" w:bidi="zh_TW"/>
+        </w:rPr>
+        <w:t>；</w:t>
+      </w:r>
+      <w:hyperlink r:id="rId66">
+        <w:r>
+          <w:rPr>
+            <w:lang w:val="zh_TW" w:bidi="zh_TW"/>
+          </w:rPr>
+          <w:rPr>
+            <w:color w:val="0000EE"/>
+            <w:u w:val="single"/>
+          </w:rPr>
+          <w:t>西3:16–17</w:t>
+        </w:r>
+      </w:hyperlink>
+      <w:r>
+        <w:rPr>
+          <w:lang w:val="zh_TW" w:bidi="zh_TW"/>
+        </w:rPr>
+        <w:t>）。 基督徒也聚集在家中禱告（</w:t>
+      </w:r>
+      <w:hyperlink r:id="rId54">
+        <w:r>
+          <w:rPr>
+            <w:lang w:val="zh_TW" w:bidi="zh_TW"/>
+          </w:rPr>
+          <w:rPr>
+            <w:color w:val="0000EE"/>
+            <w:u w:val="single"/>
+          </w:rPr>
+          <w:t>徒12:12</w:t>
+        </w:r>
+      </w:hyperlink>
+      <w:r>
+        <w:rPr>
+          <w:lang w:val="zh_TW" w:bidi="zh_TW"/>
+        </w:rPr>
+        <w:t>）並閱讀聖經。</w:t>
+      </w:r>
+    </w:p>
+    <w:p>
+      <w:pPr/>
+      <w:r>
+        <w:rPr>
+          <w:lang w:val="zh_TW" w:bidi="zh_TW"/>
+        </w:rPr>
+      </w:r>
+      <w:r>
+        <w:rPr>
+          <w:lang w:val="zh_TW" w:bidi="zh_TW"/>
+        </w:rPr>
+        <w:t>小群的信徒定期在家中聚會敬拜。在一個有幾個這樣的</w:t>
+      </w:r>
+      <w:r>
+        <w:rPr>
+          <w:i/>
+          <w:lang w:val="zh_TW" w:bidi="zh_TW"/>
+        </w:rPr>
+        <w:t>ekklesiai</w:t>
+      </w:r>
+      <w:r>
+        <w:rPr>
+          <w:lang w:val="zh_TW" w:bidi="zh_TW"/>
+        </w:rPr>
+        <w:t>的城裡，所有的信徒會在特別的場合聚集在一起。聖經告訴我們，所有信徒會聚集在一起聆聽使徒的書信（見</w:t>
+      </w:r>
+      <w:hyperlink r:id="rId67">
+        <w:r>
+          <w:rPr>
+            <w:lang w:val="zh_TW" w:bidi="zh_TW"/>
+          </w:rPr>
+          <w:rPr>
+            <w:color w:val="0000EE"/>
+            <w:u w:val="single"/>
+          </w:rPr>
+          <w:t>徒15:30</w:t>
+        </w:r>
+      </w:hyperlink>
+      <w:r>
+        <w:rPr>
+          <w:lang w:val="zh_TW" w:bidi="zh_TW"/>
+        </w:rPr>
+        <w:t>；</w:t>
+      </w:r>
+      <w:hyperlink r:id="rId61">
+        <w:r>
+          <w:rPr>
+            <w:lang w:val="zh_TW" w:bidi="zh_TW"/>
+          </w:rPr>
+          <w:rPr>
+            <w:color w:val="0000EE"/>
+            <w:u w:val="single"/>
+          </w:rPr>
+          <w:t>西4:16</w:t>
+        </w:r>
+      </w:hyperlink>
+      <w:r>
+        <w:rPr>
+          <w:lang w:val="zh_TW" w:bidi="zh_TW"/>
+        </w:rPr>
+        <w:t>）。我們可以從新約記載中推測，一個城裡的所有基督徒每週在主日聚會一次，而這一天被稱為主日。</w:t>
+      </w:r>
+    </w:p>
+    <w:p>
+      <w:pPr/>
+      <w:r>
+        <w:rPr>
+          <w:lang w:val="zh_TW" w:bidi="zh_TW"/>
+        </w:rPr>
+      </w:r>
+      <w:r>
+        <w:rPr>
+          <w:lang w:val="zh_TW" w:bidi="zh_TW"/>
+        </w:rPr>
+        <w:t>哥林多前書告訴我們，當一個城的所有信徒聚在一起敬拜時，早期的信徒是如何敬拜的。我們知道哥林多前書提到的是這樣大型的聚會，因為保羅在</w:t>
+      </w:r>
+      <w:hyperlink r:id="rId68">
+        <w:r>
+          <w:rPr>
+            <w:lang w:val="zh_TW" w:bidi="zh_TW"/>
+          </w:rPr>
+          <w:rPr>
+            <w:color w:val="0000EE"/>
+            <w:u w:val="single"/>
+          </w:rPr>
+          <w:t>11:20</w:t>
+        </w:r>
+      </w:hyperlink>
+      <w:r>
+        <w:rPr>
+          <w:lang w:val="zh_TW" w:bidi="zh_TW"/>
+        </w:rPr>
+        <w:t>提到所有信徒聚集在一個地方。同樣，他在</w:t>
+      </w:r>
+      <w:hyperlink r:id="rId69">
+        <w:r>
+          <w:rPr>
+            <w:lang w:val="zh_TW" w:bidi="zh_TW"/>
+          </w:rPr>
+          <w:rPr>
+            <w:color w:val="0000EE"/>
+            <w:u w:val="single"/>
+          </w:rPr>
+          <w:t>14:23</w:t>
+        </w:r>
+      </w:hyperlink>
+      <w:r>
+        <w:rPr>
+          <w:lang w:val="zh_TW" w:bidi="zh_TW"/>
+        </w:rPr>
+        <w:t>提到整個教會聚集在一個地方。</w:t>
+      </w:r>
+    </w:p>
+    <w:p>
+      <w:pPr/>
+      <w:r>
+        <w:rPr>
+          <w:lang w:val="zh_TW" w:bidi="zh_TW"/>
+        </w:rPr>
+      </w:r>
+      <w:r>
+        <w:rPr>
+          <w:lang w:val="zh_TW" w:bidi="zh_TW"/>
+        </w:rPr>
+        <w:t>保羅用這封信來糾正哥林多人在兩個方面的行為：</w:t>
+      </w:r>
+    </w:p>
+    <w:p>
+      <w:pPr>
+        <w:pStyle w:val="ListBullet"/>
+        <w:spacing w:line="240" w:lineRule="auto"/>
+        <w:ind w:left="720"/>
+      </w:pPr>
+      <w:r>
+        <w:rPr>
+          <w:lang w:val="zh_TW" w:bidi="zh_TW"/>
+        </w:rPr>
+      </w:r>
+      <w:r>
+        <w:rPr>
+          <w:lang w:val="zh_TW" w:bidi="zh_TW"/>
+        </w:rPr>
+        <w:t>當他們慶祝聖餐時（</w:t>
+      </w:r>
+      <w:hyperlink r:id="rId70">
+        <w:r>
+          <w:rPr>
+            <w:lang w:val="zh_TW" w:bidi="zh_TW"/>
+          </w:rPr>
+          <w:rPr>
+            <w:color w:val="0000EE"/>
+            <w:u w:val="single"/>
+          </w:rPr>
+          <w:t>林前11:17–34</w:t>
+        </w:r>
+      </w:hyperlink>
+      <w:r>
+        <w:rPr>
+          <w:lang w:val="zh_TW" w:bidi="zh_TW"/>
+        </w:rPr>
+        <w:t>）</w:t>
+      </w:r>
+    </w:p>
+    <w:p>
+      <w:pPr>
+        <w:pStyle w:val="ListBullet"/>
+        <w:spacing w:line="240" w:lineRule="auto"/>
+        <w:ind w:left="720"/>
+      </w:pPr>
+      <w:r>
+        <w:rPr>
+          <w:lang w:val="zh_TW" w:bidi="zh_TW"/>
+        </w:rPr>
+      </w:r>
+      <w:r>
+        <w:rPr>
+          <w:lang w:val="zh_TW" w:bidi="zh_TW"/>
+        </w:rPr>
+        <w:t>當他們在教會聚會中運用屬靈恩賜時（</w:t>
+      </w:r>
+      <w:hyperlink r:id="rId71">
+        <w:r>
+          <w:rPr>
+            <w:lang w:val="zh_TW" w:bidi="zh_TW"/>
+          </w:rPr>
+          <w:rPr>
+            <w:color w:val="0000EE"/>
+            <w:u w:val="single"/>
+          </w:rPr>
+          <w:t>林前14章</w:t>
+        </w:r>
+      </w:hyperlink>
+      <w:r>
+        <w:rPr>
+          <w:lang w:val="zh_TW" w:bidi="zh_TW"/>
+        </w:rPr>
+        <w:t>）</w:t>
+      </w:r>
+    </w:p>
+    <w:p>
+      <w:pPr/>
+      <w:r>
+        <w:rPr>
+          <w:lang w:val="zh_TW" w:bidi="zh_TW"/>
+        </w:rPr>
+      </w:r>
+      <w:r>
+        <w:rPr>
+          <w:lang w:val="zh_TW" w:bidi="zh_TW"/>
+        </w:rPr>
+        <w:t>保羅的糾正告訴我們，他認為一個好的基督徒聚會應該是什麼樣的。保羅可能是根據他在其它教會聚會中的經驗來做這個決定的。</w:t>
+      </w:r>
+    </w:p>
+    <w:p>
+      <w:pPr/>
+      <w:r>
+        <w:rPr>
+          <w:lang w:val="zh_TW" w:bidi="zh_TW"/>
+        </w:rPr>
+      </w:r>
+      <w:r>
+        <w:rPr>
+          <w:lang w:val="zh_TW" w:bidi="zh_TW"/>
+        </w:rPr>
+        <w:t>保羅告訴哥林多人，應該以符合耶穌設立這餐的方式來共同慶祝聖餐。他們要紀念主以及主為他們而死的事實，並且要以莊重的態度吃這餅和喝這杯。同時，他們要意識到自己是基督身體的一部分——彼此聯合，也與基督聯合。</w:t>
+      </w:r>
+    </w:p>
+    <w:p>
+      <w:pPr/>
+      <w:r>
+        <w:rPr>
+          <w:lang w:val="zh_TW" w:bidi="zh_TW"/>
+        </w:rPr>
+      </w:r>
+      <w:r>
+        <w:rPr>
+          <w:lang w:val="zh_TW" w:bidi="zh_TW"/>
+        </w:rPr>
+        <w:t>保羅在第</w:t>
+      </w:r>
+      <w:hyperlink r:id="rId71">
+        <w:r>
+          <w:rPr>
+            <w:lang w:val="zh_TW" w:bidi="zh_TW"/>
+          </w:rPr>
+          <w:rPr>
+            <w:color w:val="0000EE"/>
+            <w:u w:val="single"/>
+          </w:rPr>
+          <w:t>14</w:t>
+        </w:r>
+      </w:hyperlink>
+      <w:r>
+        <w:rPr>
+          <w:lang w:val="zh_TW" w:bidi="zh_TW"/>
+        </w:rPr>
+        <w:t>章說，這種「肢體的意識（body awareness）」應該體現在信徒一起敬拜的方式上。一個人的個人經歷和自由不應該阻止整個群體一起敬拜神。因此，當信徒運用他們的屬靈恩賜時，應該有秩序地進行，並且是為了幫助整個群體成長，而不僅僅是為了自己。這些屬靈的恩賜包括：</w:t>
+      </w:r>
+    </w:p>
+    <w:p>
+      <w:pPr>
+        <w:pStyle w:val="ListBullet"/>
+        <w:spacing w:line="240" w:lineRule="auto"/>
+        <w:ind w:left="720"/>
+      </w:pPr>
+      <w:r>
+        <w:rPr>
+          <w:lang w:val="zh_TW" w:bidi="zh_TW"/>
+        </w:rPr>
+      </w:r>
+      <w:r>
+        <w:rPr>
+          <w:lang w:val="zh_TW" w:bidi="zh_TW"/>
+        </w:rPr>
+        <w:t>預言（分享來自神的信息）</w:t>
+      </w:r>
+    </w:p>
+    <w:p>
+      <w:pPr>
+        <w:pStyle w:val="ListBullet"/>
+        <w:spacing w:line="240" w:lineRule="auto"/>
+        <w:ind w:left="720"/>
+      </w:pPr>
+      <w:r>
+        <w:rPr>
+          <w:lang w:val="zh_TW" w:bidi="zh_TW"/>
+        </w:rPr>
+      </w:r>
+      <w:r>
+        <w:rPr>
+          <w:lang w:val="zh_TW" w:bidi="zh_TW"/>
+        </w:rPr>
+        <w:t>說方言（說特殊的語言）</w:t>
+      </w:r>
+    </w:p>
+    <w:p>
+      <w:pPr>
+        <w:pStyle w:val="ListBullet"/>
+        <w:spacing w:line="240" w:lineRule="auto"/>
+        <w:ind w:left="720"/>
+      </w:pPr>
+      <w:r>
+        <w:rPr>
+          <w:lang w:val="zh_TW" w:bidi="zh_TW"/>
+        </w:rPr>
+      </w:r>
+      <w:r>
+        <w:rPr>
+          <w:lang w:val="zh_TW" w:bidi="zh_TW"/>
+        </w:rPr>
+        <w:t>翻方言（解釋方言所說的內容）</w:t>
+      </w:r>
+    </w:p>
+    <w:p>
+      <w:pPr>
+        <w:pStyle w:val="ListBullet"/>
+        <w:spacing w:line="240" w:lineRule="auto"/>
+        <w:ind w:left="720"/>
+      </w:pPr>
+      <w:r>
+        <w:rPr>
+          <w:lang w:val="zh_TW" w:bidi="zh_TW"/>
+        </w:rPr>
+      </w:r>
+      <w:r>
+        <w:rPr>
+          <w:lang w:val="zh_TW" w:bidi="zh_TW"/>
+        </w:rPr>
+        <w:t>教導</w:t>
+      </w:r>
+    </w:p>
+    <w:p>
+      <w:pPr/>
+      <w:r>
+        <w:rPr>
+          <w:lang w:val="zh_TW" w:bidi="zh_TW"/>
+        </w:rPr>
+      </w:r>
+      <w:r>
+        <w:rPr>
+          <w:lang w:val="zh_TW" w:bidi="zh_TW"/>
+        </w:rPr>
+        <w:t>當所有教會聚集一起敬拜神時，應該展現出屬靈的合一。</w:t>
+      </w:r>
+    </w:p>
+    <w:p>
+      <w:pPr/>
+      <w:r>
+        <w:rPr>
+          <w:lang w:val="zh_TW" w:bidi="zh_TW"/>
+        </w:rPr>
+      </w:r>
+      <w:r>
+        <w:rPr>
+          <w:i/>
+          <w:lang w:val="zh_TW" w:bidi="zh_TW"/>
+        </w:rPr>
+        <w:t>另見</w:t>
+      </w:r>
+      <w:r>
+        <w:rPr>
+          <w:lang w:val="zh_TW" w:bidi="zh_TW"/>
+        </w:rPr>
+        <w:t xml:space="preserve"> </w:t>
+      </w:r>
+      <w:r>
+        <w:rPr>
+          <w:lang w:val="zh_TW" w:bidi="zh_TW"/>
+        </w:rPr>
+        <w:t>教會</w:t>
+      </w:r>
+      <w:r>
+        <w:rPr>
+          <w:lang w:val="zh_TW" w:bidi="zh_TW"/>
+        </w:rPr>
+        <w:t>。</w:t>
+      </w:r>
+      <w:r>
+        <w:rPr>
+          <w:lang w:val="zh_TW" w:bidi="zh_TW"/>
+        </w:rPr>
+      </w:r>
+      <w:r>
+        <w:rPr>
+          <w:lang w:val="zh_TW" w:bidi="zh_TW"/>
+        </w:rPr>
+      </w:r>
+    </w:p>
+    <w:p>
+      <w:pPr/>
+      <w:r>
+        <w:rPr>
+          <w:lang w:val="zh_TW" w:bidi="zh_TW"/>
+        </w:rPr>
+      </w:r>
+    </w:p>
+    <w:p>
+      <w:pPr>
+        <w:pStyle w:val="Heading2"/>
+      </w:pPr>
+      <w:r>
+        <w:rPr>
+          <w:lang w:val="zh_TW" w:bidi="zh_TW"/>
+        </w:rPr>
+        <w:t>教師</w:t>
+      </w:r>
+      <w:r>
+        <w:rPr>
+          <w:lang w:val="zh_TW" w:bidi="zh_TW"/>
+        </w:rPr>
+      </w:r>
+    </w:p>
+    <w:p>
+      <w:pPr/>
+      <w:r>
+        <w:rPr>
+          <w:lang w:val="zh_TW" w:bidi="zh_TW"/>
+        </w:rPr>
+      </w:r>
+      <w:r>
+        <w:rPr>
+          <w:lang w:val="zh_TW" w:bidi="zh_TW"/>
+        </w:rPr>
+        <w:t>教師保存了一個民族的價值觀和教育，並將這些傳承給下一代。在舊約時代，最早的教師通常是父母（</w:t>
+      </w:r>
+      <w:hyperlink r:id="rId72">
+        <w:r>
+          <w:rPr>
+            <w:lang w:val="zh_TW" w:bidi="zh_TW"/>
+          </w:rPr>
+          <w:rPr>
+            <w:color w:val="0000EE"/>
+            <w:u w:val="single"/>
+          </w:rPr>
+          <w:t>申6:7、20–25</w:t>
+        </w:r>
+      </w:hyperlink>
+      <w:r>
+        <w:rPr>
+          <w:lang w:val="zh_TW" w:bidi="zh_TW"/>
+        </w:rPr>
+        <w:t>，</w:t>
+      </w:r>
+      <w:hyperlink r:id="rId73">
+        <w:r>
+          <w:rPr>
+            <w:lang w:val="zh_TW" w:bidi="zh_TW"/>
+          </w:rPr>
+          <w:rPr>
+            <w:color w:val="0000EE"/>
+            <w:u w:val="single"/>
+          </w:rPr>
+          <w:t>11:19–21</w:t>
+        </w:r>
+      </w:hyperlink>
+      <w:r>
+        <w:rPr>
+          <w:lang w:val="zh_TW" w:bidi="zh_TW"/>
+        </w:rPr>
+        <w:t>）。像摩西和亞倫這樣的領袖負責教導百姓（</w:t>
+      </w:r>
+      <w:hyperlink r:id="rId74">
+        <w:r>
+          <w:rPr>
+            <w:lang w:val="zh_TW" w:bidi="zh_TW"/>
+          </w:rPr>
+          <w:rPr>
+            <w:color w:val="0000EE"/>
+            <w:u w:val="single"/>
+          </w:rPr>
+          <w:t>利10:11</w:t>
+        </w:r>
+      </w:hyperlink>
+      <w:r>
+        <w:rPr>
+          <w:lang w:val="zh_TW" w:bidi="zh_TW"/>
+        </w:rPr>
+        <w:t>）。後來，祭司和利未人也有教導的職責（</w:t>
+      </w:r>
+      <w:hyperlink r:id="rId75">
+        <w:r>
+          <w:rPr>
+            <w:lang w:val="zh_TW" w:bidi="zh_TW"/>
+          </w:rPr>
+          <w:rPr>
+            <w:color w:val="0000EE"/>
+            <w:u w:val="single"/>
+          </w:rPr>
+          <w:t>申24:8</w:t>
+        </w:r>
+      </w:hyperlink>
+      <w:r>
+        <w:rPr>
+          <w:lang w:val="zh_TW" w:bidi="zh_TW"/>
+        </w:rPr>
+        <w:t>，</w:t>
+      </w:r>
+      <w:hyperlink r:id="rId76">
+        <w:r>
+          <w:rPr>
+            <w:lang w:val="zh_TW" w:bidi="zh_TW"/>
+          </w:rPr>
+          <w:rPr>
+            <w:color w:val="0000EE"/>
+            <w:u w:val="single"/>
+          </w:rPr>
+          <w:t>33:8–10</w:t>
+        </w:r>
+      </w:hyperlink>
+      <w:r>
+        <w:rPr>
+          <w:lang w:val="zh_TW" w:bidi="zh_TW"/>
+        </w:rPr>
+        <w:t>；</w:t>
+      </w:r>
+      <w:hyperlink r:id="rId77">
+        <w:r>
+          <w:rPr>
+            <w:lang w:val="zh_TW" w:bidi="zh_TW"/>
+          </w:rPr>
+          <w:rPr>
+            <w:color w:val="0000EE"/>
+            <w:u w:val="single"/>
+          </w:rPr>
+          <w:t>代下17:7–9</w:t>
+        </w:r>
+      </w:hyperlink>
+      <w:r>
+        <w:rPr>
+          <w:lang w:val="zh_TW" w:bidi="zh_TW"/>
+        </w:rPr>
+        <w:t>；</w:t>
+      </w:r>
+      <w:hyperlink r:id="rId78">
+        <w:r>
+          <w:rPr>
+            <w:lang w:val="zh_TW" w:bidi="zh_TW"/>
+          </w:rPr>
+          <w:rPr>
+            <w:color w:val="0000EE"/>
+            <w:u w:val="single"/>
+          </w:rPr>
+          <w:t>拉44:23</w:t>
+        </w:r>
+      </w:hyperlink>
+      <w:r>
+        <w:rPr>
+          <w:lang w:val="zh_TW" w:bidi="zh_TW"/>
+        </w:rPr>
+        <w:t>；</w:t>
+      </w:r>
+      <w:hyperlink r:id="rId79">
+        <w:r>
+          <w:rPr>
+            <w:lang w:val="zh_TW" w:bidi="zh_TW"/>
+          </w:rPr>
+          <w:rPr>
+            <w:color w:val="0000EE"/>
+            <w:u w:val="single"/>
+          </w:rPr>
+          <w:t>彌3:11</w:t>
+        </w:r>
+      </w:hyperlink>
+      <w:r>
+        <w:rPr>
+          <w:lang w:val="zh_TW" w:bidi="zh_TW"/>
+        </w:rPr>
+        <w:t>）。神自己也被認為是一位教師（</w:t>
+      </w:r>
+      <w:hyperlink r:id="rId80">
+        <w:r>
+          <w:rPr>
+            <w:lang w:val="zh_TW" w:bidi="zh_TW"/>
+          </w:rPr>
+          <w:rPr>
+            <w:color w:val="0000EE"/>
+            <w:u w:val="single"/>
+          </w:rPr>
+          <w:t>詩25:8、12</w:t>
+        </w:r>
+      </w:hyperlink>
+      <w:r>
+        <w:rPr>
+          <w:lang w:val="zh_TW" w:bidi="zh_TW"/>
+        </w:rPr>
+        <w:t>，</w:t>
+      </w:r>
+      <w:hyperlink r:id="rId81">
+        <w:r>
+          <w:rPr>
+            <w:lang w:val="zh_TW" w:bidi="zh_TW"/>
+          </w:rPr>
+          <w:rPr>
+            <w:color w:val="0000EE"/>
+            <w:u w:val="single"/>
+          </w:rPr>
+          <w:t>27:11</w:t>
+        </w:r>
+      </w:hyperlink>
+      <w:r>
+        <w:rPr>
+          <w:lang w:val="zh_TW" w:bidi="zh_TW"/>
+        </w:rPr>
+        <w:t>，</w:t>
+      </w:r>
+      <w:hyperlink r:id="rId82">
+        <w:r>
+          <w:rPr>
+            <w:lang w:val="zh_TW" w:bidi="zh_TW"/>
+          </w:rPr>
+          <w:rPr>
+            <w:color w:val="0000EE"/>
+            <w:u w:val="single"/>
+          </w:rPr>
+          <w:t>32:8</w:t>
+        </w:r>
+      </w:hyperlink>
+      <w:r>
+        <w:rPr>
+          <w:lang w:val="zh_TW" w:bidi="zh_TW"/>
+        </w:rPr>
+        <w:t>，</w:t>
+      </w:r>
+      <w:hyperlink r:id="rId83">
+        <w:r>
+          <w:rPr>
+            <w:lang w:val="zh_TW" w:bidi="zh_TW"/>
+          </w:rPr>
+          <w:rPr>
+            <w:color w:val="0000EE"/>
+            <w:u w:val="single"/>
+          </w:rPr>
+          <w:t>86:11</w:t>
+        </w:r>
+      </w:hyperlink>
+      <w:r>
+        <w:rPr>
+          <w:lang w:val="zh_TW" w:bidi="zh_TW"/>
+        </w:rPr>
+        <w:t>；</w:t>
+      </w:r>
+      <w:hyperlink r:id="rId84">
+        <w:r>
+          <w:rPr>
+            <w:lang w:val="zh_TW" w:bidi="zh_TW"/>
+          </w:rPr>
+          <w:rPr>
+            <w:color w:val="0000EE"/>
+            <w:u w:val="single"/>
+          </w:rPr>
+          <w:t>賽2:3</w:t>
+        </w:r>
+      </w:hyperlink>
+      <w:r>
+        <w:rPr>
+          <w:lang w:val="zh_TW" w:bidi="zh_TW"/>
+        </w:rPr>
+        <w:t>）。</w:t>
+      </w:r>
+    </w:p>
+    <w:p>
+      <w:pPr/>
+      <w:r>
+        <w:rPr>
+          <w:lang w:val="zh_TW" w:bidi="zh_TW"/>
+        </w:rPr>
+      </w:r>
+      <w:r>
+        <w:rPr>
+          <w:lang w:val="zh_TW" w:bidi="zh_TW"/>
+        </w:rPr>
+        <w:t>在新約中，希臘文中用來表示「教師」的名詞和「教訓（to teach）」的動詞被廣泛使用。施洗約翰被稱為教師（</w:t>
+      </w:r>
+      <w:hyperlink r:id="rId85">
+        <w:r>
+          <w:rPr>
+            <w:lang w:val="zh_TW" w:bidi="zh_TW"/>
+          </w:rPr>
+          <w:rPr>
+            <w:color w:val="0000EE"/>
+            <w:u w:val="single"/>
+          </w:rPr>
+          <w:t>路3:12</w:t>
+        </w:r>
+      </w:hyperlink>
+      <w:r>
+        <w:rPr>
+          <w:lang w:val="zh_TW" w:bidi="zh_TW"/>
+        </w:rPr>
+        <w:t>）。教訓這個詞被用在耶穌身上超過30次（</w:t>
+      </w:r>
+      <w:hyperlink r:id="rId86">
+        <w:r>
+          <w:rPr>
+            <w:lang w:val="zh_TW" w:bidi="zh_TW"/>
+          </w:rPr>
+          <w:rPr>
+            <w:color w:val="0000EE"/>
+            <w:u w:val="single"/>
+          </w:rPr>
+          <w:t>太4:23</w:t>
+        </w:r>
+      </w:hyperlink>
+      <w:r>
+        <w:rPr>
+          <w:lang w:val="zh_TW" w:bidi="zh_TW"/>
+        </w:rPr>
+        <w:t>，</w:t>
+      </w:r>
+      <w:hyperlink r:id="rId87">
+        <w:r>
+          <w:rPr>
+            <w:lang w:val="zh_TW" w:bidi="zh_TW"/>
+          </w:rPr>
+          <w:rPr>
+            <w:color w:val="0000EE"/>
+            <w:u w:val="single"/>
+          </w:rPr>
+          <w:t>5:2</w:t>
+        </w:r>
+      </w:hyperlink>
+      <w:r>
+        <w:rPr>
+          <w:lang w:val="zh_TW" w:bidi="zh_TW"/>
+        </w:rPr>
+        <w:t>，</w:t>
+      </w:r>
+      <w:hyperlink r:id="rId88">
+        <w:r>
+          <w:rPr>
+            <w:lang w:val="zh_TW" w:bidi="zh_TW"/>
+          </w:rPr>
+          <w:rPr>
+            <w:color w:val="0000EE"/>
+            <w:u w:val="single"/>
+          </w:rPr>
+          <w:t>7:29</w:t>
+        </w:r>
+      </w:hyperlink>
+      <w:r>
+        <w:rPr>
+          <w:lang w:val="zh_TW" w:bidi="zh_TW"/>
+        </w:rPr>
+        <w:t>，</w:t>
+      </w:r>
+      <w:hyperlink r:id="rId89">
+        <w:r>
+          <w:rPr>
+            <w:lang w:val="zh_TW" w:bidi="zh_TW"/>
+          </w:rPr>
+          <w:rPr>
+            <w:color w:val="0000EE"/>
+            <w:u w:val="single"/>
+          </w:rPr>
+          <w:t>9:35</w:t>
+        </w:r>
+      </w:hyperlink>
+      <w:r>
+        <w:rPr>
+          <w:lang w:val="zh_TW" w:bidi="zh_TW"/>
+        </w:rPr>
+        <w:t>，</w:t>
+      </w:r>
+      <w:hyperlink r:id="rId90">
+        <w:r>
+          <w:rPr>
+            <w:lang w:val="zh_TW" w:bidi="zh_TW"/>
+          </w:rPr>
+          <w:rPr>
+            <w:color w:val="0000EE"/>
+            <w:u w:val="single"/>
+          </w:rPr>
+          <w:t>11:1</w:t>
+        </w:r>
+      </w:hyperlink>
+      <w:r>
+        <w:rPr>
+          <w:lang w:val="zh_TW" w:bidi="zh_TW"/>
+        </w:rPr>
+        <w:t>；</w:t>
+      </w:r>
+      <w:hyperlink r:id="rId91">
+        <w:r>
+          <w:rPr>
+            <w:lang w:val="zh_TW" w:bidi="zh_TW"/>
+          </w:rPr>
+          <w:rPr>
+            <w:color w:val="0000EE"/>
+            <w:u w:val="single"/>
+          </w:rPr>
+          <w:t>可1:21</w:t>
+        </w:r>
+      </w:hyperlink>
+      <w:r>
+        <w:rPr>
+          <w:lang w:val="zh_TW" w:bidi="zh_TW"/>
+        </w:rPr>
+        <w:t>，</w:t>
+      </w:r>
+      <w:hyperlink r:id="rId92">
+        <w:r>
+          <w:rPr>
+            <w:lang w:val="zh_TW" w:bidi="zh_TW"/>
+          </w:rPr>
+          <w:rPr>
+            <w:color w:val="0000EE"/>
+            <w:u w:val="single"/>
+          </w:rPr>
+          <w:t>2:13</w:t>
+        </w:r>
+      </w:hyperlink>
+      <w:r>
+        <w:rPr>
+          <w:lang w:val="zh_TW" w:bidi="zh_TW"/>
+        </w:rPr>
+        <w:t>，</w:t>
+      </w:r>
+      <w:hyperlink r:id="rId93">
+        <w:r>
+          <w:rPr>
+            <w:lang w:val="zh_TW" w:bidi="zh_TW"/>
+          </w:rPr>
+          <w:rPr>
+            <w:color w:val="0000EE"/>
+            <w:u w:val="single"/>
+          </w:rPr>
+          <w:t>4:1–2</w:t>
+        </w:r>
+      </w:hyperlink>
+      <w:r>
+        <w:rPr>
+          <w:lang w:val="zh_TW" w:bidi="zh_TW"/>
+        </w:rPr>
+        <w:t>，</w:t>
+      </w:r>
+      <w:hyperlink r:id="rId94">
+        <w:r>
+          <w:rPr>
+            <w:lang w:val="zh_TW" w:bidi="zh_TW"/>
+          </w:rPr>
+          <w:rPr>
+            <w:color w:val="0000EE"/>
+            <w:u w:val="single"/>
+          </w:rPr>
+          <w:t>6:2、6、34</w:t>
+        </w:r>
+      </w:hyperlink>
+      <w:r>
+        <w:rPr>
+          <w:lang w:val="zh_TW" w:bidi="zh_TW"/>
+        </w:rPr>
+        <w:t>；</w:t>
+      </w:r>
+      <w:hyperlink r:id="rId95">
+        <w:r>
+          <w:rPr>
+            <w:lang w:val="zh_TW" w:bidi="zh_TW"/>
+          </w:rPr>
+          <w:rPr>
+            <w:color w:val="0000EE"/>
+            <w:u w:val="single"/>
+          </w:rPr>
+          <w:t>路4:15、31</w:t>
+        </w:r>
+      </w:hyperlink>
+      <w:r>
+        <w:rPr>
+          <w:lang w:val="zh_TW" w:bidi="zh_TW"/>
+        </w:rPr>
+        <w:t>，</w:t>
+      </w:r>
+      <w:hyperlink r:id="rId96">
+        <w:r>
+          <w:rPr>
+            <w:lang w:val="zh_TW" w:bidi="zh_TW"/>
+          </w:rPr>
+          <w:rPr>
+            <w:color w:val="0000EE"/>
+            <w:u w:val="single"/>
+          </w:rPr>
+          <w:t>5:3</w:t>
+        </w:r>
+      </w:hyperlink>
+      <w:r>
+        <w:rPr>
+          <w:lang w:val="zh_TW" w:bidi="zh_TW"/>
+        </w:rPr>
+        <w:t>，</w:t>
+      </w:r>
+      <w:hyperlink r:id="rId97">
+        <w:r>
+          <w:rPr>
+            <w:lang w:val="zh_TW" w:bidi="zh_TW"/>
+          </w:rPr>
+          <w:rPr>
+            <w:color w:val="0000EE"/>
+            <w:u w:val="single"/>
+          </w:rPr>
+          <w:t>6:6</w:t>
+        </w:r>
+      </w:hyperlink>
+      <w:r>
+        <w:rPr>
+          <w:lang w:val="zh_TW" w:bidi="zh_TW"/>
+        </w:rPr>
+        <w:t>；</w:t>
+      </w:r>
+      <w:hyperlink r:id="rId98">
+        <w:r>
+          <w:rPr>
+            <w:lang w:val="zh_TW" w:bidi="zh_TW"/>
+          </w:rPr>
+          <w:rPr>
+            <w:color w:val="0000EE"/>
+            <w:u w:val="single"/>
+          </w:rPr>
+          <w:t>約6:59</w:t>
+        </w:r>
+      </w:hyperlink>
+      <w:r>
+        <w:rPr>
+          <w:lang w:val="zh_TW" w:bidi="zh_TW"/>
+        </w:rPr>
+        <w:t>，</w:t>
+      </w:r>
+      <w:hyperlink r:id="rId99">
+        <w:r>
+          <w:rPr>
+            <w:lang w:val="zh_TW" w:bidi="zh_TW"/>
+          </w:rPr>
+          <w:rPr>
+            <w:color w:val="0000EE"/>
+            <w:u w:val="single"/>
+          </w:rPr>
+          <w:t>7:14、28</w:t>
+        </w:r>
+      </w:hyperlink>
+      <w:r>
+        <w:rPr>
+          <w:lang w:val="zh_TW" w:bidi="zh_TW"/>
+        </w:rPr>
+        <w:t>；等等）。人們認為祂的教導有權柄（</w:t>
+      </w:r>
+      <w:hyperlink r:id="rId88">
+        <w:r>
+          <w:rPr>
+            <w:lang w:val="zh_TW" w:bidi="zh_TW"/>
+          </w:rPr>
+          <w:rPr>
+            <w:color w:val="0000EE"/>
+            <w:u w:val="single"/>
+          </w:rPr>
+          <w:t>太7:29</w:t>
+        </w:r>
+      </w:hyperlink>
+      <w:r>
+        <w:rPr>
+          <w:lang w:val="zh_TW" w:bidi="zh_TW"/>
+        </w:rPr>
+        <w:t>；</w:t>
+      </w:r>
+      <w:hyperlink r:id="rId100">
+        <w:r>
+          <w:rPr>
+            <w:lang w:val="zh_TW" w:bidi="zh_TW"/>
+          </w:rPr>
+          <w:rPr>
+            <w:color w:val="0000EE"/>
+            <w:u w:val="single"/>
+          </w:rPr>
+          <w:t>可1:22</w:t>
+        </w:r>
+      </w:hyperlink>
+      <w:r>
+        <w:rPr>
+          <w:lang w:val="zh_TW" w:bidi="zh_TW"/>
+        </w:rPr>
+        <w:t>；</w:t>
+      </w:r>
+      <w:hyperlink r:id="rId101">
+        <w:r>
+          <w:rPr>
+            <w:lang w:val="zh_TW" w:bidi="zh_TW"/>
+          </w:rPr>
+          <w:rPr>
+            <w:color w:val="0000EE"/>
+            <w:u w:val="single"/>
+          </w:rPr>
+          <w:t>路4:32</w:t>
+        </w:r>
+      </w:hyperlink>
+      <w:r>
+        <w:rPr>
+          <w:lang w:val="zh_TW" w:bidi="zh_TW"/>
+        </w:rPr>
+        <w:t>）。甚至當耶穌12歲時，祂已經與聖殿中的律法教師深入對話（</w:t>
+      </w:r>
+      <w:hyperlink r:id="rId102">
+        <w:r>
+          <w:rPr>
+            <w:lang w:val="zh_TW" w:bidi="zh_TW"/>
+          </w:rPr>
+          <w:rPr>
+            <w:color w:val="0000EE"/>
+            <w:u w:val="single"/>
+          </w:rPr>
+          <w:t>路2:46</w:t>
+        </w:r>
+      </w:hyperlink>
+      <w:r>
+        <w:rPr>
+          <w:lang w:val="zh_TW" w:bidi="zh_TW"/>
+        </w:rPr>
+        <w:t>）。這些教法師經常與法利賽人聯繫在一起（</w:t>
+      </w:r>
+      <w:hyperlink r:id="rId103">
+        <w:r>
+          <w:rPr>
+            <w:lang w:val="zh_TW" w:bidi="zh_TW"/>
+          </w:rPr>
+          <w:rPr>
+            <w:color w:val="0000EE"/>
+            <w:u w:val="single"/>
+          </w:rPr>
+          <w:t>5:17</w:t>
+        </w:r>
+      </w:hyperlink>
+      <w:r>
+        <w:rPr>
+          <w:lang w:val="zh_TW" w:bidi="zh_TW"/>
+        </w:rPr>
+        <w:t>）。迦瑪列是法利賽人並且是一位教法師（</w:t>
+      </w:r>
+      <w:hyperlink r:id="rId104">
+        <w:r>
+          <w:rPr>
+            <w:lang w:val="zh_TW" w:bidi="zh_TW"/>
+          </w:rPr>
+          <w:rPr>
+            <w:color w:val="0000EE"/>
+            <w:u w:val="single"/>
+          </w:rPr>
+          <w:t>徒5:34</w:t>
+        </w:r>
+      </w:hyperlink>
+      <w:r>
+        <w:rPr>
+          <w:lang w:val="zh_TW" w:bidi="zh_TW"/>
+        </w:rPr>
+        <w:t>）。「拉比」這個詞經常用來表示教師，並且拉比受人極大的尊敬。在早期教會中，教師受到廣泛地認可（</w:t>
+      </w:r>
+      <w:hyperlink r:id="rId105">
+        <w:r>
+          <w:rPr>
+            <w:lang w:val="zh_TW" w:bidi="zh_TW"/>
+          </w:rPr>
+          <w:rPr>
+            <w:color w:val="0000EE"/>
+            <w:u w:val="single"/>
+          </w:rPr>
+          <w:t>徒13:1</w:t>
+        </w:r>
+      </w:hyperlink>
+      <w:r>
+        <w:rPr>
+          <w:lang w:val="zh_TW" w:bidi="zh_TW"/>
+        </w:rPr>
+        <w:t>；</w:t>
+      </w:r>
+      <w:hyperlink r:id="rId106">
+        <w:r>
+          <w:rPr>
+            <w:lang w:val="zh_TW" w:bidi="zh_TW"/>
+          </w:rPr>
+          <w:rPr>
+            <w:color w:val="0000EE"/>
+            <w:u w:val="single"/>
+          </w:rPr>
+          <w:t>林前12:28–29</w:t>
+        </w:r>
+      </w:hyperlink>
+      <w:r>
+        <w:rPr>
+          <w:lang w:val="zh_TW" w:bidi="zh_TW"/>
+        </w:rPr>
+        <w:t>；</w:t>
+      </w:r>
+      <w:hyperlink r:id="rId107">
+        <w:r>
+          <w:rPr>
+            <w:lang w:val="zh_TW" w:bidi="zh_TW"/>
+          </w:rPr>
+          <w:rPr>
+            <w:color w:val="0000EE"/>
+            <w:u w:val="single"/>
+          </w:rPr>
+          <w:t>弗4:11</w:t>
+        </w:r>
+      </w:hyperlink>
+      <w:r>
+        <w:rPr>
+          <w:lang w:val="zh_TW" w:bidi="zh_TW"/>
+        </w:rPr>
+        <w:t>；</w:t>
+      </w:r>
+      <w:hyperlink r:id="rId108">
+        <w:r>
+          <w:rPr>
+            <w:lang w:val="zh_TW" w:bidi="zh_TW"/>
+          </w:rPr>
+          <w:rPr>
+            <w:color w:val="0000EE"/>
+            <w:u w:val="single"/>
+          </w:rPr>
+          <w:t>提後1:11</w:t>
+        </w:r>
+      </w:hyperlink>
+      <w:r>
+        <w:rPr>
+          <w:lang w:val="zh_TW" w:bidi="zh_TW"/>
+        </w:rPr>
+        <w:t>；</w:t>
+      </w:r>
+      <w:hyperlink r:id="rId109">
+        <w:r>
+          <w:rPr>
+            <w:lang w:val="zh_TW" w:bidi="zh_TW"/>
+          </w:rPr>
+          <w:rPr>
+            <w:color w:val="0000EE"/>
+            <w:u w:val="single"/>
+          </w:rPr>
+          <w:t>雅3:1</w:t>
+        </w:r>
+      </w:hyperlink>
+      <w:r>
+        <w:rPr>
+          <w:lang w:val="zh_TW" w:bidi="zh_TW"/>
+        </w:rPr>
+        <w:t>）。</w:t>
+      </w:r>
+      <w:r>
+        <w:rPr>
+          <w:lang w:val="zh_TW" w:bidi="zh_TW"/>
+        </w:rPr>
+      </w:r>
+      <w:r>
+        <w:rPr>
+          <w:lang w:val="zh_TW" w:bidi="zh_TW"/>
+        </w:rPr>
+      </w:r>
+    </w:p>
+    <w:p>
+      <w:pPr/>
+      <w:r>
+        <w:rPr>
+          <w:lang w:val="zh_TW" w:bidi="zh_TW"/>
+        </w:rPr>
+      </w:r>
+    </w:p>
+    <w:p>
+      <w:pPr>
+        <w:pStyle w:val="Heading2"/>
+      </w:pPr>
+      <w:r>
+        <w:rPr>
+          <w:lang w:val="zh_TW" w:bidi="zh_TW"/>
+        </w:rPr>
+        <w:t>教育</w:t>
+      </w:r>
+      <w:r>
+        <w:rPr>
+          <w:lang w:val="zh_TW" w:bidi="zh_TW"/>
+        </w:rPr>
+      </w:r>
+    </w:p>
+    <w:p>
+      <w:pPr/>
+      <w:r>
+        <w:rPr>
+          <w:lang w:val="zh_TW" w:bidi="zh_TW"/>
+        </w:rPr>
+      </w:r>
+      <w:r>
+        <w:rPr>
+          <w:lang w:val="zh_TW" w:bidi="zh_TW"/>
+        </w:rPr>
+        <w:t>教育或接受教育的行為或過程。猶太教育的最初目的，是教導兒童認識並理解他們與神的特殊關係，教導他們事奉神，並教導他們如何過聖潔的生活。後來的猶太教育，包括品格發展和屬神子民的歷史（特別是通過重述神的拯救作為）。由於這樣的教育，猶太人熟知摩西律法和自己的歷史，因此在外邦勢力統治的時期，他們仍然能夠保持民族自豪感。在現代，他們重新建立了自己的國家（公元1948年）。</w:t>
+      </w:r>
+    </w:p>
+    <w:p>
+      <w:pPr/>
+      <w:r>
+        <w:rPr>
+          <w:lang w:val="zh_TW" w:bidi="zh_TW"/>
+        </w:rPr>
+      </w:r>
+      <w:r>
+        <w:rPr>
+          <w:lang w:val="zh_TW" w:bidi="zh_TW"/>
+        </w:rPr>
+        <w:t>概述</w:t>
+      </w:r>
+    </w:p>
+    <w:p>
+      <w:pPr>
+        <w:pStyle w:val="ListBullet"/>
+        <w:spacing w:line="240" w:lineRule="auto"/>
+        <w:ind w:left="720"/>
+      </w:pPr>
+      <w:r>
+        <w:rPr>
+          <w:lang w:val="zh_TW" w:bidi="zh_TW"/>
+        </w:rPr>
+      </w:r>
+      <w:r>
+        <w:rPr>
+          <w:lang w:val="zh_TW" w:bidi="zh_TW"/>
+        </w:rPr>
+        <w:t>家庭教育</w:t>
+      </w:r>
+    </w:p>
+    <w:p>
+      <w:pPr>
+        <w:pStyle w:val="ListBullet"/>
+        <w:spacing w:line="240" w:lineRule="auto"/>
+        <w:ind w:left="720"/>
+      </w:pPr>
+      <w:r>
+        <w:rPr>
+          <w:lang w:val="zh_TW" w:bidi="zh_TW"/>
+        </w:rPr>
+      </w:r>
+      <w:r>
+        <w:rPr>
+          <w:lang w:val="zh_TW" w:bidi="zh_TW"/>
+        </w:rPr>
+        <w:t>宗教教育</w:t>
+      </w:r>
+    </w:p>
+    <w:p>
+      <w:pPr>
+        <w:pStyle w:val="ListBullet"/>
+        <w:spacing w:line="240" w:lineRule="auto"/>
+        <w:ind w:left="720"/>
+      </w:pPr>
+      <w:r>
+        <w:rPr>
+          <w:lang w:val="zh_TW" w:bidi="zh_TW"/>
+        </w:rPr>
+      </w:r>
+      <w:r>
+        <w:rPr>
+          <w:lang w:val="zh_TW" w:bidi="zh_TW"/>
+        </w:rPr>
+        <w:t>正規教育</w:t>
+      </w:r>
+    </w:p>
+    <w:p>
+      <w:pPr>
+        <w:pStyle w:val="ListBullet"/>
+        <w:spacing w:line="240" w:lineRule="auto"/>
+        <w:ind w:left="720"/>
+      </w:pPr>
+      <w:r>
+        <w:rPr>
+          <w:lang w:val="zh_TW" w:bidi="zh_TW"/>
+        </w:rPr>
+      </w:r>
+      <w:r>
+        <w:rPr>
+          <w:lang w:val="zh_TW" w:bidi="zh_TW"/>
+        </w:rPr>
+        <w:t>猶太人的讀寫能力</w:t>
+      </w:r>
+    </w:p>
+    <w:p>
+      <w:pPr>
+        <w:pStyle w:val="ListBullet"/>
+        <w:spacing w:line="240" w:lineRule="auto"/>
+        <w:ind w:left="720"/>
+      </w:pPr>
+      <w:r>
+        <w:rPr>
+          <w:lang w:val="zh_TW" w:bidi="zh_TW"/>
+        </w:rPr>
+      </w:r>
+      <w:r>
+        <w:rPr>
+          <w:lang w:val="zh_TW" w:bidi="zh_TW"/>
+        </w:rPr>
+        <w:t>周邊文化中的教育</w:t>
+      </w:r>
+    </w:p>
+    <w:p>
+      <w:pPr>
+        <w:pStyle w:val="Heading3"/>
+      </w:pPr>
+      <w:r>
+        <w:rPr>
+          <w:lang w:val="zh_TW" w:bidi="zh_TW"/>
+        </w:rPr>
+        <w:t>家庭教育</w:t>
+      </w:r>
+    </w:p>
+    <w:p>
+      <w:pPr/>
+      <w:r>
+        <w:rPr>
+          <w:lang w:val="zh_TW" w:bidi="zh_TW"/>
+        </w:rPr>
+      </w:r>
+      <w:r>
+        <w:rPr>
+          <w:lang w:val="zh_TW" w:bidi="zh_TW"/>
+        </w:rPr>
+        <w:t>猶太人重視教育，源自孩子在猶太家庭的重要價值，生養孩子是極大的喜樂和獎賞（</w:t>
+      </w:r>
+      <w:hyperlink r:id="rId110">
+        <w:r>
+          <w:rPr>
+            <w:lang w:val="zh_TW" w:bidi="zh_TW"/>
+          </w:rPr>
+          <w:rPr>
+            <w:color w:val="0000EE"/>
+            <w:u w:val="single"/>
+          </w:rPr>
+          <w:t>詩127:3–5</w:t>
+        </w:r>
+      </w:hyperlink>
+      <w:r>
+        <w:rPr>
+          <w:lang w:val="zh_TW" w:bidi="zh_TW"/>
+        </w:rPr>
+        <w:t>）。從孩子懂得說話後不久，家庭教育便會開始，並肯定不會遲於三歲。父母會教導孩子禱告和歌曲，孩子通過不斷重複來學習，就像今天的孩子學習童謠一樣。</w:t>
+      </w:r>
+    </w:p>
+    <w:p>
+      <w:pPr/>
+      <w:r>
+        <w:rPr>
+          <w:lang w:val="zh_TW" w:bidi="zh_TW"/>
+        </w:rPr>
+      </w:r>
+      <w:r>
+        <w:rPr>
+          <w:lang w:val="zh_TW" w:bidi="zh_TW"/>
+        </w:rPr>
+        <w:t>在家中，孩子開始會注意到某些宗教物品和象徵，又會受到鼓勵，詢問每年一度逾越節禮儀的意義（</w:t>
+      </w:r>
+      <w:hyperlink r:id="rId111">
+        <w:r>
+          <w:rPr>
+            <w:lang w:val="zh_TW" w:bidi="zh_TW"/>
+          </w:rPr>
+          <w:rPr>
+            <w:color w:val="0000EE"/>
+            <w:u w:val="single"/>
+          </w:rPr>
+          <w:t>出12:26</w:t>
+        </w:r>
+      </w:hyperlink>
+      <w:r>
+        <w:rPr>
+          <w:lang w:val="zh_TW" w:bidi="zh_TW"/>
+        </w:rPr>
+        <w:t>），在整個希伯來歷史中，逾越節禮儀一直是基本的教導方式，向人們解釋神在人類生命中施行的大能，有何性質和意義。孩子們無疑會對自己接觸到的物品產生疑問，無論是聖所或聖殿崇拜中使用的聖物、裝飾品或衣物，還是日常生活中的普通物品。</w:t>
+      </w:r>
+    </w:p>
+    <w:p>
+      <w:pPr/>
+      <w:r>
+        <w:rPr>
+          <w:lang w:val="zh_TW" w:bidi="zh_TW"/>
+        </w:rPr>
+      </w:r>
+      <w:r>
+        <w:rPr>
+          <w:lang w:val="zh_TW" w:bidi="zh_TW"/>
+        </w:rPr>
+        <w:t>父母教育孩子的責任有明確規定，父親有責任教導兒子認識宗教和希伯來人歷史，還特別需要教兒子一門手藝，通常是自己的手藝，因為人們認為，沒有手藝的男孩就終其一生被訓練成為小偷。父親的其他責任，包括為兒子找妻子和教他游泳。</w:t>
+      </w:r>
+    </w:p>
+    <w:p>
+      <w:pPr/>
+      <w:r>
+        <w:rPr>
+          <w:lang w:val="zh_TW" w:bidi="zh_TW"/>
+        </w:rPr>
+      </w:r>
+      <w:r>
+        <w:rPr>
+          <w:lang w:val="zh_TW" w:bidi="zh_TW"/>
+        </w:rPr>
+        <w:t>拉比們認為，婦女不能學習律法，因為她們「頭腦輕浮」。儘管如此，聖經中具有影響力的婦女包括底波拉（</w:t>
+      </w:r>
+      <w:hyperlink r:id="rId112">
+        <w:r>
+          <w:rPr>
+            <w:lang w:val="zh_TW" w:bidi="zh_TW"/>
+          </w:rPr>
+          <w:rPr>
+            <w:color w:val="0000EE"/>
+            <w:u w:val="single"/>
+          </w:rPr>
+          <w:t>士4:4–5</w:t>
+        </w:r>
+      </w:hyperlink>
+      <w:r>
+        <w:rPr>
+          <w:lang w:val="zh_TW" w:bidi="zh_TW"/>
+        </w:rPr>
+        <w:t>）、雅億（</w:t>
+      </w:r>
+      <w:hyperlink r:id="rId113">
+        <w:r>
+          <w:rPr>
+            <w:lang w:val="zh_TW" w:bidi="zh_TW"/>
+          </w:rPr>
+          <w:rPr>
+            <w:color w:val="0000EE"/>
+            <w:u w:val="single"/>
+          </w:rPr>
+          <w:t>18–24</w:t>
+        </w:r>
+      </w:hyperlink>
+      <w:r>
+        <w:rPr>
+          <w:lang w:val="zh_TW" w:bidi="zh_TW"/>
+        </w:rPr>
+        <w:t>節）、提哥亞的聰明婦人（</w:t>
+      </w:r>
+      <w:hyperlink r:id="rId114">
+        <w:r>
+          <w:rPr>
+            <w:lang w:val="zh_TW" w:bidi="zh_TW"/>
+          </w:rPr>
+          <w:rPr>
+            <w:color w:val="0000EE"/>
+            <w:u w:val="single"/>
+          </w:rPr>
+          <w:t>撒下14:2–20</w:t>
+        </w:r>
+      </w:hyperlink>
+      <w:r>
+        <w:rPr>
+          <w:lang w:val="zh_TW" w:bidi="zh_TW"/>
+        </w:rPr>
+        <w:t>）、亞伯的聰明婦人（</w:t>
+      </w:r>
+      <w:hyperlink r:id="rId115">
+        <w:r>
+          <w:rPr>
+            <w:lang w:val="zh_TW" w:bidi="zh_TW"/>
+          </w:rPr>
+          <w:rPr>
+            <w:color w:val="0000EE"/>
+            <w:u w:val="single"/>
+          </w:rPr>
+          <w:t>20:16–22</w:t>
+        </w:r>
+      </w:hyperlink>
+      <w:r>
+        <w:rPr>
+          <w:lang w:val="zh_TW" w:bidi="zh_TW"/>
+        </w:rPr>
+        <w:t>）、羅以、友妮基和百基拉（</w:t>
+      </w:r>
+      <w:hyperlink r:id="rId116">
+        <w:r>
+          <w:rPr>
+            <w:lang w:val="zh_TW" w:bidi="zh_TW"/>
+          </w:rPr>
+          <w:rPr>
+            <w:color w:val="0000EE"/>
+            <w:u w:val="single"/>
+          </w:rPr>
+          <w:t>徒18:2</w:t>
+        </w:r>
+      </w:hyperlink>
+      <w:r>
+        <w:rPr>
+          <w:lang w:val="zh_TW" w:bidi="zh_TW"/>
+        </w:rPr>
+        <w:t>；</w:t>
+      </w:r>
+      <w:hyperlink r:id="rId117">
+        <w:r>
+          <w:rPr>
+            <w:lang w:val="zh_TW" w:bidi="zh_TW"/>
+          </w:rPr>
+          <w:rPr>
+            <w:color w:val="0000EE"/>
+            <w:u w:val="single"/>
+          </w:rPr>
+          <w:t>羅16:3</w:t>
+        </w:r>
+      </w:hyperlink>
+      <w:r>
+        <w:rPr>
+          <w:lang w:val="zh_TW" w:bidi="zh_TW"/>
+        </w:rPr>
+        <w:t>；</w:t>
+      </w:r>
+      <w:hyperlink r:id="rId55">
+        <w:r>
+          <w:rPr>
+            <w:lang w:val="zh_TW" w:bidi="zh_TW"/>
+          </w:rPr>
+          <w:rPr>
+            <w:color w:val="0000EE"/>
+            <w:u w:val="single"/>
+          </w:rPr>
+          <w:t>林前16:19</w:t>
+        </w:r>
+      </w:hyperlink>
+      <w:r>
+        <w:rPr>
+          <w:lang w:val="zh_TW" w:bidi="zh_TW"/>
+        </w:rPr>
+        <w:t>；</w:t>
+      </w:r>
+      <w:hyperlink r:id="rId118">
+        <w:r>
+          <w:rPr>
+            <w:lang w:val="zh_TW" w:bidi="zh_TW"/>
+          </w:rPr>
+          <w:rPr>
+            <w:color w:val="0000EE"/>
+            <w:u w:val="single"/>
+          </w:rPr>
+          <w:t>提後1:5</w:t>
+        </w:r>
+      </w:hyperlink>
+      <w:r>
+        <w:rPr>
+          <w:lang w:val="zh_TW" w:bidi="zh_TW"/>
+        </w:rPr>
+        <w:t>）。</w:t>
+      </w:r>
+    </w:p>
+    <w:p>
+      <w:pPr/>
+      <w:r>
+        <w:rPr>
+          <w:lang w:val="zh_TW" w:bidi="zh_TW"/>
+        </w:rPr>
+      </w:r>
+      <w:r>
+        <w:rPr>
+          <w:lang w:val="zh_TW" w:bidi="zh_TW"/>
+        </w:rPr>
+        <w:t>猶太人的母親在孩子教育上（尤其是早期），扮演相當重要的角色。人們期望母親協助教導兒子，但她的主要責任是訓練女兒。由於女兒受重視的程度不及兒子，因此女孩的教育完全在家中進行，母親就負責教育女兒成為出色的家庭主婦：順從、能幹和賢德的妻子。女孩學習烹飪、紡紗、織布、染色、照顧孩子和管理僕人的技巧，也會學習如何磨穀，有時又幫忙收割。偶爾她們需要幫忙看守葡萄園，如果她們沒有兄弟，或許還要幫忙照顧羊群。</w:t>
+      </w:r>
+    </w:p>
+    <w:p>
+      <w:pPr/>
+      <w:r>
+        <w:rPr>
+          <w:lang w:val="zh_TW" w:bidi="zh_TW"/>
+        </w:rPr>
+      </w:r>
+      <w:r>
+        <w:rPr>
+          <w:lang w:val="zh_TW" w:bidi="zh_TW"/>
+        </w:rPr>
+        <w:t>女孩可以學習音樂和舞蹈，並要保持儀態，持守高尚的道德標準。她們學習閱讀，有些還學會寫字和計算度量衡。在特殊情況下，女孩可能會在家中接受私人教師的進階教育。</w:t>
+      </w:r>
+    </w:p>
+    <w:p>
+      <w:pPr/>
+      <w:r>
+        <w:rPr>
+          <w:lang w:val="zh_TW" w:bidi="zh_TW"/>
+        </w:rPr>
+      </w:r>
+      <w:r>
+        <w:rPr>
+          <w:lang w:val="zh_TW" w:bidi="zh_TW"/>
+        </w:rPr>
+        <w:t>即使教育完全以家庭為中心，大多數富有的孩子，尤其是皇室子女，很可能會由私人教師來教授，這延續了其他近東民族的傳統。</w:t>
+      </w:r>
+    </w:p>
+    <w:p>
+      <w:pPr>
+        <w:pStyle w:val="Heading3"/>
+      </w:pPr>
+      <w:r>
+        <w:rPr>
+          <w:lang w:val="zh_TW" w:bidi="zh_TW"/>
+        </w:rPr>
+        <w:t>宗教教育</w:t>
+      </w:r>
+    </w:p>
+    <w:p>
+      <w:pPr/>
+      <w:r>
+        <w:rPr>
+          <w:lang w:val="zh_TW" w:bidi="zh_TW"/>
+        </w:rPr>
+      </w:r>
+      <w:r>
+        <w:rPr>
+          <w:lang w:val="zh_TW" w:bidi="zh_TW"/>
+        </w:rPr>
+        <w:t>孩子們在年幼時就要跟隨父母參加宗教儀式。在重大節期中，他們會聽到猶太歷史上重要事件的介紹。猶太人作為一個農業民族，相信農業知識是神所啟示，並且認為耕種土地是基本的人類責任。與部分近東民族一樣，他們認為土地屬於神，人只是租戶。如果莊稼歉收，那是因為神沒有降雨，其唯一原因就是百姓犯罪。</w:t>
+      </w:r>
+    </w:p>
+    <w:p>
+      <w:pPr/>
+      <w:r>
+        <w:rPr>
+          <w:lang w:val="zh_TW" w:bidi="zh_TW"/>
+        </w:rPr>
+      </w:r>
+      <w:r>
+        <w:rPr>
+          <w:lang w:val="zh_TW" w:bidi="zh_TW"/>
+        </w:rPr>
+        <w:t>逾越節、五旬節和住棚節的慶祝活動，都與收成有關。整個聖經時期，這些節期始終與農耕季節緊密相連。這些場合成為教導孩子們的機會，他們會從中了解到，逾越節是為了紀念祖先從埃及的奴役中得著拯救；五旬節則是猶太人紀念神在西奈山上，將律法賜給摩西的時刻。住棚節的時候，人們會用樹枝搭建綠色帳棚，象徵在猶太人前往應許之地的漫長旅程中，神對他們的信實。</w:t>
+      </w:r>
+    </w:p>
+    <w:p>
+      <w:pPr/>
+      <w:r>
+        <w:rPr>
+          <w:lang w:val="zh_TW" w:bidi="zh_TW"/>
+        </w:rPr>
+      </w:r>
+      <w:r>
+        <w:rPr>
+          <w:lang w:val="zh_TW" w:bidi="zh_TW"/>
+        </w:rPr>
+        <w:t>逾越節禮儀是一個用作教學工具的範例。這三大節期中，逾越節的起源跟收成的關係最小。逾越節後，就是為期七天的無酵節（</w:t>
+      </w:r>
+      <w:hyperlink r:id="rId119">
+        <w:r>
+          <w:rPr>
+            <w:lang w:val="zh_TW" w:bidi="zh_TW"/>
+          </w:rPr>
+          <w:rPr>
+            <w:color w:val="0000EE"/>
+            <w:u w:val="single"/>
+          </w:rPr>
+          <w:t>利23:6</w:t>
+        </w:r>
+      </w:hyperlink>
+      <w:r>
+        <w:rPr>
+          <w:lang w:val="zh_TW" w:bidi="zh_TW"/>
+        </w:rPr>
+        <w:t>），是與四月開始的大麥收成季節相關。（以色列人就在那年的這個時間逃出埃及。）</w:t>
+      </w:r>
+    </w:p>
+    <w:p>
+      <w:pPr/>
+      <w:r>
+        <w:rPr>
+          <w:lang w:val="zh_TW" w:bidi="zh_TW"/>
+        </w:rPr>
+      </w:r>
+      <w:r>
+        <w:rPr>
+          <w:lang w:val="zh_TW" w:bidi="zh_TW"/>
+        </w:rPr>
+        <w:t>在逾越節儀式中，祭司會拿起初熟大麥中的一捆，向耶和華搖一搖（</w:t>
+      </w:r>
+      <w:hyperlink r:id="rId120">
+        <w:r>
+          <w:rPr>
+            <w:lang w:val="zh_TW" w:bidi="zh_TW"/>
+          </w:rPr>
+          <w:rPr>
+            <w:color w:val="0000EE"/>
+            <w:u w:val="single"/>
+          </w:rPr>
+          <w:t>利23:9–11</w:t>
+        </w:r>
+      </w:hyperlink>
+      <w:r>
+        <w:rPr>
+          <w:lang w:val="zh_TW" w:bidi="zh_TW"/>
+        </w:rPr>
+        <w:t>）。在此之前，男子都會隨機選擇一塊大麥田，捆綁部分最好的禾束，將之豎立田中。次日晚上，三個男子會帶著鐮刀和籃子來到田地，割下那些先前準備好的禾束。當旁觀者（包括孩子們）聚集觀看儀式時，割麥者會向群眾提出若干傳統問題；孩子們年復一年見證這個儀式，並聽到問題的答案。大麥收割之後，會送到聖殿院子裡打穀和簸揚，部分大麥會混合油和香料作為供物，剩下的則會分給祭司。</w:t>
+      </w:r>
+    </w:p>
+    <w:p>
+      <w:pPr>
+        <w:pStyle w:val="Heading3"/>
+      </w:pPr>
+      <w:r>
+        <w:rPr>
+          <w:lang w:val="zh_TW" w:bidi="zh_TW"/>
+        </w:rPr>
+        <w:t>正規教育</w:t>
+      </w:r>
+    </w:p>
+    <w:p>
+      <w:pPr/>
+      <w:r>
+        <w:rPr>
+          <w:lang w:val="zh_TW" w:bidi="zh_TW"/>
+        </w:rPr>
+      </w:r>
+      <w:r>
+        <w:rPr>
+          <w:lang w:val="zh_TW" w:bidi="zh_TW"/>
+        </w:rPr>
+        <w:t>聖經時期的猶太教育，幫助猶太人了解律法、學習猶太民族的歷史，並掌握閱讀、寫作及一定程度的算術。此外，有時還會附帶一些知識，比如某些草藥的藥用價值（見</w:t>
+      </w:r>
+      <w:hyperlink r:id="rId121">
+        <w:r>
+          <w:rPr>
+            <w:lang w:val="zh_TW" w:bidi="zh_TW"/>
+          </w:rPr>
+          <w:rPr>
+            <w:color w:val="0000EE"/>
+            <w:u w:val="single"/>
+          </w:rPr>
+          <w:t>王上4:33</w:t>
+        </w:r>
+      </w:hyperlink>
+      <w:r>
+        <w:rPr>
+          <w:lang w:val="zh_TW" w:bidi="zh_TW"/>
+        </w:rPr>
+        <w:t>）。</w:t>
+      </w:r>
+    </w:p>
+    <w:p>
+      <w:pPr>
+        <w:pStyle w:val="Heading4"/>
+      </w:pPr>
+      <w:r>
+        <w:rPr>
+          <w:lang w:val="zh_TW" w:bidi="zh_TW"/>
+        </w:rPr>
+        <w:t>教師</w:t>
+      </w:r>
+    </w:p>
+    <w:p>
+      <w:pPr/>
+      <w:r>
+        <w:rPr>
+          <w:lang w:val="zh_TW" w:bidi="zh_TW"/>
+        </w:rPr>
+      </w:r>
+      <w:r>
+        <w:rPr>
+          <w:lang w:val="zh_TW" w:bidi="zh_TW"/>
+        </w:rPr>
+        <w:t>祭司教導百姓認識神。利未人作為會堂的官員，也擔任教導的角色（參</w:t>
+      </w:r>
+      <w:hyperlink r:id="rId122">
+        <w:r>
+          <w:rPr>
+            <w:lang w:val="zh_TW" w:bidi="zh_TW"/>
+          </w:rPr>
+          <w:rPr>
+            <w:color w:val="0000EE"/>
+            <w:u w:val="single"/>
+          </w:rPr>
+          <w:t>申33:10</w:t>
+        </w:r>
+      </w:hyperlink>
+      <w:r>
+        <w:rPr>
+          <w:lang w:val="zh_TW" w:bidi="zh_TW"/>
+        </w:rPr>
+        <w:t>；</w:t>
+      </w:r>
+      <w:hyperlink r:id="rId123">
+        <w:r>
+          <w:rPr>
+            <w:lang w:val="zh_TW" w:bidi="zh_TW"/>
+          </w:rPr>
+          <w:rPr>
+            <w:color w:val="0000EE"/>
+            <w:u w:val="single"/>
+          </w:rPr>
+          <w:t>代下35:3</w:t>
+        </w:r>
+      </w:hyperlink>
+      <w:r>
+        <w:rPr>
+          <w:lang w:val="zh_TW" w:bidi="zh_TW"/>
+        </w:rPr>
+        <w:t>）。在被擄之前，先知擔任教師的角色，教導民族歷史，並批評不公義和不當的社會行為。他們的責任是為當代社會解釋律法。到公元前四世紀，先知作為教師的角色，已轉移到文士和其他指定為教師的人身上。</w:t>
+      </w:r>
+    </w:p>
+    <w:p>
+      <w:pPr/>
+      <w:r>
+        <w:rPr>
+          <w:lang w:val="zh_TW" w:bidi="zh_TW"/>
+        </w:rPr>
+      </w:r>
+      <w:r>
+        <w:rPr>
+          <w:lang w:val="zh_TW" w:bidi="zh_TW"/>
+        </w:rPr>
+        <w:t>在基督降生之前的幾個世紀，文士不僅將傳統以書面形式抄寫和保存，也是律法的學生和解釋者。文士被稱為「教法師」（</w:t>
+      </w:r>
+      <w:hyperlink r:id="rId103">
+        <w:r>
+          <w:rPr>
+            <w:lang w:val="zh_TW" w:bidi="zh_TW"/>
+          </w:rPr>
+          <w:rPr>
+            <w:color w:val="0000EE"/>
+            <w:u w:val="single"/>
+          </w:rPr>
+          <w:t>路5:17</w:t>
+        </w:r>
+      </w:hyperlink>
+      <w:r>
+        <w:rPr>
+          <w:lang w:val="zh_TW" w:bidi="zh_TW"/>
+        </w:rPr>
+        <w:t>）、律法師（</w:t>
+      </w:r>
+      <w:hyperlink r:id="rId124">
+        <w:r>
+          <w:rPr>
+            <w:lang w:val="zh_TW" w:bidi="zh_TW"/>
+          </w:rPr>
+          <w:rPr>
+            <w:color w:val="0000EE"/>
+            <w:u w:val="single"/>
+          </w:rPr>
+          <w:t>太22:35</w:t>
+        </w:r>
+      </w:hyperlink>
+      <w:r>
+        <w:rPr>
+          <w:lang w:val="zh_TW" w:bidi="zh_TW"/>
+        </w:rPr>
+        <w:t>）和拉比（</w:t>
+      </w:r>
+      <w:hyperlink r:id="rId125">
+        <w:r>
+          <w:rPr>
+            <w:lang w:val="zh_TW" w:bidi="zh_TW"/>
+          </w:rPr>
+          <w:rPr>
+            <w:color w:val="0000EE"/>
+            <w:u w:val="single"/>
+          </w:rPr>
+          <w:t>23:8</w:t>
+        </w:r>
+      </w:hyperlink>
+      <w:r>
+        <w:rPr>
+          <w:lang w:val="zh_TW" w:bidi="zh_TW"/>
+        </w:rPr>
+        <w:t>）。所有高等教育都掌握在他們手中，他們發展出一套複雜的教學系統，稱為「古人的遺傳」（</w:t>
+      </w:r>
+      <w:hyperlink r:id="rId126">
+        <w:r>
+          <w:rPr>
+            <w:lang w:val="zh_TW" w:bidi="zh_TW"/>
+          </w:rPr>
+          <w:rPr>
+            <w:color w:val="0000EE"/>
+            <w:u w:val="single"/>
+          </w:rPr>
+          <w:t>15:2–6</w:t>
+        </w:r>
+      </w:hyperlink>
+      <w:r>
+        <w:rPr>
+          <w:lang w:val="zh_TW" w:bidi="zh_TW"/>
+        </w:rPr>
+        <w:t>）。雖然文士需要閒暇來進行學術研究，但他們並不鄙視勞動者。事實上，大多數文士在必要時，都會從事其他行業，以維持生計。</w:t>
+      </w:r>
+    </w:p>
+    <w:p>
+      <w:pPr/>
+      <w:r>
+        <w:rPr>
+          <w:lang w:val="zh_TW" w:bidi="zh_TW"/>
+        </w:rPr>
+      </w:r>
+      <w:r>
+        <w:rPr>
+          <w:lang w:val="zh_TW" w:bidi="zh_TW"/>
+        </w:rPr>
+        <w:t>雖然文士在基督時代很有影響力（</w:t>
+      </w:r>
+      <w:hyperlink r:id="rId127">
+        <w:r>
+          <w:rPr>
+            <w:lang w:val="zh_TW" w:bidi="zh_TW"/>
+          </w:rPr>
+          <w:rPr>
+            <w:color w:val="0000EE"/>
+            <w:u w:val="single"/>
+          </w:rPr>
+          <w:t>太23:1–2</w:t>
+        </w:r>
+      </w:hyperlink>
+      <w:r>
+        <w:rPr>
+          <w:lang w:val="zh_TW" w:bidi="zh_TW"/>
+        </w:rPr>
+        <w:t>），但他們無疑像先前的先知一樣，發現自己的話語不一定有人聽從。文士對當代生活和道德產生了重要影響，尤其可見的是他們對耶穌的激烈反對（</w:t>
+      </w:r>
+      <w:hyperlink r:id="rId128">
+        <w:r>
+          <w:rPr>
+            <w:lang w:val="zh_TW" w:bidi="zh_TW"/>
+          </w:rPr>
+          <w:rPr>
+            <w:color w:val="0000EE"/>
+            <w:u w:val="single"/>
+          </w:rPr>
+          <w:t>可2:6</w:t>
+        </w:r>
+      </w:hyperlink>
+      <w:r>
+        <w:rPr>
+          <w:lang w:val="zh_TW" w:bidi="zh_TW"/>
+        </w:rPr>
+        <w:t>），以及對早期教會的敵視（</w:t>
+      </w:r>
+      <w:hyperlink r:id="rId129">
+        <w:r>
+          <w:rPr>
+            <w:lang w:val="zh_TW" w:bidi="zh_TW"/>
+          </w:rPr>
+          <w:rPr>
+            <w:color w:val="0000EE"/>
+            <w:u w:val="single"/>
+          </w:rPr>
+          <w:t>徒4:5</w:t>
+        </w:r>
+      </w:hyperlink>
+      <w:r>
+        <w:rPr>
+          <w:lang w:val="zh_TW" w:bidi="zh_TW"/>
+        </w:rPr>
+        <w:t>，</w:t>
+      </w:r>
+      <w:hyperlink r:id="rId130">
+        <w:r>
+          <w:rPr>
+            <w:lang w:val="zh_TW" w:bidi="zh_TW"/>
+          </w:rPr>
+          <w:rPr>
+            <w:color w:val="0000EE"/>
+            <w:u w:val="single"/>
+          </w:rPr>
+          <w:t>6:12</w:t>
+        </w:r>
+      </w:hyperlink>
+      <w:r>
+        <w:rPr>
+          <w:lang w:val="zh_TW" w:bidi="zh_TW"/>
+        </w:rPr>
+        <w:t>）。</w:t>
+      </w:r>
+    </w:p>
+    <w:p>
+      <w:pPr/>
+      <w:r>
+        <w:rPr>
+          <w:lang w:val="zh_TW" w:bidi="zh_TW"/>
+        </w:rPr>
+      </w:r>
+      <w:r>
+        <w:rPr>
+          <w:lang w:val="zh_TW" w:bidi="zh_TW"/>
+        </w:rPr>
+        <w:t>到了新約時代，人們期望整體社區建立和維持初等學校；社區還需負責資助貧困或孤兒的教育。由於當時的人非常尊重早期的祭司、先知和文士，又因為社會非常重視教育，教師在猶太人中的地位崇高。神給猶太人賜下律法，所以律法是極其重要的；有人作為神的僕人來闡釋律法，自然就是社區中最重要的人。成為教師是人們一生的最高榮譽，也是男性可以履行的眾多職責中，最為重要的一項。</w:t>
+      </w:r>
+    </w:p>
+    <w:p>
+      <w:pPr/>
+      <w:r>
+        <w:rPr>
+          <w:lang w:val="zh_TW" w:bidi="zh_TW"/>
+        </w:rPr>
+      </w:r>
+      <w:r>
+        <w:rPr>
+          <w:lang w:val="zh_TW" w:bidi="zh_TW"/>
+        </w:rPr>
+        <w:t>教師必須具備傑出的品格和學術資格，他們要防止孩子接觸任何有害的事物。他們不應怨恨或偏袒學生，應該向孩子們解釋是非和罪的危害，而不是進行威脅。教師應信守對孩子的承諾，以免他們習慣失信和撒謊。教師的脾氣要溫和，不應急躁或一知半解，又要隨時準備好向學生反複解釋。據說，孩子應像牛犢一樣，日益增加其學習難度；然而，任何過於嚴厲的教師都會被解雇。</w:t>
+      </w:r>
+    </w:p>
+    <w:p>
+      <w:pPr>
+        <w:pStyle w:val="Heading4"/>
+      </w:pPr>
+      <w:r>
+        <w:rPr>
+          <w:lang w:val="zh_TW" w:bidi="zh_TW"/>
+        </w:rPr>
+        <w:t>教學內容</w:t>
+      </w:r>
+    </w:p>
+    <w:p>
+      <w:pPr/>
+      <w:r>
+        <w:rPr>
+          <w:lang w:val="zh_TW" w:bidi="zh_TW"/>
+        </w:rPr>
+      </w:r>
+      <w:r>
+        <w:rPr>
+          <w:lang w:val="zh_TW" w:bidi="zh_TW"/>
+        </w:rPr>
+        <w:t>猶太人的早期教育，主要通過聆聽和口頭重複來學習律法，並研習書面經文。律法的內容涵蓋三個主要領域：禮儀、民事和刑事。學生需要掌握這些內容，預備好在成年後承擔責任，遵守法律。</w:t>
+      </w:r>
+    </w:p>
+    <w:p>
+      <w:pPr/>
+      <w:r>
+        <w:rPr>
+          <w:lang w:val="zh_TW" w:bidi="zh_TW"/>
+        </w:rPr>
+      </w:r>
+      <w:r>
+        <w:rPr>
+          <w:lang w:val="zh_TW" w:bidi="zh_TW"/>
+        </w:rPr>
+        <w:t>聖經包含了各種各樣的著作，學生從中學習到宗教、歷史、法律、道德和禮儀，還有閱讀、寫作和算術。他們會認識偉大的文學作品，除了律法，他們還廣泛使用詩篇、箴言和傳道書作為教材。死海古卷顯示，部分古典希伯來文在新約時期仍有使用。那些通常說亞蘭文或希臘文的學生，在學習舊約希伯來文時會面對困難。這個問題尤其複雜，因為希伯來文沒有任何母音（vowel sounds），學生需要透過經文對應的子音（consonants）來記住。</w:t>
+      </w:r>
+    </w:p>
+    <w:p>
+      <w:pPr/>
+      <w:r>
+        <w:rPr>
+          <w:lang w:val="zh_TW" w:bidi="zh_TW"/>
+        </w:rPr>
+      </w:r>
+      <w:r>
+        <w:rPr>
+          <w:lang w:val="zh_TW" w:bidi="zh_TW"/>
+        </w:rPr>
+        <w:t>人們普遍認為，古希伯來人是近東最精通音樂和歌唱的民族，因此他們很可能有在家中接受基本歌唱和樂器演奏（如笛和豎琴）的訓練。雖然沒有希伯來詩歌以音樂形式保存下來，但聖殿歌手幾乎肯定是熟悉迦南人的音樂理論。烏加里特（Ugarit，拉斯珊拉〔Ras Shamra〕）曾出土的音樂文本，有一首民謠或讚美詩，是用刻在泥板上的奇特音樂符號寫成，長期以來都無法辨識。這份可能追溯至公元前1800年的迦南音樂文本，被稱為「世界上最古老的樂譜」。</w:t>
+      </w:r>
+    </w:p>
+    <w:p>
+      <w:pPr/>
+      <w:r>
+        <w:rPr>
+          <w:lang w:val="zh_TW" w:bidi="zh_TW"/>
+        </w:rPr>
+      </w:r>
+      <w:r>
+        <w:rPr>
+          <w:lang w:val="zh_TW" w:bidi="zh_TW"/>
+        </w:rPr>
+        <w:t>在被擄期間，百姓尤其重視記錄和保存古老的習俗和儀式，以保持希伯來文化的獨特性。被擄者認識到，在異國文化生活期間，延續民族傳統和律法是非常重要的。</w:t>
+      </w:r>
+    </w:p>
+    <w:p>
+      <w:pPr/>
+      <w:r>
+        <w:rPr>
+          <w:lang w:val="zh_TW" w:bidi="zh_TW"/>
+        </w:rPr>
+      </w:r>
+      <w:r>
+        <w:rPr>
+          <w:lang w:val="zh_TW" w:bidi="zh_TW"/>
+        </w:rPr>
+        <w:t>會堂在被擄期間，發展成宗教學習和禱告的場所，成為猶太信仰的教學中心。此前，耶路撒冷聖殿是唯一的獻祭場所；由於這種儀式無法在巴比倫進行，因此會堂在崇拜和教育方面的重要性自然提升。</w:t>
+      </w:r>
+    </w:p>
+    <w:p>
+      <w:pPr/>
+      <w:r>
+        <w:rPr>
+          <w:lang w:val="zh_TW" w:bidi="zh_TW"/>
+        </w:rPr>
+      </w:r>
+      <w:r>
+        <w:rPr>
+          <w:lang w:val="zh_TW" w:bidi="zh_TW"/>
+        </w:rPr>
+        <w:t>被擄期間，不僅在宗教方面，猶太人的生活也出現徹底的變化。猶太人接觸到更為先進的巴比倫的文化，大大促進了其本身的教育。巴比倫的法典就是他們生活嚴謹細緻而且成熟的特徵，其學校和圖書館已經存在了好幾個世紀；美索不達米亞一帶地區，在醫學、天文學、數學、建築和工程學方面的知識遠遠超越猶太人。在這知識環境中，猶太人的文學作品獲得新的意義，以西結書和但以理書就是在那個時期出現的。</w:t>
+      </w:r>
+    </w:p>
+    <w:p>
+      <w:pPr/>
+      <w:r>
+        <w:rPr>
+          <w:lang w:val="zh_TW" w:bidi="zh_TW"/>
+        </w:rPr>
+      </w:r>
+      <w:r>
+        <w:rPr>
+          <w:lang w:val="zh_TW" w:bidi="zh_TW"/>
+        </w:rPr>
+        <w:t>在被擄歸回的時期，猶太人的教學主要依據箴言以及次經書卷便西拉智訓和</w:t>
+      </w:r>
+      <w:r>
+        <w:rPr>
+          <w:lang w:val="zh_TW" w:bidi="zh_TW"/>
+        </w:rPr>
+        <w:t>所羅門智訓</w:t>
+      </w:r>
+      <w:r>
+        <w:rPr>
+          <w:lang w:val="zh_TW" w:bidi="zh_TW"/>
+        </w:rPr>
+        <w:t>。從這些作品中，猶太人獲得成功生活的實際訓練。文士教導人們明白，智慧從神而來，遵守誡命的人會他人帶來喜樂和榮耀。</w:t>
+      </w:r>
+    </w:p>
+    <w:p>
+      <w:pPr/>
+      <w:r>
+        <w:rPr>
+          <w:lang w:val="zh_TW" w:bidi="zh_TW"/>
+        </w:rPr>
+      </w:r>
+      <w:r>
+        <w:rPr>
+          <w:lang w:val="zh_TW" w:bidi="zh_TW"/>
+        </w:rPr>
+        <w:t>在公元前六世紀波斯統治下，猶太人被鼓勵返回耶路撒冷重建聖殿。公元前332年後，亞歷山大大帝擊敗波斯王大流士後，開始大力推行希臘化政策，引入了希臘語、宗教、政治程序和教育方法。在托勒密王朝（ Ptolemies，統治埃及的馬其頓家族）和塞琉古王朝（Seleucids，敘利亞王朝）統治期間，他們繼續進行希臘化。隨著外國統治的建立，猶太祭司在猶太政治事務中的主導地位變得更加明顯。某些猶太統治者的藝術品味受到希臘文化豐富，我們從中可以看出其影響。</w:t>
+      </w:r>
+    </w:p>
+    <w:p>
+      <w:pPr/>
+      <w:r>
+        <w:rPr>
+          <w:lang w:val="zh_TW" w:bidi="zh_TW"/>
+        </w:rPr>
+      </w:r>
+      <w:r>
+        <w:rPr>
+          <w:lang w:val="zh_TW" w:bidi="zh_TW"/>
+        </w:rPr>
+        <w:t>雖然希臘哲學和體育活動並未進入猶太教育的領域，但在希臘化時期，猶太人的宗教和道德標準確實有所下降。一些猶太人急於採納希臘文化，以提升他們在外邦統治者眼中的地位，另一些猶太人則拼命捍衛他們的猶太傳統。在羅馬時期，忠心的猶太人會盡力摒棄外邦的影響。</w:t>
+      </w:r>
+    </w:p>
+    <w:p>
+      <w:pPr>
+        <w:pStyle w:val="Heading4"/>
+      </w:pPr>
+      <w:r>
+        <w:rPr>
+          <w:lang w:val="zh_TW" w:bidi="zh_TW"/>
+        </w:rPr>
+        <w:t>教學方法</w:t>
+      </w:r>
+    </w:p>
+    <w:p>
+      <w:pPr/>
+      <w:r>
+        <w:rPr>
+          <w:lang w:val="zh_TW" w:bidi="zh_TW"/>
+        </w:rPr>
+      </w:r>
+      <w:r>
+        <w:rPr>
+          <w:lang w:val="zh_TW" w:bidi="zh_TW"/>
+        </w:rPr>
+        <w:t>猶太教學方法源自於背誦律法，強調記憶與回憶的重要性。孩子們在會說話後，立即開始學習背誦，並接受訓練,，準確重複原話，確保語義的細微差別不會改變。學生會學習字母，通過反覆書寫和訓練來學習和謹記；又會反覆抄寫律法中的經文，字體體必須清楚和工整。任何書寫錯誤都被視為危險，因為可能會在學習者的腦海，留下錯誤的字詞或拼寫。朗讀是人們推薦，幫助學生記憶的一種方式。</w:t>
+      </w:r>
+    </w:p>
+    <w:p>
+      <w:pPr/>
+      <w:r>
+        <w:rPr>
+          <w:lang w:val="zh_TW" w:bidi="zh_TW"/>
+        </w:rPr>
+      </w:r>
+      <w:r>
+        <w:rPr>
+          <w:lang w:val="zh_TW" w:bidi="zh_TW"/>
+        </w:rPr>
+        <w:t>為了幫助學生學習，每個男孩還會獲得一段個人經文，從他名字的第一個字母開始，並以最後一個字母結束。當他展示出閱讀能力時，就會收到一卷書，裡面寫著</w:t>
+      </w:r>
+      <w:hyperlink r:id="rId131">
+        <w:r>
+          <w:rPr>
+            <w:lang w:val="zh_TW" w:bidi="zh_TW"/>
+          </w:rPr>
+          <w:rPr>
+            <w:color w:val="0000EE"/>
+            <w:u w:val="single"/>
+          </w:rPr>
+          <w:t>申命記六章4節</w:t>
+        </w:r>
+      </w:hyperlink>
+      <w:r>
+        <w:rPr>
+          <w:lang w:val="zh_TW" w:bidi="zh_TW"/>
+        </w:rPr>
+        <w:t>的首句：「以色列啊，你要聽！耶和華——我們神是獨一的主。」在被擄歸回的時代，以色列人每天早晚都會背誦，並且會背誦</w:t>
+      </w:r>
+      <w:r>
+        <w:rPr>
+          <w:lang w:val="zh_TW" w:bidi="zh_TW"/>
+        </w:rPr>
+        <w:t>讚美詩</w:t>
+      </w:r>
+      <w:r>
+        <w:rPr>
+          <w:lang w:val="zh_TW" w:bidi="zh_TW"/>
+        </w:rPr>
+        <w:t>（Hallel，或讚美詩歌）、創造的故事以及利未記包括主要的律法部分。</w:t>
+      </w:r>
+    </w:p>
+    <w:p>
+      <w:pPr/>
+      <w:r>
+        <w:rPr>
+          <w:lang w:val="zh_TW" w:bidi="zh_TW"/>
+        </w:rPr>
+      </w:r>
+      <w:r>
+        <w:rPr>
+          <w:lang w:val="zh_TW" w:bidi="zh_TW"/>
+        </w:rPr>
+        <w:t>教導也以箴言或比喻的形式出現，這是耶穌後來使用的一種方法（</w:t>
+      </w:r>
+      <w:hyperlink r:id="rId93">
+        <w:r>
+          <w:rPr>
+            <w:lang w:val="zh_TW" w:bidi="zh_TW"/>
+          </w:rPr>
+          <w:rPr>
+            <w:color w:val="0000EE"/>
+            <w:u w:val="single"/>
+          </w:rPr>
+          <w:t>可4:1–2</w:t>
+        </w:r>
+      </w:hyperlink>
+      <w:r>
+        <w:rPr>
+          <w:lang w:val="zh_TW" w:bidi="zh_TW"/>
+        </w:rPr>
+        <w:t>）。在問答的過程中也會公開分享知識（例如，耶穌在12歲時到過耶路撒冷的聖殿，</w:t>
+      </w:r>
+      <w:hyperlink r:id="rId132">
+        <w:r>
+          <w:rPr>
+            <w:lang w:val="zh_TW" w:bidi="zh_TW"/>
+          </w:rPr>
+          <w:rPr>
+            <w:color w:val="0000EE"/>
+            <w:u w:val="single"/>
+          </w:rPr>
+          <w:t>路2:46–47</w:t>
+        </w:r>
+      </w:hyperlink>
+      <w:r>
+        <w:rPr>
+          <w:lang w:val="zh_TW" w:bidi="zh_TW"/>
+        </w:rPr>
+        <w:t>）。</w:t>
+      </w:r>
+    </w:p>
+    <w:p>
+      <w:pPr/>
+      <w:r>
+        <w:rPr>
+          <w:lang w:val="zh_TW" w:bidi="zh_TW"/>
+        </w:rPr>
+      </w:r>
+      <w:r>
+        <w:rPr>
+          <w:lang w:val="zh_TW" w:bidi="zh_TW"/>
+        </w:rPr>
+        <w:t>至於早期基督教時代的教育情況，其資料甚少。我們知道耶穌能閱讀和講解經文，並且有足夠的知識與聖殿裡的學者討論神學。祂可能在家裡學習，並接受當時大多數猶太男孩所接受的基礎教育。</w:t>
+      </w:r>
+    </w:p>
+    <w:p>
+      <w:pPr>
+        <w:pStyle w:val="Heading4"/>
+      </w:pPr>
+      <w:r>
+        <w:rPr>
+          <w:lang w:val="zh_TW" w:bidi="zh_TW"/>
+        </w:rPr>
+        <w:t>紀律</w:t>
+      </w:r>
+    </w:p>
+    <w:p>
+      <w:pPr/>
+      <w:r>
+        <w:rPr>
+          <w:lang w:val="zh_TW" w:bidi="zh_TW"/>
+        </w:rPr>
+      </w:r>
+      <w:r>
+        <w:rPr>
+          <w:lang w:val="zh_TW" w:bidi="zh_TW"/>
+        </w:rPr>
+        <w:t>紀律幾乎肯定是教育的重要元素，對古代希伯來人尤為重要。他們使用一套獎勵和懲罰機制，體罰是其中的一部分。懲罰被認為是神以愛和關心管教其子民的外在象徵（</w:t>
+      </w:r>
+      <w:hyperlink r:id="rId133">
+        <w:r>
+          <w:rPr>
+            <w:lang w:val="zh_TW" w:bidi="zh_TW"/>
+          </w:rPr>
+          <w:rPr>
+            <w:color w:val="0000EE"/>
+            <w:u w:val="single"/>
+          </w:rPr>
+          <w:t>詩94:8–13</w:t>
+        </w:r>
+      </w:hyperlink>
+      <w:r>
+        <w:rPr>
+          <w:lang w:val="zh_TW" w:bidi="zh_TW"/>
+        </w:rPr>
+        <w:t>），不過猶太民族並一定會從中學到教訓（</w:t>
+      </w:r>
+      <w:hyperlink r:id="rId134">
+        <w:r>
+          <w:rPr>
+            <w:lang w:val="zh_TW" w:bidi="zh_TW"/>
+          </w:rPr>
+          <w:rPr>
+            <w:color w:val="0000EE"/>
+            <w:u w:val="single"/>
+          </w:rPr>
+          <w:t>耶5:3</w:t>
+        </w:r>
+      </w:hyperlink>
+      <w:r>
+        <w:rPr>
+          <w:lang w:val="zh_TW" w:bidi="zh_TW"/>
+        </w:rPr>
+        <w:t>；</w:t>
+      </w:r>
+      <w:hyperlink r:id="rId135">
+        <w:r>
+          <w:rPr>
+            <w:lang w:val="zh_TW" w:bidi="zh_TW"/>
+          </w:rPr>
+          <w:rPr>
+            <w:color w:val="0000EE"/>
+            <w:u w:val="single"/>
+          </w:rPr>
+          <w:t>摩4:6–13</w:t>
+        </w:r>
+      </w:hyperlink>
+      <w:r>
+        <w:rPr>
+          <w:lang w:val="zh_TW" w:bidi="zh_TW"/>
+        </w:rPr>
+        <w:t>）。人們又認為，孩子需要像馬一樣「馴服」：「一匹不馴服的馬，必難駕馭；一個放縱的兒子，必然倔強」（</w:t>
+      </w:r>
+      <w:hyperlink r:id="rId136">
+        <w:r>
+          <w:rPr>
+            <w:lang w:val="zh_TW" w:bidi="zh_TW"/>
+          </w:rPr>
+          <w:rPr>
+            <w:color w:val="0000EE"/>
+            <w:u w:val="single"/>
+          </w:rPr>
+          <w:t>便西拉智訓30:8</w:t>
+        </w:r>
+      </w:hyperlink>
+      <w:r>
+        <w:rPr>
+          <w:lang w:val="zh_TW" w:bidi="zh_TW"/>
+        </w:rPr>
+        <w:t>）。</w:t>
+      </w:r>
+    </w:p>
+    <w:p>
+      <w:pPr>
+        <w:pStyle w:val="Heading4"/>
+      </w:pPr>
+      <w:r>
+        <w:rPr>
+          <w:lang w:val="zh_TW" w:bidi="zh_TW"/>
+        </w:rPr>
+        <w:t>成人教育</w:t>
+      </w:r>
+    </w:p>
+    <w:p>
+      <w:pPr/>
+      <w:r>
+        <w:rPr>
+          <w:lang w:val="zh_TW" w:bidi="zh_TW"/>
+        </w:rPr>
+      </w:r>
+      <w:r>
+        <w:rPr>
+          <w:lang w:val="zh_TW" w:bidi="zh_TW"/>
+        </w:rPr>
+        <w:t>當文士以斯拉帶著律法書的抄本，從巴比倫歸回時，他將律法傳授給利未人和百姓。這些材料連同箴言以及被擄前和被擄期間的文學作品，成為猶太教育的基礎。在被擄歸回的時期，祭司們會前往各地，於安息日在會堂向人們講話，或集市日在聚集大量人群的廣場上向百姓演講。一些人可能會與長老討論，來增進他們的學識（參</w:t>
+      </w:r>
+      <w:hyperlink r:id="rId137">
+        <w:r>
+          <w:rPr>
+            <w:lang w:val="zh_TW" w:bidi="zh_TW"/>
+          </w:rPr>
+          <w:rPr>
+            <w:color w:val="0000EE"/>
+            <w:u w:val="single"/>
+          </w:rPr>
+          <w:t>結8:1</w:t>
+        </w:r>
+      </w:hyperlink>
+      <w:r>
+        <w:rPr>
+          <w:lang w:val="zh_TW" w:bidi="zh_TW"/>
+        </w:rPr>
+        <w:t>）。</w:t>
+      </w:r>
+    </w:p>
+    <w:p>
+      <w:pPr/>
+      <w:r>
+        <w:rPr>
+          <w:lang w:val="zh_TW" w:bidi="zh_TW"/>
+        </w:rPr>
+      </w:r>
+      <w:r>
+        <w:rPr>
+          <w:lang w:val="zh_TW" w:bidi="zh_TW"/>
+        </w:rPr>
+        <w:t>對於繼續接受教育的人來說，下一階段可能是接受文士的指導。文士是猶太教法利賽人的領袖，將以斯拉的原則發展為嚴格的規定，涉及十一奉獻、禮儀上的潔淨和會堂崇拜。年輕的掃羅來到耶路撒冷，師從受人尊敬的拉比迦瑪列（</w:t>
+      </w:r>
+      <w:hyperlink r:id="rId138">
+        <w:r>
+          <w:rPr>
+            <w:lang w:val="zh_TW" w:bidi="zh_TW"/>
+          </w:rPr>
+          <w:rPr>
+            <w:color w:val="0000EE"/>
+            <w:u w:val="single"/>
+          </w:rPr>
+          <w:t>徒22:3</w:t>
+        </w:r>
+      </w:hyperlink>
+      <w:r>
+        <w:rPr>
+          <w:lang w:val="zh_TW" w:bidi="zh_TW"/>
+        </w:rPr>
+        <w:t>）。當時的課程是神學律法的進階學習，包括書面和口傳律法，以及猶太文化的禮儀和儀式。</w:t>
+      </w:r>
+    </w:p>
+    <w:p>
+      <w:pPr>
+        <w:pStyle w:val="Heading4"/>
+      </w:pPr>
+      <w:r>
+        <w:rPr>
+          <w:lang w:val="zh_TW" w:bidi="zh_TW"/>
+        </w:rPr>
+        <w:t>校舍</w:t>
+      </w:r>
+    </w:p>
+    <w:p>
+      <w:pPr/>
+      <w:r>
+        <w:rPr>
+          <w:lang w:val="zh_TW" w:bidi="zh_TW"/>
+        </w:rPr>
+      </w:r>
+      <w:r>
+        <w:rPr>
+          <w:lang w:val="zh_TW" w:bidi="zh_TW"/>
+        </w:rPr>
+        <w:t>到了新約時期，一些學校設在專門建造的建築物中，另一些則設在教師家裡，但大多數學校都附屬於會堂。設計獨立的校舍時，一般認為不應將其建在擁擠的地方。在大城鎮中，尤其是有河流將城一分為二的地方，社區通常需要提供兩所學校。學校不會在一天中最炎熱的時段（上午10時到下午3時）上課，在七月和八月每天只上課四個小時。班級人數預計為25人，一名教師和一名助理負責40名學生，兩名教師則負責50名學生。在學校裡，男孩們席地而坐，在老師的腳邊學習聖經。因此，學校被稱為「書院」（House of the Book）。</w:t>
+      </w:r>
+    </w:p>
+    <w:p>
+      <w:pPr>
+        <w:pStyle w:val="Heading3"/>
+      </w:pPr>
+      <w:r>
+        <w:rPr>
+          <w:lang w:val="zh_TW" w:bidi="zh_TW"/>
+        </w:rPr>
+        <w:t>猶太人的讀寫能力</w:t>
+      </w:r>
+    </w:p>
+    <w:p>
+      <w:pPr/>
+      <w:r>
+        <w:rPr>
+          <w:lang w:val="zh_TW" w:bidi="zh_TW"/>
+        </w:rPr>
+      </w:r>
+      <w:r>
+        <w:rPr>
+          <w:lang w:val="zh_TW" w:bidi="zh_TW"/>
+        </w:rPr>
+        <w:t>多個世紀以來，猶太人的識字程度難以確定，但可以從具體例子中找到線索。約書亞記描述了從每個支派中選出的三個人，負責撰寫關於迦南地的書面報告（</w:t>
+      </w:r>
+      <w:hyperlink r:id="rId139">
+        <w:r>
+          <w:rPr>
+            <w:lang w:val="zh_TW" w:bidi="zh_TW"/>
+          </w:rPr>
+          <w:rPr>
+            <w:color w:val="0000EE"/>
+            <w:u w:val="single"/>
+          </w:rPr>
+          <w:t>書18:4–9</w:t>
+        </w:r>
+      </w:hyperlink>
+      <w:r>
+        <w:rPr>
+          <w:lang w:val="zh_TW" w:bidi="zh_TW"/>
+        </w:rPr>
+        <w:t>）。後來，基甸擒獲了一名少年，他能寫下城裡重要人物的名單（</w:t>
+      </w:r>
+      <w:hyperlink r:id="rId140">
+        <w:r>
+          <w:rPr>
+            <w:lang w:val="zh_TW" w:bidi="zh_TW"/>
+          </w:rPr>
+          <w:rPr>
+            <w:color w:val="0000EE"/>
+            <w:u w:val="single"/>
+          </w:rPr>
+          <w:t>士8:14</w:t>
+        </w:r>
+      </w:hyperlink>
+      <w:r>
+        <w:rPr>
+          <w:lang w:val="zh_TW" w:bidi="zh_TW"/>
+        </w:rPr>
+        <w:t>）。書寫可能是一項常見的技能，因為以色列人相關鼓勵書寫（</w:t>
+      </w:r>
+      <w:hyperlink r:id="rId141">
+        <w:r>
+          <w:rPr>
+            <w:lang w:val="zh_TW" w:bidi="zh_TW"/>
+          </w:rPr>
+          <w:rPr>
+            <w:color w:val="0000EE"/>
+            <w:u w:val="single"/>
+          </w:rPr>
+          <w:t>申6:9</w:t>
+        </w:r>
+      </w:hyperlink>
+      <w:r>
+        <w:rPr>
+          <w:lang w:val="zh_TW" w:bidi="zh_TW"/>
+        </w:rPr>
+        <w:t>，</w:t>
+      </w:r>
+      <w:hyperlink r:id="rId142">
+        <w:r>
+          <w:rPr>
+            <w:lang w:val="zh_TW" w:bidi="zh_TW"/>
+          </w:rPr>
+          <w:rPr>
+            <w:color w:val="0000EE"/>
+            <w:u w:val="single"/>
+          </w:rPr>
+          <w:t>27:2–8</w:t>
+        </w:r>
+      </w:hyperlink>
+      <w:r>
+        <w:rPr>
+          <w:lang w:val="zh_TW" w:bidi="zh_TW"/>
+        </w:rPr>
+        <w:t>）。男孩們能夠書寫和理解簡單的數學用語，並且有跡象表明他們熟悉圓形半徑與圓周的幾何關係（圓周率的概念；見</w:t>
+      </w:r>
+      <w:hyperlink r:id="rId143">
+        <w:r>
+          <w:rPr>
+            <w:lang w:val="zh_TW" w:bidi="zh_TW"/>
+          </w:rPr>
+          <w:rPr>
+            <w:color w:val="0000EE"/>
+            <w:u w:val="single"/>
+          </w:rPr>
+          <w:t>代下4:2</w:t>
+        </w:r>
+      </w:hyperlink>
+      <w:r>
+        <w:rPr>
+          <w:lang w:val="zh_TW" w:bidi="zh_TW"/>
+        </w:rPr>
+        <w:t>）。草書（cursive script）的發展意味著，至少從公元前八世紀開始，人們已經有廣泛書寫。值得注意的是，任何會堂中，只要有10名男子就可以進行崇拜儀式，這意味著每個會堂中至少有10名男子識字，足以履行這一職責。</w:t>
+      </w:r>
+    </w:p>
+    <w:p>
+      <w:pPr/>
+      <w:r>
+        <w:rPr>
+          <w:lang w:val="zh_TW" w:bidi="zh_TW"/>
+        </w:rPr>
+      </w:r>
+      <w:r>
+        <w:rPr>
+          <w:lang w:val="zh_TW" w:bidi="zh_TW"/>
+        </w:rPr>
+        <w:t>在公元前一世紀，人們對希臘化的恐懼十分強烈，並且感到猶太教的存在受到威脅時，便頒佈一項法令，規定每個猶太男孩都必須接受基本教育。由於這樣的制度可能早已存在，因此該法令只是規定所有男性（年齡在16或17歲以下）必須上學。毫無疑問，這一舉措的原因在於，深入了解和嚴格遵守律法，對猶太傳統的延續至關重要。</w:t>
+      </w:r>
+    </w:p>
+    <w:p>
+      <w:pPr/>
+      <w:r>
+        <w:rPr>
+          <w:lang w:val="zh_TW" w:bidi="zh_TW"/>
+        </w:rPr>
+      </w:r>
+      <w:r>
+        <w:rPr>
+          <w:lang w:val="zh_TW" w:bidi="zh_TW"/>
+        </w:rPr>
+        <w:t>約書亞·本·格姆拉（Joshua ben-Gamala，公元63–65年擔任大祭司）被認為是普及教育的創始人。他對於在城鎮和村莊設立學校的指示極為具體，要求男孩從六歲或七歲開始上學。只要一個城中有至少10個猶太家庭，社區便需負責設立學校並聘請教師。父親有責任確保兒子上學。如果有家庭住在偏遠地區，教師通常會與該家庭同住。教師的薪酬可能由家庭支付，或來自社區的稅收，但文士不會直接收取教學費用。我們未能知道這樣有否達到普及基本教育的目標。</w:t>
+      </w:r>
+    </w:p>
+    <w:p>
+      <w:pPr>
+        <w:pStyle w:val="Heading3"/>
+      </w:pPr>
+      <w:r>
+        <w:rPr>
+          <w:lang w:val="zh_TW" w:bidi="zh_TW"/>
+        </w:rPr>
+        <w:t>周邊文化中的教育</w:t>
+      </w:r>
+    </w:p>
+    <w:p>
+      <w:pPr/>
+      <w:r>
+        <w:rPr>
+          <w:lang w:val="zh_TW" w:bidi="zh_TW"/>
+        </w:rPr>
+      </w:r>
+      <w:r>
+        <w:rPr>
+          <w:lang w:val="zh_TW" w:bidi="zh_TW"/>
+        </w:rPr>
+        <w:t>希伯來教育強調神學，與希臘和羅馬的教育目標形成強烈對比。然而，這些社會同樣重視培養特定的品格。</w:t>
+      </w:r>
+    </w:p>
+    <w:p>
+      <w:pPr/>
+      <w:r>
+        <w:rPr>
+          <w:lang w:val="zh_TW" w:bidi="zh_TW"/>
+        </w:rPr>
+      </w:r>
+      <w:r>
+        <w:rPr>
+          <w:lang w:val="zh_TW" w:bidi="zh_TW"/>
+        </w:rPr>
+        <w:t>在斯巴達，教育訓練的目的是培養年輕人成為戰士，將自己獻身於國家的福祉。品格的塑造在於節制奢華生活，通過體能活動有系統地訓練身心，又鼓勵學生以機智和主動為生存技巧。女孩也接受同樣的教育，因為培養能夠誕下強壯戰士的婦女，是同樣至關重要的。</w:t>
+      </w:r>
+    </w:p>
+    <w:p>
+      <w:pPr/>
+      <w:r>
+        <w:rPr>
+          <w:lang w:val="zh_TW" w:bidi="zh_TW"/>
+        </w:rPr>
+      </w:r>
+      <w:r>
+        <w:rPr>
+          <w:lang w:val="zh_TW" w:bidi="zh_TW"/>
+        </w:rPr>
+        <w:t>在雅典，人們認為教育是生活中不可或缺的一部分。因為文化的傳遞能夠使男孩成為完美的公民，他們學習讀寫、音樂、道德和禮貌、數學以及運動（鍛鍊健康的身體）。在理想中，教育是一種崇高的追求——心智的訓練是每個公民的與生俱來的權利，但實際上卻僅限於一小部分貴族階層。受過教育的人鄙視掙錢維生的人，認為這是奴隸的生活方式。婦女沒有接受教育。小學教師在社會中的地位低下。</w:t>
+      </w:r>
+    </w:p>
+    <w:p>
+      <w:pPr/>
+      <w:r>
+        <w:rPr>
+          <w:lang w:val="zh_TW" w:bidi="zh_TW"/>
+        </w:rPr>
+      </w:r>
+      <w:r>
+        <w:rPr>
+          <w:lang w:val="zh_TW" w:bidi="zh_TW"/>
+        </w:rPr>
+        <w:t>羅馬的教育讓男孩在心智和體能上充分預備，能在農場、戰場或國家所需的地方貢獻自己。教育是家庭的責任——男孩首先跟母親學習，然後跟父親學習。基本的閱讀、寫作、算術、語言、結構和辯論技巧有時由私人教師教授。當學校發展起來時，似乎像是喧鬧嘈雜的店鋪活動，這些學校是由收入微薄的教師所經營的。女孩們則在家中學習家務技巧。</w:t>
+      </w:r>
+    </w:p>
+    <w:p>
+      <w:pPr/>
+      <w:r>
+        <w:rPr>
+          <w:lang w:val="zh_TW" w:bidi="zh_TW"/>
+        </w:rPr>
+      </w:r>
+      <w:r>
+        <w:rPr>
+          <w:lang w:val="zh_TW" w:bidi="zh_TW"/>
+        </w:rPr>
+        <w:t>埃及男孩在「書院」學習閱讀和基礎算術，用象形文字在蒲草紙上書寫是最困難的任務。像其他文化的學生一樣，男孩們也會受到體罰。埃及老師認為「男孩的耳朵在他的背上」，因此經常使用藤條。</w:t>
+      </w:r>
+      <w:r>
+        <w:rPr>
+          <w:lang w:val="zh_TW" w:bidi="zh_TW"/>
+        </w:rPr>
+      </w:r>
+      <w:r>
+        <w:rPr>
+          <w:lang w:val="zh_TW" w:bidi="zh_TW"/>
+        </w:rPr>
+      </w:r>
+    </w:p>
+    <w:p>
+      <w:pPr/>
+      <w:r>
+        <w:rPr>
+          <w:lang w:val="zh_TW" w:bidi="zh_TW"/>
+        </w:rPr>
+      </w:r>
+    </w:p>
+    <w:p>
+      <w:pPr>
+        <w:pStyle w:val="Heading2"/>
+      </w:pPr>
+      <w:r>
+        <w:rPr>
+          <w:lang w:val="zh_TW" w:bidi="zh_TW"/>
+        </w:rPr>
+        <w:t>酵</w:t>
+      </w:r>
+      <w:r>
+        <w:rPr>
+          <w:lang w:val="zh_TW" w:bidi="zh_TW"/>
+        </w:rPr>
+      </w:r>
+    </w:p>
+    <w:p>
+      <w:pPr/>
+      <w:r>
+        <w:rPr>
+          <w:lang w:val="zh_TW" w:bidi="zh_TW"/>
+        </w:rPr>
+      </w:r>
+      <w:r>
+        <w:rPr>
+          <w:lang w:val="zh_TW" w:bidi="zh_TW"/>
+        </w:rPr>
+        <w:t>任何加到麵團內會產生發酵的物質。酵可能指的是已經被酵感染的麵團，這些酵被放入麵粉中，以便在烘烤之前，酵能夠穿透整個麵團，它或者可能指的是通過酵的影響而發酵的麵團。早期的希伯來人顯然依賴一塊發酵的麵團來傳遞酵；直到很久以後，才使用酒的沉澱物作為酵母。</w:t>
+      </w:r>
+    </w:p>
+    <w:p>
+      <w:pPr/>
+      <w:r>
+        <w:rPr>
+          <w:lang w:val="zh_TW" w:bidi="zh_TW"/>
+        </w:rPr>
+      </w:r>
+      <w:r>
+        <w:rPr>
+          <w:lang w:val="zh_TW" w:bidi="zh_TW"/>
+        </w:rPr>
+        <w:t>古代以色列人經常吃有酵的餅（</w:t>
+      </w:r>
+      <w:hyperlink r:id="rId144">
+        <w:r>
+          <w:rPr>
+            <w:lang w:val="zh_TW" w:bidi="zh_TW"/>
+          </w:rPr>
+          <w:rPr>
+            <w:color w:val="0000EE"/>
+            <w:u w:val="single"/>
+          </w:rPr>
+          <w:t>何7:4</w:t>
+        </w:r>
+      </w:hyperlink>
+      <w:r>
+        <w:rPr>
+          <w:lang w:val="zh_TW" w:bidi="zh_TW"/>
+        </w:rPr>
+        <w:t>），但在紀念逾越節時，他們卻被禁止吃有酵的餅，甚至在逾越節期間也不允許在家中有此物（</w:t>
+      </w:r>
+      <w:hyperlink r:id="rId145">
+        <w:r>
+          <w:rPr>
+            <w:lang w:val="zh_TW" w:bidi="zh_TW"/>
+          </w:rPr>
+          <w:rPr>
+            <w:color w:val="0000EE"/>
+            <w:u w:val="single"/>
+          </w:rPr>
+          <w:t>出13:7</w:t>
+        </w:r>
+      </w:hyperlink>
+      <w:r>
+        <w:rPr>
+          <w:lang w:val="zh_TW" w:bidi="zh_TW"/>
+        </w:rPr>
+        <w:t>）。當時神的命令急下，沒有給他們時間準備發酵的餅，這個一年一度的紀念活動用以確保以色列人不會忘記他們匆忙出埃及的情景，他們被迫攜帶著揉麵槽和麵團，從中烤製無酵餅以供旅途中食用（</w:t>
+      </w:r>
+      <w:hyperlink r:id="rId146">
+        <w:r>
+          <w:rPr>
+            <w:lang w:val="zh_TW" w:bidi="zh_TW"/>
+          </w:rPr>
+          <w:rPr>
+            <w:color w:val="0000EE"/>
+            <w:u w:val="single"/>
+          </w:rPr>
+          <w:t>出12:34–39</w:t>
+        </w:r>
+      </w:hyperlink>
+      <w:r>
+        <w:rPr>
+          <w:lang w:val="zh_TW" w:bidi="zh_TW"/>
+        </w:rPr>
+        <w:t>；</w:t>
+      </w:r>
+      <w:hyperlink r:id="rId147">
+        <w:r>
+          <w:rPr>
+            <w:lang w:val="zh_TW" w:bidi="zh_TW"/>
+          </w:rPr>
+          <w:rPr>
+            <w:color w:val="0000EE"/>
+            <w:u w:val="single"/>
+          </w:rPr>
+          <w:t>申16:3</w:t>
+        </w:r>
+      </w:hyperlink>
+      <w:r>
+        <w:rPr>
+          <w:lang w:val="zh_TW" w:bidi="zh_TW"/>
+        </w:rPr>
+        <w:t>）。</w:t>
+      </w:r>
+    </w:p>
+    <w:p>
+      <w:pPr/>
+      <w:r>
+        <w:rPr>
+          <w:lang w:val="zh_TW" w:bidi="zh_TW"/>
+        </w:rPr>
+      </w:r>
+      <w:r>
+        <w:rPr>
+          <w:lang w:val="zh_TW" w:bidi="zh_TW"/>
+        </w:rPr>
+        <w:t>可能因為發酵意味著分解和腐敗，所以所有放在祭壇上獻給神的祭物都不能有酵（</w:t>
+      </w:r>
+      <w:hyperlink r:id="rId148">
+        <w:r>
+          <w:rPr>
+            <w:lang w:val="zh_TW" w:bidi="zh_TW"/>
+          </w:rPr>
+          <w:rPr>
+            <w:color w:val="0000EE"/>
+            <w:u w:val="single"/>
+          </w:rPr>
+          <w:t>出23:18</w:t>
+        </w:r>
+      </w:hyperlink>
+      <w:r>
+        <w:rPr>
+          <w:lang w:val="zh_TW" w:bidi="zh_TW"/>
+        </w:rPr>
+        <w:t>，</w:t>
+      </w:r>
+      <w:hyperlink r:id="rId149">
+        <w:r>
+          <w:rPr>
+            <w:lang w:val="zh_TW" w:bidi="zh_TW"/>
+          </w:rPr>
+          <w:rPr>
+            <w:color w:val="0000EE"/>
+            <w:u w:val="single"/>
+          </w:rPr>
+          <w:t>34:25</w:t>
+        </w:r>
+      </w:hyperlink>
+      <w:r>
+        <w:rPr>
+          <w:lang w:val="zh_TW" w:bidi="zh_TW"/>
+        </w:rPr>
+        <w:t>）。在素祭中也不允許使用酵（</w:t>
+      </w:r>
+      <w:hyperlink r:id="rId150">
+        <w:r>
+          <w:rPr>
+            <w:lang w:val="zh_TW" w:bidi="zh_TW"/>
+          </w:rPr>
+          <w:rPr>
+            <w:color w:val="0000EE"/>
+            <w:u w:val="single"/>
+          </w:rPr>
+          <w:t>利2:11</w:t>
+        </w:r>
+      </w:hyperlink>
+      <w:r>
+        <w:rPr>
+          <w:lang w:val="zh_TW" w:bidi="zh_TW"/>
+        </w:rPr>
+        <w:t>，</w:t>
+      </w:r>
+      <w:hyperlink r:id="rId151">
+        <w:r>
+          <w:rPr>
+            <w:lang w:val="zh_TW" w:bidi="zh_TW"/>
+          </w:rPr>
+          <w:rPr>
+            <w:color w:val="0000EE"/>
+            <w:u w:val="single"/>
+          </w:rPr>
+          <w:t>6:17</w:t>
+        </w:r>
+      </w:hyperlink>
+      <w:r>
+        <w:rPr>
+          <w:lang w:val="zh_TW" w:bidi="zh_TW"/>
+        </w:rPr>
+        <w:t>）。經文沒有告訴我們陳設餅是否無酵的，但歷史學家約瑟夫指出它是有酵的（</w:t>
+      </w:r>
+      <w:r>
+        <w:rPr>
+          <w:i/>
+          <w:lang w:val="zh_TW" w:bidi="zh_TW"/>
+        </w:rPr>
+        <w:t>猶太古史記</w:t>
+      </w:r>
+      <w:r>
+        <w:rPr>
+          <w:lang w:val="zh_TW" w:bidi="zh_TW"/>
+        </w:rPr>
+        <w:t xml:space="preserve"> 3.6.6）。</w:t>
+      </w:r>
+    </w:p>
+    <w:p>
+      <w:pPr/>
+      <w:r>
+        <w:rPr>
+          <w:lang w:val="zh_TW" w:bidi="zh_TW"/>
+        </w:rPr>
+      </w:r>
+      <w:r>
+        <w:rPr>
+          <w:lang w:val="zh_TW" w:bidi="zh_TW"/>
+        </w:rPr>
+        <w:t>此外，我們應注意此規則的兩個例外。酵可以用於祭司或其他人要吃的供物中。發酵的餅可以伴隨平安祭一起獻上（</w:t>
+      </w:r>
+      <w:hyperlink r:id="rId152">
+        <w:r>
+          <w:rPr>
+            <w:lang w:val="zh_TW" w:bidi="zh_TW"/>
+          </w:rPr>
+          <w:rPr>
+            <w:color w:val="0000EE"/>
+            <w:u w:val="single"/>
+          </w:rPr>
+          <w:t>利7:13</w:t>
+        </w:r>
+      </w:hyperlink>
+      <w:r>
+        <w:rPr>
+          <w:lang w:val="zh_TW" w:bidi="zh_TW"/>
+        </w:rPr>
+        <w:t>），並且在五旬節獻祭，因為它代表了神為祂子民所提供的普通日常食物（</w:t>
+      </w:r>
+      <w:hyperlink r:id="rId153">
+        <w:r>
+          <w:rPr>
+            <w:lang w:val="zh_TW" w:bidi="zh_TW"/>
+          </w:rPr>
+          <w:rPr>
+            <w:color w:val="0000EE"/>
+            <w:u w:val="single"/>
+          </w:rPr>
+          <w:t>23:17</w:t>
+        </w:r>
+      </w:hyperlink>
+      <w:r>
+        <w:rPr>
+          <w:lang w:val="zh_TW" w:bidi="zh_TW"/>
+        </w:rPr>
+        <w:t>）。</w:t>
+      </w:r>
+    </w:p>
+    <w:p>
+      <w:pPr/>
+      <w:r>
+        <w:rPr>
+          <w:lang w:val="zh_TW" w:bidi="zh_TW"/>
+        </w:rPr>
+      </w:r>
+      <w:r>
+        <w:rPr>
+          <w:lang w:val="zh_TW" w:bidi="zh_TW"/>
+        </w:rPr>
+        <w:t>酵太過緩慢的作用在希伯來發展的農業階段是一個問題，特別是在收成季節中繁忙的日子裡。因此，無酵麵團在普通烘焙中變得越來越普遍。這種無酵麵團的做法受到民間支持，因為人們越來越認為酵代表著腐敗和敗壞，就像其他發酵物一樣。這種觀點慢慢發展到在神學上也排除了酵，因為它與神完全聖潔的概念不一致。普魯塔克（Plutarch）也曾表達了一種當時深入民心的信念，這種信念在其他民族中也應相當流行，他寫道：「現在酵本身就是腐敗的產物，並且腐蝕了與其混合的麵團。」使徒保羅在</w:t>
+      </w:r>
+      <w:hyperlink r:id="rId154">
+        <w:r>
+          <w:rPr>
+            <w:lang w:val="zh_TW" w:bidi="zh_TW"/>
+          </w:rPr>
+          <w:rPr>
+            <w:color w:val="0000EE"/>
+            <w:u w:val="single"/>
+          </w:rPr>
+          <w:t>哥林多前書五章6節</w:t>
+        </w:r>
+      </w:hyperlink>
+      <w:r>
+        <w:rPr>
+          <w:lang w:val="zh_TW" w:bidi="zh_TW"/>
+        </w:rPr>
+        <w:t>和</w:t>
+      </w:r>
+      <w:hyperlink r:id="rId155">
+        <w:r>
+          <w:rPr>
+            <w:lang w:val="zh_TW" w:bidi="zh_TW"/>
+          </w:rPr>
+          <w:rPr>
+            <w:color w:val="0000EE"/>
+            <w:u w:val="single"/>
+          </w:rPr>
+          <w:t>加拉太書五章9節</w:t>
+        </w:r>
+      </w:hyperlink>
+      <w:r>
+        <w:rPr>
+          <w:lang w:val="zh_TW" w:bidi="zh_TW"/>
+        </w:rPr>
+        <w:t>中也引用了類似的箴言。</w:t>
+      </w:r>
+    </w:p>
+    <w:p>
+      <w:pPr/>
+      <w:r>
+        <w:rPr>
+          <w:lang w:val="zh_TW" w:bidi="zh_TW"/>
+        </w:rPr>
+      </w:r>
+      <w:r>
+        <w:rPr>
+          <w:lang w:val="zh_TW" w:bidi="zh_TW"/>
+        </w:rPr>
+        <w:t>關於酵的重要之處在於其力量，可能象徵著善或惡。雖然不總是如此，但酵在猶太教思想中是邪惡的象徵。耶穌在用這個詞語來描述法利賽人和撒都該人的腐敗教義時，酵具貶義（</w:t>
+      </w:r>
+      <w:hyperlink r:id="rId156">
+        <w:r>
+          <w:rPr>
+            <w:lang w:val="zh_TW" w:bidi="zh_TW"/>
+          </w:rPr>
+          <w:rPr>
+            <w:color w:val="0000EE"/>
+            <w:u w:val="single"/>
+          </w:rPr>
+          <w:t>太16:6、11–12</w:t>
+        </w:r>
+      </w:hyperlink>
+      <w:r>
+        <w:rPr>
+          <w:lang w:val="zh_TW" w:bidi="zh_TW"/>
+        </w:rPr>
+        <w:t>），祂也用酵來形容希律（</w:t>
+      </w:r>
+      <w:hyperlink r:id="rId157">
+        <w:r>
+          <w:rPr>
+            <w:lang w:val="zh_TW" w:bidi="zh_TW"/>
+          </w:rPr>
+          <w:rPr>
+            <w:color w:val="0000EE"/>
+            <w:u w:val="single"/>
+          </w:rPr>
+          <w:t>可8:15</w:t>
+        </w:r>
+      </w:hyperlink>
+      <w:r>
+        <w:rPr>
+          <w:lang w:val="zh_TW" w:bidi="zh_TW"/>
+        </w:rPr>
+        <w:t>）。法利賽人的酵在其它地方均被認為是偽善（</w:t>
+      </w:r>
+      <w:hyperlink r:id="rId158">
+        <w:r>
+          <w:rPr>
+            <w:lang w:val="zh_TW" w:bidi="zh_TW"/>
+          </w:rPr>
+          <w:rPr>
+            <w:color w:val="0000EE"/>
+            <w:u w:val="single"/>
+          </w:rPr>
+          <w:t>路12:1</w:t>
+        </w:r>
+      </w:hyperlink>
+      <w:r>
+        <w:rPr>
+          <w:lang w:val="zh_TW" w:bidi="zh_TW"/>
+        </w:rPr>
+        <w:t>；參：</w:t>
+      </w:r>
+      <w:hyperlink r:id="rId159">
+        <w:r>
+          <w:rPr>
+            <w:lang w:val="zh_TW" w:bidi="zh_TW"/>
+          </w:rPr>
+          <w:rPr>
+            <w:color w:val="0000EE"/>
+            <w:u w:val="single"/>
+          </w:rPr>
+          <w:t>太23:28</w:t>
+        </w:r>
+      </w:hyperlink>
+      <w:r>
+        <w:rPr>
+          <w:lang w:val="zh_TW" w:bidi="zh_TW"/>
+        </w:rPr>
+        <w:t>）。</w:t>
+      </w:r>
+    </w:p>
+    <w:p>
+      <w:pPr/>
+      <w:r>
+        <w:rPr>
+          <w:lang w:val="zh_TW" w:bidi="zh_TW"/>
+        </w:rPr>
+      </w:r>
+      <w:r>
+        <w:rPr>
+          <w:lang w:val="zh_TW" w:bidi="zh_TW"/>
+        </w:rPr>
+        <w:t>保羅將相同的概念應用於道德腐敗上，警告說「</w:t>
+      </w:r>
+      <w:r>
+        <w:rPr>
+          <w:lang w:val="zh_TW" w:bidi="zh_TW"/>
+        </w:rPr>
+        <w:t>一點麵酵能使全團發起來</w:t>
+      </w:r>
+      <w:r>
+        <w:rPr>
+          <w:lang w:val="zh_TW" w:bidi="zh_TW"/>
+        </w:rPr>
+        <w:t>」，並告誡他的讀者要清除舊酵，也就是他們未重生生活的殘餘，並以「</w:t>
+      </w:r>
+      <w:r>
+        <w:rPr>
+          <w:lang w:val="zh_TW" w:bidi="zh_TW"/>
+        </w:rPr>
+        <w:t>誠實真正的</w:t>
+      </w:r>
+      <w:r>
+        <w:rPr>
+          <w:lang w:val="zh_TW" w:bidi="zh_TW"/>
+        </w:rPr>
+        <w:t>無酵餅」來過基督徒的生活（</w:t>
+      </w:r>
+      <w:hyperlink r:id="rId160">
+        <w:r>
+          <w:rPr>
+            <w:lang w:val="zh_TW" w:bidi="zh_TW"/>
+          </w:rPr>
+          <w:rPr>
+            <w:color w:val="0000EE"/>
+            <w:u w:val="single"/>
+          </w:rPr>
+          <w:t>林前5:6–8</w:t>
+        </w:r>
+      </w:hyperlink>
+      <w:r>
+        <w:rPr>
+          <w:lang w:val="zh_TW" w:bidi="zh_TW"/>
+        </w:rPr>
+        <w:t>）。</w:t>
+      </w:r>
+    </w:p>
+    <w:p>
+      <w:pPr/>
+      <w:r>
+        <w:rPr>
+          <w:lang w:val="zh_TW" w:bidi="zh_TW"/>
+        </w:rPr>
+      </w:r>
+      <w:r>
+        <w:rPr>
+          <w:lang w:val="zh_TW" w:bidi="zh_TW"/>
+        </w:rPr>
+        <w:t>另一方面，基督使用酵對麵團的影響也有褒意，酵說明了神的國對世界可有著舉足輕重的影響，向祂的門徒提供了一個簡短但令人難忘的比喻（</w:t>
+      </w:r>
+      <w:hyperlink r:id="rId161">
+        <w:r>
+          <w:rPr>
+            <w:lang w:val="zh_TW" w:bidi="zh_TW"/>
+          </w:rPr>
+          <w:rPr>
+            <w:color w:val="0000EE"/>
+            <w:u w:val="single"/>
+          </w:rPr>
+          <w:t>太13:33</w:t>
+        </w:r>
+      </w:hyperlink>
+      <w:r>
+        <w:rPr>
+          <w:lang w:val="zh_TW" w:bidi="zh_TW"/>
+        </w:rPr>
+        <w:t>；</w:t>
+      </w:r>
+      <w:hyperlink r:id="rId162">
+        <w:r>
+          <w:rPr>
+            <w:lang w:val="zh_TW" w:bidi="zh_TW"/>
+          </w:rPr>
+          <w:rPr>
+            <w:color w:val="0000EE"/>
+            <w:u w:val="single"/>
+          </w:rPr>
+          <w:t>路13:20–21</w:t>
+        </w:r>
+      </w:hyperlink>
+      <w:r>
+        <w:rPr>
+          <w:lang w:val="zh_TW" w:bidi="zh_TW"/>
+        </w:rPr>
+        <w:t>）。</w:t>
+      </w:r>
+    </w:p>
+    <w:p>
+      <w:pPr/>
+      <w:r>
+        <w:rPr>
+          <w:lang w:val="zh_TW" w:bidi="zh_TW"/>
+        </w:rPr>
+      </w:r>
+      <w:r>
+        <w:rPr>
+          <w:i/>
+          <w:lang w:val="zh_TW" w:bidi="zh_TW"/>
+        </w:rPr>
+        <w:t>另見</w:t>
+      </w:r>
+      <w:r>
+        <w:rPr>
+          <w:lang w:val="zh_TW" w:bidi="zh_TW"/>
+        </w:rPr>
+        <w:t xml:space="preserve"> </w:t>
+      </w:r>
+      <w:r>
+        <w:rPr>
+          <w:lang w:val="zh_TW" w:bidi="zh_TW"/>
+        </w:rPr>
+        <w:t>餅</w:t>
+      </w:r>
+      <w:r>
+        <w:rPr>
+          <w:lang w:val="zh_TW" w:bidi="zh_TW"/>
+        </w:rPr>
+        <w:t>；</w:t>
+      </w:r>
+      <w:r>
+        <w:rPr>
+          <w:lang w:val="zh_TW" w:bidi="zh_TW"/>
+        </w:rPr>
+        <w:t>節期和以色列的節日</w:t>
+      </w:r>
+      <w:r>
+        <w:rPr>
+          <w:lang w:val="zh_TW" w:bidi="zh_TW"/>
+        </w:rPr>
+        <w:t>；</w:t>
+      </w:r>
+      <w:r>
+        <w:rPr>
+          <w:lang w:val="zh_TW" w:bidi="zh_TW"/>
+        </w:rPr>
+        <w:t>食物和食物準備</w:t>
+      </w:r>
+      <w:r>
+        <w:rPr>
+          <w:lang w:val="zh_TW" w:bidi="zh_TW"/>
+        </w:rPr>
+        <w:t>；</w:t>
+      </w:r>
+      <w:r>
+        <w:rPr>
+          <w:lang w:val="zh_TW" w:bidi="zh_TW"/>
+        </w:rPr>
+        <w:t>無酵餅</w:t>
+      </w:r>
+      <w:r>
+        <w:rPr>
+          <w:lang w:val="zh_TW" w:bidi="zh_TW"/>
+        </w:rPr>
+        <w:t>。</w:t>
       </w:r>
       <w:r>
         <w:rPr>
@@ -2290,6 +7727,24 @@
   <w:num w:numId="13" w16cid:durableId="592781308">
     <w:abstractNumId w:val="11"/>
   </w:num>
+  <w:num w:numId="14">
+    <w:abstractNumId w:val="3"/>
+    <w:lvlOverride w:ilvl="0">
+      <w:startOverride w:val="1"/>
+    </w:lvlOverride>
+  </w:num>
+  <w:num w:numId="15">
+    <w:abstractNumId w:val="3"/>
+    <w:lvlOverride w:ilvl="0">
+      <w:startOverride w:val="1"/>
+    </w:lvlOverride>
+  </w:num>
+  <w:num w:numId="16">
+    <w:abstractNumId w:val="3"/>
+    <w:lvlOverride w:ilvl="0">
+      <w:startOverride w:val="1"/>
+    </w:lvlOverride>
+  </w:num>
   <w:numIdMacAtCleanup w:val="10"/>
 </w:numbering>
 </file>

--- a/zht/docx/063.content.docx
+++ b/zht/docx/063.content.docx
@@ -149,7 +149,7 @@
         <w:rPr>
           <w:lang w:val="zh_TW" w:bidi="zh_TW"/>
         </w:rPr>
-        <w:t>huo</w:t>
+        <w:t>hun</w:t>
       </w:r>
       <w:r>
         <w:rPr>
@@ -212,7 +212,7 @@
         <w:rPr>
           <w:lang w:val="zh_TW" w:bidi="zh_TW"/>
         </w:rPr>
-        <w:t>火的洗禮</w:t>
+        <w:t>婚姻、婚姻習俗</w:t>
       </w:r>
       <w:r>
         <w:rPr>
@@ -231,115 +231,7 @@
         <w:rPr>
           <w:lang w:val="zh_TW" w:bidi="zh_TW"/>
         </w:rPr>
-        <w:t>施洗約翰使用的隱喻。約翰期待著要「用聖靈與火……施洗」的那一位（</w:t>
-      </w:r>
-      <w:hyperlink r:id="rId13">
-        <w:r>
-          <w:rPr>
-            <w:lang w:val="zh_TW" w:bidi="zh_TW"/>
-          </w:rPr>
-          <w:rPr>
-            <w:color w:val="0000EE"/>
-            <w:u w:val="single"/>
-          </w:rPr>
-          <w:t>太3:11</w:t>
-        </w:r>
-      </w:hyperlink>
-      <w:r>
-        <w:rPr>
-          <w:lang w:val="zh_TW" w:bidi="zh_TW"/>
-        </w:rPr>
-        <w:t>；</w:t>
-      </w:r>
-      <w:hyperlink r:id="rId14">
-        <w:r>
-          <w:rPr>
-            <w:lang w:val="zh_TW" w:bidi="zh_TW"/>
-          </w:rPr>
-          <w:rPr>
-            <w:color w:val="0000EE"/>
-            <w:u w:val="single"/>
-          </w:rPr>
-          <w:t>路3:16</w:t>
-        </w:r>
-      </w:hyperlink>
-      <w:r>
-        <w:rPr>
-          <w:lang w:val="zh_TW" w:bidi="zh_TW"/>
-        </w:rPr>
-        <w:t>）。在這個語境中，火意味著審判，這審判將煉淨那些悔改的人（參</w:t>
-      </w:r>
-      <w:hyperlink r:id="rId15">
-        <w:r>
-          <w:rPr>
-            <w:lang w:val="zh_TW" w:bidi="zh_TW"/>
-          </w:rPr>
-          <w:rPr>
-            <w:color w:val="0000EE"/>
-            <w:u w:val="single"/>
-          </w:rPr>
-          <w:t>賽4:4</w:t>
-        </w:r>
-      </w:hyperlink>
-      <w:r>
-        <w:rPr>
-          <w:lang w:val="zh_TW" w:bidi="zh_TW"/>
-        </w:rPr>
-        <w:t>；</w:t>
-      </w:r>
-      <w:hyperlink r:id="rId16">
-        <w:r>
-          <w:rPr>
-            <w:lang w:val="zh_TW" w:bidi="zh_TW"/>
-          </w:rPr>
-          <w:rPr>
-            <w:color w:val="0000EE"/>
-            <w:u w:val="single"/>
-          </w:rPr>
-          <w:t>瑪3:2–3</w:t>
-        </w:r>
-      </w:hyperlink>
-      <w:r>
-        <w:rPr>
-          <w:lang w:val="zh_TW" w:bidi="zh_TW"/>
-        </w:rPr>
-        <w:t>），並燒盡那些不悔改的人（</w:t>
-      </w:r>
-      <w:hyperlink r:id="rId17">
-        <w:r>
-          <w:rPr>
-            <w:lang w:val="zh_TW" w:bidi="zh_TW"/>
-          </w:rPr>
-          <w:rPr>
-            <w:color w:val="0000EE"/>
-            <w:u w:val="single"/>
-          </w:rPr>
-          <w:t>瑪4:1</w:t>
-        </w:r>
-      </w:hyperlink>
-      <w:r>
-        <w:rPr>
-          <w:lang w:val="zh_TW" w:bidi="zh_TW"/>
-        </w:rPr>
-        <w:t>；</w:t>
-      </w:r>
-      <w:hyperlink r:id="rId18">
-        <w:r>
-          <w:rPr>
-            <w:lang w:val="zh_TW" w:bidi="zh_TW"/>
-          </w:rPr>
-          <w:rPr>
-            <w:color w:val="0000EE"/>
-            <w:u w:val="single"/>
-          </w:rPr>
-          <w:t>太3:10、12</w:t>
-        </w:r>
-      </w:hyperlink>
-      <w:r>
-        <w:rPr>
-          <w:lang w:val="zh_TW" w:bidi="zh_TW"/>
-        </w:rPr>
-        <w:t>）。</w:t>
+        <w:t>在各個文化中所實踐的男女間的婚姻。</w:t>
       </w:r>
     </w:p>
     <w:p>
@@ -353,43 +245,25 @@
         <w:rPr>
           <w:lang w:val="zh_TW" w:bidi="zh_TW"/>
         </w:rPr>
-        <w:t>先知和天啟文學的作者經常提到，在新時代來臨之前，需要經歷一段困難與苦難時期。他們稱這段時期為「彌賽亞的災難」、「彌賽亞的產痛」、「火的河」。類似於約翰的思想見於</w:t>
-      </w:r>
-      <w:hyperlink r:id="rId19">
-        <w:r>
-          <w:rPr>
-            <w:lang w:val="zh_TW" w:bidi="zh_TW"/>
-          </w:rPr>
-          <w:rPr>
-            <w:color w:val="0000EE"/>
-            <w:u w:val="single"/>
-          </w:rPr>
-          <w:t>以賽亞書三十章27至28節</w:t>
-        </w:r>
-      </w:hyperlink>
-      <w:r>
-        <w:rPr>
-          <w:lang w:val="zh_TW" w:bidi="zh_TW"/>
-        </w:rPr>
-        <w:t>和經外文獻</w:t>
-      </w:r>
-      <w:hyperlink r:id="rId20">
-        <w:r>
-          <w:rPr>
-            <w:lang w:val="zh_TW" w:bidi="zh_TW"/>
-          </w:rPr>
-          <w:rPr>
-            <w:color w:val="0000EE"/>
-            <w:u w:val="single"/>
-          </w:rPr>
-          <w:t>以斯拉二書十三章10至11節</w:t>
-        </w:r>
-      </w:hyperlink>
-      <w:r>
-        <w:rPr>
-          <w:lang w:val="zh_TW" w:bidi="zh_TW"/>
-        </w:rPr>
-        <w:t>。施洗約翰可能使用了這些概念，並通過他洗禮的行動表達出來。他所用的片語「用火施洗」或許是指一種使人潔淨的審判，這種審判會帶來新時代並將人帶入其中。</w:t>
+        <w:t>婚姻的概念是由神所設立的，祂指示亞當：男人應當離開父母，與妻子聯合，二人成為一體（</w:t>
+      </w:r>
+      <w:hyperlink r:id="rId13">
+        <w:r>
+          <w:rPr>
+            <w:lang w:val="zh_TW" w:bidi="zh_TW"/>
+          </w:rPr>
+          <w:rPr>
+            <w:color w:val="0000EE"/>
+            <w:u w:val="single"/>
+          </w:rPr>
+          <w:t>創2:24</w:t>
+        </w:r>
+      </w:hyperlink>
+      <w:r>
+        <w:rPr>
+          <w:lang w:val="zh_TW" w:bidi="zh_TW"/>
+        </w:rPr>
+        <w:t>）。</w:t>
       </w:r>
     </w:p>
     <w:p>
@@ -403,43 +277,7 @@
         <w:rPr>
           <w:lang w:val="zh_TW" w:bidi="zh_TW"/>
         </w:rPr>
-        <w:t>聖經沒有再提到火的洗禮。馬可福音和約翰福音縮短了施洗約翰的講道內容，並未提及任何有關審判的內容。在五旬節，聖靈降臨在耶穌的跟隨者身上後，施洗約翰的水洗被視為在聖靈的洗禮中得以實現。然而，耶穌似乎同意約翰對火的潔淨作用的信念（</w:t>
-      </w:r>
-      <w:hyperlink r:id="rId21">
-        <w:r>
-          <w:rPr>
-            <w:lang w:val="zh_TW" w:bidi="zh_TW"/>
-          </w:rPr>
-          <w:rPr>
-            <w:color w:val="0000EE"/>
-            <w:u w:val="single"/>
-          </w:rPr>
-          <w:t>可9:49</w:t>
-        </w:r>
-      </w:hyperlink>
-      <w:r>
-        <w:rPr>
-          <w:lang w:val="zh_TW" w:bidi="zh_TW"/>
-        </w:rPr>
-        <w:t>）。祂將自己的死亡比作一場洗禮，並可能包括這種火（</w:t>
-      </w:r>
-      <w:hyperlink r:id="rId22">
-        <w:r>
-          <w:rPr>
-            <w:lang w:val="zh_TW" w:bidi="zh_TW"/>
-          </w:rPr>
-          <w:rPr>
-            <w:color w:val="0000EE"/>
-            <w:u w:val="single"/>
-          </w:rPr>
-          <w:t>路12:49–50</w:t>
-        </w:r>
-      </w:hyperlink>
-      <w:r>
-        <w:rPr>
-          <w:lang w:val="zh_TW" w:bidi="zh_TW"/>
-        </w:rPr>
-        <w:t>）。耶穌的死亡被視為為他人承受火的洗禮。</w:t>
+        <w:t>在舊約中提到幾種形式的婚姻，其中最早的似乎是基於母系原則。雖然在青銅器時代中期和早期君主制中，似乎有一些證據支持這一點，因母親的角色，在埃及與其它地方對於血統的決定仍十分重要，但對於早期是否應用母系原則這點，仍難以確定。</w:t>
       </w:r>
     </w:p>
     <w:p>
@@ -453,73 +291,43 @@
         <w:rPr>
           <w:lang w:val="zh_TW" w:bidi="zh_TW"/>
         </w:rPr>
-        <w:t>使徒保羅也提到受洗歸入基督即是受洗歸入基督的死（</w:t>
-      </w:r>
-      <w:hyperlink r:id="rId23">
-        <w:r>
-          <w:rPr>
-            <w:lang w:val="zh_TW" w:bidi="zh_TW"/>
-          </w:rPr>
-          <w:rPr>
-            <w:color w:val="0000EE"/>
-            <w:u w:val="single"/>
-          </w:rPr>
-          <w:t>羅6:3</w:t>
-        </w:r>
-      </w:hyperlink>
-      <w:r>
-        <w:rPr>
-          <w:lang w:val="zh_TW" w:bidi="zh_TW"/>
-        </w:rPr>
-        <w:t>）。因此，約翰對於悔改之人的火的洗禮的煉淨概念，最貼切的應驗是在信徒與基督的死聯合並分享祂的苦難時。只有這樣，他們才能完全分享基督復活的榮耀（</w:t>
-      </w:r>
-      <w:hyperlink r:id="rId24">
-        <w:r>
-          <w:rPr>
-            <w:lang w:val="zh_TW" w:bidi="zh_TW"/>
-          </w:rPr>
-          <w:rPr>
-            <w:color w:val="0000EE"/>
-            <w:u w:val="single"/>
-          </w:rPr>
-          <w:t>羅6:5，</w:t>
-        </w:r>
-      </w:hyperlink>
-      <w:hyperlink r:id="rId25">
-        <w:r>
-          <w:rPr>
-            <w:lang w:val="zh_TW" w:bidi="zh_TW"/>
-          </w:rPr>
-          <w:rPr>
-            <w:color w:val="0000EE"/>
-            <w:u w:val="single"/>
-          </w:rPr>
-          <w:t>8:17–23</w:t>
-        </w:r>
-      </w:hyperlink>
-      <w:r>
-        <w:rPr>
-          <w:lang w:val="zh_TW" w:bidi="zh_TW"/>
-        </w:rPr>
-        <w:t>；</w:t>
-      </w:r>
-      <w:hyperlink r:id="rId26">
-        <w:r>
-          <w:rPr>
-            <w:lang w:val="zh_TW" w:bidi="zh_TW"/>
-          </w:rPr>
-          <w:rPr>
-            <w:color w:val="0000EE"/>
-            <w:u w:val="single"/>
-          </w:rPr>
-          <w:t>腓3:10–11</w:t>
-        </w:r>
-      </w:hyperlink>
-      <w:r>
-        <w:rPr>
-          <w:lang w:val="zh_TW" w:bidi="zh_TW"/>
-        </w:rPr>
-        <w:t>）。</w:t>
+        <w:t>新娘結婚後通常會離開她的父母，與她丈夫的家族一起生活，就像利百加所做的（</w:t>
+      </w:r>
+      <w:hyperlink r:id="rId14">
+        <w:r>
+          <w:rPr>
+            <w:lang w:val="zh_TW" w:bidi="zh_TW"/>
+          </w:rPr>
+          <w:rPr>
+            <w:color w:val="0000EE"/>
+            <w:u w:val="single"/>
+          </w:rPr>
+          <w:t>創24:58–59</w:t>
+        </w:r>
+      </w:hyperlink>
+      <w:r>
+        <w:rPr>
+          <w:lang w:val="zh_TW" w:bidi="zh_TW"/>
+        </w:rPr>
+        <w:t>）。片語「娶妻」源自一個意指「成為主人」的字根（</w:t>
+      </w:r>
+      <w:hyperlink r:id="rId15">
+        <w:r>
+          <w:rPr>
+            <w:lang w:val="zh_TW" w:bidi="zh_TW"/>
+          </w:rPr>
+          <w:rPr>
+            <w:color w:val="0000EE"/>
+            <w:u w:val="single"/>
+          </w:rPr>
+          <w:t>申21:13</w:t>
+        </w:r>
+      </w:hyperlink>
+      <w:r>
+        <w:rPr>
+          <w:lang w:val="zh_TW" w:bidi="zh_TW"/>
+        </w:rPr>
+        <w:t>），而妻子經常將她的丈夫視為主人，並稱呼他為主人。</w:t>
       </w:r>
     </w:p>
     <w:p>
@@ -531,50 +339,225 @@
       </w:r>
       <w:r>
         <w:rPr>
-          <w:i/>
-          <w:lang w:val="zh_TW" w:bidi="zh_TW"/>
-        </w:rPr>
-        <w:t>另見</w:t>
-      </w:r>
-      <w:r>
-        <w:rPr>
-          <w:lang w:val="zh_TW" w:bidi="zh_TW"/>
-        </w:rPr>
-        <w:t xml:space="preserve"> </w:t>
-      </w:r>
-      <w:r>
-        <w:rPr>
-          <w:lang w:val="zh_TW" w:bidi="zh_TW"/>
-        </w:rPr>
-        <w:t>洗禮</w:t>
-      </w:r>
+          <w:lang w:val="zh_TW" w:bidi="zh_TW"/>
+        </w:rPr>
+        <w:t>希伯來家譜列表顯示，血統是通過男性血緣來計算的（</w:t>
+      </w:r>
+      <w:hyperlink r:id="rId16">
+        <w:r>
+          <w:rPr>
+            <w:lang w:val="zh_TW" w:bidi="zh_TW"/>
+          </w:rPr>
+          <w:rPr>
+            <w:color w:val="0000EE"/>
+            <w:u w:val="single"/>
+          </w:rPr>
+          <w:t>創5:10</w:t>
+        </w:r>
+      </w:hyperlink>
+      <w:r>
+        <w:rPr>
+          <w:lang w:val="zh_TW" w:bidi="zh_TW"/>
+        </w:rPr>
+        <w:t>，</w:t>
+      </w:r>
+      <w:hyperlink r:id="rId17">
+        <w:r>
+          <w:rPr>
+            <w:lang w:val="zh_TW" w:bidi="zh_TW"/>
+          </w:rPr>
+          <w:rPr>
+            <w:color w:val="0000EE"/>
+            <w:u w:val="single"/>
+          </w:rPr>
+          <w:t>36:9–43</w:t>
+        </w:r>
+      </w:hyperlink>
       <w:r>
         <w:rPr>
           <w:lang w:val="zh_TW" w:bidi="zh_TW"/>
         </w:rPr>
         <w:t>；</w:t>
       </w:r>
-      <w:r>
-        <w:rPr>
-          <w:lang w:val="zh_TW" w:bidi="zh_TW"/>
-        </w:rPr>
-        <w:t>聖靈的洗禮</w:t>
-      </w:r>
-      <w:r>
-        <w:rPr>
-          <w:lang w:val="zh_TW" w:bidi="zh_TW"/>
-        </w:rPr>
-        <w:t>。</w:t>
-      </w:r>
-      <w:r>
-        <w:rPr>
-          <w:lang w:val="zh_TW" w:bidi="zh_TW"/>
-        </w:rPr>
-      </w:r>
-      <w:r>
-        <w:rPr>
-          <w:lang w:val="zh_TW" w:bidi="zh_TW"/>
-        </w:rPr>
+      <w:hyperlink r:id="rId18">
+        <w:r>
+          <w:rPr>
+            <w:lang w:val="zh_TW" w:bidi="zh_TW"/>
+          </w:rPr>
+          <w:rPr>
+            <w:color w:val="0000EE"/>
+            <w:u w:val="single"/>
+          </w:rPr>
+          <w:t>民1:1–15</w:t>
+        </w:r>
+      </w:hyperlink>
+      <w:r>
+        <w:rPr>
+          <w:lang w:val="zh_TW" w:bidi="zh_TW"/>
+        </w:rPr>
+        <w:t>；</w:t>
+      </w:r>
+      <w:hyperlink r:id="rId19">
+        <w:r>
+          <w:rPr>
+            <w:lang w:val="zh_TW" w:bidi="zh_TW"/>
+          </w:rPr>
+          <w:rPr>
+            <w:color w:val="0000EE"/>
+            <w:u w:val="single"/>
+          </w:rPr>
+          <w:t>得4:18–22</w:t>
+        </w:r>
+      </w:hyperlink>
+      <w:r>
+        <w:rPr>
+          <w:lang w:val="zh_TW" w:bidi="zh_TW"/>
+        </w:rPr>
+        <w:t>；</w:t>
+      </w:r>
+      <w:hyperlink r:id="rId20">
+        <w:r>
+          <w:rPr>
+            <w:lang w:val="zh_TW" w:bidi="zh_TW"/>
+          </w:rPr>
+          <w:rPr>
+            <w:color w:val="0000EE"/>
+            <w:u w:val="single"/>
+          </w:rPr>
+          <w:t>代上1:1–9</w:t>
+        </w:r>
+      </w:hyperlink>
+      <w:r>
+        <w:rPr>
+          <w:lang w:val="zh_TW" w:bidi="zh_TW"/>
+        </w:rPr>
+        <w:t>）。而擁有對孩子命名的重要權力表示對該孩子的權柄，在聖經中幾乎是由父親和母親共同行使的（參：</w:t>
+      </w:r>
+      <w:hyperlink r:id="rId21">
+        <w:r>
+          <w:rPr>
+            <w:lang w:val="zh_TW" w:bidi="zh_TW"/>
+          </w:rPr>
+          <w:rPr>
+            <w:color w:val="0000EE"/>
+            <w:u w:val="single"/>
+          </w:rPr>
+          <w:t>創4:1、25–26</w:t>
+        </w:r>
+      </w:hyperlink>
+      <w:r>
+        <w:rPr>
+          <w:lang w:val="zh_TW" w:bidi="zh_TW"/>
+        </w:rPr>
+        <w:t>，</w:t>
+      </w:r>
+      <w:hyperlink r:id="rId22">
+        <w:r>
+          <w:rPr>
+            <w:lang w:val="zh_TW" w:bidi="zh_TW"/>
+          </w:rPr>
+          <w:rPr>
+            <w:color w:val="0000EE"/>
+            <w:u w:val="single"/>
+          </w:rPr>
+          <w:t>5:29</w:t>
+        </w:r>
+      </w:hyperlink>
+      <w:r>
+        <w:rPr>
+          <w:lang w:val="zh_TW" w:bidi="zh_TW"/>
+        </w:rPr>
+        <w:t>，</w:t>
+      </w:r>
+      <w:hyperlink r:id="rId23">
+        <w:r>
+          <w:rPr>
+            <w:lang w:val="zh_TW" w:bidi="zh_TW"/>
+          </w:rPr>
+          <w:rPr>
+            <w:color w:val="0000EE"/>
+            <w:u w:val="single"/>
+          </w:rPr>
+          <w:t>35:18</w:t>
+        </w:r>
+      </w:hyperlink>
+      <w:r>
+        <w:rPr>
+          <w:lang w:val="zh_TW" w:bidi="zh_TW"/>
+        </w:rPr>
+        <w:t>；</w:t>
+      </w:r>
+      <w:hyperlink r:id="rId24">
+        <w:r>
+          <w:rPr>
+            <w:lang w:val="zh_TW" w:bidi="zh_TW"/>
+          </w:rPr>
+          <w:rPr>
+            <w:color w:val="0000EE"/>
+            <w:u w:val="single"/>
+          </w:rPr>
+          <w:t>撒上1:20</w:t>
+        </w:r>
+      </w:hyperlink>
+      <w:r>
+        <w:rPr>
+          <w:lang w:val="zh_TW" w:bidi="zh_TW"/>
+        </w:rPr>
+        <w:t>，</w:t>
+      </w:r>
+      <w:hyperlink r:id="rId25">
+        <w:r>
+          <w:rPr>
+            <w:lang w:val="zh_TW" w:bidi="zh_TW"/>
+          </w:rPr>
+          <w:rPr>
+            <w:color w:val="0000EE"/>
+            <w:u w:val="single"/>
+          </w:rPr>
+          <w:t>4:21</w:t>
+        </w:r>
+      </w:hyperlink>
+      <w:r>
+        <w:rPr>
+          <w:lang w:val="zh_TW" w:bidi="zh_TW"/>
+        </w:rPr>
+        <w:t>；</w:t>
+      </w:r>
+      <w:hyperlink r:id="rId26">
+        <w:r>
+          <w:rPr>
+            <w:lang w:val="zh_TW" w:bidi="zh_TW"/>
+          </w:rPr>
+          <w:rPr>
+            <w:color w:val="0000EE"/>
+            <w:u w:val="single"/>
+          </w:rPr>
+          <w:t>賽8:3</w:t>
+        </w:r>
+      </w:hyperlink>
+      <w:r>
+        <w:rPr>
+          <w:lang w:val="zh_TW" w:bidi="zh_TW"/>
+        </w:rPr>
+        <w:t>；</w:t>
+      </w:r>
+      <w:hyperlink r:id="rId27">
+        <w:r>
+          <w:rPr>
+            <w:lang w:val="zh_TW" w:bidi="zh_TW"/>
+          </w:rPr>
+          <w:rPr>
+            <w:color w:val="0000EE"/>
+            <w:u w:val="single"/>
+          </w:rPr>
+          <w:t>何1:4–9</w:t>
+        </w:r>
+      </w:hyperlink>
+      <w:r>
+        <w:rPr>
+          <w:lang w:val="zh_TW" w:bidi="zh_TW"/>
+        </w:rPr>
+        <w:t>）。兒子經常以父親的名字命名，表達了他們是認同父親的。</w:t>
       </w:r>
     </w:p>
     <w:p>
@@ -584,21 +567,83 @@
           <w:lang w:val="zh_TW" w:bidi="zh_TW"/>
         </w:rPr>
       </w:r>
-    </w:p>
-    <w:p>
-      <w:pPr>
-        <w:pStyle w:val="Heading2"/>
-      </w:pPr>
-      <w:r>
-        <w:rPr>
-          <w:lang w:val="zh_TW" w:bidi="zh_TW"/>
-        </w:rPr>
-        <w:t>火湖</w:t>
-      </w:r>
-      <w:r>
-        <w:rPr>
-          <w:lang w:val="zh_TW" w:bidi="zh_TW"/>
-        </w:rPr>
+      <w:r>
+        <w:rPr>
+          <w:lang w:val="zh_TW" w:bidi="zh_TW"/>
+        </w:rPr>
+        <w:t>在父權社會中，父親是家庭中具權柄的角色。他的妻子和孩子被視為他的財產，與他對田地和牲畜的擁有權有些類似（</w:t>
+      </w:r>
+      <w:hyperlink r:id="rId28">
+        <w:r>
+          <w:rPr>
+            <w:lang w:val="zh_TW" w:bidi="zh_TW"/>
+          </w:rPr>
+          <w:rPr>
+            <w:color w:val="0000EE"/>
+            <w:u w:val="single"/>
+          </w:rPr>
+          <w:t>出20:17</w:t>
+        </w:r>
+      </w:hyperlink>
+      <w:r>
+        <w:rPr>
+          <w:lang w:val="zh_TW" w:bidi="zh_TW"/>
+        </w:rPr>
+        <w:t>；</w:t>
+      </w:r>
+      <w:hyperlink r:id="rId29">
+        <w:r>
+          <w:rPr>
+            <w:lang w:val="zh_TW" w:bidi="zh_TW"/>
+          </w:rPr>
+          <w:rPr>
+            <w:color w:val="0000EE"/>
+            <w:u w:val="single"/>
+          </w:rPr>
+          <w:t>申5:21</w:t>
+        </w:r>
+      </w:hyperlink>
+      <w:r>
+        <w:rPr>
+          <w:lang w:val="zh_TW" w:bidi="zh_TW"/>
+        </w:rPr>
+        <w:t>）。他有權賣掉他的女兒（</w:t>
+      </w:r>
+      <w:hyperlink r:id="rId30">
+        <w:r>
+          <w:rPr>
+            <w:lang w:val="zh_TW" w:bidi="zh_TW"/>
+          </w:rPr>
+          <w:rPr>
+            <w:color w:val="0000EE"/>
+            <w:u w:val="single"/>
+          </w:rPr>
+          <w:t>出21:7</w:t>
+        </w:r>
+      </w:hyperlink>
+      <w:r>
+        <w:rPr>
+          <w:lang w:val="zh_TW" w:bidi="zh_TW"/>
+        </w:rPr>
+        <w:t>；</w:t>
+      </w:r>
+      <w:hyperlink r:id="rId31">
+        <w:r>
+          <w:rPr>
+            <w:lang w:val="zh_TW" w:bidi="zh_TW"/>
+          </w:rPr>
+          <w:rPr>
+            <w:color w:val="0000EE"/>
+            <w:u w:val="single"/>
+          </w:rPr>
+          <w:t>尼5:5</w:t>
+        </w:r>
+      </w:hyperlink>
+      <w:r>
+        <w:rPr>
+          <w:lang w:val="zh_TW" w:bidi="zh_TW"/>
+        </w:rPr>
+        <w:t>），甚至對他孩子擁有生死的決定權。</w:t>
       </w:r>
     </w:p>
     <w:p>
@@ -612,7 +657,43 @@
         <w:rPr>
           <w:lang w:val="zh_TW" w:bidi="zh_TW"/>
         </w:rPr>
-        <w:t>撒但、牠的僕人和不悔改的人最終的歸宿。</w:t>
+        <w:t>一個男人可以輕易地休妻來終止婚姻，這也顯示出他在家庭中的權柄（</w:t>
+      </w:r>
+      <w:hyperlink r:id="rId32">
+        <w:r>
+          <w:rPr>
+            <w:lang w:val="zh_TW" w:bidi="zh_TW"/>
+          </w:rPr>
+          <w:rPr>
+            <w:color w:val="0000EE"/>
+            <w:u w:val="single"/>
+          </w:rPr>
+          <w:t>申24:1–4</w:t>
+        </w:r>
+      </w:hyperlink>
+      <w:r>
+        <w:rPr>
+          <w:lang w:val="zh_TW" w:bidi="zh_TW"/>
+        </w:rPr>
+        <w:t>；參：</w:t>
+      </w:r>
+      <w:hyperlink r:id="rId33">
+        <w:r>
+          <w:rPr>
+            <w:lang w:val="zh_TW" w:bidi="zh_TW"/>
+          </w:rPr>
+          <w:rPr>
+            <w:color w:val="0000EE"/>
+            <w:u w:val="single"/>
+          </w:rPr>
+          <w:t>22:13–21</w:t>
+        </w:r>
+      </w:hyperlink>
+      <w:r>
+        <w:rPr>
+          <w:lang w:val="zh_TW" w:bidi="zh_TW"/>
+        </w:rPr>
+        <w:t>）。</w:t>
       </w:r>
     </w:p>
     <w:p>
@@ -626,61 +707,25 @@
         <w:rPr>
           <w:lang w:val="zh_TW" w:bidi="zh_TW"/>
         </w:rPr>
-        <w:t>這個地方僅在啟示錄（</w:t>
-      </w:r>
-      <w:hyperlink r:id="rId27">
-        <w:r>
-          <w:rPr>
-            <w:lang w:val="zh_TW" w:bidi="zh_TW"/>
-          </w:rPr>
-          <w:rPr>
-            <w:color w:val="0000EE"/>
-            <w:u w:val="single"/>
-          </w:rPr>
-          <w:t>啟19:20</w:t>
-        </w:r>
-      </w:hyperlink>
-      <w:r>
-        <w:rPr>
-          <w:lang w:val="zh_TW" w:bidi="zh_TW"/>
-        </w:rPr>
-        <w:t>，</w:t>
-      </w:r>
-      <w:hyperlink r:id="rId28">
-        <w:r>
-          <w:rPr>
-            <w:lang w:val="zh_TW" w:bidi="zh_TW"/>
-          </w:rPr>
-          <w:rPr>
-            <w:color w:val="0000EE"/>
-            <w:u w:val="single"/>
-          </w:rPr>
-          <w:t>20:10、14–15</w:t>
-        </w:r>
-      </w:hyperlink>
-      <w:r>
-        <w:rPr>
-          <w:lang w:val="zh_TW" w:bidi="zh_TW"/>
-        </w:rPr>
-        <w:t>，</w:t>
-      </w:r>
-      <w:hyperlink r:id="rId29">
-        <w:r>
-          <w:rPr>
-            <w:lang w:val="zh_TW" w:bidi="zh_TW"/>
-          </w:rPr>
-          <w:rPr>
-            <w:color w:val="0000EE"/>
-            <w:u w:val="single"/>
-          </w:rPr>
-          <w:t>21:8</w:t>
-        </w:r>
-      </w:hyperlink>
-      <w:r>
-        <w:rPr>
-          <w:lang w:val="zh_TW" w:bidi="zh_TW"/>
-        </w:rPr>
-        <w:t>）中提到，但其可怕的性質顯而易見。它被描述為一個火湖或硫磺燃燒著的湖，其中被拋入的有（1）羔羊打敗的「獸」和牠的「假先知」，（2）最後一次叛亂的撒但，（3）死亡和陰間，以及（4）所有名字未記錄在「生命冊」中的人。它被稱為第二次的死，因為它是在復活和最終審判之後與神最終的分離。</w:t>
+        <w:t xml:space="preserve">娶寡嫂婚（levirate marriage）是古代以色列的一種習俗，目的是為了保留男子的家系（姓氏）和財產。 如果一個男人死後沒有子女，他的兄弟（或最親近的男性親屬）應該娶其寡婦為妻。 </w:t>
+      </w:r>
+      <w:hyperlink r:id="rId34">
+        <w:r>
+          <w:rPr>
+            <w:lang w:val="zh_TW" w:bidi="zh_TW"/>
+          </w:rPr>
+          <w:rPr>
+            <w:color w:val="0000EE"/>
+            <w:u w:val="single"/>
+          </w:rPr>
+          <w:t>申命記二十五章5至10節</w:t>
+        </w:r>
+      </w:hyperlink>
+      <w:r>
+        <w:rPr>
+          <w:lang w:val="zh_TW" w:bidi="zh_TW"/>
+        </w:rPr>
+        <w:t>描述了這種情況。 這樣制度下的婚姻所誕生的第一個兒子會被算作死者的兒子，這樣他的姓氏和遺產就可以延續下去。 這個習俗也有助於照顧故人的寡婦，否則她可能會失去依靠。 迦南人、亞述人和赫人也有類似的習俗。</w:t>
       </w:r>
     </w:p>
     <w:p>
@@ -694,109 +739,7 @@
         <w:rPr>
           <w:lang w:val="zh_TW" w:bidi="zh_TW"/>
         </w:rPr>
-        <w:t>火湖可能就是耶穌所稱的地獄（</w:t>
-      </w:r>
-      <w:hyperlink r:id="rId30">
-        <w:r>
-          <w:rPr>
-            <w:lang w:val="zh_TW" w:bidi="zh_TW"/>
-          </w:rPr>
-          <w:rPr>
-            <w:color w:val="0000EE"/>
-            <w:u w:val="single"/>
-          </w:rPr>
-          <w:t>太10:28</w:t>
-        </w:r>
-      </w:hyperlink>
-      <w:r>
-        <w:rPr>
-          <w:lang w:val="zh_TW" w:bidi="zh_TW"/>
-        </w:rPr>
-        <w:t>；</w:t>
-      </w:r>
-      <w:hyperlink r:id="rId31">
-        <w:r>
-          <w:rPr>
-            <w:lang w:val="zh_TW" w:bidi="zh_TW"/>
-          </w:rPr>
-          <w:rPr>
-            <w:color w:val="0000EE"/>
-            <w:u w:val="single"/>
-          </w:rPr>
-          <w:t>可9:43</w:t>
-        </w:r>
-      </w:hyperlink>
-      <w:r>
-        <w:rPr>
-          <w:lang w:val="zh_TW" w:bidi="zh_TW"/>
-        </w:rPr>
-        <w:t>；</w:t>
-      </w:r>
-      <w:hyperlink r:id="rId32">
-        <w:r>
-          <w:rPr>
-            <w:lang w:val="zh_TW" w:bidi="zh_TW"/>
-          </w:rPr>
-          <w:rPr>
-            <w:color w:val="0000EE"/>
-            <w:u w:val="single"/>
-          </w:rPr>
-          <w:t>路12:5</w:t>
-        </w:r>
-      </w:hyperlink>
-      <w:r>
-        <w:rPr>
-          <w:lang w:val="zh_TW" w:bidi="zh_TW"/>
-        </w:rPr>
-        <w:t>），「</w:t>
-      </w:r>
-      <w:r>
-        <w:rPr>
-          <w:lang w:val="zh_TW" w:bidi="zh_TW"/>
-        </w:rPr>
-        <w:t>外邊的黑暗</w:t>
-      </w:r>
-      <w:r>
-        <w:rPr>
-          <w:lang w:val="zh_TW" w:bidi="zh_TW"/>
-        </w:rPr>
-        <w:t>」（</w:t>
-      </w:r>
-      <w:hyperlink r:id="rId33">
-        <w:r>
-          <w:rPr>
-            <w:lang w:val="zh_TW" w:bidi="zh_TW"/>
-          </w:rPr>
-          <w:rPr>
-            <w:color w:val="0000EE"/>
-            <w:u w:val="single"/>
-          </w:rPr>
-          <w:t>太8:12</w:t>
-        </w:r>
-      </w:hyperlink>
-      <w:r>
-        <w:rPr>
-          <w:lang w:val="zh_TW" w:bidi="zh_TW"/>
-        </w:rPr>
-        <w:t>，</w:t>
-      </w:r>
-      <w:hyperlink r:id="rId34">
-        <w:r>
-          <w:rPr>
-            <w:lang w:val="zh_TW" w:bidi="zh_TW"/>
-          </w:rPr>
-          <w:rPr>
-            <w:color w:val="0000EE"/>
-            <w:u w:val="single"/>
-          </w:rPr>
-          <w:t>22:13</w:t>
-        </w:r>
-      </w:hyperlink>
-      <w:r>
-        <w:rPr>
-          <w:lang w:val="zh_TW" w:bidi="zh_TW"/>
-        </w:rPr>
-        <w:t>，</w:t>
+        <w:t>舊約中最熟悉的娶寡嫂婚情況——雖然不完全符合</w:t>
       </w:r>
       <w:hyperlink r:id="rId35">
         <w:r>
@@ -807,14 +750,14 @@
             <w:color w:val="0000EE"/>
             <w:u w:val="single"/>
           </w:rPr>
-          <w:t>25:30</w:t>
-        </w:r>
-      </w:hyperlink>
-      <w:r>
-        <w:rPr>
-          <w:lang w:val="zh_TW" w:bidi="zh_TW"/>
-        </w:rPr>
-        <w:t>），以及為魔鬼和牠的使者所預備的永火（</w:t>
+          <w:t>申命記二十五章</w:t>
+        </w:r>
+      </w:hyperlink>
+      <w:r>
+        <w:rPr>
+          <w:lang w:val="zh_TW" w:bidi="zh_TW"/>
+        </w:rPr>
+        <w:t>的律法——是在路得記中所記述的。對於路得來說，找到一些近親男性親屬與她結婚是一件十分重要的任務，因為只有這樣做，她才能保留家族的名字和財產。然而，最近的男性親屬拒絕了承擔責任，他認為這是雙重的負擔，首先，他必須購買土地並供養路得，其次，他知道長子會被視為她死去丈夫的孩子，帶著他的姓氏並繼承土地。第二近的親屬波阿斯卻同意承擔責任（</w:t>
       </w:r>
       <w:hyperlink r:id="rId36">
         <w:r>
@@ -825,104 +768,14 @@
             <w:color w:val="0000EE"/>
             <w:u w:val="single"/>
           </w:rPr>
-          <w:t>太25:41</w:t>
-        </w:r>
-      </w:hyperlink>
-      <w:r>
-        <w:rPr>
-          <w:lang w:val="zh_TW" w:bidi="zh_TW"/>
-        </w:rPr>
-        <w:t>；參：</w:t>
-      </w:r>
-      <w:hyperlink r:id="rId37">
-        <w:r>
-          <w:rPr>
-            <w:lang w:val="zh_TW" w:bidi="zh_TW"/>
-          </w:rPr>
-          <w:rPr>
-            <w:color w:val="0000EE"/>
-            <w:u w:val="single"/>
-          </w:rPr>
-          <w:t>賽66:24</w:t>
-        </w:r>
-      </w:hyperlink>
-      <w:r>
-        <w:rPr>
-          <w:lang w:val="zh_TW" w:bidi="zh_TW"/>
-        </w:rPr>
-        <w:t>）。這個景象取自耶路撒冷城外欣嫩谷的火焰，也許還有從神的寶座發出的火流（</w:t>
-      </w:r>
-      <w:hyperlink r:id="rId38">
-        <w:r>
-          <w:rPr>
-            <w:lang w:val="zh_TW" w:bidi="zh_TW"/>
-          </w:rPr>
-          <w:rPr>
-            <w:color w:val="0000EE"/>
-            <w:u w:val="single"/>
-          </w:rPr>
-          <w:t>賽30:33</w:t>
-        </w:r>
-      </w:hyperlink>
-      <w:r>
-        <w:rPr>
-          <w:lang w:val="zh_TW" w:bidi="zh_TW"/>
-        </w:rPr>
-        <w:t>；</w:t>
-      </w:r>
-      <w:hyperlink r:id="rId39">
-        <w:r>
-          <w:rPr>
-            <w:lang w:val="zh_TW" w:bidi="zh_TW"/>
-          </w:rPr>
-          <w:rPr>
-            <w:color w:val="0000EE"/>
-            <w:u w:val="single"/>
-          </w:rPr>
-          <w:t>但7:10</w:t>
-        </w:r>
-      </w:hyperlink>
-      <w:r>
-        <w:rPr>
-          <w:lang w:val="zh_TW" w:bidi="zh_TW"/>
-        </w:rPr>
-        <w:t>；參：</w:t>
-      </w:r>
-      <w:hyperlink r:id="rId40">
-        <w:r>
-          <w:rPr>
-            <w:lang w:val="zh_TW" w:bidi="zh_TW"/>
-          </w:rPr>
-          <w:rPr>
-            <w:color w:val="0000EE"/>
-            <w:u w:val="single"/>
-          </w:rPr>
-          <w:t>賽34:9–10</w:t>
-        </w:r>
-      </w:hyperlink>
-      <w:r>
-        <w:rPr>
-          <w:lang w:val="zh_TW" w:bidi="zh_TW"/>
-        </w:rPr>
-        <w:t>）。這個圖像為猶太和基督教作家所熟知（摩西升天記10:10；</w:t>
-      </w:r>
-      <w:hyperlink r:id="rId41">
-        <w:r>
-          <w:rPr>
-            <w:lang w:val="zh_TW" w:bidi="zh_TW"/>
-          </w:rPr>
-          <w:rPr>
-            <w:color w:val="0000EE"/>
-            <w:u w:val="single"/>
-          </w:rPr>
-          <w:t>以斯拉續篇下卷7:36</w:t>
-        </w:r>
-      </w:hyperlink>
-      <w:r>
-        <w:rPr>
-          <w:lang w:val="zh_TW" w:bidi="zh_TW"/>
-        </w:rPr>
-        <w:t>）。無論是什麼意象或名字，它們都指向一個永恆折磨和與神分離的地方，不悔改的人在那裡將永遠受苦。</w:t>
+          <w:t>得2:20–4:10</w:t>
+        </w:r>
+      </w:hyperlink>
+      <w:r>
+        <w:rPr>
+          <w:lang w:val="zh_TW" w:bidi="zh_TW"/>
+        </w:rPr>
+        <w:t>）。</w:t>
       </w:r>
     </w:p>
     <w:p>
@@ -934,44 +787,9 @@
       </w:r>
       <w:r>
         <w:rPr>
-          <w:i/>
-          <w:lang w:val="zh_TW" w:bidi="zh_TW"/>
-        </w:rPr>
-        <w:t>另見</w:t>
-      </w:r>
-      <w:r>
-        <w:rPr>
-          <w:lang w:val="zh_TW" w:bidi="zh_TW"/>
-        </w:rPr>
-        <w:t xml:space="preserve"> </w:t>
-      </w:r>
-      <w:r>
-        <w:rPr>
-          <w:lang w:val="zh_TW" w:bidi="zh_TW"/>
-        </w:rPr>
-        <w:t>地獄</w:t>
-      </w:r>
-      <w:r>
-        <w:rPr>
-          <w:lang w:val="zh_TW" w:bidi="zh_TW"/>
-        </w:rPr>
-        <w:t>；</w:t>
-      </w:r>
-      <w:r>
-        <w:rPr>
-          <w:lang w:val="zh_TW" w:bidi="zh_TW"/>
-        </w:rPr>
-        <w:t>最後審判</w:t>
-      </w:r>
-      <w:r>
-        <w:rPr>
-          <w:lang w:val="zh_TW" w:bidi="zh_TW"/>
-        </w:rPr>
-      </w:r>
-      <w:r>
-        <w:rPr>
-          <w:lang w:val="zh_TW" w:bidi="zh_TW"/>
-        </w:rPr>
+          <w:lang w:val="zh_TW" w:bidi="zh_TW"/>
+        </w:rPr>
+        <w:t>儘管舊約中引用了許多一夫多妻的例子，但毫無疑問的，大多數以色列人只有一個配偶。普通家庭中沒有多妻婚姻的例子。</w:t>
       </w:r>
     </w:p>
     <w:p>
@@ -981,21 +799,155 @@
           <w:lang w:val="zh_TW" w:bidi="zh_TW"/>
         </w:rPr>
       </w:r>
-    </w:p>
-    <w:p>
-      <w:pPr>
-        <w:pStyle w:val="Heading2"/>
-      </w:pPr>
-      <w:r>
-        <w:rPr>
-          <w:lang w:val="zh_TW" w:bidi="zh_TW"/>
-        </w:rPr>
-        <w:t>火爐</w:t>
-      </w:r>
-      <w:r>
-        <w:rPr>
-          <w:lang w:val="zh_TW" w:bidi="zh_TW"/>
-        </w:rPr>
+      <w:r>
+        <w:rPr>
+          <w:lang w:val="zh_TW" w:bidi="zh_TW"/>
+        </w:rPr>
+        <w:t>最初給亞當的指示是「人要離開父母，與妻子聯合」（</w:t>
+      </w:r>
+      <w:hyperlink r:id="rId13">
+        <w:r>
+          <w:rPr>
+            <w:lang w:val="zh_TW" w:bidi="zh_TW"/>
+          </w:rPr>
+          <w:rPr>
+            <w:color w:val="0000EE"/>
+            <w:u w:val="single"/>
+          </w:rPr>
+          <w:t>創2:24）</w:t>
+        </w:r>
+      </w:hyperlink>
+      <w:r>
+        <w:rPr>
+          <w:lang w:val="zh_TW" w:bidi="zh_TW"/>
+        </w:rPr>
+        <w:t>。希伯來法律通常暗示只有一位妻子的婚姻是最可接受的婚姻形式（</w:t>
+      </w:r>
+      <w:hyperlink r:id="rId28">
+        <w:r>
+          <w:rPr>
+            <w:lang w:val="zh_TW" w:bidi="zh_TW"/>
+          </w:rPr>
+          <w:rPr>
+            <w:color w:val="0000EE"/>
+            <w:u w:val="single"/>
+          </w:rPr>
+          <w:t>出20:17</w:t>
+        </w:r>
+      </w:hyperlink>
+      <w:r>
+        <w:rPr>
+          <w:lang w:val="zh_TW" w:bidi="zh_TW"/>
+        </w:rPr>
+        <w:t>，</w:t>
+      </w:r>
+      <w:hyperlink r:id="rId37">
+        <w:r>
+          <w:rPr>
+            <w:lang w:val="zh_TW" w:bidi="zh_TW"/>
+          </w:rPr>
+          <w:rPr>
+            <w:color w:val="0000EE"/>
+            <w:u w:val="single"/>
+          </w:rPr>
+          <w:t>21:5</w:t>
+        </w:r>
+      </w:hyperlink>
+      <w:r>
+        <w:rPr>
+          <w:lang w:val="zh_TW" w:bidi="zh_TW"/>
+        </w:rPr>
+        <w:t>；</w:t>
+      </w:r>
+      <w:hyperlink r:id="rId38">
+        <w:r>
+          <w:rPr>
+            <w:lang w:val="zh_TW" w:bidi="zh_TW"/>
+          </w:rPr>
+          <w:rPr>
+            <w:color w:val="0000EE"/>
+            <w:u w:val="single"/>
+          </w:rPr>
+          <w:t>利18:8、16–20</w:t>
+        </w:r>
+      </w:hyperlink>
+      <w:r>
+        <w:rPr>
+          <w:lang w:val="zh_TW" w:bidi="zh_TW"/>
+        </w:rPr>
+        <w:t>，</w:t>
+      </w:r>
+      <w:hyperlink r:id="rId39">
+        <w:r>
+          <w:rPr>
+            <w:lang w:val="zh_TW" w:bidi="zh_TW"/>
+          </w:rPr>
+          <w:rPr>
+            <w:color w:val="0000EE"/>
+            <w:u w:val="single"/>
+          </w:rPr>
+          <w:t>20:10</w:t>
+        </w:r>
+      </w:hyperlink>
+      <w:r>
+        <w:rPr>
+          <w:lang w:val="zh_TW" w:bidi="zh_TW"/>
+        </w:rPr>
+        <w:t>；</w:t>
+      </w:r>
+      <w:hyperlink r:id="rId40">
+        <w:r>
+          <w:rPr>
+            <w:lang w:val="zh_TW" w:bidi="zh_TW"/>
+          </w:rPr>
+          <w:rPr>
+            <w:color w:val="0000EE"/>
+            <w:u w:val="single"/>
+          </w:rPr>
+          <w:t>民5:12</w:t>
+        </w:r>
+      </w:hyperlink>
+      <w:r>
+        <w:rPr>
+          <w:lang w:val="zh_TW" w:bidi="zh_TW"/>
+        </w:rPr>
+        <w:t>；</w:t>
+      </w:r>
+      <w:hyperlink r:id="rId29">
+        <w:r>
+          <w:rPr>
+            <w:lang w:val="zh_TW" w:bidi="zh_TW"/>
+          </w:rPr>
+          <w:rPr>
+            <w:color w:val="0000EE"/>
+            <w:u w:val="single"/>
+          </w:rPr>
+          <w:t>申5:21）</w:t>
+        </w:r>
+      </w:hyperlink>
+      <w:r>
+        <w:rPr>
+          <w:lang w:val="zh_TW" w:bidi="zh_TW"/>
+        </w:rPr>
+        <w:t>。雖然到了君主制時期，這似乎已成為常態，但像所羅門這樣的王在這方面並未遵循希伯來傳統。在被擄歸回時期，儘管休妻的情況越來越多，婚姻主要仍然是一夫一妻制的。在新約時期，一夫一妻制似乎是常規，儘管像大希律這樣的人卻是多妻的。耶穌基督教導婚姻應該持續到配偶的生命終結，如果一個人在前配偶在世時休妻再娶，他就是犯了姦淫罪（</w:t>
+      </w:r>
+      <w:hyperlink r:id="rId41">
+        <w:r>
+          <w:rPr>
+            <w:lang w:val="zh_TW" w:bidi="zh_TW"/>
+          </w:rPr>
+          <w:rPr>
+            <w:color w:val="0000EE"/>
+            <w:u w:val="single"/>
+          </w:rPr>
+          <w:t>太5:31–32）</w:t>
+        </w:r>
+      </w:hyperlink>
+      <w:r>
+        <w:rPr>
+          <w:lang w:val="zh_TW" w:bidi="zh_TW"/>
+        </w:rPr>
+        <w:t>。</w:t>
       </w:r>
     </w:p>
     <w:p>
@@ -1009,115 +961,223 @@
         <w:rPr>
           <w:lang w:val="zh_TW" w:bidi="zh_TW"/>
         </w:rPr>
-        <w:t>火爐是用磚或石頭砌成的構築物，用途廣泛，既可用於家庭生活，也可用於商業用途。其設計包括火室、煙道、加熱室與取物口。火爐可用於：</w:t>
-      </w:r>
-    </w:p>
-    <w:p>
-      <w:pPr>
-        <w:pStyle w:val="ListBullet"/>
-        <w:spacing w:line="240" w:lineRule="auto"/>
-        <w:ind w:left="720"/>
-      </w:pPr>
-      <w:r>
-        <w:rPr>
-          <w:lang w:val="zh_TW" w:bidi="zh_TW"/>
-        </w:rPr>
-      </w:r>
-      <w:r>
-        <w:rPr>
-          <w:lang w:val="zh_TW" w:bidi="zh_TW"/>
-        </w:rPr>
-        <w:t>冶煉礦石</w:t>
-      </w:r>
-    </w:p>
-    <w:p>
-      <w:pPr>
-        <w:pStyle w:val="ListBullet"/>
-        <w:spacing w:line="240" w:lineRule="auto"/>
-        <w:ind w:left="720"/>
-      </w:pPr>
-      <w:r>
-        <w:rPr>
-          <w:lang w:val="zh_TW" w:bidi="zh_TW"/>
-        </w:rPr>
-      </w:r>
-      <w:r>
-        <w:rPr>
-          <w:lang w:val="zh_TW" w:bidi="zh_TW"/>
-        </w:rPr>
-        <w:t>融化礦石</w:t>
-      </w:r>
-    </w:p>
-    <w:p>
-      <w:pPr>
-        <w:pStyle w:val="ListBullet"/>
-        <w:spacing w:line="240" w:lineRule="auto"/>
-        <w:ind w:left="720"/>
-      </w:pPr>
-      <w:r>
-        <w:rPr>
-          <w:lang w:val="zh_TW" w:bidi="zh_TW"/>
-        </w:rPr>
-      </w:r>
-      <w:r>
-        <w:rPr>
-          <w:lang w:val="zh_TW" w:bidi="zh_TW"/>
-        </w:rPr>
-        <w:t>鍛造</w:t>
-      </w:r>
-    </w:p>
-    <w:p>
-      <w:pPr>
-        <w:pStyle w:val="ListBullet"/>
-        <w:spacing w:line="240" w:lineRule="auto"/>
-        <w:ind w:left="720"/>
-      </w:pPr>
-      <w:r>
-        <w:rPr>
-          <w:lang w:val="zh_TW" w:bidi="zh_TW"/>
-        </w:rPr>
-      </w:r>
-      <w:r>
-        <w:rPr>
-          <w:lang w:val="zh_TW" w:bidi="zh_TW"/>
-        </w:rPr>
-        <w:t>燒陶</w:t>
-      </w:r>
-    </w:p>
-    <w:p>
-      <w:pPr>
-        <w:pStyle w:val="ListBullet"/>
-        <w:spacing w:line="240" w:lineRule="auto"/>
-        <w:ind w:left="720"/>
-      </w:pPr>
-      <w:r>
-        <w:rPr>
-          <w:lang w:val="zh_TW" w:bidi="zh_TW"/>
-        </w:rPr>
-      </w:r>
-      <w:r>
-        <w:rPr>
-          <w:lang w:val="zh_TW" w:bidi="zh_TW"/>
-        </w:rPr>
-        <w:t>燒製磚瓦</w:t>
-      </w:r>
-    </w:p>
-    <w:p>
-      <w:pPr>
-        <w:pStyle w:val="ListBullet"/>
-        <w:spacing w:line="240" w:lineRule="auto"/>
-        <w:ind w:left="720"/>
-      </w:pPr>
-      <w:r>
-        <w:rPr>
-          <w:lang w:val="zh_TW" w:bidi="zh_TW"/>
-        </w:rPr>
-      </w:r>
-      <w:r>
-        <w:rPr>
-          <w:lang w:val="zh_TW" w:bidi="zh_TW"/>
-        </w:rPr>
-        <w:t>製作石灰</w:t>
+        <w:t>古代婚姻通常發生在與直系家庭圈子接近的人之間，因此，舊約必須對可接受的血親關係設限。在族長時代，一個人可以娶同父異母的妹妹為妻（</w:t>
+      </w:r>
+      <w:hyperlink r:id="rId42">
+        <w:r>
+          <w:rPr>
+            <w:lang w:val="zh_TW" w:bidi="zh_TW"/>
+          </w:rPr>
+          <w:rPr>
+            <w:color w:val="0000EE"/>
+            <w:u w:val="single"/>
+          </w:rPr>
+          <w:t>創20:12</w:t>
+        </w:r>
+      </w:hyperlink>
+      <w:r>
+        <w:rPr>
+          <w:lang w:val="zh_TW" w:bidi="zh_TW"/>
+        </w:rPr>
+        <w:t>），即使在大衛時代，這種情況仍然存在（</w:t>
+      </w:r>
+      <w:hyperlink r:id="rId43">
+        <w:r>
+          <w:rPr>
+            <w:lang w:val="zh_TW" w:bidi="zh_TW"/>
+          </w:rPr>
+          <w:rPr>
+            <w:color w:val="0000EE"/>
+            <w:u w:val="single"/>
+          </w:rPr>
+          <w:t>撒下13:13</w:t>
+        </w:r>
+      </w:hyperlink>
+      <w:r>
+        <w:rPr>
+          <w:lang w:val="zh_TW" w:bidi="zh_TW"/>
+        </w:rPr>
+        <w:t>）。儘管在</w:t>
+      </w:r>
+      <w:hyperlink r:id="rId44">
+        <w:r>
+          <w:rPr>
+            <w:lang w:val="zh_TW" w:bidi="zh_TW"/>
+          </w:rPr>
+          <w:rPr>
+            <w:color w:val="0000EE"/>
+            <w:u w:val="single"/>
+          </w:rPr>
+          <w:t>利未記二十章17節</w:t>
+        </w:r>
+      </w:hyperlink>
+      <w:r>
+        <w:rPr>
+          <w:lang w:val="zh_TW" w:bidi="zh_TW"/>
+        </w:rPr>
+        <w:t>中明確禁止娶同父異母的妹妹為妻，由於申命記的婚姻法與潔淨法中的法律間（</w:t>
+      </w:r>
+      <w:hyperlink r:id="rId45">
+        <w:r>
+          <w:rPr>
+            <w:lang w:val="zh_TW" w:bidi="zh_TW"/>
+          </w:rPr>
+          <w:rPr>
+            <w:color w:val="0000EE"/>
+            <w:u w:val="single"/>
+          </w:rPr>
+          <w:t>申25:5</w:t>
+        </w:r>
+      </w:hyperlink>
+      <w:r>
+        <w:rPr>
+          <w:lang w:val="zh_TW" w:bidi="zh_TW"/>
+        </w:rPr>
+        <w:t>；</w:t>
+      </w:r>
+      <w:hyperlink r:id="rId46">
+        <w:r>
+          <w:rPr>
+            <w:lang w:val="zh_TW" w:bidi="zh_TW"/>
+          </w:rPr>
+          <w:rPr>
+            <w:color w:val="0000EE"/>
+            <w:u w:val="single"/>
+          </w:rPr>
+          <w:t>利18:16</w:t>
+        </w:r>
+      </w:hyperlink>
+      <w:r>
+        <w:rPr>
+          <w:lang w:val="zh_TW" w:bidi="zh_TW"/>
+        </w:rPr>
+        <w:t>）存在一些矛盾，因此可能對較嚴格的利未記規定進行了一些修改。表親之間的婚姻，如以撒與利百加，以及雅各與拉結和利亞之間的婚姻，是很常見的。當近親對婚姻感興趣時，幾乎不可能拒絕（</w:t>
+      </w:r>
+      <w:hyperlink r:id="rId47">
+        <w:r>
+          <w:rPr>
+            <w:lang w:val="zh_TW" w:bidi="zh_TW"/>
+          </w:rPr>
+          <w:rPr>
+            <w:color w:val="0000EE"/>
+            <w:u w:val="single"/>
+          </w:rPr>
+          <w:t>多比傳6:13</w:t>
+        </w:r>
+      </w:hyperlink>
+      <w:r>
+        <w:rPr>
+          <w:lang w:val="zh_TW" w:bidi="zh_TW"/>
+        </w:rPr>
+        <w:t>，</w:t>
+      </w:r>
+      <w:hyperlink r:id="rId48">
+        <w:r>
+          <w:rPr>
+            <w:lang w:val="zh_TW" w:bidi="zh_TW"/>
+          </w:rPr>
+          <w:rPr>
+            <w:color w:val="0000EE"/>
+            <w:u w:val="single"/>
+          </w:rPr>
+          <w:t>7:11–12</w:t>
+        </w:r>
+      </w:hyperlink>
+      <w:r>
+        <w:rPr>
+          <w:lang w:val="zh_TW" w:bidi="zh_TW"/>
+        </w:rPr>
+        <w:t>）。摩西是侄子與姑姑婚姻的後代（</w:t>
+      </w:r>
+      <w:hyperlink r:id="rId49">
+        <w:r>
+          <w:rPr>
+            <w:lang w:val="zh_TW" w:bidi="zh_TW"/>
+          </w:rPr>
+          <w:rPr>
+            <w:color w:val="0000EE"/>
+            <w:u w:val="single"/>
+          </w:rPr>
+          <w:t>出6:20</w:t>
+        </w:r>
+      </w:hyperlink>
+      <w:r>
+        <w:rPr>
+          <w:lang w:val="zh_TW" w:bidi="zh_TW"/>
+        </w:rPr>
+        <w:t>；</w:t>
+      </w:r>
+      <w:hyperlink r:id="rId50">
+        <w:r>
+          <w:rPr>
+            <w:lang w:val="zh_TW" w:bidi="zh_TW"/>
+          </w:rPr>
+          <w:rPr>
+            <w:color w:val="0000EE"/>
+            <w:u w:val="single"/>
+          </w:rPr>
+          <w:t>民26:59</w:t>
+        </w:r>
+      </w:hyperlink>
+      <w:r>
+        <w:rPr>
+          <w:lang w:val="zh_TW" w:bidi="zh_TW"/>
+        </w:rPr>
+        <w:t>），這在</w:t>
+      </w:r>
+      <w:hyperlink r:id="rId51">
+        <w:r>
+          <w:rPr>
+            <w:lang w:val="zh_TW" w:bidi="zh_TW"/>
+          </w:rPr>
+          <w:rPr>
+            <w:color w:val="0000EE"/>
+            <w:u w:val="single"/>
+          </w:rPr>
+          <w:t>利未記十八章12至13節</w:t>
+        </w:r>
+      </w:hyperlink>
+      <w:r>
+        <w:rPr>
+          <w:lang w:val="zh_TW" w:bidi="zh_TW"/>
+        </w:rPr>
+        <w:t>和</w:t>
+      </w:r>
+      <w:hyperlink r:id="rId52">
+        <w:r>
+          <w:rPr>
+            <w:lang w:val="zh_TW" w:bidi="zh_TW"/>
+          </w:rPr>
+          <w:rPr>
+            <w:color w:val="0000EE"/>
+            <w:u w:val="single"/>
+          </w:rPr>
+          <w:t>二十章19節</w:t>
+        </w:r>
+      </w:hyperlink>
+      <w:r>
+        <w:rPr>
+          <w:lang w:val="zh_TW" w:bidi="zh_TW"/>
+        </w:rPr>
+        <w:t>中會被禁止，正如雅各同時與兩姐妹的婚姻一樣（</w:t>
+      </w:r>
+      <w:hyperlink r:id="rId53">
+        <w:r>
+          <w:rPr>
+            <w:lang w:val="zh_TW" w:bidi="zh_TW"/>
+          </w:rPr>
+          <w:rPr>
+            <w:color w:val="0000EE"/>
+            <w:u w:val="single"/>
+          </w:rPr>
+          <w:t>創29:30</w:t>
+        </w:r>
+      </w:hyperlink>
+      <w:r>
+        <w:rPr>
+          <w:lang w:val="zh_TW" w:bidi="zh_TW"/>
+        </w:rPr>
+        <w:t>）。</w:t>
       </w:r>
     </w:p>
     <w:p>
@@ -1131,61 +1191,97 @@
         <w:rPr>
           <w:lang w:val="zh_TW" w:bidi="zh_TW"/>
         </w:rPr>
-        <w:t>聖經中提及多種火爐。其中用於製作石灰和燒陶的陶窯，在</w:t>
-      </w:r>
-      <w:hyperlink r:id="rId42">
-        <w:r>
-          <w:rPr>
-            <w:lang w:val="zh_TW" w:bidi="zh_TW"/>
-          </w:rPr>
-          <w:rPr>
-            <w:color w:val="0000EE"/>
-            <w:u w:val="single"/>
-          </w:rPr>
-          <w:t>創世記十九章28節</w:t>
-        </w:r>
-      </w:hyperlink>
-      <w:r>
-        <w:rPr>
-          <w:lang w:val="zh_TW" w:bidi="zh_TW"/>
-        </w:rPr>
-        <w:t>、</w:t>
-      </w:r>
-      <w:hyperlink r:id="rId43">
-        <w:r>
-          <w:rPr>
-            <w:lang w:val="zh_TW" w:bidi="zh_TW"/>
-          </w:rPr>
-          <w:rPr>
-            <w:color w:val="0000EE"/>
-            <w:u w:val="single"/>
-          </w:rPr>
-          <w:t>出埃及記九章8</w:t>
-        </w:r>
-      </w:hyperlink>
-      <w:r>
-        <w:rPr>
-          <w:lang w:val="zh_TW" w:bidi="zh_TW"/>
-        </w:rPr>
-        <w:t>、</w:t>
-      </w:r>
-      <w:hyperlink r:id="rId43">
-        <w:r>
-          <w:rPr>
-            <w:lang w:val="zh_TW" w:bidi="zh_TW"/>
-          </w:rPr>
-          <w:rPr>
-            <w:color w:val="0000EE"/>
-            <w:u w:val="single"/>
-          </w:rPr>
-          <w:t>10節和十九章18節</w:t>
-        </w:r>
-      </w:hyperlink>
-      <w:r>
-        <w:rPr>
-          <w:lang w:val="zh_TW" w:bidi="zh_TW"/>
-        </w:rPr>
-        <w:t>中均有記載。這些圓頂的窯通常以石灰石砌成，底部有煙囪與燃料孔，燃燒時常冒出濃厚的黑煙。</w:t>
+        <w:t>當以色列人定居在迦南時，他們中有許多人與迦南婦女結婚，這讓那些希望保持希伯來宗教純潔性的人感到不安（</w:t>
+      </w:r>
+      <w:hyperlink r:id="rId54">
+        <w:r>
+          <w:rPr>
+            <w:lang w:val="zh_TW" w:bidi="zh_TW"/>
+          </w:rPr>
+          <w:rPr>
+            <w:color w:val="0000EE"/>
+            <w:u w:val="single"/>
+          </w:rPr>
+          <w:t>王上11:4</w:t>
+        </w:r>
+      </w:hyperlink>
+      <w:r>
+        <w:rPr>
+          <w:lang w:val="zh_TW" w:bidi="zh_TW"/>
+        </w:rPr>
+        <w:t>）。這種通婚在摩西律法下是被禁止的（</w:t>
+      </w:r>
+      <w:hyperlink r:id="rId55">
+        <w:r>
+          <w:rPr>
+            <w:lang w:val="zh_TW" w:bidi="zh_TW"/>
+          </w:rPr>
+          <w:rPr>
+            <w:color w:val="0000EE"/>
+            <w:u w:val="single"/>
+          </w:rPr>
+          <w:t>出34:15–16</w:t>
+        </w:r>
+      </w:hyperlink>
+      <w:r>
+        <w:rPr>
+          <w:lang w:val="zh_TW" w:bidi="zh_TW"/>
+        </w:rPr>
+        <w:t>；</w:t>
+      </w:r>
+      <w:hyperlink r:id="rId56">
+        <w:r>
+          <w:rPr>
+            <w:lang w:val="zh_TW" w:bidi="zh_TW"/>
+          </w:rPr>
+          <w:rPr>
+            <w:color w:val="0000EE"/>
+            <w:u w:val="single"/>
+          </w:rPr>
+          <w:t>申7:3–4</w:t>
+        </w:r>
+      </w:hyperlink>
+      <w:r>
+        <w:rPr>
+          <w:lang w:val="zh_TW" w:bidi="zh_TW"/>
+        </w:rPr>
+        <w:t>），儘管許多以色列人無視這些規定，繼續沉迷於混合婚姻。如果婦女在戰爭中被俘虜，就屬於例外的情況（</w:t>
+      </w:r>
+      <w:hyperlink r:id="rId57">
+        <w:r>
+          <w:rPr>
+            <w:lang w:val="zh_TW" w:bidi="zh_TW"/>
+          </w:rPr>
+          <w:rPr>
+            <w:color w:val="0000EE"/>
+            <w:u w:val="single"/>
+          </w:rPr>
+          <w:t>申21:10–14</w:t>
+        </w:r>
+      </w:hyperlink>
+      <w:r>
+        <w:rPr>
+          <w:lang w:val="zh_TW" w:bidi="zh_TW"/>
+        </w:rPr>
+        <w:t>）。相比之下，參孫娶了一位非利士婦女，她仍然與她的族人在一起，但參孫會定期探望她（</w:t>
+      </w:r>
+      <w:hyperlink r:id="rId58">
+        <w:r>
+          <w:rPr>
+            <w:lang w:val="zh_TW" w:bidi="zh_TW"/>
+          </w:rPr>
+          <w:rPr>
+            <w:color w:val="0000EE"/>
+            <w:u w:val="single"/>
+          </w:rPr>
+          <w:t>士14:8–15:2</w:t>
+        </w:r>
+      </w:hyperlink>
+      <w:r>
+        <w:rPr>
+          <w:lang w:val="zh_TW" w:bidi="zh_TW"/>
+        </w:rPr>
+        <w:t>）。</w:t>
       </w:r>
     </w:p>
     <w:p>
@@ -1199,54 +1295,18 @@
         <w:rPr>
           <w:lang w:val="zh_TW" w:bidi="zh_TW"/>
         </w:rPr>
-        <w:t>希伯來人雖然很少使用大型冶煉火爐（可能只有所羅門時期較為普遍），但他們從黎巴嫩的使用方式中對此並不陌生。舊約聖經中有關此類火爐的多數提及都帶有象徵意義（</w:t>
-      </w:r>
-      <w:hyperlink r:id="rId44">
-        <w:r>
-          <w:rPr>
-            <w:lang w:val="zh_TW" w:bidi="zh_TW"/>
-          </w:rPr>
-          <w:rPr>
-            <w:color w:val="0000EE"/>
-            <w:u w:val="single"/>
-          </w:rPr>
-          <w:t>申4:20</w:t>
-        </w:r>
-      </w:hyperlink>
-      <w:r>
-        <w:rPr>
-          <w:lang w:val="zh_TW" w:bidi="zh_TW"/>
-        </w:rPr>
-        <w:t>；</w:t>
-      </w:r>
-      <w:hyperlink r:id="rId45">
-        <w:r>
-          <w:rPr>
-            <w:lang w:val="zh_TW" w:bidi="zh_TW"/>
-          </w:rPr>
-          <w:rPr>
-            <w:color w:val="0000EE"/>
-            <w:u w:val="single"/>
-          </w:rPr>
-          <w:t>王上8:51</w:t>
-        </w:r>
-      </w:hyperlink>
-      <w:r>
-        <w:rPr>
-          <w:lang w:val="zh_TW" w:bidi="zh_TW"/>
-        </w:rPr>
-        <w:t>；</w:t>
-      </w:r>
-      <w:hyperlink r:id="rId46">
-        <w:r>
-          <w:rPr>
-            <w:lang w:val="zh_TW" w:bidi="zh_TW"/>
-          </w:rPr>
-          <w:rPr>
-            <w:color w:val="0000EE"/>
-            <w:u w:val="single"/>
-          </w:rPr>
-          <w:t>箴17:3</w:t>
+        <w:t>通婚對希伯來宗教純潔性的影響是如此之大，以至於在被擄歸回時期，猶太人與外邦妻子結婚的情況下，即使家庭和家園會因此遭摧毀，當時領袖仍命令他們須全面休妻（</w:t>
+      </w:r>
+      <w:hyperlink r:id="rId59">
+        <w:r>
+          <w:rPr>
+            <w:lang w:val="zh_TW" w:bidi="zh_TW"/>
+          </w:rPr>
+          <w:rPr>
+            <w:color w:val="0000EE"/>
+            <w:u w:val="single"/>
+          </w:rPr>
+          <w:t>拉9:2</w:t>
         </w:r>
       </w:hyperlink>
       <w:r>
@@ -1255,95 +1315,41 @@
         </w:rPr>
         <w:t>，</w:t>
       </w:r>
-      <w:hyperlink r:id="rId47">
-        <w:r>
-          <w:rPr>
-            <w:lang w:val="zh_TW" w:bidi="zh_TW"/>
-          </w:rPr>
-          <w:rPr>
-            <w:color w:val="0000EE"/>
-            <w:u w:val="single"/>
-          </w:rPr>
-          <w:t>27:21</w:t>
-        </w:r>
-      </w:hyperlink>
-      <w:r>
-        <w:rPr>
-          <w:lang w:val="zh_TW" w:bidi="zh_TW"/>
-        </w:rPr>
-        <w:t>；</w:t>
-      </w:r>
-      <w:hyperlink r:id="rId48">
-        <w:r>
-          <w:rPr>
-            <w:lang w:val="zh_TW" w:bidi="zh_TW"/>
-          </w:rPr>
-          <w:rPr>
-            <w:color w:val="0000EE"/>
-            <w:u w:val="single"/>
-          </w:rPr>
-          <w:t>賽48:10</w:t>
-        </w:r>
-      </w:hyperlink>
-      <w:r>
-        <w:rPr>
-          <w:lang w:val="zh_TW" w:bidi="zh_TW"/>
-        </w:rPr>
-        <w:t>；</w:t>
-      </w:r>
-      <w:hyperlink r:id="rId49">
-        <w:r>
-          <w:rPr>
-            <w:lang w:val="zh_TW" w:bidi="zh_TW"/>
-          </w:rPr>
-          <w:rPr>
-            <w:color w:val="0000EE"/>
-            <w:u w:val="single"/>
-          </w:rPr>
-          <w:t>耶11:4</w:t>
-        </w:r>
-      </w:hyperlink>
-      <w:r>
-        <w:rPr>
-          <w:lang w:val="zh_TW" w:bidi="zh_TW"/>
-        </w:rPr>
-        <w:t>；</w:t>
-      </w:r>
-      <w:hyperlink r:id="rId50">
-        <w:r>
-          <w:rPr>
-            <w:lang w:val="zh_TW" w:bidi="zh_TW"/>
-          </w:rPr>
-          <w:rPr>
-            <w:color w:val="0000EE"/>
-            <w:u w:val="single"/>
-          </w:rPr>
-          <w:t>結22:18–22</w:t>
-        </w:r>
-      </w:hyperlink>
-      <w:r>
-        <w:rPr>
-          <w:lang w:val="zh_TW" w:bidi="zh_TW"/>
-        </w:rPr>
-        <w:t>）。其中一個著名的故事，是</w:t>
-      </w:r>
-      <w:hyperlink r:id="rId51">
-        <w:r>
-          <w:rPr>
-            <w:lang w:val="zh_TW" w:bidi="zh_TW"/>
-          </w:rPr>
-          <w:rPr>
-            <w:color w:val="0000EE"/>
-            <w:u w:val="single"/>
-          </w:rPr>
-          <w:t>但以理書三章</w:t>
-        </w:r>
-      </w:hyperlink>
-      <w:r>
-        <w:rPr>
-          <w:lang w:val="zh_TW" w:bidi="zh_TW"/>
-        </w:rPr>
-        <w:t>中，沙得拉、米煞、亞伯尼歌被投入大火爐的事件。</w:t>
+      <w:hyperlink r:id="rId60">
+        <w:r>
+          <w:rPr>
+            <w:lang w:val="zh_TW" w:bidi="zh_TW"/>
+          </w:rPr>
+          <w:rPr>
+            <w:color w:val="0000EE"/>
+            <w:u w:val="single"/>
+          </w:rPr>
+          <w:t>10:3、16–17</w:t>
+        </w:r>
+      </w:hyperlink>
+      <w:r>
+        <w:rPr>
+          <w:lang w:val="zh_TW" w:bidi="zh_TW"/>
+        </w:rPr>
+        <w:t>），其目的是保持猶太教的純潔。即使在新約時代，保羅也譴責與非基督徒的通婚（</w:t>
+      </w:r>
+      <w:hyperlink r:id="rId61">
+        <w:r>
+          <w:rPr>
+            <w:lang w:val="zh_TW" w:bidi="zh_TW"/>
+          </w:rPr>
+          <w:rPr>
+            <w:color w:val="0000EE"/>
+            <w:u w:val="single"/>
+          </w:rPr>
+          <w:t>林後6:14–15</w:t>
+        </w:r>
+      </w:hyperlink>
+      <w:r>
+        <w:rPr>
+          <w:lang w:val="zh_TW" w:bidi="zh_TW"/>
+        </w:rPr>
+        <w:t>）。</w:t>
       </w:r>
     </w:p>
     <w:p>
@@ -1357,187 +1363,7 @@
         <w:rPr>
           <w:lang w:val="zh_TW" w:bidi="zh_TW"/>
         </w:rPr>
-        <w:t>聖經常以「火爐」作比喻，象徵神的管教、懲罰或品格的淬煉（</w:t>
-      </w:r>
-      <w:hyperlink r:id="rId44">
-        <w:r>
-          <w:rPr>
-            <w:lang w:val="zh_TW" w:bidi="zh_TW"/>
-          </w:rPr>
-          <w:rPr>
-            <w:color w:val="0000EE"/>
-            <w:u w:val="single"/>
-          </w:rPr>
-          <w:t>申4:20</w:t>
-        </w:r>
-      </w:hyperlink>
-      <w:r>
-        <w:rPr>
-          <w:lang w:val="zh_TW" w:bidi="zh_TW"/>
-        </w:rPr>
-        <w:t>；</w:t>
-      </w:r>
-      <w:hyperlink r:id="rId45">
-        <w:r>
-          <w:rPr>
-            <w:lang w:val="zh_TW" w:bidi="zh_TW"/>
-          </w:rPr>
-          <w:rPr>
-            <w:color w:val="0000EE"/>
-            <w:u w:val="single"/>
-          </w:rPr>
-          <w:t>王上8:51</w:t>
-        </w:r>
-      </w:hyperlink>
-      <w:r>
-        <w:rPr>
-          <w:lang w:val="zh_TW" w:bidi="zh_TW"/>
-        </w:rPr>
-        <w:t>；</w:t>
-      </w:r>
-      <w:hyperlink r:id="rId48">
-        <w:r>
-          <w:rPr>
-            <w:lang w:val="zh_TW" w:bidi="zh_TW"/>
-          </w:rPr>
-          <w:rPr>
-            <w:color w:val="0000EE"/>
-            <w:u w:val="single"/>
-          </w:rPr>
-          <w:t>賽48:10</w:t>
-        </w:r>
-      </w:hyperlink>
-      <w:r>
-        <w:rPr>
-          <w:lang w:val="zh_TW" w:bidi="zh_TW"/>
-        </w:rPr>
-        <w:t>；</w:t>
-      </w:r>
-      <w:hyperlink r:id="rId52">
-        <w:r>
-          <w:rPr>
-            <w:lang w:val="zh_TW" w:bidi="zh_TW"/>
-          </w:rPr>
-          <w:rPr>
-            <w:color w:val="0000EE"/>
-            <w:u w:val="single"/>
-          </w:rPr>
-          <w:t>耶6:27–30</w:t>
-        </w:r>
-      </w:hyperlink>
-      <w:r>
-        <w:rPr>
-          <w:lang w:val="zh_TW" w:bidi="zh_TW"/>
-        </w:rPr>
-        <w:t>；</w:t>
-      </w:r>
-      <w:hyperlink r:id="rId50">
-        <w:r>
-          <w:rPr>
-            <w:lang w:val="zh_TW" w:bidi="zh_TW"/>
-          </w:rPr>
-          <w:rPr>
-            <w:color w:val="0000EE"/>
-            <w:u w:val="single"/>
-          </w:rPr>
-          <w:t>結22:18–22</w:t>
-        </w:r>
-      </w:hyperlink>
-      <w:r>
-        <w:rPr>
-          <w:lang w:val="zh_TW" w:bidi="zh_TW"/>
-        </w:rPr>
-        <w:t>）。在新約聖經中，「火爐」也象徵著地獄（</w:t>
-      </w:r>
-      <w:hyperlink r:id="rId53">
-        <w:r>
-          <w:rPr>
-            <w:lang w:val="zh_TW" w:bidi="zh_TW"/>
-          </w:rPr>
-          <w:rPr>
-            <w:color w:val="0000EE"/>
-            <w:u w:val="single"/>
-          </w:rPr>
-          <w:t>太13:42</w:t>
-        </w:r>
-      </w:hyperlink>
-      <w:r>
-        <w:rPr>
-          <w:lang w:val="zh_TW" w:bidi="zh_TW"/>
-        </w:rPr>
-        <w:t>、</w:t>
-      </w:r>
-      <w:hyperlink r:id="rId53">
-        <w:r>
-          <w:rPr>
-            <w:lang w:val="zh_TW" w:bidi="zh_TW"/>
-          </w:rPr>
-          <w:rPr>
-            <w:color w:val="0000EE"/>
-            <w:u w:val="single"/>
-          </w:rPr>
-          <w:t>50</w:t>
-        </w:r>
-      </w:hyperlink>
-      <w:r>
-        <w:rPr>
-          <w:lang w:val="zh_TW" w:bidi="zh_TW"/>
-        </w:rPr>
-        <w:t>；</w:t>
-      </w:r>
-      <w:hyperlink r:id="rId54">
-        <w:r>
-          <w:rPr>
-            <w:lang w:val="zh_TW" w:bidi="zh_TW"/>
-          </w:rPr>
-          <w:rPr>
-            <w:color w:val="0000EE"/>
-            <w:u w:val="single"/>
-          </w:rPr>
-          <w:t>啟9:2</w:t>
-        </w:r>
-      </w:hyperlink>
-      <w:r>
-        <w:rPr>
-          <w:lang w:val="zh_TW" w:bidi="zh_TW"/>
-        </w:rPr>
-        <w:t>）。此外，火爐淬煉的意象也代表人生的試煉，預備信徒為死後的生活做準備（</w:t>
-      </w:r>
-      <w:hyperlink r:id="rId55">
-        <w:r>
-          <w:rPr>
-            <w:lang w:val="zh_TW" w:bidi="zh_TW"/>
-          </w:rPr>
-          <w:rPr>
-            <w:color w:val="0000EE"/>
-            <w:u w:val="single"/>
-          </w:rPr>
-          <w:t>雅1:12</w:t>
-        </w:r>
-      </w:hyperlink>
-      <w:r>
-        <w:rPr>
-          <w:lang w:val="zh_TW" w:bidi="zh_TW"/>
-        </w:rPr>
-        <w:t>；</w:t>
-      </w:r>
-      <w:hyperlink r:id="rId56">
-        <w:r>
-          <w:rPr>
-            <w:lang w:val="zh_TW" w:bidi="zh_TW"/>
-          </w:rPr>
-          <w:rPr>
-            <w:color w:val="0000EE"/>
-            <w:u w:val="single"/>
-          </w:rPr>
-          <w:t>彼前1:7</w:t>
-        </w:r>
-      </w:hyperlink>
-      <w:r>
-        <w:rPr>
-          <w:lang w:val="zh_TW" w:bidi="zh_TW"/>
-        </w:rPr>
-        <w:t>）。</w:t>
+        <w:t>此外，我們很難估計年輕人結婚的年齡。一個男孩在十幾歲初期就被認為是成年人，而在猶太傳統後期則以成人禮來慶祝這一轉變，成人禮通常在男孩13歲時舉行。</w:t>
       </w:r>
     </w:p>
     <w:p>
@@ -1551,35 +1377,61 @@
         <w:rPr>
           <w:lang w:val="zh_TW" w:bidi="zh_TW"/>
         </w:rPr>
-        <w:t>在</w:t>
-      </w:r>
-      <w:hyperlink r:id="rId57">
-        <w:r>
-          <w:rPr>
-            <w:lang w:val="zh_TW" w:bidi="zh_TW"/>
-          </w:rPr>
-          <w:rPr>
-            <w:color w:val="0000EE"/>
-            <w:u w:val="single"/>
-          </w:rPr>
-          <w:t>啓示錄一章15節</w:t>
-        </w:r>
-      </w:hyperlink>
-      <w:r>
-        <w:rPr>
-          <w:lang w:val="zh_TW" w:bidi="zh_TW"/>
-        </w:rPr>
-        <w:t>中，約翰的異象描述人子的腳「好像在爐中鍛鍊光明的銅。」這一精煉的銅的意象，象徵基督能勝過敵對勢力的大能。</w:t>
-      </w:r>
-      <w:r>
-        <w:rPr>
-          <w:lang w:val="zh_TW" w:bidi="zh_TW"/>
-        </w:rPr>
-      </w:r>
-      <w:r>
-        <w:rPr>
-          <w:lang w:val="zh_TW" w:bidi="zh_TW"/>
-        </w:rPr>
+        <w:t>通常是年輕男子的父母選擇新娘。關於婚姻的討論是在新郎的父母和新娘的父母之間進行的，通常不會徵詢年輕人的意見。家中最年長的必須先結婚（</w:t>
+      </w:r>
+      <w:hyperlink r:id="rId62">
+        <w:r>
+          <w:rPr>
+            <w:lang w:val="zh_TW" w:bidi="zh_TW"/>
+          </w:rPr>
+          <w:rPr>
+            <w:color w:val="0000EE"/>
+            <w:u w:val="single"/>
+          </w:rPr>
+          <w:t>創29:26</w:t>
+        </w:r>
+      </w:hyperlink>
+      <w:r>
+        <w:rPr>
+          <w:lang w:val="zh_TW" w:bidi="zh_TW"/>
+        </w:rPr>
+        <w:t>）。當亞伯拉罕決定以撒是時候該結婚時，他派了一位僕人到他在美索不達米亞的親戚那裡選新娘。僕人聯繫了新娘的兄弟和母親（</w:t>
+      </w:r>
+      <w:hyperlink r:id="rId63">
+        <w:r>
+          <w:rPr>
+            <w:lang w:val="zh_TW" w:bidi="zh_TW"/>
+          </w:rPr>
+          <w:rPr>
+            <w:color w:val="0000EE"/>
+            <w:u w:val="single"/>
+          </w:rPr>
+          <w:t>24:33–53</w:t>
+        </w:r>
+      </w:hyperlink>
+      <w:r>
+        <w:rPr>
+          <w:lang w:val="zh_TW" w:bidi="zh_TW"/>
+        </w:rPr>
+        <w:t>），之後才詢問利百加是否同意（</w:t>
+      </w:r>
+      <w:hyperlink r:id="rId64">
+        <w:r>
+          <w:rPr>
+            <w:lang w:val="zh_TW" w:bidi="zh_TW"/>
+          </w:rPr>
+          <w:rPr>
+            <w:color w:val="0000EE"/>
+            <w:u w:val="single"/>
+          </w:rPr>
+          <w:t>57–58</w:t>
+        </w:r>
+      </w:hyperlink>
+      <w:r>
+        <w:rPr>
+          <w:lang w:val="zh_TW" w:bidi="zh_TW"/>
+        </w:rPr>
+        <w:t>）。她的父親可能無行為能力，否則根本不可能會征詢她的意見。</w:t>
       </w:r>
     </w:p>
     <w:p>
@@ -1589,21 +1441,65 @@
           <w:lang w:val="zh_TW" w:bidi="zh_TW"/>
         </w:rPr>
       </w:r>
-    </w:p>
-    <w:p>
-      <w:pPr>
-        <w:pStyle w:val="Heading2"/>
-      </w:pPr>
-      <w:r>
-        <w:rPr>
-          <w:lang w:val="zh_TW" w:bidi="zh_TW"/>
-        </w:rPr>
-        <w:t>火柱和雲</w:t>
-      </w:r>
-      <w:r>
-        <w:rPr>
-          <w:lang w:val="zh_TW" w:bidi="zh_TW"/>
-        </w:rPr>
+      <w:r>
+        <w:rPr>
+          <w:lang w:val="zh_TW" w:bidi="zh_TW"/>
+        </w:rPr>
+        <w:t>年輕人通常娶不起超過一位以上的妻子，因為他們必須付聘金給新娘的父親。 在某些情況下，男人可以用勞動年資來代替聘金（</w:t>
+      </w:r>
+      <w:hyperlink r:id="rId65">
+        <w:r>
+          <w:rPr>
+            <w:lang w:val="zh_TW" w:bidi="zh_TW"/>
+          </w:rPr>
+          <w:rPr>
+            <w:color w:val="0000EE"/>
+            <w:u w:val="single"/>
+          </w:rPr>
+          <w:t>創29:15–30</w:t>
+        </w:r>
+      </w:hyperlink>
+      <w:r>
+        <w:rPr>
+          <w:lang w:val="zh_TW" w:bidi="zh_TW"/>
+        </w:rPr>
+        <w:t>）。 又或者他們可以完成新娘父親所要求的指定任務（</w:t>
+      </w:r>
+      <w:hyperlink r:id="rId66">
+        <w:r>
+          <w:rPr>
+            <w:lang w:val="zh_TW" w:bidi="zh_TW"/>
+          </w:rPr>
+          <w:rPr>
+            <w:color w:val="0000EE"/>
+            <w:u w:val="single"/>
+          </w:rPr>
+          <w:t>撒上18:25–27</w:t>
+        </w:r>
+      </w:hyperlink>
+      <w:r>
+        <w:rPr>
+          <w:lang w:val="zh_TW" w:bidi="zh_TW"/>
+        </w:rPr>
+        <w:t>）。 如果一個男人強姦了一位處女，但後來她父親允許他迎娶他女兒的話，他必須付給她的父親50舍客勒銀幣，然後娶她為妻（</w:t>
+      </w:r>
+      <w:hyperlink r:id="rId67">
+        <w:r>
+          <w:rPr>
+            <w:lang w:val="zh_TW" w:bidi="zh_TW"/>
+          </w:rPr>
+          <w:rPr>
+            <w:color w:val="0000EE"/>
+            <w:u w:val="single"/>
+          </w:rPr>
+          <w:t>申22:28–29</w:t>
+        </w:r>
+      </w:hyperlink>
+      <w:r>
+        <w:rPr>
+          <w:lang w:val="zh_TW" w:bidi="zh_TW"/>
+        </w:rPr>
+        <w:t>）。 這筆款項被視為是一種懲罰和賠償，而不是典型的聘金。</w:t>
       </w:r>
     </w:p>
     <w:p>
@@ -1617,18 +1513,7 @@
         <w:rPr>
           <w:lang w:val="zh_TW" w:bidi="zh_TW"/>
         </w:rPr>
-        <w:t>火柱和雲柱是神在舊約聖經中向人顯現的最常見方式之一。這是神同在的可見記號，尤其是在出埃及、西奈之約、以色列人在曠野的時期以及聖殿獻殿的故事中。</w:t>
-      </w:r>
-    </w:p>
-    <w:p>
-      <w:pPr>
-        <w:pStyle w:val="Heading3"/>
-      </w:pPr>
-      <w:r>
-        <w:rPr>
-          <w:lang w:val="zh_TW" w:bidi="zh_TW"/>
-        </w:rPr>
-        <w:t>聖經中的描述</w:t>
+        <w:t>在第二聖殿時期，處女新娘被認為價值50舍客勒，而寡婦或離婚婦女約值一半。在這段時期，處女新娘通常在周間結婚，以便如果她的丈夫發現她不是處女，他可以在第二天，就是安息日之前向法庭提供證據。寡婦或離婚婦女通常在相當於星期四的日子結婚，這樣她在安息日之前可以有整整一天與她的丈夫相處。</w:t>
       </w:r>
     </w:p>
     <w:p>
@@ -1642,270 +1527,43 @@
         <w:rPr>
           <w:lang w:val="zh_TW" w:bidi="zh_TW"/>
         </w:rPr>
-        <w:t>聖經以不同的方式描述這種現象：</w:t>
-      </w:r>
-    </w:p>
-    <w:p>
-      <w:pPr>
-        <w:pStyle w:val="ListBullet"/>
-        <w:spacing w:line="240" w:lineRule="auto"/>
-        <w:ind w:left="720"/>
-      </w:pPr>
-      <w:r>
-        <w:rPr>
-          <w:lang w:val="zh_TW" w:bidi="zh_TW"/>
-        </w:rPr>
-      </w:r>
-      <w:r>
-        <w:rPr>
-          <w:lang w:val="zh_TW" w:bidi="zh_TW"/>
-        </w:rPr>
-        <w:t>雲柱和火柱（</w:t>
-      </w:r>
-      <w:hyperlink r:id="rId58">
-        <w:r>
-          <w:rPr>
-            <w:lang w:val="zh_TW" w:bidi="zh_TW"/>
-          </w:rPr>
-          <w:rPr>
-            <w:color w:val="0000EE"/>
-            <w:u w:val="single"/>
-          </w:rPr>
-          <w:t>出埃及記14:24</w:t>
-        </w:r>
-      </w:hyperlink>
-      <w:r>
-        <w:rPr>
-          <w:lang w:val="zh_TW" w:bidi="zh_TW"/>
-        </w:rPr>
-        <w:t>）</w:t>
-      </w:r>
-    </w:p>
-    <w:p>
-      <w:pPr>
-        <w:pStyle w:val="ListBullet"/>
-        <w:spacing w:line="240" w:lineRule="auto"/>
-        <w:ind w:left="720"/>
-      </w:pPr>
-      <w:r>
-        <w:rPr>
-          <w:lang w:val="zh_TW" w:bidi="zh_TW"/>
-        </w:rPr>
-      </w:r>
-      <w:r>
-        <w:rPr>
-          <w:lang w:val="zh_TW" w:bidi="zh_TW"/>
-        </w:rPr>
-        <w:t>雲柱（</w:t>
-      </w:r>
-      <w:hyperlink r:id="rId59">
-        <w:r>
-          <w:rPr>
-            <w:lang w:val="zh_TW" w:bidi="zh_TW"/>
-          </w:rPr>
-          <w:rPr>
-            <w:color w:val="0000EE"/>
-            <w:u w:val="single"/>
-          </w:rPr>
-          <w:t>出埃及記33:9–10</w:t>
-        </w:r>
-      </w:hyperlink>
-      <w:r>
-        <w:rPr>
-          <w:lang w:val="zh_TW" w:bidi="zh_TW"/>
-        </w:rPr>
-        <w:t>；</w:t>
-      </w:r>
-      <w:hyperlink r:id="rId60">
-        <w:r>
-          <w:rPr>
-            <w:lang w:val="zh_TW" w:bidi="zh_TW"/>
-          </w:rPr>
-          <w:rPr>
-            <w:color w:val="0000EE"/>
-            <w:u w:val="single"/>
-          </w:rPr>
-          <w:t>民數記14:14</w:t>
-        </w:r>
-      </w:hyperlink>
-      <w:r>
-        <w:rPr>
-          <w:lang w:val="zh_TW" w:bidi="zh_TW"/>
-        </w:rPr>
-        <w:t>）</w:t>
-      </w:r>
-    </w:p>
-    <w:p>
-      <w:pPr>
-        <w:pStyle w:val="ListBullet"/>
-        <w:spacing w:line="240" w:lineRule="auto"/>
-        <w:ind w:left="720"/>
-      </w:pPr>
-      <w:r>
-        <w:rPr>
-          <w:lang w:val="zh_TW" w:bidi="zh_TW"/>
-        </w:rPr>
-      </w:r>
-      <w:r>
-        <w:rPr>
-          <w:lang w:val="zh_TW" w:bidi="zh_TW"/>
-        </w:rPr>
-        <w:t>火柱（</w:t>
-      </w:r>
-      <w:hyperlink r:id="rId61">
-        <w:r>
-          <w:rPr>
-            <w:lang w:val="zh_TW" w:bidi="zh_TW"/>
-          </w:rPr>
-          <w:rPr>
-            <w:color w:val="0000EE"/>
-            <w:u w:val="single"/>
-          </w:rPr>
-          <w:t>出埃及記13:21</w:t>
-        </w:r>
-      </w:hyperlink>
-      <w:r>
-        <w:rPr>
-          <w:lang w:val="zh_TW" w:bidi="zh_TW"/>
-        </w:rPr>
-        <w:t>；</w:t>
-      </w:r>
-      <w:hyperlink r:id="rId60">
-        <w:r>
-          <w:rPr>
-            <w:lang w:val="zh_TW" w:bidi="zh_TW"/>
-          </w:rPr>
-          <w:rPr>
-            <w:color w:val="0000EE"/>
-            <w:u w:val="single"/>
-          </w:rPr>
-          <w:t>民數記14:14</w:t>
-        </w:r>
-      </w:hyperlink>
-      <w:r>
-        <w:rPr>
-          <w:lang w:val="zh_TW" w:bidi="zh_TW"/>
-        </w:rPr>
-        <w:t>）</w:t>
-      </w:r>
-    </w:p>
-    <w:p>
-      <w:pPr>
-        <w:pStyle w:val="ListBullet"/>
-        <w:spacing w:line="240" w:lineRule="auto"/>
-        <w:ind w:left="720"/>
-      </w:pPr>
-      <w:r>
-        <w:rPr>
-          <w:lang w:val="zh_TW" w:bidi="zh_TW"/>
-        </w:rPr>
-      </w:r>
-      <w:r>
-        <w:rPr>
-          <w:lang w:val="zh_TW" w:bidi="zh_TW"/>
-        </w:rPr>
-        <w:t>雲彩、雲柱（</w:t>
-      </w:r>
-      <w:hyperlink r:id="rId62">
-        <w:r>
-          <w:rPr>
-            <w:lang w:val="zh_TW" w:bidi="zh_TW"/>
-          </w:rPr>
-          <w:rPr>
-            <w:color w:val="0000EE"/>
-            <w:u w:val="single"/>
-          </w:rPr>
-          <w:t>出埃及記40:34–35</w:t>
-        </w:r>
-      </w:hyperlink>
-      <w:r>
-        <w:rPr>
-          <w:lang w:val="zh_TW" w:bidi="zh_TW"/>
-        </w:rPr>
-        <w:t>；</w:t>
-      </w:r>
-      <w:hyperlink r:id="rId63">
-        <w:r>
-          <w:rPr>
-            <w:lang w:val="zh_TW" w:bidi="zh_TW"/>
-          </w:rPr>
-          <w:rPr>
-            <w:color w:val="0000EE"/>
-            <w:u w:val="single"/>
-          </w:rPr>
-          <w:t>申命記1:33</w:t>
-        </w:r>
-      </w:hyperlink>
-      <w:r>
-        <w:rPr>
-          <w:lang w:val="zh_TW" w:bidi="zh_TW"/>
-        </w:rPr>
-        <w:t>）</w:t>
-      </w:r>
-    </w:p>
-    <w:p>
-      <w:pPr>
-        <w:pStyle w:val="ListBullet"/>
-        <w:spacing w:line="240" w:lineRule="auto"/>
-        <w:ind w:left="720"/>
-      </w:pPr>
-      <w:r>
-        <w:rPr>
-          <w:lang w:val="zh_TW" w:bidi="zh_TW"/>
-        </w:rPr>
-      </w:r>
-      <w:r>
-        <w:rPr>
-          <w:lang w:val="zh_TW" w:bidi="zh_TW"/>
-        </w:rPr>
-        <w:t>火柱、火焰（</w:t>
-      </w:r>
-      <w:hyperlink r:id="rId63">
-        <w:r>
-          <w:rPr>
-            <w:lang w:val="zh_TW" w:bidi="zh_TW"/>
-          </w:rPr>
-          <w:rPr>
-            <w:color w:val="0000EE"/>
-            <w:u w:val="single"/>
-          </w:rPr>
-          <w:t>申命記1:33</w:t>
-        </w:r>
-      </w:hyperlink>
-      <w:r>
-        <w:rPr>
-          <w:lang w:val="zh_TW" w:bidi="zh_TW"/>
-        </w:rPr>
-        <w:t>、</w:t>
-      </w:r>
-      <w:hyperlink r:id="rId64">
-        <w:r>
-          <w:rPr>
-            <w:lang w:val="zh_TW" w:bidi="zh_TW"/>
-          </w:rPr>
-          <w:rPr>
-            <w:color w:val="0000EE"/>
-            <w:u w:val="single"/>
-          </w:rPr>
-          <w:t>4:12</w:t>
-        </w:r>
-      </w:hyperlink>
-      <w:r>
-        <w:rPr>
-          <w:lang w:val="zh_TW" w:bidi="zh_TW"/>
-        </w:rPr>
-        <w:t>）</w:t>
-      </w:r>
-    </w:p>
-    <w:p>
-      <w:pPr>
-        <w:pStyle w:val="Heading3"/>
-      </w:pPr>
-      <w:r>
-        <w:rPr>
-          <w:lang w:val="zh_TW" w:bidi="zh_TW"/>
-        </w:rPr>
-        <w:t>舍吉拿（Shekinah）的概念</w:t>
+        <w:t>婚姻是一種在兩個家庭之間的盟約或聯盟。因此，婚姻將他們聯合起來，通過擴展親緣關係來增加群體的規模。在這個社會中，無論親屬關係多麼疏離，人們都會毫不猶豫地承擔其親屬的責任，這一點非常重要。盟約的概念也可能具有政治色彩，例如所羅門與埃及公主的婚姻（</w:t>
+      </w:r>
+      <w:hyperlink r:id="rId68">
+        <w:r>
+          <w:rPr>
+            <w:lang w:val="zh_TW" w:bidi="zh_TW"/>
+          </w:rPr>
+          <w:rPr>
+            <w:color w:val="0000EE"/>
+            <w:u w:val="single"/>
+          </w:rPr>
+          <w:t>王上11:1</w:t>
+        </w:r>
+      </w:hyperlink>
+      <w:r>
+        <w:rPr>
+          <w:lang w:val="zh_TW" w:bidi="zh_TW"/>
+        </w:rPr>
+        <w:t>）或以色列的亞哈與泰爾的耶洗別的婚姻（</w:t>
+      </w:r>
+      <w:hyperlink r:id="rId69">
+        <w:r>
+          <w:rPr>
+            <w:lang w:val="zh_TW" w:bidi="zh_TW"/>
+          </w:rPr>
+          <w:rPr>
+            <w:color w:val="0000EE"/>
+            <w:u w:val="single"/>
+          </w:rPr>
+          <w:t>16:31</w:t>
+        </w:r>
+      </w:hyperlink>
+      <w:r>
+        <w:rPr>
+          <w:lang w:val="zh_TW" w:bidi="zh_TW"/>
+        </w:rPr>
+        <w:t>）。</w:t>
       </w:r>
     </w:p>
     <w:p>
@@ -1919,18 +1577,25 @@
         <w:rPr>
           <w:lang w:val="zh_TW" w:bidi="zh_TW"/>
         </w:rPr>
-        <w:t>雖然聖經沒有使用「Shekinah」這個詞，但這個詞經常在基督教神學中用來描述雲和神的其它顯現（theophanies）。「Shekinah」來自猶太教文獻，指的是神的可見榮耀。</w:t>
-      </w:r>
-    </w:p>
-    <w:p>
-      <w:pPr>
-        <w:pStyle w:val="Heading3"/>
-      </w:pPr>
-      <w:r>
-        <w:rPr>
-          <w:lang w:val="zh_TW" w:bidi="zh_TW"/>
-        </w:rPr>
-        <w:t>（神顯現時）雲的作用</w:t>
+        <w:t>盟約的簽訂包括禮物的餽贈，這確立了贈與者和新娘的財富和地位（</w:t>
+      </w:r>
+      <w:hyperlink r:id="rId70">
+        <w:r>
+          <w:rPr>
+            <w:lang w:val="zh_TW" w:bidi="zh_TW"/>
+          </w:rPr>
+          <w:rPr>
+            <w:color w:val="0000EE"/>
+            <w:u w:val="single"/>
+          </w:rPr>
+          <w:t>創34:12</w:t>
+        </w:r>
+      </w:hyperlink>
+      <w:r>
+        <w:rPr>
+          <w:lang w:val="zh_TW" w:bidi="zh_TW"/>
+        </w:rPr>
+        <w:t>）。在古代的近東，人們認為禮物的餽贈也包含了贈與者的一部分，因此贈與者實際上是在獻上部分的自己。這份為盟約蓋上印記的禮物也確立了贈與者對新娘的權柄。</w:t>
       </w:r>
     </w:p>
     <w:p>
@@ -1944,88 +1609,72 @@
         <w:rPr>
           <w:lang w:val="zh_TW" w:bidi="zh_TW"/>
         </w:rPr>
-        <w:t>雲有不同的作用，都是神臨在的可見表達：</w:t>
-      </w:r>
-    </w:p>
-    <w:p>
-      <w:pPr>
-        <w:pStyle w:val="ListNumber"/>
-        <w:numPr>
-          <w:ilvl w:val="0"/>
-          <w:numId w:val="14"/>
-        </w:numPr>
-        <w:spacing w:line="240" w:lineRule="auto"/>
-        <w:ind w:left="720"/>
-      </w:pPr>
-      <w:r>
-        <w:rPr>
-          <w:lang w:val="zh_TW" w:bidi="zh_TW"/>
-        </w:rPr>
-      </w:r>
-      <w:r>
-        <w:rPr>
-          <w:lang w:val="zh_TW" w:bidi="zh_TW"/>
-        </w:rPr>
-        <w:t>雲彩充滿了會幕，日夜都停留在那裡，彰顯神的同在（</w:t>
-      </w:r>
-      <w:hyperlink r:id="rId65">
-        <w:r>
-          <w:rPr>
-            <w:lang w:val="zh_TW" w:bidi="zh_TW"/>
-          </w:rPr>
-          <w:rPr>
-            <w:color w:val="0000EE"/>
-            <w:u w:val="single"/>
-          </w:rPr>
-          <w:t>出埃及記40:34–38</w:t>
-        </w:r>
-      </w:hyperlink>
-      <w:r>
-        <w:rPr>
-          <w:lang w:val="zh_TW" w:bidi="zh_TW"/>
-        </w:rPr>
-        <w:t>）。神在贖罪日</w:t>
-      </w:r>
-      <w:r>
-        <w:rPr>
-          <w:lang w:val="zh_TW" w:bidi="zh_TW"/>
-        </w:rPr>
-        <w:t>從雲中顯現</w:t>
-      </w:r>
-      <w:r>
-        <w:rPr>
-          <w:lang w:val="zh_TW" w:bidi="zh_TW"/>
-        </w:rPr>
-        <w:t>（</w:t>
-      </w:r>
-      <w:hyperlink r:id="rId66">
-        <w:r>
-          <w:rPr>
-            <w:lang w:val="zh_TW" w:bidi="zh_TW"/>
-          </w:rPr>
-          <w:rPr>
-            <w:color w:val="0000EE"/>
-            <w:u w:val="single"/>
-          </w:rPr>
-          <w:t>利未記16:2</w:t>
-        </w:r>
-      </w:hyperlink>
-      <w:r>
-        <w:rPr>
-          <w:lang w:val="zh_TW" w:bidi="zh_TW"/>
-        </w:rPr>
-        <w:t>）。獻殿時，雲表明神接納神殿作為祂的居所（</w:t>
-      </w:r>
-      <w:hyperlink r:id="rId67">
-        <w:r>
-          <w:rPr>
-            <w:lang w:val="zh_TW" w:bidi="zh_TW"/>
-          </w:rPr>
-          <w:rPr>
-            <w:color w:val="0000EE"/>
-            <w:u w:val="single"/>
-          </w:rPr>
-          <w:t>列王紀上8:10–11</w:t>
+        <w:t>婚姻程序的下一個階段則是訂婚。訂婚這個詞首先在</w:t>
+      </w:r>
+      <w:hyperlink r:id="rId71">
+        <w:r>
+          <w:rPr>
+            <w:lang w:val="zh_TW" w:bidi="zh_TW"/>
+          </w:rPr>
+          <w:rPr>
+            <w:color w:val="0000EE"/>
+            <w:u w:val="single"/>
+          </w:rPr>
+          <w:t>出埃及記二十二章16節</w:t>
+        </w:r>
+      </w:hyperlink>
+      <w:r>
+        <w:rPr>
+          <w:lang w:val="zh_TW" w:bidi="zh_TW"/>
+        </w:rPr>
+        <w:t>中出現，這個術語在申命記中多次使用（</w:t>
+      </w:r>
+      <w:hyperlink r:id="rId72">
+        <w:r>
+          <w:rPr>
+            <w:lang w:val="zh_TW" w:bidi="zh_TW"/>
+          </w:rPr>
+          <w:rPr>
+            <w:color w:val="0000EE"/>
+            <w:u w:val="single"/>
+          </w:rPr>
+          <w:t>申20:7</w:t>
+        </w:r>
+      </w:hyperlink>
+      <w:r>
+        <w:rPr>
+          <w:lang w:val="zh_TW" w:bidi="zh_TW"/>
+        </w:rPr>
+        <w:t>，</w:t>
+      </w:r>
+      <w:hyperlink r:id="rId73">
+        <w:r>
+          <w:rPr>
+            <w:lang w:val="zh_TW" w:bidi="zh_TW"/>
+          </w:rPr>
+          <w:rPr>
+            <w:color w:val="0000EE"/>
+            <w:u w:val="single"/>
+          </w:rPr>
+          <w:t>22:23–24</w:t>
+        </w:r>
+      </w:hyperlink>
+      <w:r>
+        <w:rPr>
+          <w:lang w:val="zh_TW" w:bidi="zh_TW"/>
+        </w:rPr>
+        <w:t>）。訂婚具有婚姻的法律地位（</w:t>
+      </w:r>
+      <w:hyperlink r:id="rId74">
+        <w:r>
+          <w:rPr>
+            <w:lang w:val="zh_TW" w:bidi="zh_TW"/>
+          </w:rPr>
+          <w:rPr>
+            <w:color w:val="0000EE"/>
+            <w:u w:val="single"/>
+          </w:rPr>
+          <w:t>申28:30</w:t>
         </w:r>
       </w:hyperlink>
       <w:r>
@@ -2034,16 +1683,106 @@
         </w:rPr>
         <w:t>；</w:t>
       </w:r>
-      <w:hyperlink r:id="rId68">
-        <w:r>
-          <w:rPr>
-            <w:lang w:val="zh_TW" w:bidi="zh_TW"/>
-          </w:rPr>
-          <w:rPr>
-            <w:color w:val="0000EE"/>
-            <w:u w:val="single"/>
-          </w:rPr>
-          <w:t>歷代志下5:13–14</w:t>
+      <w:hyperlink r:id="rId75">
+        <w:r>
+          <w:rPr>
+            <w:lang w:val="zh_TW" w:bidi="zh_TW"/>
+          </w:rPr>
+          <w:rPr>
+            <w:color w:val="0000EE"/>
+            <w:u w:val="single"/>
+          </w:rPr>
+          <w:t>撒下3:14</w:t>
+        </w:r>
+      </w:hyperlink>
+      <w:r>
+        <w:rPr>
+          <w:lang w:val="zh_TW" w:bidi="zh_TW"/>
+        </w:rPr>
+        <w:t>），根據申命記的法律，任何侵犯已訂婚處女的人將被石頭砸死，因為侵犯了鄰居的「妻子」（</w:t>
+      </w:r>
+      <w:hyperlink r:id="rId73">
+        <w:r>
+          <w:rPr>
+            <w:lang w:val="zh_TW" w:bidi="zh_TW"/>
+          </w:rPr>
+          <w:rPr>
+            <w:color w:val="0000EE"/>
+            <w:u w:val="single"/>
+          </w:rPr>
+          <w:t>申22:23–24</w:t>
+        </w:r>
+      </w:hyperlink>
+      <w:r>
+        <w:rPr>
+          <w:lang w:val="zh_TW" w:bidi="zh_TW"/>
+        </w:rPr>
+        <w:t>）。訂婚的意義涉及取得所有資產，其方式類似於接受貢品。然而，訂婚婦女和嫁人為妻之間仍有區別（</w:t>
+      </w:r>
+      <w:hyperlink r:id="rId72">
+        <w:r>
+          <w:rPr>
+            <w:lang w:val="zh_TW" w:bidi="zh_TW"/>
+          </w:rPr>
+          <w:rPr>
+            <w:color w:val="0000EE"/>
+            <w:u w:val="single"/>
+          </w:rPr>
+          <w:t>20:7</w:t>
+        </w:r>
+      </w:hyperlink>
+      <w:r>
+        <w:rPr>
+          <w:lang w:val="zh_TW" w:bidi="zh_TW"/>
+        </w:rPr>
+        <w:t>）。在訂婚期間，準新郎免於服兵役。訂婚被認為是永久正式關係的一部份（</w:t>
+      </w:r>
+      <w:hyperlink r:id="rId76">
+        <w:r>
+          <w:rPr>
+            <w:lang w:val="zh_TW" w:bidi="zh_TW"/>
+          </w:rPr>
+          <w:rPr>
+            <w:color w:val="0000EE"/>
+            <w:u w:val="single"/>
+          </w:rPr>
+          <w:t>太1:18</w:t>
+        </w:r>
+      </w:hyperlink>
+      <w:r>
+        <w:rPr>
+          <w:lang w:val="zh_TW" w:bidi="zh_TW"/>
+        </w:rPr>
+        <w:t>；</w:t>
+      </w:r>
+      <w:hyperlink r:id="rId77">
+        <w:r>
+          <w:rPr>
+            <w:lang w:val="zh_TW" w:bidi="zh_TW"/>
+          </w:rPr>
+          <w:rPr>
+            <w:color w:val="0000EE"/>
+            <w:u w:val="single"/>
+          </w:rPr>
+          <w:t>路1:27</w:t>
+        </w:r>
+      </w:hyperlink>
+      <w:r>
+        <w:rPr>
+          <w:lang w:val="zh_TW" w:bidi="zh_TW"/>
+        </w:rPr>
+        <w:t>，</w:t>
+      </w:r>
+      <w:hyperlink r:id="rId78">
+        <w:r>
+          <w:rPr>
+            <w:lang w:val="zh_TW" w:bidi="zh_TW"/>
+          </w:rPr>
+          <w:rPr>
+            <w:color w:val="0000EE"/>
+            <w:u w:val="single"/>
+          </w:rPr>
+          <w:t>2:5</w:t>
         </w:r>
       </w:hyperlink>
       <w:r>
@@ -2051,431 +1790,6 @@
           <w:lang w:val="zh_TW" w:bidi="zh_TW"/>
         </w:rPr>
         <w:t>）。</w:t>
-      </w:r>
-    </w:p>
-    <w:p>
-      <w:pPr>
-        <w:pStyle w:val="ListNumber"/>
-        <w:spacing w:line="240" w:lineRule="auto"/>
-        <w:ind w:left="720"/>
-      </w:pPr>
-      <w:r>
-        <w:rPr>
-          <w:lang w:val="zh_TW" w:bidi="zh_TW"/>
-        </w:rPr>
-      </w:r>
-      <w:r>
-        <w:rPr>
-          <w:lang w:val="zh_TW" w:bidi="zh_TW"/>
-        </w:rPr>
-        <w:t>雲柱在出埃及期間保護了以色列。雲柱位於埃及軍隊和以色列軍隊之間，給埃及人帶來黑暗，給以色列人帶來光明（</w:t>
-      </w:r>
-      <w:hyperlink r:id="rId69">
-        <w:r>
-          <w:rPr>
-            <w:lang w:val="zh_TW" w:bidi="zh_TW"/>
-          </w:rPr>
-          <w:rPr>
-            <w:color w:val="0000EE"/>
-            <w:u w:val="single"/>
-          </w:rPr>
-          <w:t>出埃及記14:19–20</w:t>
-        </w:r>
-      </w:hyperlink>
-      <w:r>
-        <w:rPr>
-          <w:lang w:val="zh_TW" w:bidi="zh_TW"/>
-        </w:rPr>
-        <w:t>）。詩篇作者紀念神「</w:t>
-      </w:r>
-      <w:r>
-        <w:rPr>
-          <w:lang w:val="zh_TW" w:bidi="zh_TW"/>
-        </w:rPr>
-        <w:t>鋪張雲彩當遮蓋， 夜間使火光照</w:t>
-      </w:r>
-      <w:r>
-        <w:rPr>
-          <w:lang w:val="zh_TW" w:bidi="zh_TW"/>
-        </w:rPr>
-        <w:t>」（</w:t>
-      </w:r>
-      <w:hyperlink r:id="rId70">
-        <w:r>
-          <w:rPr>
-            <w:lang w:val="zh_TW" w:bidi="zh_TW"/>
-          </w:rPr>
-          <w:rPr>
-            <w:color w:val="0000EE"/>
-            <w:u w:val="single"/>
-          </w:rPr>
-          <w:t>詩篇105:39</w:t>
-        </w:r>
-      </w:hyperlink>
-      <w:r>
-        <w:rPr>
-          <w:lang w:val="zh_TW" w:bidi="zh_TW"/>
-        </w:rPr>
-        <w:t>）。</w:t>
-      </w:r>
-    </w:p>
-    <w:p>
-      <w:pPr>
-        <w:pStyle w:val="ListNumber"/>
-        <w:spacing w:line="240" w:lineRule="auto"/>
-        <w:ind w:left="720"/>
-      </w:pPr>
-      <w:r>
-        <w:rPr>
-          <w:lang w:val="zh_TW" w:bidi="zh_TW"/>
-        </w:rPr>
-      </w:r>
-      <w:r>
-        <w:rPr>
-          <w:lang w:val="zh_TW" w:bidi="zh_TW"/>
-        </w:rPr>
-        <w:t>雲柱在以色列人穿越曠野的旅程中引導他們。「日間，耶和華在雲柱中領他們的路；夜間，在火柱中光照他們，使他們日夜都可以行走。日間雲柱，夜間火柱，總不離開百姓的面前。」（</w:t>
-      </w:r>
-      <w:hyperlink r:id="rId71">
-        <w:r>
-          <w:rPr>
-            <w:lang w:val="zh_TW" w:bidi="zh_TW"/>
-          </w:rPr>
-          <w:rPr>
-            <w:color w:val="0000EE"/>
-            <w:u w:val="single"/>
-          </w:rPr>
-          <w:t>出埃及記13:21–22</w:t>
-        </w:r>
-      </w:hyperlink>
-      <w:r>
-        <w:rPr>
-          <w:lang w:val="zh_TW" w:bidi="zh_TW"/>
-        </w:rPr>
-        <w:t>）。</w:t>
-      </w:r>
-      <w:r>
-        <w:rPr>
-          <w:lang w:val="zh_TW" w:bidi="zh_TW"/>
-        </w:rPr>
-        <w:t>雲彩幾時從帳幕收上去， 以色列人就幾時起行；雲彩在哪裏停住， 以色列人就在那裏安營</w:t>
-      </w:r>
-      <w:r>
-        <w:rPr>
-          <w:lang w:val="zh_TW" w:bidi="zh_TW"/>
-        </w:rPr>
-        <w:t>（</w:t>
-      </w:r>
-      <w:hyperlink r:id="rId72">
-        <w:r>
-          <w:rPr>
-            <w:lang w:val="zh_TW" w:bidi="zh_TW"/>
-          </w:rPr>
-          <w:rPr>
-            <w:color w:val="0000EE"/>
-            <w:u w:val="single"/>
-          </w:rPr>
-          <w:t>民數記9:17</w:t>
-        </w:r>
-      </w:hyperlink>
-      <w:r>
-        <w:rPr>
-          <w:lang w:val="zh_TW" w:bidi="zh_TW"/>
-        </w:rPr>
-        <w:t>）。儘管百姓犯罪，神仍繼續引導他們（</w:t>
-      </w:r>
-      <w:hyperlink r:id="rId63">
-        <w:r>
-          <w:rPr>
-            <w:lang w:val="zh_TW" w:bidi="zh_TW"/>
-          </w:rPr>
-          <w:rPr>
-            <w:color w:val="0000EE"/>
-            <w:u w:val="single"/>
-          </w:rPr>
-          <w:t>申命記1:33</w:t>
-        </w:r>
-      </w:hyperlink>
-      <w:r>
-        <w:rPr>
-          <w:lang w:val="zh_TW" w:bidi="zh_TW"/>
-        </w:rPr>
-        <w:t>）。後來的世代記得神晝夜都引導他們（</w:t>
-      </w:r>
-      <w:hyperlink r:id="rId73">
-        <w:r>
-          <w:rPr>
-            <w:lang w:val="zh_TW" w:bidi="zh_TW"/>
-          </w:rPr>
-          <w:rPr>
-            <w:color w:val="0000EE"/>
-            <w:u w:val="single"/>
-          </w:rPr>
-          <w:t>尼希米記9:12、19</w:t>
-        </w:r>
-      </w:hyperlink>
-      <w:r>
-        <w:rPr>
-          <w:lang w:val="zh_TW" w:bidi="zh_TW"/>
-        </w:rPr>
-        <w:t>；</w:t>
-      </w:r>
-      <w:hyperlink r:id="rId74">
-        <w:r>
-          <w:rPr>
-            <w:lang w:val="zh_TW" w:bidi="zh_TW"/>
-          </w:rPr>
-          <w:rPr>
-            <w:color w:val="0000EE"/>
-            <w:u w:val="single"/>
-          </w:rPr>
-          <w:t>詩篇78:14</w:t>
-        </w:r>
-      </w:hyperlink>
-      <w:r>
-        <w:rPr>
-          <w:lang w:val="zh_TW" w:bidi="zh_TW"/>
-        </w:rPr>
-        <w:t>）。</w:t>
-      </w:r>
-    </w:p>
-    <w:p>
-      <w:pPr>
-        <w:pStyle w:val="ListNumber"/>
-        <w:spacing w:line="240" w:lineRule="auto"/>
-        <w:ind w:left="720"/>
-      </w:pPr>
-      <w:r>
-        <w:rPr>
-          <w:lang w:val="zh_TW" w:bidi="zh_TW"/>
-        </w:rPr>
-      </w:r>
-      <w:r>
-        <w:rPr>
-          <w:lang w:val="zh_TW" w:bidi="zh_TW"/>
-        </w:rPr>
-        <w:t>神在雲柱中說話（</w:t>
-      </w:r>
-      <w:hyperlink r:id="rId75">
-        <w:r>
-          <w:rPr>
-            <w:lang w:val="zh_TW" w:bidi="zh_TW"/>
-          </w:rPr>
-          <w:rPr>
-            <w:color w:val="0000EE"/>
-            <w:u w:val="single"/>
-          </w:rPr>
-          <w:t>詩篇99:7</w:t>
-        </w:r>
-      </w:hyperlink>
-      <w:r>
-        <w:rPr>
-          <w:lang w:val="zh_TW" w:bidi="zh_TW"/>
-        </w:rPr>
-        <w:t>）。在百姓悖逆的時刻（</w:t>
-      </w:r>
-      <w:hyperlink r:id="rId76">
-        <w:r>
-          <w:rPr>
-            <w:lang w:val="zh_TW" w:bidi="zh_TW"/>
-          </w:rPr>
-          <w:rPr>
-            <w:color w:val="0000EE"/>
-            <w:u w:val="single"/>
-          </w:rPr>
-          <w:t>出埃及記16:10</w:t>
-        </w:r>
-      </w:hyperlink>
-      <w:r>
-        <w:rPr>
-          <w:lang w:val="zh_TW" w:bidi="zh_TW"/>
-        </w:rPr>
-        <w:t>；</w:t>
-      </w:r>
-      <w:hyperlink r:id="rId77">
-        <w:r>
-          <w:rPr>
-            <w:lang w:val="zh_TW" w:bidi="zh_TW"/>
-          </w:rPr>
-          <w:rPr>
-            <w:color w:val="0000EE"/>
-            <w:u w:val="single"/>
-          </w:rPr>
-          <w:t>民數記14:10</w:t>
-        </w:r>
-      </w:hyperlink>
-      <w:r>
-        <w:rPr>
-          <w:lang w:val="zh_TW" w:bidi="zh_TW"/>
-        </w:rPr>
-        <w:t>，</w:t>
-      </w:r>
-      <w:hyperlink r:id="rId78">
-        <w:r>
-          <w:rPr>
-            <w:lang w:val="zh_TW" w:bidi="zh_TW"/>
-          </w:rPr>
-          <w:rPr>
-            <w:color w:val="0000EE"/>
-            <w:u w:val="single"/>
-          </w:rPr>
-          <w:t>16:42–43</w:t>
-        </w:r>
-      </w:hyperlink>
-      <w:r>
-        <w:rPr>
-          <w:lang w:val="zh_TW" w:bidi="zh_TW"/>
-        </w:rPr>
-        <w:t>），當亞倫和米利暗與摩西爭吵時（</w:t>
-      </w:r>
-      <w:hyperlink r:id="rId79">
-        <w:r>
-          <w:rPr>
-            <w:lang w:val="zh_TW" w:bidi="zh_TW"/>
-          </w:rPr>
-          <w:rPr>
-            <w:color w:val="0000EE"/>
-            <w:u w:val="single"/>
-          </w:rPr>
-          <w:t>民數記12:1–15</w:t>
-        </w:r>
-      </w:hyperlink>
-      <w:r>
-        <w:rPr>
-          <w:lang w:val="zh_TW" w:bidi="zh_TW"/>
-        </w:rPr>
-        <w:t>），以及揀選七十位長老時，祂在西奈的密雲中說話（</w:t>
-      </w:r>
-      <w:hyperlink r:id="rId80">
-        <w:r>
-          <w:rPr>
-            <w:lang w:val="zh_TW" w:bidi="zh_TW"/>
-          </w:rPr>
-          <w:rPr>
-            <w:color w:val="0000EE"/>
-            <w:u w:val="single"/>
-          </w:rPr>
-          <w:t>出埃及記19:9、16</w:t>
-        </w:r>
-      </w:hyperlink>
-      <w:r>
-        <w:rPr>
-          <w:lang w:val="zh_TW" w:bidi="zh_TW"/>
-        </w:rPr>
-        <w:t>；</w:t>
-      </w:r>
-      <w:hyperlink r:id="rId81">
-        <w:r>
-          <w:rPr>
-            <w:lang w:val="zh_TW" w:bidi="zh_TW"/>
-          </w:rPr>
-          <w:rPr>
-            <w:color w:val="0000EE"/>
-            <w:u w:val="single"/>
-          </w:rPr>
-          <w:t>34:1–25</w:t>
-        </w:r>
-      </w:hyperlink>
-      <w:r>
-        <w:rPr>
-          <w:lang w:val="zh_TW" w:bidi="zh_TW"/>
-        </w:rPr>
-        <w:t>；</w:t>
-      </w:r>
-      <w:hyperlink r:id="rId82">
-        <w:r>
-          <w:rPr>
-            <w:lang w:val="zh_TW" w:bidi="zh_TW"/>
-          </w:rPr>
-          <w:rPr>
-            <w:color w:val="0000EE"/>
-            <w:u w:val="single"/>
-          </w:rPr>
-          <w:t>申命記4:11–12</w:t>
-        </w:r>
-      </w:hyperlink>
-      <w:r>
-        <w:rPr>
-          <w:lang w:val="zh_TW" w:bidi="zh_TW"/>
-        </w:rPr>
-        <w:t>，</w:t>
-      </w:r>
-      <w:hyperlink r:id="rId83">
-        <w:r>
-          <w:rPr>
-            <w:lang w:val="zh_TW" w:bidi="zh_TW"/>
-          </w:rPr>
-          <w:rPr>
-            <w:color w:val="0000EE"/>
-            <w:u w:val="single"/>
-          </w:rPr>
-          <w:t>5:22</w:t>
-        </w:r>
-      </w:hyperlink>
-      <w:r>
-        <w:rPr>
-          <w:lang w:val="zh_TW" w:bidi="zh_TW"/>
-        </w:rPr>
-        <w:t>）。只有摩西能直接聽到神的話，當摩西進會幕時，「</w:t>
-      </w:r>
-      <w:r>
-        <w:rPr>
-          <w:lang w:val="zh_TW" w:bidi="zh_TW"/>
-        </w:rPr>
-        <w:t>雲柱降下來，立在 會幕的門前， 耶和華便與 摩西說話</w:t>
-      </w:r>
-      <w:r>
-        <w:rPr>
-          <w:lang w:val="zh_TW" w:bidi="zh_TW"/>
-        </w:rPr>
-        <w:t>」（</w:t>
-      </w:r>
-      <w:hyperlink r:id="rId84">
-        <w:r>
-          <w:rPr>
-            <w:lang w:val="zh_TW" w:bidi="zh_TW"/>
-          </w:rPr>
-          <w:rPr>
-            <w:color w:val="0000EE"/>
-            <w:u w:val="single"/>
-          </w:rPr>
-          <w:t>出埃及記33:9</w:t>
-        </w:r>
-      </w:hyperlink>
-      <w:r>
-        <w:rPr>
-          <w:lang w:val="zh_TW" w:bidi="zh_TW"/>
-        </w:rPr>
-        <w:t>）。摩西去世時，神出現在雲柱中談及民族的未來（</w:t>
-      </w:r>
-      <w:hyperlink r:id="rId85">
-        <w:r>
-          <w:rPr>
-            <w:lang w:val="zh_TW" w:bidi="zh_TW"/>
-          </w:rPr>
-          <w:rPr>
-            <w:color w:val="0000EE"/>
-            <w:u w:val="single"/>
-          </w:rPr>
-          <w:t>申命記31:14–29</w:t>
-        </w:r>
-      </w:hyperlink>
-      <w:r>
-        <w:rPr>
-          <w:lang w:val="zh_TW" w:bidi="zh_TW"/>
-        </w:rPr>
-        <w:t>）。</w:t>
-      </w:r>
-    </w:p>
-    <w:p>
-      <w:pPr>
-        <w:pStyle w:val="Heading3"/>
-      </w:pPr>
-      <w:r>
-        <w:rPr>
-          <w:lang w:val="zh_TW" w:bidi="zh_TW"/>
-        </w:rPr>
-        <w:t>類似的神顯現</w:t>
       </w:r>
     </w:p>
     <w:p>
@@ -2489,337 +1803,25 @@
         <w:rPr>
           <w:lang w:val="zh_TW" w:bidi="zh_TW"/>
         </w:rPr>
-        <w:t>神的其他顯現與雲、火和光有關：</w:t>
-      </w:r>
-    </w:p>
-    <w:p>
-      <w:pPr>
-        <w:pStyle w:val="ListBullet"/>
-        <w:spacing w:line="240" w:lineRule="auto"/>
-        <w:ind w:left="720"/>
-      </w:pPr>
-      <w:r>
-        <w:rPr>
-          <w:lang w:val="zh_TW" w:bidi="zh_TW"/>
-        </w:rPr>
-      </w:r>
-      <w:r>
-        <w:rPr>
-          <w:lang w:val="zh_TW" w:bidi="zh_TW"/>
-        </w:rPr>
-        <w:t>以西結看見一朵大雲，</w:t>
-      </w:r>
-      <w:r>
-        <w:rPr>
-          <w:lang w:val="zh_TW" w:bidi="zh_TW"/>
-        </w:rPr>
-        <w:t>包括閃爍火，周圍有光輝</w:t>
-      </w:r>
-      <w:r>
-        <w:rPr>
-          <w:lang w:val="zh_TW" w:bidi="zh_TW"/>
-        </w:rPr>
-        <w:t>（</w:t>
-      </w:r>
-      <w:hyperlink r:id="rId86">
-        <w:r>
-          <w:rPr>
-            <w:lang w:val="zh_TW" w:bidi="zh_TW"/>
-          </w:rPr>
-          <w:rPr>
-            <w:color w:val="0000EE"/>
-            <w:u w:val="single"/>
-          </w:rPr>
-          <w:t>以西結書1:4</w:t>
-        </w:r>
-      </w:hyperlink>
-      <w:r>
-        <w:rPr>
-          <w:lang w:val="zh_TW" w:bidi="zh_TW"/>
-        </w:rPr>
-        <w:t>）。在雲中，他看見火、服事神的活物、神的寶座和神的同在（</w:t>
-      </w:r>
-      <w:hyperlink r:id="rId87">
-        <w:r>
-          <w:rPr>
-            <w:lang w:val="zh_TW" w:bidi="zh_TW"/>
-          </w:rPr>
-          <w:rPr>
-            <w:color w:val="0000EE"/>
-            <w:u w:val="single"/>
-          </w:rPr>
-          <w:t>以西結書1:5–28</w:t>
-        </w:r>
-      </w:hyperlink>
-      <w:r>
-        <w:rPr>
-          <w:lang w:val="zh_TW" w:bidi="zh_TW"/>
-        </w:rPr>
-        <w:t>）。他也看見神的榮耀離開，後來又回到聖殿（</w:t>
-      </w:r>
-      <w:hyperlink r:id="rId88">
-        <w:r>
-          <w:rPr>
-            <w:lang w:val="zh_TW" w:bidi="zh_TW"/>
-          </w:rPr>
-          <w:rPr>
-            <w:color w:val="0000EE"/>
-            <w:u w:val="single"/>
-          </w:rPr>
-          <w:t>以西結書10</w:t>
-        </w:r>
-      </w:hyperlink>
-      <w:r>
-        <w:rPr>
-          <w:lang w:val="zh_TW" w:bidi="zh_TW"/>
-        </w:rPr>
-        <w:t>，</w:t>
-      </w:r>
-      <w:hyperlink r:id="rId89">
-        <w:r>
-          <w:rPr>
-            <w:lang w:val="zh_TW" w:bidi="zh_TW"/>
-          </w:rPr>
-          <w:rPr>
-            <w:color w:val="0000EE"/>
-            <w:u w:val="single"/>
-          </w:rPr>
-          <w:t>43</w:t>
-        </w:r>
-      </w:hyperlink>
-      <w:r>
-        <w:rPr>
-          <w:lang w:val="zh_TW" w:bidi="zh_TW"/>
-        </w:rPr>
-        <w:t>）。</w:t>
-      </w:r>
-    </w:p>
-    <w:p>
-      <w:pPr>
-        <w:pStyle w:val="ListBullet"/>
-        <w:spacing w:line="240" w:lineRule="auto"/>
-        <w:ind w:left="720"/>
-      </w:pPr>
-      <w:r>
-        <w:rPr>
-          <w:lang w:val="zh_TW" w:bidi="zh_TW"/>
-        </w:rPr>
-      </w:r>
-      <w:r>
-        <w:rPr>
-          <w:lang w:val="zh_TW" w:bidi="zh_TW"/>
-        </w:rPr>
-        <w:t>但以理看見「</w:t>
-      </w:r>
-      <w:r>
-        <w:rPr>
-          <w:lang w:val="zh_TW" w:bidi="zh_TW"/>
-        </w:rPr>
-        <w:t>一位像人子的， 駕着天雲而來</w:t>
-      </w:r>
-      <w:r>
-        <w:rPr>
-          <w:lang w:val="zh_TW" w:bidi="zh_TW"/>
-        </w:rPr>
-        <w:t>」，領受權柄、榮耀和能力（</w:t>
-      </w:r>
-      <w:hyperlink r:id="rId90">
-        <w:r>
-          <w:rPr>
-            <w:lang w:val="zh_TW" w:bidi="zh_TW"/>
-          </w:rPr>
-          <w:rPr>
-            <w:color w:val="0000EE"/>
-            <w:u w:val="single"/>
-          </w:rPr>
-          <w:t>但以理書7:13</w:t>
-        </w:r>
-      </w:hyperlink>
-      <w:r>
-        <w:rPr>
-          <w:lang w:val="zh_TW" w:bidi="zh_TW"/>
-        </w:rPr>
-        <w:t>）。耶穌在福音書中常常稱自己為「人子」。</w:t>
-      </w:r>
-    </w:p>
-    <w:p>
-      <w:pPr>
-        <w:pStyle w:val="ListBullet"/>
-        <w:spacing w:line="240" w:lineRule="auto"/>
-        <w:ind w:left="720"/>
-      </w:pPr>
-      <w:r>
-        <w:rPr>
-          <w:lang w:val="zh_TW" w:bidi="zh_TW"/>
-        </w:rPr>
-      </w:r>
-      <w:r>
-        <w:rPr>
-          <w:lang w:val="zh_TW" w:bidi="zh_TW"/>
-        </w:rPr>
-        <w:t>在變像山上，耶穌彰顯了祂的榮耀，雲彩籠罩著耶穌（</w:t>
-      </w:r>
-      <w:hyperlink r:id="rId91">
-        <w:r>
-          <w:rPr>
-            <w:lang w:val="zh_TW" w:bidi="zh_TW"/>
-          </w:rPr>
-          <w:rPr>
-            <w:color w:val="0000EE"/>
-            <w:u w:val="single"/>
-          </w:rPr>
-          <w:t>馬太福音17:5</w:t>
-        </w:r>
-      </w:hyperlink>
-      <w:r>
-        <w:rPr>
-          <w:lang w:val="zh_TW" w:bidi="zh_TW"/>
-        </w:rPr>
-        <w:t>；</w:t>
-      </w:r>
-      <w:hyperlink r:id="rId92">
-        <w:r>
-          <w:rPr>
-            <w:lang w:val="zh_TW" w:bidi="zh_TW"/>
-          </w:rPr>
-          <w:rPr>
-            <w:color w:val="0000EE"/>
-            <w:u w:val="single"/>
-          </w:rPr>
-          <w:t>馬可福音9:7</w:t>
-        </w:r>
-      </w:hyperlink>
-      <w:r>
-        <w:rPr>
-          <w:lang w:val="zh_TW" w:bidi="zh_TW"/>
-        </w:rPr>
-        <w:t>；</w:t>
-      </w:r>
-      <w:hyperlink r:id="rId93">
-        <w:r>
-          <w:rPr>
-            <w:lang w:val="zh_TW" w:bidi="zh_TW"/>
-          </w:rPr>
-          <w:rPr>
-            <w:color w:val="0000EE"/>
-            <w:u w:val="single"/>
-          </w:rPr>
-          <w:t>路加福音9:34</w:t>
-        </w:r>
-      </w:hyperlink>
-      <w:r>
-        <w:rPr>
-          <w:lang w:val="zh_TW" w:bidi="zh_TW"/>
-        </w:rPr>
-        <w:t>）。</w:t>
-      </w:r>
-    </w:p>
-    <w:p>
-      <w:pPr>
-        <w:pStyle w:val="ListBullet"/>
-        <w:spacing w:line="240" w:lineRule="auto"/>
-        <w:ind w:left="720"/>
-      </w:pPr>
-      <w:r>
-        <w:rPr>
-          <w:lang w:val="zh_TW" w:bidi="zh_TW"/>
-        </w:rPr>
-      </w:r>
-      <w:r>
-        <w:rPr>
-          <w:lang w:val="zh_TW" w:bidi="zh_TW"/>
-        </w:rPr>
-        <w:t>耶穌升天時被雲彩接去，天使提醒使徒祂的應許，祂會以同樣的方式回來（</w:t>
-      </w:r>
-      <w:hyperlink r:id="rId94">
-        <w:r>
-          <w:rPr>
-            <w:lang w:val="zh_TW" w:bidi="zh_TW"/>
-          </w:rPr>
-          <w:rPr>
-            <w:color w:val="0000EE"/>
-            <w:u w:val="single"/>
-          </w:rPr>
-          <w:t>使徒行傳1:9–11</w:t>
-        </w:r>
-      </w:hyperlink>
-      <w:r>
-        <w:rPr>
-          <w:lang w:val="zh_TW" w:bidi="zh_TW"/>
-        </w:rPr>
-        <w:t>；見</w:t>
-      </w:r>
-      <w:hyperlink r:id="rId95">
-        <w:r>
-          <w:rPr>
-            <w:lang w:val="zh_TW" w:bidi="zh_TW"/>
-          </w:rPr>
-          <w:rPr>
-            <w:color w:val="0000EE"/>
-            <w:u w:val="single"/>
-          </w:rPr>
-          <w:t>馬太福音24:30</w:t>
-        </w:r>
-      </w:hyperlink>
-      <w:r>
-        <w:rPr>
-          <w:lang w:val="zh_TW" w:bidi="zh_TW"/>
-        </w:rPr>
-        <w:t>；</w:t>
-      </w:r>
-      <w:hyperlink r:id="rId96">
-        <w:r>
-          <w:rPr>
-            <w:lang w:val="zh_TW" w:bidi="zh_TW"/>
-          </w:rPr>
-          <w:rPr>
-            <w:color w:val="0000EE"/>
-            <w:u w:val="single"/>
-          </w:rPr>
-          <w:t>馬可福音13:26</w:t>
-        </w:r>
-      </w:hyperlink>
-      <w:r>
-        <w:rPr>
-          <w:lang w:val="zh_TW" w:bidi="zh_TW"/>
-        </w:rPr>
-        <w:t>；</w:t>
-      </w:r>
-      <w:hyperlink r:id="rId97">
-        <w:r>
-          <w:rPr>
-            <w:lang w:val="zh_TW" w:bidi="zh_TW"/>
-          </w:rPr>
-          <w:rPr>
-            <w:color w:val="0000EE"/>
-            <w:u w:val="single"/>
-          </w:rPr>
-          <w:t>路加福音21:27</w:t>
-        </w:r>
-      </w:hyperlink>
-      <w:r>
-        <w:rPr>
-          <w:lang w:val="zh_TW" w:bidi="zh_TW"/>
-        </w:rPr>
-        <w:t>；</w:t>
-      </w:r>
-      <w:hyperlink r:id="rId98">
-        <w:r>
-          <w:rPr>
-            <w:lang w:val="zh_TW" w:bidi="zh_TW"/>
-          </w:rPr>
-          <w:rPr>
-            <w:color w:val="0000EE"/>
-            <w:u w:val="single"/>
-          </w:rPr>
-          <w:t>啟示錄1:7</w:t>
-        </w:r>
-      </w:hyperlink>
-      <w:r>
-        <w:rPr>
-          <w:lang w:val="zh_TW" w:bidi="zh_TW"/>
-        </w:rPr>
-        <w:t>）。</w:t>
+        <w:t>一個即將娶他人女兒的男子在訂婚時已被視為是女婿（</w:t>
+      </w:r>
+      <w:hyperlink r:id="rId79">
+        <w:r>
+          <w:rPr>
+            <w:lang w:val="zh_TW" w:bidi="zh_TW"/>
+          </w:rPr>
+          <w:rPr>
+            <w:color w:val="0000EE"/>
+            <w:u w:val="single"/>
+          </w:rPr>
+          <w:t>創19:14</w:t>
+        </w:r>
+      </w:hyperlink>
+      <w:r>
+        <w:rPr>
+          <w:lang w:val="zh_TW" w:bidi="zh_TW"/>
+        </w:rPr>
+        <w:t>）。馬利亞作為約瑟的未婚妻，儘管他直到耶穌出生後才與她同房，實際上馬利亞已在訂婚之際就被視為是他的妻子。</w:t>
       </w:r>
     </w:p>
     <w:p>
@@ -2831,6 +1833,801 @@
       </w:r>
       <w:r>
         <w:rPr>
+          <w:lang w:val="zh_TW" w:bidi="zh_TW"/>
+        </w:rPr>
+        <w:t>聖經中第一次以筵席慶祝婚禮的記錄是在雅各的故事中（</w:t>
+      </w:r>
+      <w:hyperlink r:id="rId80">
+        <w:r>
+          <w:rPr>
+            <w:lang w:val="zh_TW" w:bidi="zh_TW"/>
+          </w:rPr>
+          <w:rPr>
+            <w:color w:val="0000EE"/>
+            <w:u w:val="single"/>
+          </w:rPr>
+          <w:t>創29:22</w:t>
+        </w:r>
+      </w:hyperlink>
+      <w:r>
+        <w:rPr>
+          <w:lang w:val="zh_TW" w:bidi="zh_TW"/>
+        </w:rPr>
+        <w:t>）。在多比傳（the book of Tobit）一書提及之前，並沒有實際的婚姻契約記錄（</w:t>
+      </w:r>
+      <w:hyperlink r:id="rId81">
+        <w:r>
+          <w:rPr>
+            <w:lang w:val="zh_TW" w:bidi="zh_TW"/>
+          </w:rPr>
+          <w:rPr>
+            <w:color w:val="0000EE"/>
+            <w:u w:val="single"/>
+          </w:rPr>
+          <w:t>多比傳7:12</w:t>
+        </w:r>
+      </w:hyperlink>
+      <w:r>
+        <w:rPr>
+          <w:lang w:val="zh_TW" w:bidi="zh_TW"/>
+        </w:rPr>
+        <w:t>）。這份契約在夫妻同居一週之前不視為有效（</w:t>
+      </w:r>
+      <w:hyperlink r:id="rId82">
+        <w:r>
+          <w:rPr>
+            <w:lang w:val="zh_TW" w:bidi="zh_TW"/>
+          </w:rPr>
+          <w:rPr>
+            <w:color w:val="0000EE"/>
+            <w:u w:val="single"/>
+          </w:rPr>
+          <w:t>創29:27</w:t>
+        </w:r>
+      </w:hyperlink>
+      <w:r>
+        <w:rPr>
+          <w:lang w:val="zh_TW" w:bidi="zh_TW"/>
+        </w:rPr>
+        <w:t>；</w:t>
+      </w:r>
+      <w:hyperlink r:id="rId83">
+        <w:r>
+          <w:rPr>
+            <w:lang w:val="zh_TW" w:bidi="zh_TW"/>
+          </w:rPr>
+          <w:rPr>
+            <w:color w:val="0000EE"/>
+            <w:u w:val="single"/>
+          </w:rPr>
+          <w:t>士14:12、18</w:t>
+        </w:r>
+      </w:hyperlink>
+      <w:r>
+        <w:rPr>
+          <w:lang w:val="zh_TW" w:bidi="zh_TW"/>
+        </w:rPr>
+        <w:t>）。當參孫在七天期限結束前離開新娘時，新娘的父母認為婚姻無效，並將她嫁給另一位男人（</w:t>
+      </w:r>
+      <w:hyperlink r:id="rId84">
+        <w:r>
+          <w:rPr>
+            <w:lang w:val="zh_TW" w:bidi="zh_TW"/>
+          </w:rPr>
+          <w:rPr>
+            <w:color w:val="0000EE"/>
+            <w:u w:val="single"/>
+          </w:rPr>
+          <w:t>士14:20</w:t>
+        </w:r>
+      </w:hyperlink>
+      <w:r>
+        <w:rPr>
+          <w:lang w:val="zh_TW" w:bidi="zh_TW"/>
+        </w:rPr>
+        <w:t>）。</w:t>
+      </w:r>
+    </w:p>
+    <w:p>
+      <w:pPr/>
+      <w:r>
+        <w:rPr>
+          <w:lang w:val="zh_TW" w:bidi="zh_TW"/>
+        </w:rPr>
+      </w:r>
+      <w:r>
+        <w:rPr>
+          <w:lang w:val="zh_TW" w:bidi="zh_TW"/>
+        </w:rPr>
+        <w:t>婚禮是一個家庭極大歡慶的場合。新郎和新娘的特殊服飾（</w:t>
+      </w:r>
+      <w:hyperlink r:id="rId85">
+        <w:r>
+          <w:rPr>
+            <w:lang w:val="zh_TW" w:bidi="zh_TW"/>
+          </w:rPr>
+          <w:rPr>
+            <w:color w:val="0000EE"/>
+            <w:u w:val="single"/>
+          </w:rPr>
+          <w:t>賽61:10</w:t>
+        </w:r>
+      </w:hyperlink>
+      <w:r>
+        <w:rPr>
+          <w:lang w:val="zh_TW" w:bidi="zh_TW"/>
+        </w:rPr>
+        <w:t>；</w:t>
+      </w:r>
+      <w:hyperlink r:id="rId86">
+        <w:r>
+          <w:rPr>
+            <w:lang w:val="zh_TW" w:bidi="zh_TW"/>
+          </w:rPr>
+          <w:rPr>
+            <w:color w:val="0000EE"/>
+            <w:u w:val="single"/>
+          </w:rPr>
+          <w:t>結16:9–13</w:t>
+        </w:r>
+      </w:hyperlink>
+      <w:r>
+        <w:rPr>
+          <w:lang w:val="zh_TW" w:bidi="zh_TW"/>
+        </w:rPr>
+        <w:t>）包括新娘的精美禮服，通常鑲有珠寶（</w:t>
+      </w:r>
+      <w:hyperlink r:id="rId87">
+        <w:r>
+          <w:rPr>
+            <w:lang w:val="zh_TW" w:bidi="zh_TW"/>
+          </w:rPr>
+          <w:rPr>
+            <w:color w:val="0000EE"/>
+            <w:u w:val="single"/>
+          </w:rPr>
+          <w:t>詩45:14–15</w:t>
+        </w:r>
+      </w:hyperlink>
+      <w:r>
+        <w:rPr>
+          <w:lang w:val="zh_TW" w:bidi="zh_TW"/>
+        </w:rPr>
+        <w:t>；</w:t>
+      </w:r>
+      <w:hyperlink r:id="rId85">
+        <w:r>
+          <w:rPr>
+            <w:lang w:val="zh_TW" w:bidi="zh_TW"/>
+          </w:rPr>
+          <w:rPr>
+            <w:color w:val="0000EE"/>
+            <w:u w:val="single"/>
+          </w:rPr>
+          <w:t>賽61:10</w:t>
+        </w:r>
+      </w:hyperlink>
+      <w:r>
+        <w:rPr>
+          <w:lang w:val="zh_TW" w:bidi="zh_TW"/>
+        </w:rPr>
+        <w:t>）和其它的飾物，而新郎則穿著華麗的衣服並戴著冠冕（</w:t>
+      </w:r>
+      <w:hyperlink r:id="rId88">
+        <w:r>
+          <w:rPr>
+            <w:lang w:val="zh_TW" w:bidi="zh_TW"/>
+          </w:rPr>
+          <w:rPr>
+            <w:color w:val="0000EE"/>
+            <w:u w:val="single"/>
+          </w:rPr>
+          <w:t>歌3:11</w:t>
+        </w:r>
+      </w:hyperlink>
+      <w:r>
+        <w:rPr>
+          <w:lang w:val="zh_TW" w:bidi="zh_TW"/>
+        </w:rPr>
+        <w:t>；</w:t>
+      </w:r>
+      <w:hyperlink r:id="rId85">
+        <w:r>
+          <w:rPr>
+            <w:lang w:val="zh_TW" w:bidi="zh_TW"/>
+          </w:rPr>
+          <w:rPr>
+            <w:color w:val="0000EE"/>
+            <w:u w:val="single"/>
+          </w:rPr>
+          <w:t>賽61:10</w:t>
+        </w:r>
+      </w:hyperlink>
+      <w:r>
+        <w:rPr>
+          <w:lang w:val="zh_TW" w:bidi="zh_TW"/>
+        </w:rPr>
+        <w:t>）。新娘戴著面紗（</w:t>
+      </w:r>
+      <w:hyperlink r:id="rId89">
+        <w:r>
+          <w:rPr>
+            <w:lang w:val="zh_TW" w:bidi="zh_TW"/>
+          </w:rPr>
+          <w:rPr>
+            <w:color w:val="0000EE"/>
+            <w:u w:val="single"/>
+          </w:rPr>
+          <w:t>創24:65</w:t>
+        </w:r>
+      </w:hyperlink>
+      <w:r>
+        <w:rPr>
+          <w:lang w:val="zh_TW" w:bidi="zh_TW"/>
+        </w:rPr>
+        <w:t>；</w:t>
+      </w:r>
+      <w:hyperlink r:id="rId90">
+        <w:r>
+          <w:rPr>
+            <w:lang w:val="zh_TW" w:bidi="zh_TW"/>
+          </w:rPr>
+          <w:rPr>
+            <w:color w:val="0000EE"/>
+            <w:u w:val="single"/>
+          </w:rPr>
+          <w:t>歌4:3</w:t>
+        </w:r>
+      </w:hyperlink>
+      <w:r>
+        <w:rPr>
+          <w:lang w:val="zh_TW" w:bidi="zh_TW"/>
+        </w:rPr>
+        <w:t>），這面紗在新房中被取下。這解釋了利百加在她的未婚夫以撒面前需要蒙上面紗的原因（</w:t>
+      </w:r>
+      <w:hyperlink r:id="rId89">
+        <w:r>
+          <w:rPr>
+            <w:lang w:val="zh_TW" w:bidi="zh_TW"/>
+          </w:rPr>
+          <w:rPr>
+            <w:color w:val="0000EE"/>
+            <w:u w:val="single"/>
+          </w:rPr>
+          <w:t>創24:65</w:t>
+        </w:r>
+      </w:hyperlink>
+      <w:r>
+        <w:rPr>
+          <w:lang w:val="zh_TW" w:bidi="zh_TW"/>
+        </w:rPr>
+        <w:t>），也解釋了拉班為何能夠在雅各的婚禮之夜，輕易地用利亞替換拉結的原因（</w:t>
+      </w:r>
+      <w:hyperlink r:id="rId91">
+        <w:r>
+          <w:rPr>
+            <w:lang w:val="zh_TW" w:bidi="zh_TW"/>
+          </w:rPr>
+          <w:rPr>
+            <w:color w:val="0000EE"/>
+            <w:u w:val="single"/>
+          </w:rPr>
+          <w:t>29:23–25</w:t>
+        </w:r>
+      </w:hyperlink>
+      <w:r>
+        <w:rPr>
+          <w:lang w:val="zh_TW" w:bidi="zh_TW"/>
+        </w:rPr>
+        <w:t>）。</w:t>
+      </w:r>
+    </w:p>
+    <w:p>
+      <w:pPr/>
+      <w:r>
+        <w:rPr>
+          <w:lang w:val="zh_TW" w:bidi="zh_TW"/>
+        </w:rPr>
+      </w:r>
+      <w:r>
+        <w:rPr>
+          <w:lang w:val="zh_TW" w:bidi="zh_TW"/>
+        </w:rPr>
+        <w:t>象徵性的儀式有時可能被納入訂婚或婚禮儀式中，例如路得請求波阿斯打開他的衣襟遮蓋她，以表示他要娶她為妻（</w:t>
+      </w:r>
+      <w:hyperlink r:id="rId92">
+        <w:r>
+          <w:rPr>
+            <w:lang w:val="zh_TW" w:bidi="zh_TW"/>
+          </w:rPr>
+          <w:rPr>
+            <w:color w:val="0000EE"/>
+            <w:u w:val="single"/>
+          </w:rPr>
+          <w:t>得3:9</w:t>
+        </w:r>
+      </w:hyperlink>
+      <w:r>
+        <w:rPr>
+          <w:lang w:val="zh_TW" w:bidi="zh_TW"/>
+        </w:rPr>
+        <w:t>）。另一個儀式、禮儀可能是新郎在婚房中正式解下新娘的腰帶，這是一個為新婚夫婦特別準備的房間或帳篷。婚姻通常在第一晚圓房（</w:t>
+      </w:r>
+      <w:hyperlink r:id="rId93">
+        <w:r>
+          <w:rPr>
+            <w:lang w:val="zh_TW" w:bidi="zh_TW"/>
+          </w:rPr>
+          <w:rPr>
+            <w:color w:val="0000EE"/>
+            <w:u w:val="single"/>
+          </w:rPr>
+          <w:t>創29:23</w:t>
+        </w:r>
+      </w:hyperlink>
+      <w:r>
+        <w:rPr>
+          <w:lang w:val="zh_TW" w:bidi="zh_TW"/>
+        </w:rPr>
+        <w:t>；</w:t>
+      </w:r>
+      <w:hyperlink r:id="rId94">
+        <w:r>
+          <w:rPr>
+            <w:lang w:val="zh_TW" w:bidi="zh_TW"/>
+          </w:rPr>
+          <w:rPr>
+            <w:color w:val="0000EE"/>
+            <w:u w:val="single"/>
+          </w:rPr>
+          <w:t>多比傳8:1</w:t>
+        </w:r>
+      </w:hyperlink>
+      <w:r>
+        <w:rPr>
+          <w:lang w:val="zh_TW" w:bidi="zh_TW"/>
+        </w:rPr>
+        <w:t>），而染血的床單則保留作為新娘貞潔的證據。</w:t>
+      </w:r>
+    </w:p>
+    <w:p>
+      <w:pPr/>
+      <w:r>
+        <w:rPr>
+          <w:lang w:val="zh_TW" w:bidi="zh_TW"/>
+        </w:rPr>
+      </w:r>
+      <w:r>
+        <w:rPr>
+          <w:lang w:val="zh_TW" w:bidi="zh_TW"/>
+        </w:rPr>
+        <w:t>與婚姻的盛大遊行和宴會形成鮮明對比，休妻的過程則很簡單。如果一個男人在任何特定事情上發現妻子的過錯，他可以休妻，這項權利直到公元11世紀才遭廢除。然而，休妻是不受鼓勵的，並且隨著時間的推移，這個程序變得更加複雜，受到許多阻礙的限制。</w:t>
+      </w:r>
+    </w:p>
+    <w:p>
+      <w:pPr/>
+      <w:r>
+        <w:rPr>
+          <w:lang w:val="zh_TW" w:bidi="zh_TW"/>
+        </w:rPr>
+      </w:r>
+      <w:r>
+        <w:rPr>
+          <w:lang w:val="zh_TW" w:bidi="zh_TW"/>
+        </w:rPr>
+        <w:t>隨著關於休妻的法律變得更加複雜，程序也變得越來越昂貴。在後來的時期，有時候拉比會提供律師的建議，特別是在有關新娘或其家庭應得財產的歸還等問題上。</w:t>
+      </w:r>
+    </w:p>
+    <w:p>
+      <w:pPr/>
+      <w:r>
+        <w:rPr>
+          <w:lang w:val="zh_TW" w:bidi="zh_TW"/>
+        </w:rPr>
+      </w:r>
+      <w:r>
+        <w:rPr>
+          <w:lang w:val="zh_TW" w:bidi="zh_TW"/>
+        </w:rPr>
+        <w:t>如果發現新娘犯了通姦罪，丈夫便有權休妻。甚至如果丈夫懷疑她不忠，也同樣適用。如果他覺得她違反了正常道德、變節或在管理家庭方面效率不高，他也可以休妻。如果婦女拒絕與丈夫行房至少一年，丈夫便可休妻。其它休妻的理由包括對丈夫或其親屬的侮辱行為、染上不治之症，或拒絕與丈夫隨行搬遷到新的地方。</w:t>
+      </w:r>
+    </w:p>
+    <w:p>
+      <w:pPr/>
+      <w:r>
+        <w:rPr>
+          <w:lang w:val="zh_TW" w:bidi="zh_TW"/>
+        </w:rPr>
+      </w:r>
+      <w:r>
+        <w:rPr>
+          <w:lang w:val="zh_TW" w:bidi="zh_TW"/>
+        </w:rPr>
+        <w:t>總括，妻子的地位十分低微。儘管她提供建議、管理家庭、教育孩子，並在必要時與她的丈夫一起工作，丈夫仍然是她的主人，而她的角色是服從。她不過是個僕人，雖然比奴隸好，因為她不能被賣掉，即使她可以被休掉。</w:t>
+      </w:r>
+    </w:p>
+    <w:p>
+      <w:pPr/>
+      <w:r>
+        <w:rPr>
+          <w:lang w:val="zh_TW" w:bidi="zh_TW"/>
+        </w:rPr>
+      </w:r>
+      <w:r>
+        <w:rPr>
+          <w:lang w:val="zh_TW" w:bidi="zh_TW"/>
+        </w:rPr>
+        <w:t>在舊約中，常用婚姻作比喻，希伯來人和神被比作新娘和新郎（</w:t>
+      </w:r>
+      <w:hyperlink r:id="rId95">
+        <w:r>
+          <w:rPr>
+            <w:lang w:val="zh_TW" w:bidi="zh_TW"/>
+          </w:rPr>
+          <w:rPr>
+            <w:color w:val="0000EE"/>
+            <w:u w:val="single"/>
+          </w:rPr>
+          <w:t>賽62:4–5</w:t>
+        </w:r>
+      </w:hyperlink>
+      <w:r>
+        <w:rPr>
+          <w:lang w:val="zh_TW" w:bidi="zh_TW"/>
+        </w:rPr>
+        <w:t>；</w:t>
+      </w:r>
+      <w:hyperlink r:id="rId96">
+        <w:r>
+          <w:rPr>
+            <w:lang w:val="zh_TW" w:bidi="zh_TW"/>
+          </w:rPr>
+          <w:rPr>
+            <w:color w:val="0000EE"/>
+            <w:u w:val="single"/>
+          </w:rPr>
+          <w:t>耶2:2</w:t>
+        </w:r>
+      </w:hyperlink>
+      <w:r>
+        <w:rPr>
+          <w:lang w:val="zh_TW" w:bidi="zh_TW"/>
+        </w:rPr>
+        <w:t>）。耶利米書將即將降臨猶大的荒涼與婚宴的慶祝做對比（</w:t>
+      </w:r>
+      <w:hyperlink r:id="rId97">
+        <w:r>
+          <w:rPr>
+            <w:lang w:val="zh_TW" w:bidi="zh_TW"/>
+          </w:rPr>
+          <w:rPr>
+            <w:color w:val="0000EE"/>
+            <w:u w:val="single"/>
+          </w:rPr>
+          <w:t>耶7:34</w:t>
+        </w:r>
+      </w:hyperlink>
+      <w:r>
+        <w:rPr>
+          <w:lang w:val="zh_TW" w:bidi="zh_TW"/>
+        </w:rPr>
+        <w:t>，</w:t>
+      </w:r>
+      <w:hyperlink r:id="rId98">
+        <w:r>
+          <w:rPr>
+            <w:lang w:val="zh_TW" w:bidi="zh_TW"/>
+          </w:rPr>
+          <w:rPr>
+            <w:color w:val="0000EE"/>
+            <w:u w:val="single"/>
+          </w:rPr>
+          <w:t>16:9</w:t>
+        </w:r>
+      </w:hyperlink>
+      <w:r>
+        <w:rPr>
+          <w:lang w:val="zh_TW" w:bidi="zh_TW"/>
+        </w:rPr>
+        <w:t>，</w:t>
+      </w:r>
+      <w:hyperlink r:id="rId99">
+        <w:r>
+          <w:rPr>
+            <w:lang w:val="zh_TW" w:bidi="zh_TW"/>
+          </w:rPr>
+          <w:rPr>
+            <w:color w:val="0000EE"/>
+            <w:u w:val="single"/>
+          </w:rPr>
+          <w:t>25:10</w:t>
+        </w:r>
+      </w:hyperlink>
+      <w:r>
+        <w:rPr>
+          <w:lang w:val="zh_TW" w:bidi="zh_TW"/>
+        </w:rPr>
+        <w:t>）。在何西阿書中也用婚姻作比喻，神拒絕與祂妻子以色列的關係（</w:t>
+      </w:r>
+      <w:hyperlink r:id="rId100">
+        <w:r>
+          <w:rPr>
+            <w:lang w:val="zh_TW" w:bidi="zh_TW"/>
+          </w:rPr>
+          <w:rPr>
+            <w:color w:val="0000EE"/>
+            <w:u w:val="single"/>
+          </w:rPr>
+          <w:t>何2:2</w:t>
+        </w:r>
+      </w:hyperlink>
+      <w:r>
+        <w:rPr>
+          <w:lang w:val="zh_TW" w:bidi="zh_TW"/>
+        </w:rPr>
+        <w:t>），但如果她恢復忠心的行為，神願意再次接受她（</w:t>
+      </w:r>
+      <w:hyperlink r:id="rId101">
+        <w:r>
+          <w:rPr>
+            <w:lang w:val="zh_TW" w:bidi="zh_TW"/>
+          </w:rPr>
+          <w:rPr>
+            <w:color w:val="0000EE"/>
+            <w:u w:val="single"/>
+          </w:rPr>
+          <w:t>19–20</w:t>
+        </w:r>
+      </w:hyperlink>
+      <w:r>
+        <w:rPr>
+          <w:lang w:val="zh_TW" w:bidi="zh_TW"/>
+        </w:rPr>
+        <w:t>）。</w:t>
+      </w:r>
+    </w:p>
+    <w:p>
+      <w:pPr/>
+      <w:r>
+        <w:rPr>
+          <w:lang w:val="zh_TW" w:bidi="zh_TW"/>
+        </w:rPr>
+      </w:r>
+      <w:r>
+        <w:rPr>
+          <w:lang w:val="zh_TW" w:bidi="zh_TW"/>
+        </w:rPr>
+        <w:t>在新約中，施洗約翰將他的喜樂比作婚禮上新郎朋友的喜樂（</w:t>
+      </w:r>
+      <w:hyperlink r:id="rId102">
+        <w:r>
+          <w:rPr>
+            <w:lang w:val="zh_TW" w:bidi="zh_TW"/>
+          </w:rPr>
+          <w:rPr>
+            <w:color w:val="0000EE"/>
+            <w:u w:val="single"/>
+          </w:rPr>
+          <w:t>約3:29</w:t>
+        </w:r>
+      </w:hyperlink>
+      <w:r>
+        <w:rPr>
+          <w:lang w:val="zh_TW" w:bidi="zh_TW"/>
+        </w:rPr>
+        <w:t>），而耶穌自己在智慧和愚拙童女的比喻中，提到了婚禮的準備（</w:t>
+      </w:r>
+      <w:hyperlink r:id="rId103">
+        <w:r>
+          <w:rPr>
+            <w:lang w:val="zh_TW" w:bidi="zh_TW"/>
+          </w:rPr>
+          <w:rPr>
+            <w:color w:val="0000EE"/>
+            <w:u w:val="single"/>
+          </w:rPr>
+          <w:t>太25:1–12</w:t>
+        </w:r>
+      </w:hyperlink>
+      <w:r>
+        <w:rPr>
+          <w:lang w:val="zh_TW" w:bidi="zh_TW"/>
+        </w:rPr>
+        <w:t>）。在婚宴的故事中（</w:t>
+      </w:r>
+      <w:hyperlink r:id="rId104">
+        <w:r>
+          <w:rPr>
+            <w:lang w:val="zh_TW" w:bidi="zh_TW"/>
+          </w:rPr>
+          <w:rPr>
+            <w:color w:val="0000EE"/>
+            <w:u w:val="single"/>
+          </w:rPr>
+          <w:t>22:1–14</w:t>
+        </w:r>
+      </w:hyperlink>
+      <w:r>
+        <w:rPr>
+          <w:lang w:val="zh_TW" w:bidi="zh_TW"/>
+        </w:rPr>
+        <w:t>），基督提到在這樣的儀式中為賓客提供婚禮的禮服。基督的教會作為基督的新娘的主題出現在哥林多後書、以弗所書和啟示錄等書中。</w:t>
+      </w:r>
+    </w:p>
+    <w:p>
+      <w:pPr>
+        <w:pStyle w:val="Heading3"/>
+      </w:pPr>
+      <w:r>
+        <w:rPr>
+          <w:lang w:val="zh_TW" w:bidi="zh_TW"/>
+        </w:rPr>
+        <w:t>關於耶穌教導的婚姻和姦淫</w:t>
+      </w:r>
+    </w:p>
+    <w:p>
+      <w:pPr/>
+      <w:r>
+        <w:rPr>
+          <w:lang w:val="zh_TW" w:bidi="zh_TW"/>
+        </w:rPr>
+      </w:r>
+      <w:r>
+        <w:rPr>
+          <w:lang w:val="zh_TW" w:bidi="zh_TW"/>
+        </w:rPr>
+        <w:t>在民事法中，耶穌的教導常常重新調整或強化舊約中的重點。 例如，在舊約的律法中，姦淫似乎主要被理解為一個男人侵犯到另一個男人的婚姻，而不是違反彼此對婚姻的忠誠。 然而，當法利賽人質疑耶穌時，祂指出神創造的原意：一男一女永結一體（</w:t>
+      </w:r>
+      <w:hyperlink r:id="rId105">
+        <w:r>
+          <w:rPr>
+            <w:lang w:val="zh_TW" w:bidi="zh_TW"/>
+          </w:rPr>
+          <w:rPr>
+            <w:color w:val="0000EE"/>
+            <w:u w:val="single"/>
+          </w:rPr>
+          <w:t>可10:2–9</w:t>
+        </w:r>
+      </w:hyperlink>
+      <w:r>
+        <w:rPr>
+          <w:lang w:val="zh_TW" w:bidi="zh_TW"/>
+        </w:rPr>
+        <w:t>）。 祂更進一步宣稱，如果一個男人與妻子離婚並娶了另一位妻子，他就是「犯了姦淫」（</w:t>
+      </w:r>
+      <w:hyperlink r:id="rId106">
+        <w:r>
+          <w:rPr>
+            <w:lang w:val="zh_TW" w:bidi="zh_TW"/>
+          </w:rPr>
+          <w:rPr>
+            <w:color w:val="0000EE"/>
+            <w:u w:val="single"/>
+          </w:rPr>
+          <w:t>11</w:t>
+        </w:r>
+      </w:hyperlink>
+      <w:r>
+        <w:rPr>
+          <w:lang w:val="zh_TW" w:bidi="zh_TW"/>
+        </w:rPr>
+        <w:t>節）——這是對當時普遍接受假設的驚人顛覆。 耶穌藉此肯定了男女在婚姻忠誠方面的道德平等：不忠的丈夫與不忠的妻子同樣犯了通姦罪。 這個教導讓門徒感到驚訝（見</w:t>
+      </w:r>
+      <w:hyperlink r:id="rId107">
+        <w:r>
+          <w:rPr>
+            <w:lang w:val="zh_TW" w:bidi="zh_TW"/>
+          </w:rPr>
+          <w:rPr>
+            <w:color w:val="0000EE"/>
+            <w:u w:val="single"/>
+          </w:rPr>
+          <w:t>太19:10</w:t>
+        </w:r>
+      </w:hyperlink>
+      <w:r>
+        <w:rPr>
+          <w:lang w:val="zh_TW" w:bidi="zh_TW"/>
+        </w:rPr>
+        <w:t>），它展現了耶穌對比當時宗教領袖（</w:t>
+      </w:r>
+      <w:hyperlink r:id="rId108">
+        <w:r>
+          <w:rPr>
+            <w:lang w:val="zh_TW" w:bidi="zh_TW"/>
+          </w:rPr>
+          <w:rPr>
+            <w:color w:val="0000EE"/>
+            <w:u w:val="single"/>
+          </w:rPr>
+          <w:t>5:20</w:t>
+        </w:r>
+      </w:hyperlink>
+      <w:r>
+        <w:rPr>
+          <w:lang w:val="zh_TW" w:bidi="zh_TW"/>
+        </w:rPr>
+        <w:t>）更深的公義的呼籲。</w:t>
+      </w:r>
+    </w:p>
+    <w:p>
+      <w:pPr/>
+      <w:r>
+        <w:rPr>
+          <w:lang w:val="zh_TW" w:bidi="zh_TW"/>
+        </w:rPr>
+      </w:r>
+      <w:r>
+        <w:rPr>
+          <w:lang w:val="zh_TW" w:bidi="zh_TW"/>
+        </w:rPr>
+        <w:t>在馬太福音對耶穌教導的記述中有一點差異，使一些學者認為耶穌並不像上述概要所暗示的那樣嚴格。根據</w:t>
+      </w:r>
+      <w:hyperlink r:id="rId109">
+        <w:r>
+          <w:rPr>
+            <w:lang w:val="zh_TW" w:bidi="zh_TW"/>
+          </w:rPr>
+          <w:rPr>
+            <w:color w:val="0000EE"/>
+            <w:u w:val="single"/>
+          </w:rPr>
+          <w:t>馬太福音十九章9節</w:t>
+        </w:r>
+      </w:hyperlink>
+      <w:r>
+        <w:rPr>
+          <w:lang w:val="zh_TW" w:bidi="zh_TW"/>
+        </w:rPr>
+        <w:t>，妻子的不貞（可能是某種性行為不端）允許受委屈的丈夫休妻並再婚。如果這句話是經文的結束，這種解釋將是流於表面的。然而，從語境來看，更有可能是耶穌允許無辜的配偶與其妻子分開，但不允許再婚。這解釋了為什麼門徒如此震驚，以及為什麼耶穌接著談到有些人為了天國而拒絕結婚（</w:t>
+      </w:r>
+      <w:hyperlink r:id="rId110">
+        <w:r>
+          <w:rPr>
+            <w:lang w:val="zh_TW" w:bidi="zh_TW"/>
+          </w:rPr>
+          <w:rPr>
+            <w:color w:val="0000EE"/>
+            <w:u w:val="single"/>
+          </w:rPr>
+          <w:t>太19:12</w:t>
+        </w:r>
+      </w:hyperlink>
+      <w:r>
+        <w:rPr>
+          <w:lang w:val="zh_TW" w:bidi="zh_TW"/>
+        </w:rPr>
+        <w:t>）。這也是教會在頭五個世紀對這段經文的解釋，他們允許基督徒分開，但不允許再婚（參</w:t>
+      </w:r>
+      <w:hyperlink r:id="rId111">
+        <w:r>
+          <w:rPr>
+            <w:lang w:val="zh_TW" w:bidi="zh_TW"/>
+          </w:rPr>
+          <w:rPr>
+            <w:color w:val="0000EE"/>
+            <w:u w:val="single"/>
+          </w:rPr>
+          <w:t>林前7:11</w:t>
+        </w:r>
+      </w:hyperlink>
+      <w:r>
+        <w:rPr>
+          <w:lang w:val="zh_TW" w:bidi="zh_TW"/>
+        </w:rPr>
+        <w:t>）。</w:t>
+      </w:r>
+    </w:p>
+    <w:p>
+      <w:pPr/>
+      <w:r>
+        <w:rPr>
+          <w:lang w:val="zh_TW" w:bidi="zh_TW"/>
+        </w:rPr>
+      </w:r>
+      <w:r>
+        <w:rPr>
           <w:i/>
           <w:lang w:val="zh_TW" w:bidi="zh_TW"/>
         </w:rPr>
@@ -2846,31 +2643,79 @@
         <w:rPr>
           <w:lang w:val="zh_TW" w:bidi="zh_TW"/>
         </w:rPr>
-        <w:t>榮耀</w:t>
-      </w:r>
-      <w:r>
-        <w:rPr>
-          <w:lang w:val="zh_TW" w:bidi="zh_TW"/>
-        </w:rPr>
-        <w:t>、</w:t>
-      </w:r>
-      <w:r>
-        <w:rPr>
-          <w:lang w:val="zh_TW" w:bidi="zh_TW"/>
-        </w:rPr>
-        <w:t>舍吉拿（Shekinah）</w:t>
-      </w:r>
-      <w:r>
-        <w:rPr>
-          <w:lang w:val="zh_TW" w:bidi="zh_TW"/>
-        </w:rPr>
-        <w:t>、</w:t>
-      </w:r>
-      <w:r>
-        <w:rPr>
-          <w:lang w:val="zh_TW" w:bidi="zh_TW"/>
-        </w:rPr>
-        <w:t>神顯現</w:t>
+        <w:t>淫亂</w:t>
+      </w:r>
+      <w:r>
+        <w:rPr>
+          <w:lang w:val="zh_TW" w:bidi="zh_TW"/>
+        </w:rPr>
+        <w:t>，</w:t>
+      </w:r>
+      <w:r>
+        <w:rPr>
+          <w:lang w:val="zh_TW" w:bidi="zh_TW"/>
+        </w:rPr>
+        <w:t>民事法和司法</w:t>
+      </w:r>
+      <w:r>
+        <w:rPr>
+          <w:lang w:val="zh_TW" w:bidi="zh_TW"/>
+        </w:rPr>
+        <w:t>，</w:t>
+      </w:r>
+      <w:r>
+        <w:rPr>
+          <w:lang w:val="zh_TW" w:bidi="zh_TW"/>
+        </w:rPr>
+        <w:t>妾</w:t>
+      </w:r>
+      <w:r>
+        <w:rPr>
+          <w:lang w:val="zh_TW" w:bidi="zh_TW"/>
+        </w:rPr>
+        <w:t>，</w:t>
+      </w:r>
+      <w:r>
+        <w:rPr>
+          <w:lang w:val="zh_TW" w:bidi="zh_TW"/>
+        </w:rPr>
+        <w:t>休妻</w:t>
+      </w:r>
+      <w:r>
+        <w:rPr>
+          <w:lang w:val="zh_TW" w:bidi="zh_TW"/>
+        </w:rPr>
+        <w:t>，</w:t>
+      </w:r>
+      <w:r>
+        <w:rPr>
+          <w:lang w:val="zh_TW" w:bidi="zh_TW"/>
+        </w:rPr>
+        <w:t>家庭生活與關係</w:t>
+      </w:r>
+      <w:r>
+        <w:rPr>
+          <w:lang w:val="zh_TW" w:bidi="zh_TW"/>
+        </w:rPr>
+        <w:t>，</w:t>
+      </w:r>
+      <w:r>
+        <w:rPr>
+          <w:lang w:val="zh_TW" w:bidi="zh_TW"/>
+        </w:rPr>
+        <w:t>性，性別</w:t>
+      </w:r>
+      <w:r>
+        <w:rPr>
+          <w:lang w:val="zh_TW" w:bidi="zh_TW"/>
+        </w:rPr>
+        <w:t>，</w:t>
+      </w:r>
+      <w:r>
+        <w:rPr>
+          <w:lang w:val="zh_TW" w:bidi="zh_TW"/>
+        </w:rPr>
+        <w:t>處女</w:t>
       </w:r>
       <w:r>
         <w:rPr>
@@ -4778,12 +4623,6 @@
   </w:num>
   <w:num w:numId="13" w16cid:durableId="592781308">
     <w:abstractNumId w:val="11"/>
-  </w:num>
-  <w:num w:numId="14">
-    <w:abstractNumId w:val="3"/>
-    <w:lvlOverride w:ilvl="0">
-      <w:startOverride w:val="1"/>
-    </w:lvlOverride>
   </w:num>
   <w:numIdMacAtCleanup w:val="10"/>
 </w:numbering>

--- a/zht/docx/063.content.docx
+++ b/zht/docx/063.content.docx
@@ -19,7 +19,7 @@
         <w:rPr>
           <w:lang w:val="zh_TW" w:bidi="zh_TW"/>
         </w:rPr>
-        <w:t>Resource: Tyndale Open Bible Dictionary</w:t>
+        <w:t>Resource: Aquifer Open Bible Dictionary</w:t>
       </w:r>
       <w:r>
         <w:rPr>
@@ -112,7 +112,7 @@
         <w:rPr>
           <w:lang w:val="zh_TW" w:bidi="zh_TW"/>
         </w:rPr>
-        <w:t>Tyndale Open Bible Dictionary</w:t>
+        <w:t>Aquifer Open Bible Dictionary</w:t>
       </w:r>
     </w:p>
     <w:p>

--- a/zht/docx/063.content.docx
+++ b/zht/docx/063.content.docx
@@ -149,7 +149,7 @@
         <w:rPr>
           <w:lang w:val="zh_TW" w:bidi="zh_TW"/>
         </w:rPr>
-        <w:t>hun</w:t>
+        <w:t>huan</w:t>
       </w:r>
       <w:r>
         <w:rPr>
@@ -212,7 +212,7 @@
         <w:rPr>
           <w:lang w:val="zh_TW" w:bidi="zh_TW"/>
         </w:rPr>
-        <w:t>婚姻、婚姻習俗</w:t>
+        <w:t>患難</w:t>
       </w:r>
       <w:r>
         <w:rPr>
@@ -231,7 +231,18 @@
         <w:rPr>
           <w:lang w:val="zh_TW" w:bidi="zh_TW"/>
         </w:rPr>
-        <w:t>在各個文化中所實踐的男女間的婚姻。</w:t>
+        <w:t>痛苦、困擾、麻煩或迫害的經歷。</w:t>
+      </w:r>
+    </w:p>
+    <w:p>
+      <w:pPr>
+        <w:pStyle w:val="Heading3"/>
+      </w:pPr>
+      <w:r>
+        <w:rPr>
+          <w:lang w:val="zh_TW" w:bidi="zh_TW"/>
+        </w:rPr>
+        <w:t>患難常見的例子有哪些？</w:t>
       </w:r>
     </w:p>
     <w:p>
@@ -245,7 +256,25 @@
         <w:rPr>
           <w:lang w:val="zh_TW" w:bidi="zh_TW"/>
         </w:rPr>
-        <w:t>婚姻的概念是由神所設立的，祂指示亞當：男人應當離開父母，與妻子聯合，二人成為一體（</w:t>
+        <w:t>在新約聖經中，「患難」這個詞語有時指普通人生活中的困難，例如：</w:t>
+      </w:r>
+    </w:p>
+    <w:p>
+      <w:pPr>
+        <w:pStyle w:val="ListBullet"/>
+        <w:spacing w:line="240" w:lineRule="auto"/>
+        <w:ind w:left="720"/>
+      </w:pPr>
+      <w:r>
+        <w:rPr>
+          <w:lang w:val="zh_TW" w:bidi="zh_TW"/>
+        </w:rPr>
+      </w:r>
+      <w:r>
+        <w:rPr>
+          <w:lang w:val="zh_TW" w:bidi="zh_TW"/>
+        </w:rPr>
+        <w:t>分娩的痛苦（</w:t>
       </w:r>
       <w:hyperlink r:id="rId13">
         <w:r>
@@ -256,42 +285,32 @@
             <w:color w:val="0000EE"/>
             <w:u w:val="single"/>
           </w:rPr>
-          <w:t>創2:24</w:t>
+          <w:t>約16:21</w:t>
         </w:r>
       </w:hyperlink>
       <w:r>
         <w:rPr>
           <w:lang w:val="zh_TW" w:bidi="zh_TW"/>
         </w:rPr>
-        <w:t>）。</w:t>
+        <w:t>）</w:t>
       </w:r>
     </w:p>
     <w:p>
-      <w:pPr/>
-      <w:r>
-        <w:rPr>
-          <w:lang w:val="zh_TW" w:bidi="zh_TW"/>
-        </w:rPr>
-      </w:r>
-      <w:r>
-        <w:rPr>
-          <w:lang w:val="zh_TW" w:bidi="zh_TW"/>
-        </w:rPr>
-        <w:t>在舊約中提到幾種形式的婚姻，其中最早的似乎是基於母系原則。雖然在青銅器時代中期和早期君主制中，似乎有一些證據支持這一點，因母親的角色，在埃及與其它地方對於血統的決定仍十分重要，但對於早期是否應用母系原則這點，仍難以確定。</w:t>
-      </w:r>
-    </w:p>
-    <w:p>
-      <w:pPr/>
-      <w:r>
-        <w:rPr>
-          <w:lang w:val="zh_TW" w:bidi="zh_TW"/>
-        </w:rPr>
-      </w:r>
-      <w:r>
-        <w:rPr>
-          <w:lang w:val="zh_TW" w:bidi="zh_TW"/>
-        </w:rPr>
-        <w:t>新娘結婚後通常會離開她的父母，與她丈夫的家族一起生活，就像利百加所做的（</w:t>
+      <w:pPr>
+        <w:pStyle w:val="ListBullet"/>
+        <w:spacing w:line="240" w:lineRule="auto"/>
+        <w:ind w:left="720"/>
+      </w:pPr>
+      <w:r>
+        <w:rPr>
+          <w:lang w:val="zh_TW" w:bidi="zh_TW"/>
+        </w:rPr>
+      </w:r>
+      <w:r>
+        <w:rPr>
+          <w:lang w:val="zh_TW" w:bidi="zh_TW"/>
+        </w:rPr>
+        <w:t>婚姻中的憂慮（</w:t>
       </w:r>
       <w:hyperlink r:id="rId14">
         <w:r>
@@ -302,14 +321,32 @@
             <w:color w:val="0000EE"/>
             <w:u w:val="single"/>
           </w:rPr>
-          <w:t>創24:58–59</w:t>
+          <w:t>林前7:28</w:t>
         </w:r>
       </w:hyperlink>
       <w:r>
         <w:rPr>
           <w:lang w:val="zh_TW" w:bidi="zh_TW"/>
         </w:rPr>
-        <w:t>）。片語「娶妻」源自一個意指「成為主人」的字根（</w:t>
+        <w:t>）</w:t>
+      </w:r>
+    </w:p>
+    <w:p>
+      <w:pPr>
+        <w:pStyle w:val="ListBullet"/>
+        <w:spacing w:line="240" w:lineRule="auto"/>
+        <w:ind w:left="720"/>
+      </w:pPr>
+      <w:r>
+        <w:rPr>
+          <w:lang w:val="zh_TW" w:bidi="zh_TW"/>
+        </w:rPr>
+      </w:r>
+      <w:r>
+        <w:rPr>
+          <w:lang w:val="zh_TW" w:bidi="zh_TW"/>
+        </w:rPr>
+        <w:t>寡婦的困苦（</w:t>
       </w:r>
       <w:hyperlink r:id="rId15">
         <w:r>
@@ -320,14 +357,14 @@
             <w:color w:val="0000EE"/>
             <w:u w:val="single"/>
           </w:rPr>
-          <w:t>申21:13</w:t>
+          <w:t>雅1:27</w:t>
         </w:r>
       </w:hyperlink>
       <w:r>
         <w:rPr>
           <w:lang w:val="zh_TW" w:bidi="zh_TW"/>
         </w:rPr>
-        <w:t>），而妻子經常將她的丈夫視為主人，並稱呼他為主人。</w:t>
+        <w:t>）</w:t>
       </w:r>
     </w:p>
     <w:p>
@@ -341,7 +378,7 @@
         <w:rPr>
           <w:lang w:val="zh_TW" w:bidi="zh_TW"/>
         </w:rPr>
-        <w:t>希伯來家譜列表顯示，血統是通過男性血緣來計算的（</w:t>
+        <w:t>這些都被稱為患難。像饑荒這樣的重大災難則被稱為「大患難」（</w:t>
       </w:r>
       <w:hyperlink r:id="rId16">
         <w:r>
@@ -352,14 +389,39 @@
             <w:color w:val="0000EE"/>
             <w:u w:val="single"/>
           </w:rPr>
-          <w:t>創5:10</w:t>
+          <w:t>徒7:11</w:t>
         </w:r>
       </w:hyperlink>
       <w:r>
         <w:rPr>
           <w:lang w:val="zh_TW" w:bidi="zh_TW"/>
         </w:rPr>
-        <w:t>，</w:t>
+        <w:t>）。</w:t>
+      </w:r>
+    </w:p>
+    <w:p>
+      <w:pPr>
+        <w:pStyle w:val="Heading3"/>
+      </w:pPr>
+      <w:r>
+        <w:rPr>
+          <w:lang w:val="zh_TW" w:bidi="zh_TW"/>
+        </w:rPr>
+        <w:t>耶穌如何講論患難？</w:t>
+      </w:r>
+    </w:p>
+    <w:p>
+      <w:pPr/>
+      <w:r>
+        <w:rPr>
+          <w:lang w:val="zh_TW" w:bidi="zh_TW"/>
+        </w:rPr>
+      </w:r>
+      <w:r>
+        <w:rPr>
+          <w:lang w:val="zh_TW" w:bidi="zh_TW"/>
+        </w:rPr>
+        <w:t>「患難」一詞有更為具體的意義，就是基督徒的特定經歷。基督的教導，基本上定義了「患難」這個詞語的意義。耶穌說，無論任何時候，只要福音存在於世，大災難就是不可避免的。隨著福音的傳播，大災難和迫害也會隨之出現（</w:t>
       </w:r>
       <w:hyperlink r:id="rId17">
         <w:r>
@@ -370,14 +432,28 @@
             <w:color w:val="0000EE"/>
             <w:u w:val="single"/>
           </w:rPr>
-          <w:t>36:9–43</w:t>
+          <w:t>太13:21</w:t>
         </w:r>
       </w:hyperlink>
       <w:r>
         <w:rPr>
           <w:lang w:val="zh_TW" w:bidi="zh_TW"/>
         </w:rPr>
-        <w:t>；</w:t>
+        <w:t>）。</w:t>
+      </w:r>
+    </w:p>
+    <w:p>
+      <w:pPr/>
+      <w:r>
+        <w:rPr>
+          <w:lang w:val="zh_TW" w:bidi="zh_TW"/>
+        </w:rPr>
+      </w:r>
+      <w:r>
+        <w:rPr>
+          <w:lang w:val="zh_TW" w:bidi="zh_TW"/>
+        </w:rPr>
+        <w:t>耶穌講論末後的時候，仔細發展在教會時代的患難觀念。這個教導的主要出處，來自耶穌在橄欖山上的講章（</w:t>
       </w:r>
       <w:hyperlink r:id="rId18">
         <w:r>
@@ -388,7 +464,7 @@
             <w:color w:val="0000EE"/>
             <w:u w:val="single"/>
           </w:rPr>
-          <w:t>民1:1–15</w:t>
+          <w:t>太24–25</w:t>
         </w:r>
       </w:hyperlink>
       <w:r>
@@ -406,7 +482,7 @@
             <w:color w:val="0000EE"/>
             <w:u w:val="single"/>
           </w:rPr>
-          <w:t>得4:18–22</w:t>
+          <w:t>可13</w:t>
         </w:r>
       </w:hyperlink>
       <w:r>
@@ -424,14 +500,14 @@
             <w:color w:val="0000EE"/>
             <w:u w:val="single"/>
           </w:rPr>
-          <w:t>代上1:1–9</w:t>
+          <w:t>路21</w:t>
         </w:r>
       </w:hyperlink>
       <w:r>
         <w:rPr>
           <w:lang w:val="zh_TW" w:bidi="zh_TW"/>
         </w:rPr>
-        <w:t>）。而擁有對孩子命名的重要權力表示對該孩子的權柄，在聖經中幾乎是由父親和母親共同行使的（參：</w:t>
+        <w:t>）。這個唯一的教導為門徒說明，末後大災難的情況和明確的時間框架。耶穌預測了大災難的開始、規模和結局。這個大災難的教導，是耶穌私下給予十二門徒的（</w:t>
       </w:r>
       <w:hyperlink r:id="rId21">
         <w:r>
@@ -442,14 +518,28 @@
             <w:color w:val="0000EE"/>
             <w:u w:val="single"/>
           </w:rPr>
-          <w:t>創4:1、25–26</w:t>
+          <w:t>太24:3</w:t>
         </w:r>
       </w:hyperlink>
       <w:r>
         <w:rPr>
           <w:lang w:val="zh_TW" w:bidi="zh_TW"/>
         </w:rPr>
-        <w:t>，</w:t>
+        <w:t>）。</w:t>
+      </w:r>
+    </w:p>
+    <w:p>
+      <w:pPr/>
+      <w:r>
+        <w:rPr>
+          <w:lang w:val="zh_TW" w:bidi="zh_TW"/>
+        </w:rPr>
+      </w:r>
+      <w:r>
+        <w:rPr>
+          <w:lang w:val="zh_TW" w:bidi="zh_TW"/>
+        </w:rPr>
+        <w:t>耶穌告訴十二門徒，他們將會承受患難。這患難意味著，門徒會因祂的名字而遭受致死的逼迫（</w:t>
       </w:r>
       <w:hyperlink r:id="rId22">
         <w:r>
@@ -460,14 +550,14 @@
             <w:color w:val="0000EE"/>
             <w:u w:val="single"/>
           </w:rPr>
-          <w:t>5:29</w:t>
+          <w:t>太24:9</w:t>
         </w:r>
       </w:hyperlink>
       <w:r>
         <w:rPr>
           <w:lang w:val="zh_TW" w:bidi="zh_TW"/>
         </w:rPr>
-        <w:t>，</w:t>
+        <w:t>）。這教導指向一個觀念，即患難將在歷史上影響許多地方的基督徒。耶穌對十二門徒預言，說他們將成為災難的直接受害者（</w:t>
       </w:r>
       <w:hyperlink r:id="rId23">
         <w:r>
@@ -478,14 +568,28 @@
             <w:color w:val="0000EE"/>
             <w:u w:val="single"/>
           </w:rPr>
-          <w:t>35:18</w:t>
+          <w:t>太24:8</w:t>
         </w:r>
       </w:hyperlink>
       <w:r>
         <w:rPr>
           <w:lang w:val="zh_TW" w:bidi="zh_TW"/>
         </w:rPr>
-        <w:t>；</w:t>
+        <w:t>），就是明確的起點。</w:t>
+      </w:r>
+    </w:p>
+    <w:p>
+      <w:pPr/>
+      <w:r>
+        <w:rPr>
+          <w:lang w:val="zh_TW" w:bidi="zh_TW"/>
+        </w:rPr>
+      </w:r>
+      <w:r>
+        <w:rPr>
+          <w:lang w:val="zh_TW" w:bidi="zh_TW"/>
+        </w:rPr>
+        <w:t>同一群門徒將見證先知但以理所預言的耶路撒冷「大災難」（</w:t>
       </w:r>
       <w:hyperlink r:id="rId24">
         <w:r>
@@ -496,14 +600,38 @@
             <w:color w:val="0000EE"/>
             <w:u w:val="single"/>
           </w:rPr>
-          <w:t>撒上1:20</w:t>
+          <w:t>太24:15</w:t>
         </w:r>
       </w:hyperlink>
-      <w:r>
-        <w:rPr>
-          <w:lang w:val="zh_TW" w:bidi="zh_TW"/>
-        </w:rPr>
-        <w:t>，</w:t>
+      <w:hyperlink r:id="rId18">
+        <w:r>
+          <w:rPr>
+            <w:lang w:val="zh_TW" w:bidi="zh_TW"/>
+          </w:rPr>
+          <w:rPr>
+            <w:color w:val="0000EE"/>
+            <w:u w:val="single"/>
+          </w:rPr>
+          <w:t>–</w:t>
+        </w:r>
+      </w:hyperlink>
+      <w:hyperlink r:id="rId24">
+        <w:r>
+          <w:rPr>
+            <w:lang w:val="zh_TW" w:bidi="zh_TW"/>
+          </w:rPr>
+          <w:rPr>
+            <w:color w:val="0000EE"/>
+            <w:u w:val="single"/>
+          </w:rPr>
+          <w:t>21</w:t>
+        </w:r>
+      </w:hyperlink>
+      <w:r>
+        <w:rPr>
+          <w:lang w:val="zh_TW" w:bidi="zh_TW"/>
+        </w:rPr>
+        <w:t>）。這段經文清楚表明，耶穌指的是公元70年耶路撒冷被毀滅。耶路撒冷被羅馬軍團攻陷，被視為持續大災難的象徵。馬太本人在</w:t>
       </w:r>
       <w:hyperlink r:id="rId25">
         <w:r>
@@ -514,14 +642,26 @@
             <w:color w:val="0000EE"/>
             <w:u w:val="single"/>
           </w:rPr>
-          <w:t>4:21</w:t>
+          <w:t>二十四章15節</w:t>
         </w:r>
       </w:hyperlink>
       <w:r>
         <w:rPr>
           <w:lang w:val="zh_TW" w:bidi="zh_TW"/>
         </w:rPr>
-        <w:t>；</w:t>
+        <w:t>中作了評語，說「</w:t>
+      </w:r>
+      <w:r>
+        <w:rPr>
+          <w:lang w:val="zh_TW" w:bidi="zh_TW"/>
+        </w:rPr>
+        <w:t>讀這經的人須要會意</w:t>
+      </w:r>
+      <w:r>
+        <w:rPr>
+          <w:lang w:val="zh_TW" w:bidi="zh_TW"/>
+        </w:rPr>
+        <w:t>」。這提醒了他的原始讀者，耶穌的預言會在他們有生之年應驗。</w:t>
       </w:r>
       <w:hyperlink r:id="rId26">
         <w:r>
@@ -532,14 +672,57 @@
             <w:color w:val="0000EE"/>
             <w:u w:val="single"/>
           </w:rPr>
-          <w:t>賽8:3</w:t>
+          <w:t>路加福音二十一章20至24節</w:t>
         </w:r>
       </w:hyperlink>
       <w:r>
         <w:rPr>
           <w:lang w:val="zh_TW" w:bidi="zh_TW"/>
         </w:rPr>
-        <w:t>；</w:t>
+        <w:t>的平行段落清楚表明，非猶太人將在猶太耶路撒冷毀滅後長期統治。這就是公元70年耶路撒冷淪陷後發生的事情。</w:t>
+      </w:r>
+    </w:p>
+    <w:p>
+      <w:pPr>
+        <w:pStyle w:val="Heading3"/>
+      </w:pPr>
+      <w:r>
+        <w:rPr>
+          <w:lang w:val="zh_TW" w:bidi="zh_TW"/>
+        </w:rPr>
+        <w:t>基督徒應如何回應患難？</w:t>
+      </w:r>
+    </w:p>
+    <w:p>
+      <w:pPr/>
+      <w:r>
+        <w:rPr>
+          <w:lang w:val="zh_TW" w:bidi="zh_TW"/>
+        </w:rPr>
+      </w:r>
+      <w:r>
+        <w:rPr>
+          <w:lang w:val="zh_TW" w:bidi="zh_TW"/>
+        </w:rPr>
+        <w:t>新約聖經警告信徒，要知道患難將會發生。新約聖經也定義了信徒對患難的適當回應：</w:t>
+      </w:r>
+    </w:p>
+    <w:p>
+      <w:pPr>
+        <w:pStyle w:val="ListBullet"/>
+        <w:spacing w:line="240" w:lineRule="auto"/>
+        <w:ind w:left="720"/>
+      </w:pPr>
+      <w:r>
+        <w:rPr>
+          <w:lang w:val="zh_TW" w:bidi="zh_TW"/>
+        </w:rPr>
+      </w:r>
+      <w:r>
+        <w:rPr>
+          <w:lang w:val="zh_TW" w:bidi="zh_TW"/>
+        </w:rPr>
+        <w:t>基督徒應該在苦難中滿有喜樂，因為他們結出好果子。患難能使人生出忍耐和老練的力量（</w:t>
       </w:r>
       <w:hyperlink r:id="rId27">
         <w:r>
@@ -550,28 +733,56 @@
             <w:color w:val="0000EE"/>
             <w:u w:val="single"/>
           </w:rPr>
-          <w:t>何1:4–9</w:t>
+          <w:t>羅5:3</w:t>
         </w:r>
       </w:hyperlink>
-      <w:r>
-        <w:rPr>
-          <w:lang w:val="zh_TW" w:bidi="zh_TW"/>
-        </w:rPr>
-        <w:t>）。兒子經常以父親的名字命名，表達了他們是認同父親的。</w:t>
+      <w:hyperlink r:id="rId18">
+        <w:r>
+          <w:rPr>
+            <w:lang w:val="zh_TW" w:bidi="zh_TW"/>
+          </w:rPr>
+          <w:rPr>
+            <w:color w:val="0000EE"/>
+            <w:u w:val="single"/>
+          </w:rPr>
+          <w:t>–</w:t>
+        </w:r>
+      </w:hyperlink>
+      <w:hyperlink r:id="rId27">
+        <w:r>
+          <w:rPr>
+            <w:lang w:val="zh_TW" w:bidi="zh_TW"/>
+          </w:rPr>
+          <w:rPr>
+            <w:color w:val="0000EE"/>
+            <w:u w:val="single"/>
+          </w:rPr>
+          <w:t>4</w:t>
+        </w:r>
+      </w:hyperlink>
+      <w:r>
+        <w:rPr>
+          <w:lang w:val="zh_TW" w:bidi="zh_TW"/>
+        </w:rPr>
+        <w:t>）。</w:t>
       </w:r>
     </w:p>
     <w:p>
-      <w:pPr/>
-      <w:r>
-        <w:rPr>
-          <w:lang w:val="zh_TW" w:bidi="zh_TW"/>
-        </w:rPr>
-      </w:r>
-      <w:r>
-        <w:rPr>
-          <w:lang w:val="zh_TW" w:bidi="zh_TW"/>
-        </w:rPr>
-        <w:t>在父權社會中，父親是家庭中具權柄的角色。他的妻子和孩子被視為他的財產，與他對田地和牲畜的擁有權有些類似（</w:t>
+      <w:pPr>
+        <w:pStyle w:val="ListBullet"/>
+        <w:spacing w:line="240" w:lineRule="auto"/>
+        <w:ind w:left="720"/>
+      </w:pPr>
+      <w:r>
+        <w:rPr>
+          <w:lang w:val="zh_TW" w:bidi="zh_TW"/>
+        </w:rPr>
+      </w:r>
+      <w:r>
+        <w:rPr>
+          <w:lang w:val="zh_TW" w:bidi="zh_TW"/>
+        </w:rPr>
+        <w:t>他們應該心存忍耐，因為神會安慰忠心的人（</w:t>
       </w:r>
       <w:hyperlink r:id="rId28">
         <w:r>
@@ -582,7 +793,7 @@
             <w:color w:val="0000EE"/>
             <w:u w:val="single"/>
           </w:rPr>
-          <w:t>出20:17</w:t>
+          <w:t>羅12:12</w:t>
         </w:r>
       </w:hyperlink>
       <w:r>
@@ -600,14 +811,32 @@
             <w:color w:val="0000EE"/>
             <w:u w:val="single"/>
           </w:rPr>
-          <w:t>申5:21</w:t>
+          <w:t>林後1:4</w:t>
         </w:r>
       </w:hyperlink>
       <w:r>
         <w:rPr>
           <w:lang w:val="zh_TW" w:bidi="zh_TW"/>
         </w:rPr>
-        <w:t>）。他有權賣掉他的女兒（</w:t>
+        <w:t>）。</w:t>
+      </w:r>
+    </w:p>
+    <w:p>
+      <w:pPr>
+        <w:pStyle w:val="ListBullet"/>
+        <w:spacing w:line="240" w:lineRule="auto"/>
+        <w:ind w:left="720"/>
+      </w:pPr>
+      <w:r>
+        <w:rPr>
+          <w:lang w:val="zh_TW" w:bidi="zh_TW"/>
+        </w:rPr>
+      </w:r>
+      <w:r>
+        <w:rPr>
+          <w:lang w:val="zh_TW" w:bidi="zh_TW"/>
+        </w:rPr>
+        <w:t>他們應該明白，患難是為了預備信徒，迎接在永恆中的榮耀（</w:t>
       </w:r>
       <w:hyperlink r:id="rId30">
         <w:r>
@@ -618,14 +847,54 @@
             <w:color w:val="0000EE"/>
             <w:u w:val="single"/>
           </w:rPr>
-          <w:t>出21:7</w:t>
+          <w:t>林後4:17</w:t>
         </w:r>
       </w:hyperlink>
       <w:r>
         <w:rPr>
           <w:lang w:val="zh_TW" w:bidi="zh_TW"/>
         </w:rPr>
-        <w:t>；</w:t>
+        <w:t>）。</w:t>
+      </w:r>
+    </w:p>
+    <w:p>
+      <w:pPr/>
+      <w:r>
+        <w:rPr>
+          <w:lang w:val="zh_TW" w:bidi="zh_TW"/>
+        </w:rPr>
+      </w:r>
+      <w:r>
+        <w:rPr>
+          <w:lang w:val="zh_TW" w:bidi="zh_TW"/>
+        </w:rPr>
+        <w:t>在歷史上，基督徒享有財富和自由是罕見的。歷史上大多數信徒都經歷苦難。教會一直是遭受逼迫的小數群體，在一個不友好的世界堅忍。對於免受患難的基督徒來說，患難似乎適用歷史上較後的時段。</w:t>
+      </w:r>
+    </w:p>
+    <w:p>
+      <w:pPr/>
+      <w:r>
+        <w:rPr>
+          <w:lang w:val="zh_TW" w:bidi="zh_TW"/>
+        </w:rPr>
+      </w:r>
+      <w:r>
+        <w:rPr>
+          <w:lang w:val="zh_TW" w:bidi="zh_TW"/>
+        </w:rPr>
+        <w:t>大多數基督徒正面臨壓迫、拒絕、困難和迫害。由於這個原因，耶穌預言的患難是持續存在的現實。患難的嚴重程度可能會有所不同，惟基督的承諾依然真實：「</w:t>
+      </w:r>
+      <w:r>
+        <w:rPr>
+          <w:lang w:val="zh_TW" w:bidi="zh_TW"/>
+        </w:rPr>
+        <w:t>在世上，你們有苦難；但你們可以放心，我已經勝了世界。</w:t>
+      </w:r>
+      <w:r>
+        <w:rPr>
+          <w:lang w:val="zh_TW" w:bidi="zh_TW"/>
+        </w:rPr>
+        <w:t>」（</w:t>
       </w:r>
       <w:hyperlink r:id="rId31">
         <w:r>
@@ -636,2086 +905,57 @@
             <w:color w:val="0000EE"/>
             <w:u w:val="single"/>
           </w:rPr>
-          <w:t>尼5:5</w:t>
+          <w:t>約16:33</w:t>
         </w:r>
       </w:hyperlink>
       <w:r>
         <w:rPr>
           <w:lang w:val="zh_TW" w:bidi="zh_TW"/>
         </w:rPr>
-        <w:t>），甚至對他孩子擁有生死的決定權。</w:t>
-      </w:r>
-    </w:p>
-    <w:p>
-      <w:pPr/>
-      <w:r>
-        <w:rPr>
-          <w:lang w:val="zh_TW" w:bidi="zh_TW"/>
-        </w:rPr>
-      </w:r>
-      <w:r>
-        <w:rPr>
-          <w:lang w:val="zh_TW" w:bidi="zh_TW"/>
-        </w:rPr>
-        <w:t>一個男人可以輕易地休妻來終止婚姻，這也顯示出他在家庭中的權柄（</w:t>
-      </w:r>
-      <w:hyperlink r:id="rId32">
-        <w:r>
-          <w:rPr>
-            <w:lang w:val="zh_TW" w:bidi="zh_TW"/>
-          </w:rPr>
-          <w:rPr>
-            <w:color w:val="0000EE"/>
-            <w:u w:val="single"/>
-          </w:rPr>
-          <w:t>申24:1–4</w:t>
-        </w:r>
-      </w:hyperlink>
-      <w:r>
-        <w:rPr>
-          <w:lang w:val="zh_TW" w:bidi="zh_TW"/>
-        </w:rPr>
-        <w:t>；參：</w:t>
-      </w:r>
-      <w:hyperlink r:id="rId33">
-        <w:r>
-          <w:rPr>
-            <w:lang w:val="zh_TW" w:bidi="zh_TW"/>
-          </w:rPr>
-          <w:rPr>
-            <w:color w:val="0000EE"/>
-            <w:u w:val="single"/>
-          </w:rPr>
-          <w:t>22:13–21</w:t>
-        </w:r>
-      </w:hyperlink>
-      <w:r>
-        <w:rPr>
-          <w:lang w:val="zh_TW" w:bidi="zh_TW"/>
-        </w:rPr>
         <w:t>）。</w:t>
       </w:r>
-    </w:p>
-    <w:p>
-      <w:pPr/>
-      <w:r>
-        <w:rPr>
-          <w:lang w:val="zh_TW" w:bidi="zh_TW"/>
-        </w:rPr>
-      </w:r>
-      <w:r>
-        <w:rPr>
-          <w:lang w:val="zh_TW" w:bidi="zh_TW"/>
-        </w:rPr>
-        <w:t xml:space="preserve">娶寡嫂婚（levirate marriage）是古代以色列的一種習俗，目的是為了保留男子的家系（姓氏）和財產。 如果一個男人死後沒有子女，他的兄弟（或最親近的男性親屬）應該娶其寡婦為妻。 </w:t>
-      </w:r>
-      <w:hyperlink r:id="rId34">
-        <w:r>
-          <w:rPr>
-            <w:lang w:val="zh_TW" w:bidi="zh_TW"/>
-          </w:rPr>
-          <w:rPr>
-            <w:color w:val="0000EE"/>
-            <w:u w:val="single"/>
-          </w:rPr>
-          <w:t>申命記二十五章5至10節</w:t>
-        </w:r>
-      </w:hyperlink>
-      <w:r>
-        <w:rPr>
-          <w:lang w:val="zh_TW" w:bidi="zh_TW"/>
-        </w:rPr>
-        <w:t>描述了這種情況。 這樣制度下的婚姻所誕生的第一個兒子會被算作死者的兒子，這樣他的姓氏和遺產就可以延續下去。 這個習俗也有助於照顧故人的寡婦，否則她可能會失去依靠。 迦南人、亞述人和赫人也有類似的習俗。</w:t>
-      </w:r>
-    </w:p>
-    <w:p>
-      <w:pPr/>
-      <w:r>
-        <w:rPr>
-          <w:lang w:val="zh_TW" w:bidi="zh_TW"/>
-        </w:rPr>
-      </w:r>
-      <w:r>
-        <w:rPr>
-          <w:lang w:val="zh_TW" w:bidi="zh_TW"/>
-        </w:rPr>
-        <w:t>舊約中最熟悉的娶寡嫂婚情況——雖然不完全符合</w:t>
-      </w:r>
-      <w:hyperlink r:id="rId35">
-        <w:r>
-          <w:rPr>
-            <w:lang w:val="zh_TW" w:bidi="zh_TW"/>
-          </w:rPr>
-          <w:rPr>
-            <w:color w:val="0000EE"/>
-            <w:u w:val="single"/>
-          </w:rPr>
-          <w:t>申命記二十五章</w:t>
-        </w:r>
-      </w:hyperlink>
-      <w:r>
-        <w:rPr>
-          <w:lang w:val="zh_TW" w:bidi="zh_TW"/>
-        </w:rPr>
-        <w:t>的律法——是在路得記中所記述的。對於路得來說，找到一些近親男性親屬與她結婚是一件十分重要的任務，因為只有這樣做，她才能保留家族的名字和財產。然而，最近的男性親屬拒絕了承擔責任，他認為這是雙重的負擔，首先，他必須購買土地並供養路得，其次，他知道長子會被視為她死去丈夫的孩子，帶著他的姓氏並繼承土地。第二近的親屬波阿斯卻同意承擔責任（</w:t>
-      </w:r>
-      <w:hyperlink r:id="rId36">
-        <w:r>
-          <w:rPr>
-            <w:lang w:val="zh_TW" w:bidi="zh_TW"/>
-          </w:rPr>
-          <w:rPr>
-            <w:color w:val="0000EE"/>
-            <w:u w:val="single"/>
-          </w:rPr>
-          <w:t>得2:20–4:10</w:t>
-        </w:r>
-      </w:hyperlink>
-      <w:r>
-        <w:rPr>
-          <w:lang w:val="zh_TW" w:bidi="zh_TW"/>
-        </w:rPr>
-        <w:t>）。</w:t>
-      </w:r>
-    </w:p>
-    <w:p>
-      <w:pPr/>
-      <w:r>
-        <w:rPr>
-          <w:lang w:val="zh_TW" w:bidi="zh_TW"/>
-        </w:rPr>
-      </w:r>
-      <w:r>
-        <w:rPr>
-          <w:lang w:val="zh_TW" w:bidi="zh_TW"/>
-        </w:rPr>
-        <w:t>儘管舊約中引用了許多一夫多妻的例子，但毫無疑問的，大多數以色列人只有一個配偶。普通家庭中沒有多妻婚姻的例子。</w:t>
-      </w:r>
-    </w:p>
-    <w:p>
-      <w:pPr/>
-      <w:r>
-        <w:rPr>
-          <w:lang w:val="zh_TW" w:bidi="zh_TW"/>
-        </w:rPr>
-      </w:r>
-      <w:r>
-        <w:rPr>
-          <w:lang w:val="zh_TW" w:bidi="zh_TW"/>
-        </w:rPr>
-        <w:t>最初給亞當的指示是「人要離開父母，與妻子聯合」（</w:t>
-      </w:r>
-      <w:hyperlink r:id="rId13">
-        <w:r>
-          <w:rPr>
-            <w:lang w:val="zh_TW" w:bidi="zh_TW"/>
-          </w:rPr>
-          <w:rPr>
-            <w:color w:val="0000EE"/>
-            <w:u w:val="single"/>
-          </w:rPr>
-          <w:t>創2:24）</w:t>
-        </w:r>
-      </w:hyperlink>
-      <w:r>
-        <w:rPr>
-          <w:lang w:val="zh_TW" w:bidi="zh_TW"/>
-        </w:rPr>
-        <w:t>。希伯來法律通常暗示只有一位妻子的婚姻是最可接受的婚姻形式（</w:t>
-      </w:r>
-      <w:hyperlink r:id="rId28">
-        <w:r>
-          <w:rPr>
-            <w:lang w:val="zh_TW" w:bidi="zh_TW"/>
-          </w:rPr>
-          <w:rPr>
-            <w:color w:val="0000EE"/>
-            <w:u w:val="single"/>
-          </w:rPr>
-          <w:t>出20:17</w:t>
-        </w:r>
-      </w:hyperlink>
-      <w:r>
-        <w:rPr>
-          <w:lang w:val="zh_TW" w:bidi="zh_TW"/>
-        </w:rPr>
-        <w:t>，</w:t>
-      </w:r>
-      <w:hyperlink r:id="rId37">
-        <w:r>
-          <w:rPr>
-            <w:lang w:val="zh_TW" w:bidi="zh_TW"/>
-          </w:rPr>
-          <w:rPr>
-            <w:color w:val="0000EE"/>
-            <w:u w:val="single"/>
-          </w:rPr>
-          <w:t>21:5</w:t>
-        </w:r>
-      </w:hyperlink>
+      <w:r>
+        <w:rPr>
+          <w:i/>
+          <w:lang w:val="zh_TW" w:bidi="zh_TW"/>
+        </w:rPr>
+        <w:t>見</w:t>
+      </w:r>
+      <w:r>
+        <w:rPr>
+          <w:lang w:val="zh_TW" w:bidi="zh_TW"/>
+        </w:rPr>
+        <w:t xml:space="preserve"> </w:t>
+      </w:r>
+      <w:r>
+        <w:rPr>
+          <w:lang w:val="zh_TW" w:bidi="zh_TW"/>
+        </w:rPr>
+        <w:t>苦難</w:t>
+      </w:r>
       <w:r>
         <w:rPr>
           <w:lang w:val="zh_TW" w:bidi="zh_TW"/>
         </w:rPr>
         <w:t>；</w:t>
       </w:r>
-      <w:hyperlink r:id="rId38">
-        <w:r>
-          <w:rPr>
-            <w:lang w:val="zh_TW" w:bidi="zh_TW"/>
-          </w:rPr>
-          <w:rPr>
-            <w:color w:val="0000EE"/>
-            <w:u w:val="single"/>
-          </w:rPr>
-          <w:t>利18:8、16–20</w:t>
-        </w:r>
-      </w:hyperlink>
-      <w:r>
-        <w:rPr>
-          <w:lang w:val="zh_TW" w:bidi="zh_TW"/>
-        </w:rPr>
-        <w:t>，</w:t>
-      </w:r>
-      <w:hyperlink r:id="rId39">
-        <w:r>
-          <w:rPr>
-            <w:lang w:val="zh_TW" w:bidi="zh_TW"/>
-          </w:rPr>
-          <w:rPr>
-            <w:color w:val="0000EE"/>
-            <w:u w:val="single"/>
-          </w:rPr>
-          <w:t>20:10</w:t>
-        </w:r>
-      </w:hyperlink>
+      <w:r>
+        <w:rPr>
+          <w:lang w:val="zh_TW" w:bidi="zh_TW"/>
+        </w:rPr>
+        <w:t>末世論</w:t>
+      </w:r>
       <w:r>
         <w:rPr>
           <w:lang w:val="zh_TW" w:bidi="zh_TW"/>
         </w:rPr>
         <w:t>；</w:t>
       </w:r>
-      <w:hyperlink r:id="rId40">
-        <w:r>
-          <w:rPr>
-            <w:lang w:val="zh_TW" w:bidi="zh_TW"/>
-          </w:rPr>
-          <w:rPr>
-            <w:color w:val="0000EE"/>
-            <w:u w:val="single"/>
-          </w:rPr>
-          <w:t>民5:12</w:t>
-        </w:r>
-      </w:hyperlink>
-      <w:r>
-        <w:rPr>
-          <w:lang w:val="zh_TW" w:bidi="zh_TW"/>
-        </w:rPr>
-        <w:t>；</w:t>
-      </w:r>
-      <w:hyperlink r:id="rId29">
-        <w:r>
-          <w:rPr>
-            <w:lang w:val="zh_TW" w:bidi="zh_TW"/>
-          </w:rPr>
-          <w:rPr>
-            <w:color w:val="0000EE"/>
-            <w:u w:val="single"/>
-          </w:rPr>
-          <w:t>申5:21）</w:t>
-        </w:r>
-      </w:hyperlink>
-      <w:r>
-        <w:rPr>
-          <w:lang w:val="zh_TW" w:bidi="zh_TW"/>
-        </w:rPr>
-        <w:t>。雖然到了君主制時期，這似乎已成為常態，但像所羅門這樣的王在這方面並未遵循希伯來傳統。在被擄歸回時期，儘管休妻的情況越來越多，婚姻主要仍然是一夫一妻制的。在新約時期，一夫一妻制似乎是常規，儘管像大希律這樣的人卻是多妻的。耶穌基督教導婚姻應該持續到配偶的生命終結，如果一個人在前配偶在世時休妻再娶，他就是犯了姦淫罪（</w:t>
-      </w:r>
-      <w:hyperlink r:id="rId41">
-        <w:r>
-          <w:rPr>
-            <w:lang w:val="zh_TW" w:bidi="zh_TW"/>
-          </w:rPr>
-          <w:rPr>
-            <w:color w:val="0000EE"/>
-            <w:u w:val="single"/>
-          </w:rPr>
-          <w:t>太5:31–32）</w:t>
-        </w:r>
-      </w:hyperlink>
-      <w:r>
-        <w:rPr>
-          <w:lang w:val="zh_TW" w:bidi="zh_TW"/>
-        </w:rPr>
-        <w:t>。</w:t>
-      </w:r>
-    </w:p>
-    <w:p>
-      <w:pPr/>
-      <w:r>
-        <w:rPr>
-          <w:lang w:val="zh_TW" w:bidi="zh_TW"/>
-        </w:rPr>
-      </w:r>
-      <w:r>
-        <w:rPr>
-          <w:lang w:val="zh_TW" w:bidi="zh_TW"/>
-        </w:rPr>
-        <w:t>古代婚姻通常發生在與直系家庭圈子接近的人之間，因此，舊約必須對可接受的血親關係設限。在族長時代，一個人可以娶同父異母的妹妹為妻（</w:t>
-      </w:r>
-      <w:hyperlink r:id="rId42">
-        <w:r>
-          <w:rPr>
-            <w:lang w:val="zh_TW" w:bidi="zh_TW"/>
-          </w:rPr>
-          <w:rPr>
-            <w:color w:val="0000EE"/>
-            <w:u w:val="single"/>
-          </w:rPr>
-          <w:t>創20:12</w:t>
-        </w:r>
-      </w:hyperlink>
-      <w:r>
-        <w:rPr>
-          <w:lang w:val="zh_TW" w:bidi="zh_TW"/>
-        </w:rPr>
-        <w:t>），即使在大衛時代，這種情況仍然存在（</w:t>
-      </w:r>
-      <w:hyperlink r:id="rId43">
-        <w:r>
-          <w:rPr>
-            <w:lang w:val="zh_TW" w:bidi="zh_TW"/>
-          </w:rPr>
-          <w:rPr>
-            <w:color w:val="0000EE"/>
-            <w:u w:val="single"/>
-          </w:rPr>
-          <w:t>撒下13:13</w:t>
-        </w:r>
-      </w:hyperlink>
-      <w:r>
-        <w:rPr>
-          <w:lang w:val="zh_TW" w:bidi="zh_TW"/>
-        </w:rPr>
-        <w:t>）。儘管在</w:t>
-      </w:r>
-      <w:hyperlink r:id="rId44">
-        <w:r>
-          <w:rPr>
-            <w:lang w:val="zh_TW" w:bidi="zh_TW"/>
-          </w:rPr>
-          <w:rPr>
-            <w:color w:val="0000EE"/>
-            <w:u w:val="single"/>
-          </w:rPr>
-          <w:t>利未記二十章17節</w:t>
-        </w:r>
-      </w:hyperlink>
-      <w:r>
-        <w:rPr>
-          <w:lang w:val="zh_TW" w:bidi="zh_TW"/>
-        </w:rPr>
-        <w:t>中明確禁止娶同父異母的妹妹為妻，由於申命記的婚姻法與潔淨法中的法律間（</w:t>
-      </w:r>
-      <w:hyperlink r:id="rId45">
-        <w:r>
-          <w:rPr>
-            <w:lang w:val="zh_TW" w:bidi="zh_TW"/>
-          </w:rPr>
-          <w:rPr>
-            <w:color w:val="0000EE"/>
-            <w:u w:val="single"/>
-          </w:rPr>
-          <w:t>申25:5</w:t>
-        </w:r>
-      </w:hyperlink>
-      <w:r>
-        <w:rPr>
-          <w:lang w:val="zh_TW" w:bidi="zh_TW"/>
-        </w:rPr>
-        <w:t>；</w:t>
-      </w:r>
-      <w:hyperlink r:id="rId46">
-        <w:r>
-          <w:rPr>
-            <w:lang w:val="zh_TW" w:bidi="zh_TW"/>
-          </w:rPr>
-          <w:rPr>
-            <w:color w:val="0000EE"/>
-            <w:u w:val="single"/>
-          </w:rPr>
-          <w:t>利18:16</w:t>
-        </w:r>
-      </w:hyperlink>
-      <w:r>
-        <w:rPr>
-          <w:lang w:val="zh_TW" w:bidi="zh_TW"/>
-        </w:rPr>
-        <w:t>）存在一些矛盾，因此可能對較嚴格的利未記規定進行了一些修改。表親之間的婚姻，如以撒與利百加，以及雅各與拉結和利亞之間的婚姻，是很常見的。當近親對婚姻感興趣時，幾乎不可能拒絕（</w:t>
-      </w:r>
-      <w:hyperlink r:id="rId47">
-        <w:r>
-          <w:rPr>
-            <w:lang w:val="zh_TW" w:bidi="zh_TW"/>
-          </w:rPr>
-          <w:rPr>
-            <w:color w:val="0000EE"/>
-            <w:u w:val="single"/>
-          </w:rPr>
-          <w:t>多比傳6:13</w:t>
-        </w:r>
-      </w:hyperlink>
-      <w:r>
-        <w:rPr>
-          <w:lang w:val="zh_TW" w:bidi="zh_TW"/>
-        </w:rPr>
-        <w:t>，</w:t>
-      </w:r>
-      <w:hyperlink r:id="rId48">
-        <w:r>
-          <w:rPr>
-            <w:lang w:val="zh_TW" w:bidi="zh_TW"/>
-          </w:rPr>
-          <w:rPr>
-            <w:color w:val="0000EE"/>
-            <w:u w:val="single"/>
-          </w:rPr>
-          <w:t>7:11–12</w:t>
-        </w:r>
-      </w:hyperlink>
-      <w:r>
-        <w:rPr>
-          <w:lang w:val="zh_TW" w:bidi="zh_TW"/>
-        </w:rPr>
-        <w:t>）。摩西是侄子與姑姑婚姻的後代（</w:t>
-      </w:r>
-      <w:hyperlink r:id="rId49">
-        <w:r>
-          <w:rPr>
-            <w:lang w:val="zh_TW" w:bidi="zh_TW"/>
-          </w:rPr>
-          <w:rPr>
-            <w:color w:val="0000EE"/>
-            <w:u w:val="single"/>
-          </w:rPr>
-          <w:t>出6:20</w:t>
-        </w:r>
-      </w:hyperlink>
-      <w:r>
-        <w:rPr>
-          <w:lang w:val="zh_TW" w:bidi="zh_TW"/>
-        </w:rPr>
-        <w:t>；</w:t>
-      </w:r>
-      <w:hyperlink r:id="rId50">
-        <w:r>
-          <w:rPr>
-            <w:lang w:val="zh_TW" w:bidi="zh_TW"/>
-          </w:rPr>
-          <w:rPr>
-            <w:color w:val="0000EE"/>
-            <w:u w:val="single"/>
-          </w:rPr>
-          <w:t>民26:59</w:t>
-        </w:r>
-      </w:hyperlink>
-      <w:r>
-        <w:rPr>
-          <w:lang w:val="zh_TW" w:bidi="zh_TW"/>
-        </w:rPr>
-        <w:t>），這在</w:t>
-      </w:r>
-      <w:hyperlink r:id="rId51">
-        <w:r>
-          <w:rPr>
-            <w:lang w:val="zh_TW" w:bidi="zh_TW"/>
-          </w:rPr>
-          <w:rPr>
-            <w:color w:val="0000EE"/>
-            <w:u w:val="single"/>
-          </w:rPr>
-          <w:t>利未記十八章12至13節</w:t>
-        </w:r>
-      </w:hyperlink>
-      <w:r>
-        <w:rPr>
-          <w:lang w:val="zh_TW" w:bidi="zh_TW"/>
-        </w:rPr>
-        <w:t>和</w:t>
-      </w:r>
-      <w:hyperlink r:id="rId52">
-        <w:r>
-          <w:rPr>
-            <w:lang w:val="zh_TW" w:bidi="zh_TW"/>
-          </w:rPr>
-          <w:rPr>
-            <w:color w:val="0000EE"/>
-            <w:u w:val="single"/>
-          </w:rPr>
-          <w:t>二十章19節</w:t>
-        </w:r>
-      </w:hyperlink>
-      <w:r>
-        <w:rPr>
-          <w:lang w:val="zh_TW" w:bidi="zh_TW"/>
-        </w:rPr>
-        <w:t>中會被禁止，正如雅各同時與兩姐妹的婚姻一樣（</w:t>
-      </w:r>
-      <w:hyperlink r:id="rId53">
-        <w:r>
-          <w:rPr>
-            <w:lang w:val="zh_TW" w:bidi="zh_TW"/>
-          </w:rPr>
-          <w:rPr>
-            <w:color w:val="0000EE"/>
-            <w:u w:val="single"/>
-          </w:rPr>
-          <w:t>創29:30</w:t>
-        </w:r>
-      </w:hyperlink>
-      <w:r>
-        <w:rPr>
-          <w:lang w:val="zh_TW" w:bidi="zh_TW"/>
-        </w:rPr>
-        <w:t>）。</w:t>
-      </w:r>
-    </w:p>
-    <w:p>
-      <w:pPr/>
-      <w:r>
-        <w:rPr>
-          <w:lang w:val="zh_TW" w:bidi="zh_TW"/>
-        </w:rPr>
-      </w:r>
-      <w:r>
-        <w:rPr>
-          <w:lang w:val="zh_TW" w:bidi="zh_TW"/>
-        </w:rPr>
-        <w:t>當以色列人定居在迦南時，他們中有許多人與迦南婦女結婚，這讓那些希望保持希伯來宗教純潔性的人感到不安（</w:t>
-      </w:r>
-      <w:hyperlink r:id="rId54">
-        <w:r>
-          <w:rPr>
-            <w:lang w:val="zh_TW" w:bidi="zh_TW"/>
-          </w:rPr>
-          <w:rPr>
-            <w:color w:val="0000EE"/>
-            <w:u w:val="single"/>
-          </w:rPr>
-          <w:t>王上11:4</w:t>
-        </w:r>
-      </w:hyperlink>
-      <w:r>
-        <w:rPr>
-          <w:lang w:val="zh_TW" w:bidi="zh_TW"/>
-        </w:rPr>
-        <w:t>）。這種通婚在摩西律法下是被禁止的（</w:t>
-      </w:r>
-      <w:hyperlink r:id="rId55">
-        <w:r>
-          <w:rPr>
-            <w:lang w:val="zh_TW" w:bidi="zh_TW"/>
-          </w:rPr>
-          <w:rPr>
-            <w:color w:val="0000EE"/>
-            <w:u w:val="single"/>
-          </w:rPr>
-          <w:t>出34:15–16</w:t>
-        </w:r>
-      </w:hyperlink>
-      <w:r>
-        <w:rPr>
-          <w:lang w:val="zh_TW" w:bidi="zh_TW"/>
-        </w:rPr>
-        <w:t>；</w:t>
-      </w:r>
-      <w:hyperlink r:id="rId56">
-        <w:r>
-          <w:rPr>
-            <w:lang w:val="zh_TW" w:bidi="zh_TW"/>
-          </w:rPr>
-          <w:rPr>
-            <w:color w:val="0000EE"/>
-            <w:u w:val="single"/>
-          </w:rPr>
-          <w:t>申7:3–4</w:t>
-        </w:r>
-      </w:hyperlink>
-      <w:r>
-        <w:rPr>
-          <w:lang w:val="zh_TW" w:bidi="zh_TW"/>
-        </w:rPr>
-        <w:t>），儘管許多以色列人無視這些規定，繼續沉迷於混合婚姻。如果婦女在戰爭中被俘虜，就屬於例外的情況（</w:t>
-      </w:r>
-      <w:hyperlink r:id="rId57">
-        <w:r>
-          <w:rPr>
-            <w:lang w:val="zh_TW" w:bidi="zh_TW"/>
-          </w:rPr>
-          <w:rPr>
-            <w:color w:val="0000EE"/>
-            <w:u w:val="single"/>
-          </w:rPr>
-          <w:t>申21:10–14</w:t>
-        </w:r>
-      </w:hyperlink>
-      <w:r>
-        <w:rPr>
-          <w:lang w:val="zh_TW" w:bidi="zh_TW"/>
-        </w:rPr>
-        <w:t>）。相比之下，參孫娶了一位非利士婦女，她仍然與她的族人在一起，但參孫會定期探望她（</w:t>
-      </w:r>
-      <w:hyperlink r:id="rId58">
-        <w:r>
-          <w:rPr>
-            <w:lang w:val="zh_TW" w:bidi="zh_TW"/>
-          </w:rPr>
-          <w:rPr>
-            <w:color w:val="0000EE"/>
-            <w:u w:val="single"/>
-          </w:rPr>
-          <w:t>士14:8–15:2</w:t>
-        </w:r>
-      </w:hyperlink>
-      <w:r>
-        <w:rPr>
-          <w:lang w:val="zh_TW" w:bidi="zh_TW"/>
-        </w:rPr>
-        <w:t>）。</w:t>
-      </w:r>
-    </w:p>
-    <w:p>
-      <w:pPr/>
-      <w:r>
-        <w:rPr>
-          <w:lang w:val="zh_TW" w:bidi="zh_TW"/>
-        </w:rPr>
-      </w:r>
-      <w:r>
-        <w:rPr>
-          <w:lang w:val="zh_TW" w:bidi="zh_TW"/>
-        </w:rPr>
-        <w:t>通婚對希伯來宗教純潔性的影響是如此之大，以至於在被擄歸回時期，猶太人與外邦妻子結婚的情況下，即使家庭和家園會因此遭摧毀，當時領袖仍命令他們須全面休妻（</w:t>
-      </w:r>
-      <w:hyperlink r:id="rId59">
-        <w:r>
-          <w:rPr>
-            <w:lang w:val="zh_TW" w:bidi="zh_TW"/>
-          </w:rPr>
-          <w:rPr>
-            <w:color w:val="0000EE"/>
-            <w:u w:val="single"/>
-          </w:rPr>
-          <w:t>拉9:2</w:t>
-        </w:r>
-      </w:hyperlink>
-      <w:r>
-        <w:rPr>
-          <w:lang w:val="zh_TW" w:bidi="zh_TW"/>
-        </w:rPr>
-        <w:t>，</w:t>
-      </w:r>
-      <w:hyperlink r:id="rId60">
-        <w:r>
-          <w:rPr>
-            <w:lang w:val="zh_TW" w:bidi="zh_TW"/>
-          </w:rPr>
-          <w:rPr>
-            <w:color w:val="0000EE"/>
-            <w:u w:val="single"/>
-          </w:rPr>
-          <w:t>10:3、16–17</w:t>
-        </w:r>
-      </w:hyperlink>
-      <w:r>
-        <w:rPr>
-          <w:lang w:val="zh_TW" w:bidi="zh_TW"/>
-        </w:rPr>
-        <w:t>），其目的是保持猶太教的純潔。即使在新約時代，保羅也譴責與非基督徒的通婚（</w:t>
-      </w:r>
-      <w:hyperlink r:id="rId61">
-        <w:r>
-          <w:rPr>
-            <w:lang w:val="zh_TW" w:bidi="zh_TW"/>
-          </w:rPr>
-          <w:rPr>
-            <w:color w:val="0000EE"/>
-            <w:u w:val="single"/>
-          </w:rPr>
-          <w:t>林後6:14–15</w:t>
-        </w:r>
-      </w:hyperlink>
-      <w:r>
-        <w:rPr>
-          <w:lang w:val="zh_TW" w:bidi="zh_TW"/>
-        </w:rPr>
-        <w:t>）。</w:t>
-      </w:r>
-    </w:p>
-    <w:p>
-      <w:pPr/>
-      <w:r>
-        <w:rPr>
-          <w:lang w:val="zh_TW" w:bidi="zh_TW"/>
-        </w:rPr>
-      </w:r>
-      <w:r>
-        <w:rPr>
-          <w:lang w:val="zh_TW" w:bidi="zh_TW"/>
-        </w:rPr>
-        <w:t>此外，我們很難估計年輕人結婚的年齡。一個男孩在十幾歲初期就被認為是成年人，而在猶太傳統後期則以成人禮來慶祝這一轉變，成人禮通常在男孩13歲時舉行。</w:t>
-      </w:r>
-    </w:p>
-    <w:p>
-      <w:pPr/>
-      <w:r>
-        <w:rPr>
-          <w:lang w:val="zh_TW" w:bidi="zh_TW"/>
-        </w:rPr>
-      </w:r>
-      <w:r>
-        <w:rPr>
-          <w:lang w:val="zh_TW" w:bidi="zh_TW"/>
-        </w:rPr>
-        <w:t>通常是年輕男子的父母選擇新娘。關於婚姻的討論是在新郎的父母和新娘的父母之間進行的，通常不會徵詢年輕人的意見。家中最年長的必須先結婚（</w:t>
-      </w:r>
-      <w:hyperlink r:id="rId62">
-        <w:r>
-          <w:rPr>
-            <w:lang w:val="zh_TW" w:bidi="zh_TW"/>
-          </w:rPr>
-          <w:rPr>
-            <w:color w:val="0000EE"/>
-            <w:u w:val="single"/>
-          </w:rPr>
-          <w:t>創29:26</w:t>
-        </w:r>
-      </w:hyperlink>
-      <w:r>
-        <w:rPr>
-          <w:lang w:val="zh_TW" w:bidi="zh_TW"/>
-        </w:rPr>
-        <w:t>）。當亞伯拉罕決定以撒是時候該結婚時，他派了一位僕人到他在美索不達米亞的親戚那裡選新娘。僕人聯繫了新娘的兄弟和母親（</w:t>
-      </w:r>
-      <w:hyperlink r:id="rId63">
-        <w:r>
-          <w:rPr>
-            <w:lang w:val="zh_TW" w:bidi="zh_TW"/>
-          </w:rPr>
-          <w:rPr>
-            <w:color w:val="0000EE"/>
-            <w:u w:val="single"/>
-          </w:rPr>
-          <w:t>24:33–53</w:t>
-        </w:r>
-      </w:hyperlink>
-      <w:r>
-        <w:rPr>
-          <w:lang w:val="zh_TW" w:bidi="zh_TW"/>
-        </w:rPr>
-        <w:t>），之後才詢問利百加是否同意（</w:t>
-      </w:r>
-      <w:hyperlink r:id="rId64">
-        <w:r>
-          <w:rPr>
-            <w:lang w:val="zh_TW" w:bidi="zh_TW"/>
-          </w:rPr>
-          <w:rPr>
-            <w:color w:val="0000EE"/>
-            <w:u w:val="single"/>
-          </w:rPr>
-          <w:t>57–58</w:t>
-        </w:r>
-      </w:hyperlink>
-      <w:r>
-        <w:rPr>
-          <w:lang w:val="zh_TW" w:bidi="zh_TW"/>
-        </w:rPr>
-        <w:t>）。她的父親可能無行為能力，否則根本不可能會征詢她的意見。</w:t>
-      </w:r>
-    </w:p>
-    <w:p>
-      <w:pPr/>
-      <w:r>
-        <w:rPr>
-          <w:lang w:val="zh_TW" w:bidi="zh_TW"/>
-        </w:rPr>
-      </w:r>
-      <w:r>
-        <w:rPr>
-          <w:lang w:val="zh_TW" w:bidi="zh_TW"/>
-        </w:rPr>
-        <w:t>年輕人通常娶不起超過一位以上的妻子，因為他們必須付聘金給新娘的父親。 在某些情況下，男人可以用勞動年資來代替聘金（</w:t>
-      </w:r>
-      <w:hyperlink r:id="rId65">
-        <w:r>
-          <w:rPr>
-            <w:lang w:val="zh_TW" w:bidi="zh_TW"/>
-          </w:rPr>
-          <w:rPr>
-            <w:color w:val="0000EE"/>
-            <w:u w:val="single"/>
-          </w:rPr>
-          <w:t>創29:15–30</w:t>
-        </w:r>
-      </w:hyperlink>
-      <w:r>
-        <w:rPr>
-          <w:lang w:val="zh_TW" w:bidi="zh_TW"/>
-        </w:rPr>
-        <w:t>）。 又或者他們可以完成新娘父親所要求的指定任務（</w:t>
-      </w:r>
-      <w:hyperlink r:id="rId66">
-        <w:r>
-          <w:rPr>
-            <w:lang w:val="zh_TW" w:bidi="zh_TW"/>
-          </w:rPr>
-          <w:rPr>
-            <w:color w:val="0000EE"/>
-            <w:u w:val="single"/>
-          </w:rPr>
-          <w:t>撒上18:25–27</w:t>
-        </w:r>
-      </w:hyperlink>
-      <w:r>
-        <w:rPr>
-          <w:lang w:val="zh_TW" w:bidi="zh_TW"/>
-        </w:rPr>
-        <w:t>）。 如果一個男人強姦了一位處女，但後來她父親允許他迎娶他女兒的話，他必須付給她的父親50舍客勒銀幣，然後娶她為妻（</w:t>
-      </w:r>
-      <w:hyperlink r:id="rId67">
-        <w:r>
-          <w:rPr>
-            <w:lang w:val="zh_TW" w:bidi="zh_TW"/>
-          </w:rPr>
-          <w:rPr>
-            <w:color w:val="0000EE"/>
-            <w:u w:val="single"/>
-          </w:rPr>
-          <w:t>申22:28–29</w:t>
-        </w:r>
-      </w:hyperlink>
-      <w:r>
-        <w:rPr>
-          <w:lang w:val="zh_TW" w:bidi="zh_TW"/>
-        </w:rPr>
-        <w:t>）。 這筆款項被視為是一種懲罰和賠償，而不是典型的聘金。</w:t>
-      </w:r>
-    </w:p>
-    <w:p>
-      <w:pPr/>
-      <w:r>
-        <w:rPr>
-          <w:lang w:val="zh_TW" w:bidi="zh_TW"/>
-        </w:rPr>
-      </w:r>
-      <w:r>
-        <w:rPr>
-          <w:lang w:val="zh_TW" w:bidi="zh_TW"/>
-        </w:rPr>
-        <w:t>在第二聖殿時期，處女新娘被認為價值50舍客勒，而寡婦或離婚婦女約值一半。在這段時期，處女新娘通常在周間結婚，以便如果她的丈夫發現她不是處女，他可以在第二天，就是安息日之前向法庭提供證據。寡婦或離婚婦女通常在相當於星期四的日子結婚，這樣她在安息日之前可以有整整一天與她的丈夫相處。</w:t>
-      </w:r>
-    </w:p>
-    <w:p>
-      <w:pPr/>
-      <w:r>
-        <w:rPr>
-          <w:lang w:val="zh_TW" w:bidi="zh_TW"/>
-        </w:rPr>
-      </w:r>
-      <w:r>
-        <w:rPr>
-          <w:lang w:val="zh_TW" w:bidi="zh_TW"/>
-        </w:rPr>
-        <w:t>婚姻是一種在兩個家庭之間的盟約或聯盟。因此，婚姻將他們聯合起來，通過擴展親緣關係來增加群體的規模。在這個社會中，無論親屬關係多麼疏離，人們都會毫不猶豫地承擔其親屬的責任，這一點非常重要。盟約的概念也可能具有政治色彩，例如所羅門與埃及公主的婚姻（</w:t>
-      </w:r>
-      <w:hyperlink r:id="rId68">
-        <w:r>
-          <w:rPr>
-            <w:lang w:val="zh_TW" w:bidi="zh_TW"/>
-          </w:rPr>
-          <w:rPr>
-            <w:color w:val="0000EE"/>
-            <w:u w:val="single"/>
-          </w:rPr>
-          <w:t>王上11:1</w:t>
-        </w:r>
-      </w:hyperlink>
-      <w:r>
-        <w:rPr>
-          <w:lang w:val="zh_TW" w:bidi="zh_TW"/>
-        </w:rPr>
-        <w:t>）或以色列的亞哈與泰爾的耶洗別的婚姻（</w:t>
-      </w:r>
-      <w:hyperlink r:id="rId69">
-        <w:r>
-          <w:rPr>
-            <w:lang w:val="zh_TW" w:bidi="zh_TW"/>
-          </w:rPr>
-          <w:rPr>
-            <w:color w:val="0000EE"/>
-            <w:u w:val="single"/>
-          </w:rPr>
-          <w:t>16:31</w:t>
-        </w:r>
-      </w:hyperlink>
-      <w:r>
-        <w:rPr>
-          <w:lang w:val="zh_TW" w:bidi="zh_TW"/>
-        </w:rPr>
-        <w:t>）。</w:t>
-      </w:r>
-    </w:p>
-    <w:p>
-      <w:pPr/>
-      <w:r>
-        <w:rPr>
-          <w:lang w:val="zh_TW" w:bidi="zh_TW"/>
-        </w:rPr>
-      </w:r>
-      <w:r>
-        <w:rPr>
-          <w:lang w:val="zh_TW" w:bidi="zh_TW"/>
-        </w:rPr>
-        <w:t>盟約的簽訂包括禮物的餽贈，這確立了贈與者和新娘的財富和地位（</w:t>
-      </w:r>
-      <w:hyperlink r:id="rId70">
-        <w:r>
-          <w:rPr>
-            <w:lang w:val="zh_TW" w:bidi="zh_TW"/>
-          </w:rPr>
-          <w:rPr>
-            <w:color w:val="0000EE"/>
-            <w:u w:val="single"/>
-          </w:rPr>
-          <w:t>創34:12</w:t>
-        </w:r>
-      </w:hyperlink>
-      <w:r>
-        <w:rPr>
-          <w:lang w:val="zh_TW" w:bidi="zh_TW"/>
-        </w:rPr>
-        <w:t>）。在古代的近東，人們認為禮物的餽贈也包含了贈與者的一部分，因此贈與者實際上是在獻上部分的自己。這份為盟約蓋上印記的禮物也確立了贈與者對新娘的權柄。</w:t>
-      </w:r>
-    </w:p>
-    <w:p>
-      <w:pPr/>
-      <w:r>
-        <w:rPr>
-          <w:lang w:val="zh_TW" w:bidi="zh_TW"/>
-        </w:rPr>
-      </w:r>
-      <w:r>
-        <w:rPr>
-          <w:lang w:val="zh_TW" w:bidi="zh_TW"/>
-        </w:rPr>
-        <w:t>婚姻程序的下一個階段則是訂婚。訂婚這個詞首先在</w:t>
-      </w:r>
-      <w:hyperlink r:id="rId71">
-        <w:r>
-          <w:rPr>
-            <w:lang w:val="zh_TW" w:bidi="zh_TW"/>
-          </w:rPr>
-          <w:rPr>
-            <w:color w:val="0000EE"/>
-            <w:u w:val="single"/>
-          </w:rPr>
-          <w:t>出埃及記二十二章16節</w:t>
-        </w:r>
-      </w:hyperlink>
-      <w:r>
-        <w:rPr>
-          <w:lang w:val="zh_TW" w:bidi="zh_TW"/>
-        </w:rPr>
-        <w:t>中出現，這個術語在申命記中多次使用（</w:t>
-      </w:r>
-      <w:hyperlink r:id="rId72">
-        <w:r>
-          <w:rPr>
-            <w:lang w:val="zh_TW" w:bidi="zh_TW"/>
-          </w:rPr>
-          <w:rPr>
-            <w:color w:val="0000EE"/>
-            <w:u w:val="single"/>
-          </w:rPr>
-          <w:t>申20:7</w:t>
-        </w:r>
-      </w:hyperlink>
-      <w:r>
-        <w:rPr>
-          <w:lang w:val="zh_TW" w:bidi="zh_TW"/>
-        </w:rPr>
-        <w:t>，</w:t>
-      </w:r>
-      <w:hyperlink r:id="rId73">
-        <w:r>
-          <w:rPr>
-            <w:lang w:val="zh_TW" w:bidi="zh_TW"/>
-          </w:rPr>
-          <w:rPr>
-            <w:color w:val="0000EE"/>
-            <w:u w:val="single"/>
-          </w:rPr>
-          <w:t>22:23–24</w:t>
-        </w:r>
-      </w:hyperlink>
-      <w:r>
-        <w:rPr>
-          <w:lang w:val="zh_TW" w:bidi="zh_TW"/>
-        </w:rPr>
-        <w:t>）。訂婚具有婚姻的法律地位（</w:t>
-      </w:r>
-      <w:hyperlink r:id="rId74">
-        <w:r>
-          <w:rPr>
-            <w:lang w:val="zh_TW" w:bidi="zh_TW"/>
-          </w:rPr>
-          <w:rPr>
-            <w:color w:val="0000EE"/>
-            <w:u w:val="single"/>
-          </w:rPr>
-          <w:t>申28:30</w:t>
-        </w:r>
-      </w:hyperlink>
-      <w:r>
-        <w:rPr>
-          <w:lang w:val="zh_TW" w:bidi="zh_TW"/>
-        </w:rPr>
-        <w:t>；</w:t>
-      </w:r>
-      <w:hyperlink r:id="rId75">
-        <w:r>
-          <w:rPr>
-            <w:lang w:val="zh_TW" w:bidi="zh_TW"/>
-          </w:rPr>
-          <w:rPr>
-            <w:color w:val="0000EE"/>
-            <w:u w:val="single"/>
-          </w:rPr>
-          <w:t>撒下3:14</w:t>
-        </w:r>
-      </w:hyperlink>
-      <w:r>
-        <w:rPr>
-          <w:lang w:val="zh_TW" w:bidi="zh_TW"/>
-        </w:rPr>
-        <w:t>），根據申命記的法律，任何侵犯已訂婚處女的人將被石頭砸死，因為侵犯了鄰居的「妻子」（</w:t>
-      </w:r>
-      <w:hyperlink r:id="rId73">
-        <w:r>
-          <w:rPr>
-            <w:lang w:val="zh_TW" w:bidi="zh_TW"/>
-          </w:rPr>
-          <w:rPr>
-            <w:color w:val="0000EE"/>
-            <w:u w:val="single"/>
-          </w:rPr>
-          <w:t>申22:23–24</w:t>
-        </w:r>
-      </w:hyperlink>
-      <w:r>
-        <w:rPr>
-          <w:lang w:val="zh_TW" w:bidi="zh_TW"/>
-        </w:rPr>
-        <w:t>）。訂婚的意義涉及取得所有資產，其方式類似於接受貢品。然而，訂婚婦女和嫁人為妻之間仍有區別（</w:t>
-      </w:r>
-      <w:hyperlink r:id="rId72">
-        <w:r>
-          <w:rPr>
-            <w:lang w:val="zh_TW" w:bidi="zh_TW"/>
-          </w:rPr>
-          <w:rPr>
-            <w:color w:val="0000EE"/>
-            <w:u w:val="single"/>
-          </w:rPr>
-          <w:t>20:7</w:t>
-        </w:r>
-      </w:hyperlink>
-      <w:r>
-        <w:rPr>
-          <w:lang w:val="zh_TW" w:bidi="zh_TW"/>
-        </w:rPr>
-        <w:t>）。在訂婚期間，準新郎免於服兵役。訂婚被認為是永久正式關係的一部份（</w:t>
-      </w:r>
-      <w:hyperlink r:id="rId76">
-        <w:r>
-          <w:rPr>
-            <w:lang w:val="zh_TW" w:bidi="zh_TW"/>
-          </w:rPr>
-          <w:rPr>
-            <w:color w:val="0000EE"/>
-            <w:u w:val="single"/>
-          </w:rPr>
-          <w:t>太1:18</w:t>
-        </w:r>
-      </w:hyperlink>
-      <w:r>
-        <w:rPr>
-          <w:lang w:val="zh_TW" w:bidi="zh_TW"/>
-        </w:rPr>
-        <w:t>；</w:t>
-      </w:r>
-      <w:hyperlink r:id="rId77">
-        <w:r>
-          <w:rPr>
-            <w:lang w:val="zh_TW" w:bidi="zh_TW"/>
-          </w:rPr>
-          <w:rPr>
-            <w:color w:val="0000EE"/>
-            <w:u w:val="single"/>
-          </w:rPr>
-          <w:t>路1:27</w:t>
-        </w:r>
-      </w:hyperlink>
-      <w:r>
-        <w:rPr>
-          <w:lang w:val="zh_TW" w:bidi="zh_TW"/>
-        </w:rPr>
-        <w:t>，</w:t>
-      </w:r>
-      <w:hyperlink r:id="rId78">
-        <w:r>
-          <w:rPr>
-            <w:lang w:val="zh_TW" w:bidi="zh_TW"/>
-          </w:rPr>
-          <w:rPr>
-            <w:color w:val="0000EE"/>
-            <w:u w:val="single"/>
-          </w:rPr>
-          <w:t>2:5</w:t>
-        </w:r>
-      </w:hyperlink>
-      <w:r>
-        <w:rPr>
-          <w:lang w:val="zh_TW" w:bidi="zh_TW"/>
-        </w:rPr>
-        <w:t>）。</w:t>
-      </w:r>
-    </w:p>
-    <w:p>
-      <w:pPr/>
-      <w:r>
-        <w:rPr>
-          <w:lang w:val="zh_TW" w:bidi="zh_TW"/>
-        </w:rPr>
-      </w:r>
-      <w:r>
-        <w:rPr>
-          <w:lang w:val="zh_TW" w:bidi="zh_TW"/>
-        </w:rPr>
-        <w:t>一個即將娶他人女兒的男子在訂婚時已被視為是女婿（</w:t>
-      </w:r>
-      <w:hyperlink r:id="rId79">
-        <w:r>
-          <w:rPr>
-            <w:lang w:val="zh_TW" w:bidi="zh_TW"/>
-          </w:rPr>
-          <w:rPr>
-            <w:color w:val="0000EE"/>
-            <w:u w:val="single"/>
-          </w:rPr>
-          <w:t>創19:14</w:t>
-        </w:r>
-      </w:hyperlink>
-      <w:r>
-        <w:rPr>
-          <w:lang w:val="zh_TW" w:bidi="zh_TW"/>
-        </w:rPr>
-        <w:t>）。馬利亞作為約瑟的未婚妻，儘管他直到耶穌出生後才與她同房，實際上馬利亞已在訂婚之際就被視為是他的妻子。</w:t>
-      </w:r>
-    </w:p>
-    <w:p>
-      <w:pPr/>
-      <w:r>
-        <w:rPr>
-          <w:lang w:val="zh_TW" w:bidi="zh_TW"/>
-        </w:rPr>
-      </w:r>
-      <w:r>
-        <w:rPr>
-          <w:lang w:val="zh_TW" w:bidi="zh_TW"/>
-        </w:rPr>
-        <w:t>聖經中第一次以筵席慶祝婚禮的記錄是在雅各的故事中（</w:t>
-      </w:r>
-      <w:hyperlink r:id="rId80">
-        <w:r>
-          <w:rPr>
-            <w:lang w:val="zh_TW" w:bidi="zh_TW"/>
-          </w:rPr>
-          <w:rPr>
-            <w:color w:val="0000EE"/>
-            <w:u w:val="single"/>
-          </w:rPr>
-          <w:t>創29:22</w:t>
-        </w:r>
-      </w:hyperlink>
-      <w:r>
-        <w:rPr>
-          <w:lang w:val="zh_TW" w:bidi="zh_TW"/>
-        </w:rPr>
-        <w:t>）。在多比傳（the book of Tobit）一書提及之前，並沒有實際的婚姻契約記錄（</w:t>
-      </w:r>
-      <w:hyperlink r:id="rId81">
-        <w:r>
-          <w:rPr>
-            <w:lang w:val="zh_TW" w:bidi="zh_TW"/>
-          </w:rPr>
-          <w:rPr>
-            <w:color w:val="0000EE"/>
-            <w:u w:val="single"/>
-          </w:rPr>
-          <w:t>多比傳7:12</w:t>
-        </w:r>
-      </w:hyperlink>
-      <w:r>
-        <w:rPr>
-          <w:lang w:val="zh_TW" w:bidi="zh_TW"/>
-        </w:rPr>
-        <w:t>）。這份契約在夫妻同居一週之前不視為有效（</w:t>
-      </w:r>
-      <w:hyperlink r:id="rId82">
-        <w:r>
-          <w:rPr>
-            <w:lang w:val="zh_TW" w:bidi="zh_TW"/>
-          </w:rPr>
-          <w:rPr>
-            <w:color w:val="0000EE"/>
-            <w:u w:val="single"/>
-          </w:rPr>
-          <w:t>創29:27</w:t>
-        </w:r>
-      </w:hyperlink>
-      <w:r>
-        <w:rPr>
-          <w:lang w:val="zh_TW" w:bidi="zh_TW"/>
-        </w:rPr>
-        <w:t>；</w:t>
-      </w:r>
-      <w:hyperlink r:id="rId83">
-        <w:r>
-          <w:rPr>
-            <w:lang w:val="zh_TW" w:bidi="zh_TW"/>
-          </w:rPr>
-          <w:rPr>
-            <w:color w:val="0000EE"/>
-            <w:u w:val="single"/>
-          </w:rPr>
-          <w:t>士14:12、18</w:t>
-        </w:r>
-      </w:hyperlink>
-      <w:r>
-        <w:rPr>
-          <w:lang w:val="zh_TW" w:bidi="zh_TW"/>
-        </w:rPr>
-        <w:t>）。當參孫在七天期限結束前離開新娘時，新娘的父母認為婚姻無效，並將她嫁給另一位男人（</w:t>
-      </w:r>
-      <w:hyperlink r:id="rId84">
-        <w:r>
-          <w:rPr>
-            <w:lang w:val="zh_TW" w:bidi="zh_TW"/>
-          </w:rPr>
-          <w:rPr>
-            <w:color w:val="0000EE"/>
-            <w:u w:val="single"/>
-          </w:rPr>
-          <w:t>士14:20</w:t>
-        </w:r>
-      </w:hyperlink>
-      <w:r>
-        <w:rPr>
-          <w:lang w:val="zh_TW" w:bidi="zh_TW"/>
-        </w:rPr>
-        <w:t>）。</w:t>
-      </w:r>
-    </w:p>
-    <w:p>
-      <w:pPr/>
-      <w:r>
-        <w:rPr>
-          <w:lang w:val="zh_TW" w:bidi="zh_TW"/>
-        </w:rPr>
-      </w:r>
-      <w:r>
-        <w:rPr>
-          <w:lang w:val="zh_TW" w:bidi="zh_TW"/>
-        </w:rPr>
-        <w:t>婚禮是一個家庭極大歡慶的場合。新郎和新娘的特殊服飾（</w:t>
-      </w:r>
-      <w:hyperlink r:id="rId85">
-        <w:r>
-          <w:rPr>
-            <w:lang w:val="zh_TW" w:bidi="zh_TW"/>
-          </w:rPr>
-          <w:rPr>
-            <w:color w:val="0000EE"/>
-            <w:u w:val="single"/>
-          </w:rPr>
-          <w:t>賽61:10</w:t>
-        </w:r>
-      </w:hyperlink>
-      <w:r>
-        <w:rPr>
-          <w:lang w:val="zh_TW" w:bidi="zh_TW"/>
-        </w:rPr>
-        <w:t>；</w:t>
-      </w:r>
-      <w:hyperlink r:id="rId86">
-        <w:r>
-          <w:rPr>
-            <w:lang w:val="zh_TW" w:bidi="zh_TW"/>
-          </w:rPr>
-          <w:rPr>
-            <w:color w:val="0000EE"/>
-            <w:u w:val="single"/>
-          </w:rPr>
-          <w:t>結16:9–13</w:t>
-        </w:r>
-      </w:hyperlink>
-      <w:r>
-        <w:rPr>
-          <w:lang w:val="zh_TW" w:bidi="zh_TW"/>
-        </w:rPr>
-        <w:t>）包括新娘的精美禮服，通常鑲有珠寶（</w:t>
-      </w:r>
-      <w:hyperlink r:id="rId87">
-        <w:r>
-          <w:rPr>
-            <w:lang w:val="zh_TW" w:bidi="zh_TW"/>
-          </w:rPr>
-          <w:rPr>
-            <w:color w:val="0000EE"/>
-            <w:u w:val="single"/>
-          </w:rPr>
-          <w:t>詩45:14–15</w:t>
-        </w:r>
-      </w:hyperlink>
-      <w:r>
-        <w:rPr>
-          <w:lang w:val="zh_TW" w:bidi="zh_TW"/>
-        </w:rPr>
-        <w:t>；</w:t>
-      </w:r>
-      <w:hyperlink r:id="rId85">
-        <w:r>
-          <w:rPr>
-            <w:lang w:val="zh_TW" w:bidi="zh_TW"/>
-          </w:rPr>
-          <w:rPr>
-            <w:color w:val="0000EE"/>
-            <w:u w:val="single"/>
-          </w:rPr>
-          <w:t>賽61:10</w:t>
-        </w:r>
-      </w:hyperlink>
-      <w:r>
-        <w:rPr>
-          <w:lang w:val="zh_TW" w:bidi="zh_TW"/>
-        </w:rPr>
-        <w:t>）和其它的飾物，而新郎則穿著華麗的衣服並戴著冠冕（</w:t>
-      </w:r>
-      <w:hyperlink r:id="rId88">
-        <w:r>
-          <w:rPr>
-            <w:lang w:val="zh_TW" w:bidi="zh_TW"/>
-          </w:rPr>
-          <w:rPr>
-            <w:color w:val="0000EE"/>
-            <w:u w:val="single"/>
-          </w:rPr>
-          <w:t>歌3:11</w:t>
-        </w:r>
-      </w:hyperlink>
-      <w:r>
-        <w:rPr>
-          <w:lang w:val="zh_TW" w:bidi="zh_TW"/>
-        </w:rPr>
-        <w:t>；</w:t>
-      </w:r>
-      <w:hyperlink r:id="rId85">
-        <w:r>
-          <w:rPr>
-            <w:lang w:val="zh_TW" w:bidi="zh_TW"/>
-          </w:rPr>
-          <w:rPr>
-            <w:color w:val="0000EE"/>
-            <w:u w:val="single"/>
-          </w:rPr>
-          <w:t>賽61:10</w:t>
-        </w:r>
-      </w:hyperlink>
-      <w:r>
-        <w:rPr>
-          <w:lang w:val="zh_TW" w:bidi="zh_TW"/>
-        </w:rPr>
-        <w:t>）。新娘戴著面紗（</w:t>
-      </w:r>
-      <w:hyperlink r:id="rId89">
-        <w:r>
-          <w:rPr>
-            <w:lang w:val="zh_TW" w:bidi="zh_TW"/>
-          </w:rPr>
-          <w:rPr>
-            <w:color w:val="0000EE"/>
-            <w:u w:val="single"/>
-          </w:rPr>
-          <w:t>創24:65</w:t>
-        </w:r>
-      </w:hyperlink>
-      <w:r>
-        <w:rPr>
-          <w:lang w:val="zh_TW" w:bidi="zh_TW"/>
-        </w:rPr>
-        <w:t>；</w:t>
-      </w:r>
-      <w:hyperlink r:id="rId90">
-        <w:r>
-          <w:rPr>
-            <w:lang w:val="zh_TW" w:bidi="zh_TW"/>
-          </w:rPr>
-          <w:rPr>
-            <w:color w:val="0000EE"/>
-            <w:u w:val="single"/>
-          </w:rPr>
-          <w:t>歌4:3</w:t>
-        </w:r>
-      </w:hyperlink>
-      <w:r>
-        <w:rPr>
-          <w:lang w:val="zh_TW" w:bidi="zh_TW"/>
-        </w:rPr>
-        <w:t>），這面紗在新房中被取下。這解釋了利百加在她的未婚夫以撒面前需要蒙上面紗的原因（</w:t>
-      </w:r>
-      <w:hyperlink r:id="rId89">
-        <w:r>
-          <w:rPr>
-            <w:lang w:val="zh_TW" w:bidi="zh_TW"/>
-          </w:rPr>
-          <w:rPr>
-            <w:color w:val="0000EE"/>
-            <w:u w:val="single"/>
-          </w:rPr>
-          <w:t>創24:65</w:t>
-        </w:r>
-      </w:hyperlink>
-      <w:r>
-        <w:rPr>
-          <w:lang w:val="zh_TW" w:bidi="zh_TW"/>
-        </w:rPr>
-        <w:t>），也解釋了拉班為何能夠在雅各的婚禮之夜，輕易地用利亞替換拉結的原因（</w:t>
-      </w:r>
-      <w:hyperlink r:id="rId91">
-        <w:r>
-          <w:rPr>
-            <w:lang w:val="zh_TW" w:bidi="zh_TW"/>
-          </w:rPr>
-          <w:rPr>
-            <w:color w:val="0000EE"/>
-            <w:u w:val="single"/>
-          </w:rPr>
-          <w:t>29:23–25</w:t>
-        </w:r>
-      </w:hyperlink>
-      <w:r>
-        <w:rPr>
-          <w:lang w:val="zh_TW" w:bidi="zh_TW"/>
-        </w:rPr>
-        <w:t>）。</w:t>
-      </w:r>
-    </w:p>
-    <w:p>
-      <w:pPr/>
-      <w:r>
-        <w:rPr>
-          <w:lang w:val="zh_TW" w:bidi="zh_TW"/>
-        </w:rPr>
-      </w:r>
-      <w:r>
-        <w:rPr>
-          <w:lang w:val="zh_TW" w:bidi="zh_TW"/>
-        </w:rPr>
-        <w:t>象徵性的儀式有時可能被納入訂婚或婚禮儀式中，例如路得請求波阿斯打開他的衣襟遮蓋她，以表示他要娶她為妻（</w:t>
-      </w:r>
-      <w:hyperlink r:id="rId92">
-        <w:r>
-          <w:rPr>
-            <w:lang w:val="zh_TW" w:bidi="zh_TW"/>
-          </w:rPr>
-          <w:rPr>
-            <w:color w:val="0000EE"/>
-            <w:u w:val="single"/>
-          </w:rPr>
-          <w:t>得3:9</w:t>
-        </w:r>
-      </w:hyperlink>
-      <w:r>
-        <w:rPr>
-          <w:lang w:val="zh_TW" w:bidi="zh_TW"/>
-        </w:rPr>
-        <w:t>）。另一個儀式、禮儀可能是新郎在婚房中正式解下新娘的腰帶，這是一個為新婚夫婦特別準備的房間或帳篷。婚姻通常在第一晚圓房（</w:t>
-      </w:r>
-      <w:hyperlink r:id="rId93">
-        <w:r>
-          <w:rPr>
-            <w:lang w:val="zh_TW" w:bidi="zh_TW"/>
-          </w:rPr>
-          <w:rPr>
-            <w:color w:val="0000EE"/>
-            <w:u w:val="single"/>
-          </w:rPr>
-          <w:t>創29:23</w:t>
-        </w:r>
-      </w:hyperlink>
-      <w:r>
-        <w:rPr>
-          <w:lang w:val="zh_TW" w:bidi="zh_TW"/>
-        </w:rPr>
-        <w:t>；</w:t>
-      </w:r>
-      <w:hyperlink r:id="rId94">
-        <w:r>
-          <w:rPr>
-            <w:lang w:val="zh_TW" w:bidi="zh_TW"/>
-          </w:rPr>
-          <w:rPr>
-            <w:color w:val="0000EE"/>
-            <w:u w:val="single"/>
-          </w:rPr>
-          <w:t>多比傳8:1</w:t>
-        </w:r>
-      </w:hyperlink>
-      <w:r>
-        <w:rPr>
-          <w:lang w:val="zh_TW" w:bidi="zh_TW"/>
-        </w:rPr>
-        <w:t>），而染血的床單則保留作為新娘貞潔的證據。</w:t>
-      </w:r>
-    </w:p>
-    <w:p>
-      <w:pPr/>
-      <w:r>
-        <w:rPr>
-          <w:lang w:val="zh_TW" w:bidi="zh_TW"/>
-        </w:rPr>
-      </w:r>
-      <w:r>
-        <w:rPr>
-          <w:lang w:val="zh_TW" w:bidi="zh_TW"/>
-        </w:rPr>
-        <w:t>與婚姻的盛大遊行和宴會形成鮮明對比，休妻的過程則很簡單。如果一個男人在任何特定事情上發現妻子的過錯，他可以休妻，這項權利直到公元11世紀才遭廢除。然而，休妻是不受鼓勵的，並且隨著時間的推移，這個程序變得更加複雜，受到許多阻礙的限制。</w:t>
-      </w:r>
-    </w:p>
-    <w:p>
-      <w:pPr/>
-      <w:r>
-        <w:rPr>
-          <w:lang w:val="zh_TW" w:bidi="zh_TW"/>
-        </w:rPr>
-      </w:r>
-      <w:r>
-        <w:rPr>
-          <w:lang w:val="zh_TW" w:bidi="zh_TW"/>
-        </w:rPr>
-        <w:t>隨著關於休妻的法律變得更加複雜，程序也變得越來越昂貴。在後來的時期，有時候拉比會提供律師的建議，特別是在有關新娘或其家庭應得財產的歸還等問題上。</w:t>
-      </w:r>
-    </w:p>
-    <w:p>
-      <w:pPr/>
-      <w:r>
-        <w:rPr>
-          <w:lang w:val="zh_TW" w:bidi="zh_TW"/>
-        </w:rPr>
-      </w:r>
-      <w:r>
-        <w:rPr>
-          <w:lang w:val="zh_TW" w:bidi="zh_TW"/>
-        </w:rPr>
-        <w:t>如果發現新娘犯了通姦罪，丈夫便有權休妻。甚至如果丈夫懷疑她不忠，也同樣適用。如果他覺得她違反了正常道德、變節或在管理家庭方面效率不高，他也可以休妻。如果婦女拒絕與丈夫行房至少一年，丈夫便可休妻。其它休妻的理由包括對丈夫或其親屬的侮辱行為、染上不治之症，或拒絕與丈夫隨行搬遷到新的地方。</w:t>
-      </w:r>
-    </w:p>
-    <w:p>
-      <w:pPr/>
-      <w:r>
-        <w:rPr>
-          <w:lang w:val="zh_TW" w:bidi="zh_TW"/>
-        </w:rPr>
-      </w:r>
-      <w:r>
-        <w:rPr>
-          <w:lang w:val="zh_TW" w:bidi="zh_TW"/>
-        </w:rPr>
-        <w:t>總括，妻子的地位十分低微。儘管她提供建議、管理家庭、教育孩子，並在必要時與她的丈夫一起工作，丈夫仍然是她的主人，而她的角色是服從。她不過是個僕人，雖然比奴隸好，因為她不能被賣掉，即使她可以被休掉。</w:t>
-      </w:r>
-    </w:p>
-    <w:p>
-      <w:pPr/>
-      <w:r>
-        <w:rPr>
-          <w:lang w:val="zh_TW" w:bidi="zh_TW"/>
-        </w:rPr>
-      </w:r>
-      <w:r>
-        <w:rPr>
-          <w:lang w:val="zh_TW" w:bidi="zh_TW"/>
-        </w:rPr>
-        <w:t>在舊約中，常用婚姻作比喻，希伯來人和神被比作新娘和新郎（</w:t>
-      </w:r>
-      <w:hyperlink r:id="rId95">
-        <w:r>
-          <w:rPr>
-            <w:lang w:val="zh_TW" w:bidi="zh_TW"/>
-          </w:rPr>
-          <w:rPr>
-            <w:color w:val="0000EE"/>
-            <w:u w:val="single"/>
-          </w:rPr>
-          <w:t>賽62:4–5</w:t>
-        </w:r>
-      </w:hyperlink>
-      <w:r>
-        <w:rPr>
-          <w:lang w:val="zh_TW" w:bidi="zh_TW"/>
-        </w:rPr>
-        <w:t>；</w:t>
-      </w:r>
-      <w:hyperlink r:id="rId96">
-        <w:r>
-          <w:rPr>
-            <w:lang w:val="zh_TW" w:bidi="zh_TW"/>
-          </w:rPr>
-          <w:rPr>
-            <w:color w:val="0000EE"/>
-            <w:u w:val="single"/>
-          </w:rPr>
-          <w:t>耶2:2</w:t>
-        </w:r>
-      </w:hyperlink>
-      <w:r>
-        <w:rPr>
-          <w:lang w:val="zh_TW" w:bidi="zh_TW"/>
-        </w:rPr>
-        <w:t>）。耶利米書將即將降臨猶大的荒涼與婚宴的慶祝做對比（</w:t>
-      </w:r>
-      <w:hyperlink r:id="rId97">
-        <w:r>
-          <w:rPr>
-            <w:lang w:val="zh_TW" w:bidi="zh_TW"/>
-          </w:rPr>
-          <w:rPr>
-            <w:color w:val="0000EE"/>
-            <w:u w:val="single"/>
-          </w:rPr>
-          <w:t>耶7:34</w:t>
-        </w:r>
-      </w:hyperlink>
-      <w:r>
-        <w:rPr>
-          <w:lang w:val="zh_TW" w:bidi="zh_TW"/>
-        </w:rPr>
-        <w:t>，</w:t>
-      </w:r>
-      <w:hyperlink r:id="rId98">
-        <w:r>
-          <w:rPr>
-            <w:lang w:val="zh_TW" w:bidi="zh_TW"/>
-          </w:rPr>
-          <w:rPr>
-            <w:color w:val="0000EE"/>
-            <w:u w:val="single"/>
-          </w:rPr>
-          <w:t>16:9</w:t>
-        </w:r>
-      </w:hyperlink>
-      <w:r>
-        <w:rPr>
-          <w:lang w:val="zh_TW" w:bidi="zh_TW"/>
-        </w:rPr>
-        <w:t>，</w:t>
-      </w:r>
-      <w:hyperlink r:id="rId99">
-        <w:r>
-          <w:rPr>
-            <w:lang w:val="zh_TW" w:bidi="zh_TW"/>
-          </w:rPr>
-          <w:rPr>
-            <w:color w:val="0000EE"/>
-            <w:u w:val="single"/>
-          </w:rPr>
-          <w:t>25:10</w:t>
-        </w:r>
-      </w:hyperlink>
-      <w:r>
-        <w:rPr>
-          <w:lang w:val="zh_TW" w:bidi="zh_TW"/>
-        </w:rPr>
-        <w:t>）。在何西阿書中也用婚姻作比喻，神拒絕與祂妻子以色列的關係（</w:t>
-      </w:r>
-      <w:hyperlink r:id="rId100">
-        <w:r>
-          <w:rPr>
-            <w:lang w:val="zh_TW" w:bidi="zh_TW"/>
-          </w:rPr>
-          <w:rPr>
-            <w:color w:val="0000EE"/>
-            <w:u w:val="single"/>
-          </w:rPr>
-          <w:t>何2:2</w:t>
-        </w:r>
-      </w:hyperlink>
-      <w:r>
-        <w:rPr>
-          <w:lang w:val="zh_TW" w:bidi="zh_TW"/>
-        </w:rPr>
-        <w:t>），但如果她恢復忠心的行為，神願意再次接受她（</w:t>
-      </w:r>
-      <w:hyperlink r:id="rId101">
-        <w:r>
-          <w:rPr>
-            <w:lang w:val="zh_TW" w:bidi="zh_TW"/>
-          </w:rPr>
-          <w:rPr>
-            <w:color w:val="0000EE"/>
-            <w:u w:val="single"/>
-          </w:rPr>
-          <w:t>19–20</w:t>
-        </w:r>
-      </w:hyperlink>
-      <w:r>
-        <w:rPr>
-          <w:lang w:val="zh_TW" w:bidi="zh_TW"/>
-        </w:rPr>
-        <w:t>）。</w:t>
-      </w:r>
-    </w:p>
-    <w:p>
-      <w:pPr/>
-      <w:r>
-        <w:rPr>
-          <w:lang w:val="zh_TW" w:bidi="zh_TW"/>
-        </w:rPr>
-      </w:r>
-      <w:r>
-        <w:rPr>
-          <w:lang w:val="zh_TW" w:bidi="zh_TW"/>
-        </w:rPr>
-        <w:t>在新約中，施洗約翰將他的喜樂比作婚禮上新郎朋友的喜樂（</w:t>
-      </w:r>
-      <w:hyperlink r:id="rId102">
-        <w:r>
-          <w:rPr>
-            <w:lang w:val="zh_TW" w:bidi="zh_TW"/>
-          </w:rPr>
-          <w:rPr>
-            <w:color w:val="0000EE"/>
-            <w:u w:val="single"/>
-          </w:rPr>
-          <w:t>約3:29</w:t>
-        </w:r>
-      </w:hyperlink>
-      <w:r>
-        <w:rPr>
-          <w:lang w:val="zh_TW" w:bidi="zh_TW"/>
-        </w:rPr>
-        <w:t>），而耶穌自己在智慧和愚拙童女的比喻中，提到了婚禮的準備（</w:t>
-      </w:r>
-      <w:hyperlink r:id="rId103">
-        <w:r>
-          <w:rPr>
-            <w:lang w:val="zh_TW" w:bidi="zh_TW"/>
-          </w:rPr>
-          <w:rPr>
-            <w:color w:val="0000EE"/>
-            <w:u w:val="single"/>
-          </w:rPr>
-          <w:t>太25:1–12</w:t>
-        </w:r>
-      </w:hyperlink>
-      <w:r>
-        <w:rPr>
-          <w:lang w:val="zh_TW" w:bidi="zh_TW"/>
-        </w:rPr>
-        <w:t>）。在婚宴的故事中（</w:t>
-      </w:r>
-      <w:hyperlink r:id="rId104">
-        <w:r>
-          <w:rPr>
-            <w:lang w:val="zh_TW" w:bidi="zh_TW"/>
-          </w:rPr>
-          <w:rPr>
-            <w:color w:val="0000EE"/>
-            <w:u w:val="single"/>
-          </w:rPr>
-          <w:t>22:1–14</w:t>
-        </w:r>
-      </w:hyperlink>
-      <w:r>
-        <w:rPr>
-          <w:lang w:val="zh_TW" w:bidi="zh_TW"/>
-        </w:rPr>
-        <w:t>），基督提到在這樣的儀式中為賓客提供婚禮的禮服。基督的教會作為基督的新娘的主題出現在哥林多後書、以弗所書和啟示錄等書中。</w:t>
-      </w:r>
-    </w:p>
-    <w:p>
-      <w:pPr>
-        <w:pStyle w:val="Heading3"/>
-      </w:pPr>
-      <w:r>
-        <w:rPr>
-          <w:lang w:val="zh_TW" w:bidi="zh_TW"/>
-        </w:rPr>
-        <w:t>關於耶穌教導的婚姻和姦淫</w:t>
-      </w:r>
-    </w:p>
-    <w:p>
-      <w:pPr/>
-      <w:r>
-        <w:rPr>
-          <w:lang w:val="zh_TW" w:bidi="zh_TW"/>
-        </w:rPr>
-      </w:r>
-      <w:r>
-        <w:rPr>
-          <w:lang w:val="zh_TW" w:bidi="zh_TW"/>
-        </w:rPr>
-        <w:t>在民事法中，耶穌的教導常常重新調整或強化舊約中的重點。 例如，在舊約的律法中，姦淫似乎主要被理解為一個男人侵犯到另一個男人的婚姻，而不是違反彼此對婚姻的忠誠。 然而，當法利賽人質疑耶穌時，祂指出神創造的原意：一男一女永結一體（</w:t>
-      </w:r>
-      <w:hyperlink r:id="rId105">
-        <w:r>
-          <w:rPr>
-            <w:lang w:val="zh_TW" w:bidi="zh_TW"/>
-          </w:rPr>
-          <w:rPr>
-            <w:color w:val="0000EE"/>
-            <w:u w:val="single"/>
-          </w:rPr>
-          <w:t>可10:2–9</w:t>
-        </w:r>
-      </w:hyperlink>
-      <w:r>
-        <w:rPr>
-          <w:lang w:val="zh_TW" w:bidi="zh_TW"/>
-        </w:rPr>
-        <w:t>）。 祂更進一步宣稱，如果一個男人與妻子離婚並娶了另一位妻子，他就是「犯了姦淫」（</w:t>
-      </w:r>
-      <w:hyperlink r:id="rId106">
-        <w:r>
-          <w:rPr>
-            <w:lang w:val="zh_TW" w:bidi="zh_TW"/>
-          </w:rPr>
-          <w:rPr>
-            <w:color w:val="0000EE"/>
-            <w:u w:val="single"/>
-          </w:rPr>
-          <w:t>11</w:t>
-        </w:r>
-      </w:hyperlink>
-      <w:r>
-        <w:rPr>
-          <w:lang w:val="zh_TW" w:bidi="zh_TW"/>
-        </w:rPr>
-        <w:t>節）——這是對當時普遍接受假設的驚人顛覆。 耶穌藉此肯定了男女在婚姻忠誠方面的道德平等：不忠的丈夫與不忠的妻子同樣犯了通姦罪。 這個教導讓門徒感到驚訝（見</w:t>
-      </w:r>
-      <w:hyperlink r:id="rId107">
-        <w:r>
-          <w:rPr>
-            <w:lang w:val="zh_TW" w:bidi="zh_TW"/>
-          </w:rPr>
-          <w:rPr>
-            <w:color w:val="0000EE"/>
-            <w:u w:val="single"/>
-          </w:rPr>
-          <w:t>太19:10</w:t>
-        </w:r>
-      </w:hyperlink>
-      <w:r>
-        <w:rPr>
-          <w:lang w:val="zh_TW" w:bidi="zh_TW"/>
-        </w:rPr>
-        <w:t>），它展現了耶穌對比當時宗教領袖（</w:t>
-      </w:r>
-      <w:hyperlink r:id="rId108">
-        <w:r>
-          <w:rPr>
-            <w:lang w:val="zh_TW" w:bidi="zh_TW"/>
-          </w:rPr>
-          <w:rPr>
-            <w:color w:val="0000EE"/>
-            <w:u w:val="single"/>
-          </w:rPr>
-          <w:t>5:20</w:t>
-        </w:r>
-      </w:hyperlink>
-      <w:r>
-        <w:rPr>
-          <w:lang w:val="zh_TW" w:bidi="zh_TW"/>
-        </w:rPr>
-        <w:t>）更深的公義的呼籲。</w:t>
-      </w:r>
-    </w:p>
-    <w:p>
-      <w:pPr/>
-      <w:r>
-        <w:rPr>
-          <w:lang w:val="zh_TW" w:bidi="zh_TW"/>
-        </w:rPr>
-      </w:r>
-      <w:r>
-        <w:rPr>
-          <w:lang w:val="zh_TW" w:bidi="zh_TW"/>
-        </w:rPr>
-        <w:t>在馬太福音對耶穌教導的記述中有一點差異，使一些學者認為耶穌並不像上述概要所暗示的那樣嚴格。根據</w:t>
-      </w:r>
-      <w:hyperlink r:id="rId109">
-        <w:r>
-          <w:rPr>
-            <w:lang w:val="zh_TW" w:bidi="zh_TW"/>
-          </w:rPr>
-          <w:rPr>
-            <w:color w:val="0000EE"/>
-            <w:u w:val="single"/>
-          </w:rPr>
-          <w:t>馬太福音十九章9節</w:t>
-        </w:r>
-      </w:hyperlink>
-      <w:r>
-        <w:rPr>
-          <w:lang w:val="zh_TW" w:bidi="zh_TW"/>
-        </w:rPr>
-        <w:t>，妻子的不貞（可能是某種性行為不端）允許受委屈的丈夫休妻並再婚。如果這句話是經文的結束，這種解釋將是流於表面的。然而，從語境來看，更有可能是耶穌允許無辜的配偶與其妻子分開，但不允許再婚。這解釋了為什麼門徒如此震驚，以及為什麼耶穌接著談到有些人為了天國而拒絕結婚（</w:t>
-      </w:r>
-      <w:hyperlink r:id="rId110">
-        <w:r>
-          <w:rPr>
-            <w:lang w:val="zh_TW" w:bidi="zh_TW"/>
-          </w:rPr>
-          <w:rPr>
-            <w:color w:val="0000EE"/>
-            <w:u w:val="single"/>
-          </w:rPr>
-          <w:t>太19:12</w:t>
-        </w:r>
-      </w:hyperlink>
-      <w:r>
-        <w:rPr>
-          <w:lang w:val="zh_TW" w:bidi="zh_TW"/>
-        </w:rPr>
-        <w:t>）。這也是教會在頭五個世紀對這段經文的解釋，他們允許基督徒分開，但不允許再婚（參</w:t>
-      </w:r>
-      <w:hyperlink r:id="rId111">
-        <w:r>
-          <w:rPr>
-            <w:lang w:val="zh_TW" w:bidi="zh_TW"/>
-          </w:rPr>
-          <w:rPr>
-            <w:color w:val="0000EE"/>
-            <w:u w:val="single"/>
-          </w:rPr>
-          <w:t>林前7:11</w:t>
-        </w:r>
-      </w:hyperlink>
-      <w:r>
-        <w:rPr>
-          <w:lang w:val="zh_TW" w:bidi="zh_TW"/>
-        </w:rPr>
-        <w:t>）。</w:t>
-      </w:r>
-    </w:p>
-    <w:p>
-      <w:pPr/>
-      <w:r>
-        <w:rPr>
-          <w:lang w:val="zh_TW" w:bidi="zh_TW"/>
-        </w:rPr>
-      </w:r>
-      <w:r>
-        <w:rPr>
-          <w:i/>
-          <w:lang w:val="zh_TW" w:bidi="zh_TW"/>
-        </w:rPr>
-        <w:t>另見</w:t>
-      </w:r>
-      <w:r>
-        <w:rPr>
-          <w:lang w:val="zh_TW" w:bidi="zh_TW"/>
-        </w:rPr>
-        <w:t xml:space="preserve"> </w:t>
-      </w:r>
-      <w:r>
-        <w:rPr>
-          <w:lang w:val="zh_TW" w:bidi="zh_TW"/>
-        </w:rPr>
-        <w:t>淫亂</w:t>
-      </w:r>
-      <w:r>
-        <w:rPr>
-          <w:lang w:val="zh_TW" w:bidi="zh_TW"/>
-        </w:rPr>
-        <w:t>，</w:t>
-      </w:r>
-      <w:r>
-        <w:rPr>
-          <w:lang w:val="zh_TW" w:bidi="zh_TW"/>
-        </w:rPr>
-        <w:t>民事法和司法</w:t>
-      </w:r>
-      <w:r>
-        <w:rPr>
-          <w:lang w:val="zh_TW" w:bidi="zh_TW"/>
-        </w:rPr>
-        <w:t>，</w:t>
-      </w:r>
-      <w:r>
-        <w:rPr>
-          <w:lang w:val="zh_TW" w:bidi="zh_TW"/>
-        </w:rPr>
-        <w:t>妾</w:t>
-      </w:r>
-      <w:r>
-        <w:rPr>
-          <w:lang w:val="zh_TW" w:bidi="zh_TW"/>
-        </w:rPr>
-        <w:t>，</w:t>
-      </w:r>
-      <w:r>
-        <w:rPr>
-          <w:lang w:val="zh_TW" w:bidi="zh_TW"/>
-        </w:rPr>
-        <w:t>休妻</w:t>
-      </w:r>
-      <w:r>
-        <w:rPr>
-          <w:lang w:val="zh_TW" w:bidi="zh_TW"/>
-        </w:rPr>
-        <w:t>，</w:t>
-      </w:r>
-      <w:r>
-        <w:rPr>
-          <w:lang w:val="zh_TW" w:bidi="zh_TW"/>
-        </w:rPr>
-        <w:t>家庭生活與關係</w:t>
-      </w:r>
-      <w:r>
-        <w:rPr>
-          <w:lang w:val="zh_TW" w:bidi="zh_TW"/>
-        </w:rPr>
-        <w:t>，</w:t>
-      </w:r>
-      <w:r>
-        <w:rPr>
-          <w:lang w:val="zh_TW" w:bidi="zh_TW"/>
-        </w:rPr>
-        <w:t>性，性別</w:t>
-      </w:r>
-      <w:r>
-        <w:rPr>
-          <w:lang w:val="zh_TW" w:bidi="zh_TW"/>
-        </w:rPr>
-        <w:t>，</w:t>
-      </w:r>
-      <w:r>
-        <w:rPr>
-          <w:lang w:val="zh_TW" w:bidi="zh_TW"/>
-        </w:rPr>
-        <w:t>處女</w:t>
+      <w:r>
+        <w:rPr>
+          <w:lang w:val="zh_TW" w:bidi="zh_TW"/>
+        </w:rPr>
+        <w:t>迫害</w:t>
       </w:r>
       <w:r>
         <w:rPr>

--- a/zht/docx/063.content.docx
+++ b/zht/docx/063.content.docx
@@ -149,7 +149,7 @@
         <w:rPr>
           <w:lang w:val="zh_TW" w:bidi="zh_TW"/>
         </w:rPr>
-        <w:t>huan</w:t>
+        <w:t>hua</w:t>
       </w:r>
       <w:r>
         <w:rPr>
@@ -212,7 +212,7 @@
         <w:rPr>
           <w:lang w:val="zh_TW" w:bidi="zh_TW"/>
         </w:rPr>
-        <w:t>患難</w:t>
+        <w:t>話語、神的道、神的話</w:t>
       </w:r>
       <w:r>
         <w:rPr>
@@ -231,7 +231,25 @@
         <w:rPr>
           <w:lang w:val="zh_TW" w:bidi="zh_TW"/>
         </w:rPr>
-        <w:t>痛苦、困擾、麻煩或迫害的經歷。</w:t>
+        <w:t>「話語」是溝通的方式。當人們使用「話語」這個詞時，通常是指說話。然而，當神在歷世歷代「說話」時，祂以不同的方式來傳達祂的意思（</w:t>
+      </w:r>
+      <w:hyperlink r:id="rId13">
+        <w:r>
+          <w:rPr>
+            <w:lang w:val="zh_TW" w:bidi="zh_TW"/>
+          </w:rPr>
+          <w:rPr>
+            <w:color w:val="0000EE"/>
+            <w:u w:val="single"/>
+          </w:rPr>
+          <w:t>來1:1</w:t>
+        </w:r>
+      </w:hyperlink>
+      <w:r>
+        <w:rPr>
+          <w:lang w:val="zh_TW" w:bidi="zh_TW"/>
+        </w:rPr>
+        <w:t>）。神溝通最完整和完美的例子就是祂的兒子耶穌基督。</w:t>
       </w:r>
     </w:p>
     <w:p>
@@ -242,7 +260,7 @@
         <w:rPr>
           <w:lang w:val="zh_TW" w:bidi="zh_TW"/>
         </w:rPr>
-        <w:t>患難常見的例子有哪些？</w:t>
+        <w:t>話語的重要性</w:t>
       </w:r>
     </w:p>
     <w:p>
@@ -256,7 +274,57 @@
         <w:rPr>
           <w:lang w:val="zh_TW" w:bidi="zh_TW"/>
         </w:rPr>
-        <w:t>在新約聖經中，「患難」這個詞語有時指普通人生活中的困難，例如：</w:t>
+        <w:t>在大多數人無法讀寫的社會中，口頭的話語在法律、貿易、宗教、婚姻和名聲等方面顯得格外重要。書面文件如收據、協議和記錄並不那麼實用。誠實的言語和個人的誠信，對於溝通和維持關係至關重要。因此，詩人、先知、故事講述者和教師的話語，會被謹慎地記住，並傳承下去。</w:t>
+      </w:r>
+    </w:p>
+    <w:p>
+      <w:pPr/>
+      <w:r>
+        <w:rPr>
+          <w:lang w:val="zh_TW" w:bidi="zh_TW"/>
+        </w:rPr>
+      </w:r>
+      <w:r>
+        <w:rPr>
+          <w:lang w:val="zh_TW" w:bidi="zh_TW"/>
+        </w:rPr>
+        <w:t>人們非常關注話語的真實性。愚蠢的話、奉承（虛假的讚美）、謊言和有害的言語，被認為是不正當的。在商業、法律和社區生活中，誓言（承諾）非常重要。祝福一旦被說出來，它就具有力量，不能收回（</w:t>
+      </w:r>
+      <w:hyperlink r:id="rId14">
+        <w:r>
+          <w:rPr>
+            <w:lang w:val="zh_TW" w:bidi="zh_TW"/>
+          </w:rPr>
+          <w:rPr>
+            <w:color w:val="0000EE"/>
+            <w:u w:val="single"/>
+          </w:rPr>
+          <w:t>創27:30–38</w:t>
+        </w:r>
+      </w:hyperlink>
+      <w:r>
+        <w:rPr>
+          <w:lang w:val="zh_TW" w:bidi="zh_TW"/>
+        </w:rPr>
+        <w:t>；</w:t>
+      </w:r>
+      <w:hyperlink r:id="rId15">
+        <w:r>
+          <w:rPr>
+            <w:lang w:val="zh_TW" w:bidi="zh_TW"/>
+          </w:rPr>
+          <w:rPr>
+            <w:color w:val="0000EE"/>
+            <w:u w:val="single"/>
+          </w:rPr>
+          <w:t>太10:12–13</w:t>
+        </w:r>
+      </w:hyperlink>
+      <w:r>
+        <w:rPr>
+          <w:lang w:val="zh_TW" w:bidi="zh_TW"/>
+        </w:rPr>
+        <w:t>）。同樣的情況也適用於：</w:t>
       </w:r>
     </w:p>
     <w:p>
@@ -274,9 +342,9 @@
         <w:rPr>
           <w:lang w:val="zh_TW" w:bidi="zh_TW"/>
         </w:rPr>
-        <w:t>分娩的痛苦（</w:t>
-      </w:r>
-      <w:hyperlink r:id="rId13">
+        <w:t>許願（</w:t>
+      </w:r>
+      <w:hyperlink r:id="rId16">
         <w:r>
           <w:rPr>
             <w:lang w:val="zh_TW" w:bidi="zh_TW"/>
@@ -285,7 +353,7 @@
             <w:color w:val="0000EE"/>
             <w:u w:val="single"/>
           </w:rPr>
-          <w:t>約16:21</w:t>
+          <w:t>士11:34–35</w:t>
         </w:r>
       </w:hyperlink>
       <w:r>
@@ -310,9 +378,9 @@
         <w:rPr>
           <w:lang w:val="zh_TW" w:bidi="zh_TW"/>
         </w:rPr>
-        <w:t>婚姻中的憂慮（</w:t>
-      </w:r>
-      <w:hyperlink r:id="rId14">
+        <w:t>咒詛（</w:t>
+      </w:r>
+      <w:hyperlink r:id="rId17">
         <w:r>
           <w:rPr>
             <w:lang w:val="zh_TW" w:bidi="zh_TW"/>
@@ -321,7 +389,7 @@
             <w:color w:val="0000EE"/>
             <w:u w:val="single"/>
           </w:rPr>
-          <w:t>林前7:28</w:t>
+          <w:t>創27:12–13</w:t>
         </w:r>
       </w:hyperlink>
       <w:r>
@@ -329,6 +397,275 @@
           <w:lang w:val="zh_TW" w:bidi="zh_TW"/>
         </w:rPr>
         <w:t>）</w:t>
+      </w:r>
+    </w:p>
+    <w:p>
+      <w:pPr/>
+      <w:r>
+        <w:rPr>
+          <w:lang w:val="zh_TW" w:bidi="zh_TW"/>
+        </w:rPr>
+      </w:r>
+      <w:r>
+        <w:rPr>
+          <w:lang w:val="zh_TW" w:bidi="zh_TW"/>
+        </w:rPr>
+        <w:t>命令的話語，尤其是來自祭司、士師或王的命令，也具有極大的權威（</w:t>
+      </w:r>
+      <w:hyperlink r:id="rId18">
+        <w:r>
+          <w:rPr>
+            <w:lang w:val="zh_TW" w:bidi="zh_TW"/>
+          </w:rPr>
+          <w:rPr>
+            <w:color w:val="0000EE"/>
+            <w:u w:val="single"/>
+          </w:rPr>
+          <w:t>傳8:4</w:t>
+        </w:r>
+      </w:hyperlink>
+      <w:r>
+        <w:rPr>
+          <w:lang w:val="zh_TW" w:bidi="zh_TW"/>
+        </w:rPr>
+        <w:t>）。</w:t>
+      </w:r>
+    </w:p>
+    <w:p>
+      <w:pPr/>
+      <w:r>
+        <w:rPr>
+          <w:lang w:val="zh_TW" w:bidi="zh_TW"/>
+        </w:rPr>
+      </w:r>
+      <w:r>
+        <w:rPr>
+          <w:lang w:val="zh_TW" w:bidi="zh_TW"/>
+        </w:rPr>
+        <w:t>這種對話語的尊重在新約中依然存在。話語揭示了人心中的想法，因此每句隨便的、傷害性的或欺騙性的話，都會受到審判（</w:t>
+      </w:r>
+      <w:hyperlink r:id="rId19">
+        <w:r>
+          <w:rPr>
+            <w:lang w:val="zh_TW" w:bidi="zh_TW"/>
+          </w:rPr>
+          <w:rPr>
+            <w:color w:val="0000EE"/>
+            <w:u w:val="single"/>
+          </w:rPr>
+          <w:t>太12:34–37</w:t>
+        </w:r>
+      </w:hyperlink>
+      <w:r>
+        <w:rPr>
+          <w:lang w:val="zh_TW" w:bidi="zh_TW"/>
+        </w:rPr>
+        <w:t>；</w:t>
+      </w:r>
+      <w:hyperlink r:id="rId20">
+        <w:r>
+          <w:rPr>
+            <w:lang w:val="zh_TW" w:bidi="zh_TW"/>
+          </w:rPr>
+          <w:rPr>
+            <w:color w:val="0000EE"/>
+            <w:u w:val="single"/>
+          </w:rPr>
+          <w:t>5:22</w:t>
+        </w:r>
+      </w:hyperlink>
+      <w:r>
+        <w:rPr>
+          <w:lang w:val="zh_TW" w:bidi="zh_TW"/>
+        </w:rPr>
+        <w:t>），褻瀆神的言語同樣會受到審判（褻瀆，</w:t>
+      </w:r>
+      <w:hyperlink r:id="rId21">
+        <w:r>
+          <w:rPr>
+            <w:lang w:val="zh_TW" w:bidi="zh_TW"/>
+          </w:rPr>
+          <w:rPr>
+            <w:color w:val="0000EE"/>
+            <w:u w:val="single"/>
+          </w:rPr>
+          <w:t>路12:10</w:t>
+        </w:r>
+      </w:hyperlink>
+      <w:r>
+        <w:rPr>
+          <w:lang w:val="zh_TW" w:bidi="zh_TW"/>
+        </w:rPr>
+        <w:t>）。保羅（</w:t>
+      </w:r>
+      <w:hyperlink r:id="rId22">
+        <w:r>
+          <w:rPr>
+            <w:lang w:val="zh_TW" w:bidi="zh_TW"/>
+          </w:rPr>
+          <w:rPr>
+            <w:color w:val="0000EE"/>
+            <w:u w:val="single"/>
+          </w:rPr>
+          <w:t>弗4:29</w:t>
+        </w:r>
+      </w:hyperlink>
+      <w:r>
+        <w:rPr>
+          <w:lang w:val="zh_TW" w:bidi="zh_TW"/>
+        </w:rPr>
+        <w:t>，</w:t>
+      </w:r>
+      <w:hyperlink r:id="rId23">
+        <w:r>
+          <w:rPr>
+            <w:lang w:val="zh_TW" w:bidi="zh_TW"/>
+          </w:rPr>
+          <w:rPr>
+            <w:color w:val="0000EE"/>
+            <w:u w:val="single"/>
+          </w:rPr>
+          <w:t>5:4</w:t>
+        </w:r>
+      </w:hyperlink>
+      <w:r>
+        <w:rPr>
+          <w:lang w:val="zh_TW" w:bidi="zh_TW"/>
+        </w:rPr>
+        <w:t>）和雅各（</w:t>
+      </w:r>
+      <w:hyperlink r:id="rId24">
+        <w:r>
+          <w:rPr>
+            <w:lang w:val="zh_TW" w:bidi="zh_TW"/>
+          </w:rPr>
+          <w:rPr>
+            <w:color w:val="0000EE"/>
+            <w:u w:val="single"/>
+          </w:rPr>
+          <w:t>雅3:1–12</w:t>
+        </w:r>
+      </w:hyperlink>
+      <w:r>
+        <w:rPr>
+          <w:lang w:val="zh_TW" w:bidi="zh_TW"/>
+        </w:rPr>
+        <w:t>）繼承了希伯來人對話語的尊重。</w:t>
+      </w:r>
+    </w:p>
+    <w:p>
+      <w:pPr>
+        <w:pStyle w:val="Heading3"/>
+      </w:pPr>
+      <w:r>
+        <w:rPr>
+          <w:lang w:val="zh_TW" w:bidi="zh_TW"/>
+        </w:rPr>
+        <w:t>神的話</w:t>
+      </w:r>
+    </w:p>
+    <w:p>
+      <w:pPr/>
+      <w:r>
+        <w:rPr>
+          <w:lang w:val="zh_TW" w:bidi="zh_TW"/>
+        </w:rPr>
+      </w:r>
+      <w:r>
+        <w:rPr>
+          <w:lang w:val="zh_TW" w:bidi="zh_TW"/>
+        </w:rPr>
+        <w:t>神的話已經記載在聖經中。祂的話臨到先知，並通過先知傳遞（</w:t>
+      </w:r>
+      <w:hyperlink r:id="rId25">
+        <w:r>
+          <w:rPr>
+            <w:lang w:val="zh_TW" w:bidi="zh_TW"/>
+          </w:rPr>
+          <w:rPr>
+            <w:color w:val="0000EE"/>
+            <w:u w:val="single"/>
+          </w:rPr>
+          <w:t>王上12:22</w:t>
+        </w:r>
+      </w:hyperlink>
+      <w:r>
+        <w:rPr>
+          <w:lang w:val="zh_TW" w:bidi="zh_TW"/>
+        </w:rPr>
+        <w:t>；</w:t>
+      </w:r>
+      <w:hyperlink r:id="rId26">
+        <w:r>
+          <w:rPr>
+            <w:lang w:val="zh_TW" w:bidi="zh_TW"/>
+          </w:rPr>
+          <w:rPr>
+            <w:color w:val="0000EE"/>
+            <w:u w:val="single"/>
+          </w:rPr>
+          <w:t>代上17:3</w:t>
+        </w:r>
+      </w:hyperlink>
+      <w:r>
+        <w:rPr>
+          <w:lang w:val="zh_TW" w:bidi="zh_TW"/>
+        </w:rPr>
+        <w:t>；參</w:t>
+      </w:r>
+      <w:hyperlink r:id="rId27">
+        <w:r>
+          <w:rPr>
+            <w:lang w:val="zh_TW" w:bidi="zh_TW"/>
+          </w:rPr>
+          <w:rPr>
+            <w:color w:val="0000EE"/>
+            <w:u w:val="single"/>
+          </w:rPr>
+          <w:t>路3:2</w:t>
+        </w:r>
+      </w:hyperlink>
+      <w:r>
+        <w:rPr>
+          <w:lang w:val="zh_TW" w:bidi="zh_TW"/>
+        </w:rPr>
+        <w:t>），先知「奉耶和華的命」說話和行事。神的話也透過律法傳達出來，神在西奈山「說」出律法（</w:t>
+      </w:r>
+      <w:hyperlink r:id="rId28">
+        <w:r>
+          <w:rPr>
+            <w:lang w:val="zh_TW" w:bidi="zh_TW"/>
+          </w:rPr>
+          <w:rPr>
+            <w:color w:val="0000EE"/>
+            <w:u w:val="single"/>
+          </w:rPr>
+          <w:t>出20:1</w:t>
+        </w:r>
+      </w:hyperlink>
+      <w:r>
+        <w:rPr>
+          <w:lang w:val="zh_TW" w:bidi="zh_TW"/>
+        </w:rPr>
+        <w:t>）。因此，神的「話」有許多律法同義詞（見</w:t>
+      </w:r>
+      <w:hyperlink r:id="rId29">
+        <w:r>
+          <w:rPr>
+            <w:lang w:val="zh_TW" w:bidi="zh_TW"/>
+          </w:rPr>
+          <w:rPr>
+            <w:color w:val="0000EE"/>
+            <w:u w:val="single"/>
+          </w:rPr>
+          <w:t>詩119章</w:t>
+        </w:r>
+      </w:hyperlink>
+      <w:r>
+        <w:rPr>
+          <w:lang w:val="zh_TW" w:bidi="zh_TW"/>
+        </w:rPr>
+        <w:t>）：</w:t>
       </w:r>
     </w:p>
     <w:p>
@@ -346,25 +683,43 @@
         <w:rPr>
           <w:lang w:val="zh_TW" w:bidi="zh_TW"/>
         </w:rPr>
-        <w:t>寡婦的困苦（</w:t>
-      </w:r>
-      <w:hyperlink r:id="rId15">
-        <w:r>
-          <w:rPr>
-            <w:lang w:val="zh_TW" w:bidi="zh_TW"/>
-          </w:rPr>
-          <w:rPr>
-            <w:color w:val="0000EE"/>
-            <w:u w:val="single"/>
-          </w:rPr>
-          <w:t>雅1:27</w:t>
-        </w:r>
-      </w:hyperlink>
-      <w:r>
-        <w:rPr>
-          <w:lang w:val="zh_TW" w:bidi="zh_TW"/>
-        </w:rPr>
-        <w:t>）</w:t>
+        <w:t>「律例」</w:t>
+      </w:r>
+    </w:p>
+    <w:p>
+      <w:pPr>
+        <w:pStyle w:val="ListBullet"/>
+        <w:spacing w:line="240" w:lineRule="auto"/>
+        <w:ind w:left="720"/>
+      </w:pPr>
+      <w:r>
+        <w:rPr>
+          <w:lang w:val="zh_TW" w:bidi="zh_TW"/>
+        </w:rPr>
+      </w:r>
+      <w:r>
+        <w:rPr>
+          <w:lang w:val="zh_TW" w:bidi="zh_TW"/>
+        </w:rPr>
+        <w:t>「命令」</w:t>
+      </w:r>
+    </w:p>
+    <w:p>
+      <w:pPr>
+        <w:pStyle w:val="ListBullet"/>
+        <w:spacing w:line="240" w:lineRule="auto"/>
+        <w:ind w:left="720"/>
+      </w:pPr>
+      <w:r>
+        <w:rPr>
+          <w:lang w:val="zh_TW" w:bidi="zh_TW"/>
+        </w:rPr>
+      </w:r>
+      <w:r>
+        <w:rPr>
+          <w:lang w:val="zh_TW" w:bidi="zh_TW"/>
+        </w:rPr>
+        <w:t>「訓詞」</w:t>
       </w:r>
     </w:p>
     <w:p>
@@ -378,9 +733,9 @@
         <w:rPr>
           <w:lang w:val="zh_TW" w:bidi="zh_TW"/>
         </w:rPr>
-        <w:t>這些都被稱為患難。像饑荒這樣的重大災難則被稱為「大患難」（</w:t>
-      </w:r>
-      <w:hyperlink r:id="rId16">
+        <w:t>當沒有神的啟示時，就像「饑荒（famine）」一樣（</w:t>
+      </w:r>
+      <w:hyperlink r:id="rId30">
         <w:r>
           <w:rPr>
             <w:lang w:val="zh_TW" w:bidi="zh_TW"/>
@@ -389,25 +744,206 @@
             <w:color w:val="0000EE"/>
             <w:u w:val="single"/>
           </w:rPr>
-          <w:t>徒7:11</w:t>
+          <w:t>撒上3:1</w:t>
         </w:r>
       </w:hyperlink>
       <w:r>
         <w:rPr>
           <w:lang w:val="zh_TW" w:bidi="zh_TW"/>
         </w:rPr>
+        <w:t>）。神的話不僅包括警告和命令，還包含應許。神的每一句話都是可信的（</w:t>
+      </w:r>
+      <w:hyperlink r:id="rId31">
+        <w:r>
+          <w:rPr>
+            <w:lang w:val="zh_TW" w:bidi="zh_TW"/>
+          </w:rPr>
+          <w:rPr>
+            <w:color w:val="0000EE"/>
+            <w:u w:val="single"/>
+          </w:rPr>
+          <w:t>賽31:2</w:t>
+        </w:r>
+      </w:hyperlink>
+      <w:r>
+        <w:rPr>
+          <w:lang w:val="zh_TW" w:bidi="zh_TW"/>
+        </w:rPr>
+        <w:t>），在天上永遠立定（</w:t>
+      </w:r>
+      <w:hyperlink r:id="rId32">
+        <w:r>
+          <w:rPr>
+            <w:lang w:val="zh_TW" w:bidi="zh_TW"/>
+          </w:rPr>
+          <w:rPr>
+            <w:color w:val="0000EE"/>
+            <w:u w:val="single"/>
+          </w:rPr>
+          <w:t>詩119:89</w:t>
+        </w:r>
+      </w:hyperlink>
+      <w:r>
+        <w:rPr>
+          <w:lang w:val="zh_TW" w:bidi="zh_TW"/>
+        </w:rPr>
+        <w:t>；</w:t>
+      </w:r>
+      <w:hyperlink r:id="rId33">
+        <w:r>
+          <w:rPr>
+            <w:lang w:val="zh_TW" w:bidi="zh_TW"/>
+          </w:rPr>
+          <w:rPr>
+            <w:color w:val="0000EE"/>
+            <w:u w:val="single"/>
+          </w:rPr>
+          <w:t>賽40:8</w:t>
+        </w:r>
+      </w:hyperlink>
+      <w:r>
+        <w:rPr>
+          <w:lang w:val="zh_TW" w:bidi="zh_TW"/>
+        </w:rPr>
+        <w:t>），並以神起誓為保證（</w:t>
+      </w:r>
+      <w:hyperlink r:id="rId34">
+        <w:r>
+          <w:rPr>
+            <w:lang w:val="zh_TW" w:bidi="zh_TW"/>
+          </w:rPr>
+          <w:rPr>
+            <w:color w:val="0000EE"/>
+            <w:u w:val="single"/>
+          </w:rPr>
+          <w:t>耶1:12</w:t>
+        </w:r>
+      </w:hyperlink>
+      <w:r>
+        <w:rPr>
+          <w:lang w:val="zh_TW" w:bidi="zh_TW"/>
+        </w:rPr>
+        <w:t>；</w:t>
+      </w:r>
+      <w:hyperlink r:id="rId35">
+        <w:r>
+          <w:rPr>
+            <w:lang w:val="zh_TW" w:bidi="zh_TW"/>
+          </w:rPr>
+          <w:rPr>
+            <w:color w:val="0000EE"/>
+            <w:u w:val="single"/>
+          </w:rPr>
+          <w:t>詩110:4</w:t>
+        </w:r>
+      </w:hyperlink>
+      <w:r>
+        <w:rPr>
+          <w:lang w:val="zh_TW" w:bidi="zh_TW"/>
+        </w:rPr>
+        <w:t>；</w:t>
+      </w:r>
+      <w:hyperlink r:id="rId36">
+        <w:r>
+          <w:rPr>
+            <w:lang w:val="zh_TW" w:bidi="zh_TW"/>
+          </w:rPr>
+          <w:rPr>
+            <w:color w:val="0000EE"/>
+            <w:u w:val="single"/>
+          </w:rPr>
+          <w:t>結12:25、28</w:t>
+        </w:r>
+      </w:hyperlink>
+      <w:r>
+        <w:rPr>
+          <w:lang w:val="zh_TW" w:bidi="zh_TW"/>
+        </w:rPr>
+        <w:t>）。神的話表達了神的心意，並不是沉重的或難以遵行的，反而是喜樂、盼望和保護的泉源，使人不致犯罪（</w:t>
+      </w:r>
+      <w:hyperlink r:id="rId37">
+        <w:r>
+          <w:rPr>
+            <w:lang w:val="zh_TW" w:bidi="zh_TW"/>
+          </w:rPr>
+          <w:rPr>
+            <w:color w:val="0000EE"/>
+            <w:u w:val="single"/>
+          </w:rPr>
+          <w:t>詩1，</w:t>
+        </w:r>
+      </w:hyperlink>
+      <w:hyperlink r:id="rId29">
+        <w:r>
+          <w:rPr>
+            <w:lang w:val="zh_TW" w:bidi="zh_TW"/>
+          </w:rPr>
+          <w:rPr>
+            <w:color w:val="0000EE"/>
+            <w:u w:val="single"/>
+          </w:rPr>
+          <w:t>119章</w:t>
+        </w:r>
+      </w:hyperlink>
+      <w:r>
+        <w:rPr>
+          <w:lang w:val="zh_TW" w:bidi="zh_TW"/>
+        </w:rPr>
+        <w:t>；</w:t>
+      </w:r>
+      <w:hyperlink r:id="rId38">
+        <w:r>
+          <w:rPr>
+            <w:lang w:val="zh_TW" w:bidi="zh_TW"/>
+          </w:rPr>
+          <w:rPr>
+            <w:color w:val="0000EE"/>
+            <w:u w:val="single"/>
+          </w:rPr>
+          <w:t>耶15:16</w:t>
+        </w:r>
+      </w:hyperlink>
+      <w:r>
+        <w:rPr>
+          <w:lang w:val="zh_TW" w:bidi="zh_TW"/>
+        </w:rPr>
+        <w:t>）。人可以靠神的話活著（</w:t>
+      </w:r>
+      <w:hyperlink r:id="rId39">
+        <w:r>
+          <w:rPr>
+            <w:lang w:val="zh_TW" w:bidi="zh_TW"/>
+          </w:rPr>
+          <w:rPr>
+            <w:color w:val="0000EE"/>
+            <w:u w:val="single"/>
+          </w:rPr>
+          <w:t>申8:3</w:t>
+        </w:r>
+      </w:hyperlink>
+      <w:r>
+        <w:rPr>
+          <w:lang w:val="zh_TW" w:bidi="zh_TW"/>
+        </w:rPr>
+        <w:t>；</w:t>
+      </w:r>
+      <w:hyperlink r:id="rId40">
+        <w:r>
+          <w:rPr>
+            <w:lang w:val="zh_TW" w:bidi="zh_TW"/>
+          </w:rPr>
+          <w:rPr>
+            <w:color w:val="0000EE"/>
+            <w:u w:val="single"/>
+          </w:rPr>
+          <w:t>太4:4</w:t>
+        </w:r>
+      </w:hyperlink>
+      <w:r>
+        <w:rPr>
+          <w:lang w:val="zh_TW" w:bidi="zh_TW"/>
+        </w:rPr>
         <w:t>）。</w:t>
-      </w:r>
-    </w:p>
-    <w:p>
-      <w:pPr>
-        <w:pStyle w:val="Heading3"/>
-      </w:pPr>
-      <w:r>
-        <w:rPr>
-          <w:lang w:val="zh_TW" w:bidi="zh_TW"/>
-        </w:rPr>
-        <w:t>耶穌如何講論患難？</w:t>
       </w:r>
     </w:p>
     <w:p>
@@ -421,9 +957,9 @@
         <w:rPr>
           <w:lang w:val="zh_TW" w:bidi="zh_TW"/>
         </w:rPr>
-        <w:t>「患難」一詞有更為具體的意義，就是基督徒的特定經歷。基督的教導，基本上定義了「患難」這個詞語的意義。耶穌說，無論任何時候，只要福音存在於世，大災難就是不可避免的。隨著福音的傳播，大災難和迫害也會隨之出現（</w:t>
-      </w:r>
-      <w:hyperlink r:id="rId17">
+        <w:t>神的話有大能執行祂的旨意。它不會「徒然（empty）」返回祂那裡，而是會成就祂的旨意（</w:t>
+      </w:r>
+      <w:hyperlink r:id="rId41">
         <w:r>
           <w:rPr>
             <w:lang w:val="zh_TW" w:bidi="zh_TW"/>
@@ -432,7 +968,151 @@
             <w:color w:val="0000EE"/>
             <w:u w:val="single"/>
           </w:rPr>
-          <w:t>太13:21</w:t>
+          <w:t>賽55:11</w:t>
+        </w:r>
+      </w:hyperlink>
+      <w:r>
+        <w:rPr>
+          <w:lang w:val="zh_TW" w:bidi="zh_TW"/>
+        </w:rPr>
+        <w:t>）。神憑著祂的話創造了世界，祂的話也持續維持著世界（</w:t>
+      </w:r>
+      <w:hyperlink r:id="rId42">
+        <w:r>
+          <w:rPr>
+            <w:lang w:val="zh_TW" w:bidi="zh_TW"/>
+          </w:rPr>
+          <w:rPr>
+            <w:color w:val="0000EE"/>
+            <w:u w:val="single"/>
+          </w:rPr>
+          <w:t>創1章</w:t>
+        </w:r>
+      </w:hyperlink>
+      <w:r>
+        <w:rPr>
+          <w:lang w:val="zh_TW" w:bidi="zh_TW"/>
+        </w:rPr>
+        <w:t>；</w:t>
+      </w:r>
+      <w:hyperlink r:id="rId43">
+        <w:r>
+          <w:rPr>
+            <w:lang w:val="zh_TW" w:bidi="zh_TW"/>
+          </w:rPr>
+          <w:rPr>
+            <w:color w:val="0000EE"/>
+            <w:u w:val="single"/>
+          </w:rPr>
+          <w:t>詩33:6</w:t>
+        </w:r>
+      </w:hyperlink>
+      <w:r>
+        <w:rPr>
+          <w:lang w:val="zh_TW" w:bidi="zh_TW"/>
+        </w:rPr>
+        <w:t>；參</w:t>
+      </w:r>
+      <w:hyperlink r:id="rId44">
+        <w:r>
+          <w:rPr>
+            <w:lang w:val="zh_TW" w:bidi="zh_TW"/>
+          </w:rPr>
+          <w:rPr>
+            <w:color w:val="0000EE"/>
+            <w:u w:val="single"/>
+          </w:rPr>
+          <w:t>來1:2</w:t>
+        </w:r>
+      </w:hyperlink>
+      <w:r>
+        <w:rPr>
+          <w:lang w:val="zh_TW" w:bidi="zh_TW"/>
+        </w:rPr>
+        <w:t>，</w:t>
+      </w:r>
+      <w:hyperlink r:id="rId45">
+        <w:r>
+          <w:rPr>
+            <w:lang w:val="zh_TW" w:bidi="zh_TW"/>
+          </w:rPr>
+          <w:rPr>
+            <w:color w:val="0000EE"/>
+            <w:u w:val="single"/>
+          </w:rPr>
+          <w:t>11:3</w:t>
+        </w:r>
+      </w:hyperlink>
+      <w:r>
+        <w:rPr>
+          <w:lang w:val="zh_TW" w:bidi="zh_TW"/>
+        </w:rPr>
+        <w:t>；</w:t>
+      </w:r>
+      <w:hyperlink r:id="rId46">
+        <w:r>
+          <w:rPr>
+            <w:lang w:val="zh_TW" w:bidi="zh_TW"/>
+          </w:rPr>
+          <w:rPr>
+            <w:color w:val="0000EE"/>
+            <w:u w:val="single"/>
+          </w:rPr>
+          <w:t>彼後3:5</w:t>
+        </w:r>
+      </w:hyperlink>
+      <w:r>
+        <w:rPr>
+          <w:lang w:val="zh_TW" w:bidi="zh_TW"/>
+        </w:rPr>
+        <w:t>）。最終，這些神的啟示被記錄下來，形成了聖經，成為「神的道」（</w:t>
+      </w:r>
+      <w:hyperlink r:id="rId47">
+        <w:r>
+          <w:rPr>
+            <w:lang w:val="zh_TW" w:bidi="zh_TW"/>
+          </w:rPr>
+          <w:rPr>
+            <w:color w:val="0000EE"/>
+            <w:u w:val="single"/>
+          </w:rPr>
+          <w:t>可7:13</w:t>
+        </w:r>
+      </w:hyperlink>
+      <w:r>
+        <w:rPr>
+          <w:lang w:val="zh_TW" w:bidi="zh_TW"/>
+        </w:rPr>
+        <w:t>；參</w:t>
+      </w:r>
+      <w:hyperlink r:id="rId48">
+        <w:r>
+          <w:rPr>
+            <w:lang w:val="zh_TW" w:bidi="zh_TW"/>
+          </w:rPr>
+          <w:rPr>
+            <w:color w:val="0000EE"/>
+            <w:u w:val="single"/>
+          </w:rPr>
+          <w:t>路16:29–31</w:t>
+        </w:r>
+      </w:hyperlink>
+      <w:r>
+        <w:rPr>
+          <w:lang w:val="zh_TW" w:bidi="zh_TW"/>
+        </w:rPr>
+        <w:t>；</w:t>
+      </w:r>
+      <w:hyperlink r:id="rId49">
+        <w:r>
+          <w:rPr>
+            <w:lang w:val="zh_TW" w:bidi="zh_TW"/>
+          </w:rPr>
+          <w:rPr>
+            <w:color w:val="0000EE"/>
+            <w:u w:val="single"/>
+          </w:rPr>
+          <w:t>約5:39</w:t>
         </w:r>
       </w:hyperlink>
       <w:r>
@@ -453,9 +1133,9 @@
         <w:rPr>
           <w:lang w:val="zh_TW" w:bidi="zh_TW"/>
         </w:rPr>
-        <w:t>耶穌講論末後的時候，仔細發展在教會時代的患難觀念。這個教導的主要出處，來自耶穌在橄欖山上的講章（</w:t>
-      </w:r>
-      <w:hyperlink r:id="rId18">
+        <w:t>耶穌傳講神的話，祂「說話行事都有大能」（</w:t>
+      </w:r>
+      <w:hyperlink r:id="rId50">
         <w:r>
           <w:rPr>
             <w:lang w:val="zh_TW" w:bidi="zh_TW"/>
@@ -464,16 +1144,16 @@
             <w:color w:val="0000EE"/>
             <w:u w:val="single"/>
           </w:rPr>
-          <w:t>太24–25</w:t>
+          <w:t>路24:19</w:t>
         </w:r>
       </w:hyperlink>
       <w:r>
         <w:rPr>
           <w:lang w:val="zh_TW" w:bidi="zh_TW"/>
         </w:rPr>
-        <w:t>；</w:t>
-      </w:r>
-      <w:hyperlink r:id="rId19">
+        <w:t>），並且以權柄教訓人（</w:t>
+      </w:r>
+      <w:hyperlink r:id="rId51">
         <w:r>
           <w:rPr>
             <w:lang w:val="zh_TW" w:bidi="zh_TW"/>
@@ -482,16 +1162,16 @@
             <w:color w:val="0000EE"/>
             <w:u w:val="single"/>
           </w:rPr>
-          <w:t>可13</w:t>
+          <w:t>可1:22、27</w:t>
         </w:r>
       </w:hyperlink>
       <w:r>
         <w:rPr>
           <w:lang w:val="zh_TW" w:bidi="zh_TW"/>
         </w:rPr>
-        <w:t>；</w:t>
-      </w:r>
-      <w:hyperlink r:id="rId20">
+        <w:t>）。祂的話對自然界、疾病、惡鬼，甚至死亡都有權柄（</w:t>
+      </w:r>
+      <w:hyperlink r:id="rId52">
         <w:r>
           <w:rPr>
             <w:lang w:val="zh_TW" w:bidi="zh_TW"/>
@@ -500,16 +1180,16 @@
             <w:color w:val="0000EE"/>
             <w:u w:val="single"/>
           </w:rPr>
-          <w:t>路21</w:t>
+          <w:t>太8:8、13</w:t>
         </w:r>
       </w:hyperlink>
       <w:r>
         <w:rPr>
           <w:lang w:val="zh_TW" w:bidi="zh_TW"/>
         </w:rPr>
-        <w:t>）。這個唯一的教導為門徒說明，末後大災難的情況和明確的時間框架。耶穌預測了大災難的開始、規模和結局。這個大災難的教導，是耶穌私下給予十二門徒的（</w:t>
-      </w:r>
-      <w:hyperlink r:id="rId21">
+        <w:t>）。耶穌的「天國道理」像是播種在願意的心田中，當它被接受，就會生出為神結的果子（</w:t>
+      </w:r>
+      <w:hyperlink r:id="rId53">
         <w:r>
           <w:rPr>
             <w:lang w:val="zh_TW" w:bidi="zh_TW"/>
@@ -518,14 +1198,265 @@
             <w:color w:val="0000EE"/>
             <w:u w:val="single"/>
           </w:rPr>
-          <w:t>太24:3</w:t>
+          <w:t>太13:19</w:t>
         </w:r>
       </w:hyperlink>
       <w:r>
         <w:rPr>
           <w:lang w:val="zh_TW" w:bidi="zh_TW"/>
         </w:rPr>
-        <w:t>）。</w:t>
+        <w:t>；</w:t>
+      </w:r>
+      <w:hyperlink r:id="rId54">
+        <w:r>
+          <w:rPr>
+            <w:lang w:val="zh_TW" w:bidi="zh_TW"/>
+          </w:rPr>
+          <w:rPr>
+            <w:color w:val="0000EE"/>
+            <w:u w:val="single"/>
+          </w:rPr>
+          <w:t>可4:14</w:t>
+        </w:r>
+      </w:hyperlink>
+      <w:r>
+        <w:rPr>
+          <w:lang w:val="zh_TW" w:bidi="zh_TW"/>
+        </w:rPr>
+        <w:t>）。耶穌的話潔淨了祂的門徒，並使他們得自由（</w:t>
+      </w:r>
+      <w:hyperlink r:id="rId55">
+        <w:r>
+          <w:rPr>
+            <w:lang w:val="zh_TW" w:bidi="zh_TW"/>
+          </w:rPr>
+          <w:rPr>
+            <w:color w:val="0000EE"/>
+            <w:u w:val="single"/>
+          </w:rPr>
+          <w:t>約8:31</w:t>
+        </w:r>
+      </w:hyperlink>
+      <w:r>
+        <w:rPr>
+          <w:lang w:val="zh_TW" w:bidi="zh_TW"/>
+        </w:rPr>
+        <w:t>，</w:t>
+      </w:r>
+      <w:hyperlink r:id="rId56">
+        <w:r>
+          <w:rPr>
+            <w:lang w:val="zh_TW" w:bidi="zh_TW"/>
+          </w:rPr>
+          <w:rPr>
+            <w:color w:val="0000EE"/>
+            <w:u w:val="single"/>
+          </w:rPr>
+          <w:t>12:48</w:t>
+        </w:r>
+      </w:hyperlink>
+      <w:r>
+        <w:rPr>
+          <w:lang w:val="zh_TW" w:bidi="zh_TW"/>
+        </w:rPr>
+        <w:t>，</w:t>
+      </w:r>
+      <w:hyperlink r:id="rId57">
+        <w:r>
+          <w:rPr>
+            <w:lang w:val="zh_TW" w:bidi="zh_TW"/>
+          </w:rPr>
+          <w:rPr>
+            <w:color w:val="0000EE"/>
+            <w:u w:val="single"/>
+          </w:rPr>
+          <w:t>15:3</w:t>
+        </w:r>
+      </w:hyperlink>
+      <w:r>
+        <w:rPr>
+          <w:lang w:val="zh_TW" w:bidi="zh_TW"/>
+        </w:rPr>
+        <w:t>，</w:t>
+      </w:r>
+      <w:hyperlink r:id="rId58">
+        <w:r>
+          <w:rPr>
+            <w:lang w:val="zh_TW" w:bidi="zh_TW"/>
+          </w:rPr>
+          <w:rPr>
+            <w:color w:val="0000EE"/>
+            <w:u w:val="single"/>
+          </w:rPr>
+          <w:t>17:14</w:t>
+        </w:r>
+      </w:hyperlink>
+      <w:r>
+        <w:rPr>
+          <w:lang w:val="zh_TW" w:bidi="zh_TW"/>
+        </w:rPr>
+        <w:t>）。教會所傳講的信心之道（</w:t>
+      </w:r>
+      <w:hyperlink r:id="rId59">
+        <w:r>
+          <w:rPr>
+            <w:lang w:val="zh_TW" w:bidi="zh_TW"/>
+          </w:rPr>
+          <w:rPr>
+            <w:color w:val="0000EE"/>
+            <w:u w:val="single"/>
+          </w:rPr>
+          <w:t>羅10:8</w:t>
+        </w:r>
+      </w:hyperlink>
+      <w:hyperlink r:id="rId60">
+        <w:r>
+          <w:rPr>
+            <w:lang w:val="zh_TW" w:bidi="zh_TW"/>
+          </w:rPr>
+          <w:rPr>
+            <w:color w:val="0000EE"/>
+            <w:u w:val="single"/>
+          </w:rPr>
+          <w:t>–</w:t>
+        </w:r>
+      </w:hyperlink>
+      <w:hyperlink r:id="rId59">
+        <w:r>
+          <w:rPr>
+            <w:lang w:val="zh_TW" w:bidi="zh_TW"/>
+          </w:rPr>
+          <w:rPr>
+            <w:color w:val="0000EE"/>
+            <w:u w:val="single"/>
+          </w:rPr>
+          <w:t>9、17</w:t>
+        </w:r>
+      </w:hyperlink>
+      <w:r>
+        <w:rPr>
+          <w:lang w:val="zh_TW" w:bidi="zh_TW"/>
+        </w:rPr>
+        <w:t>）有各種不同的描述：</w:t>
+      </w:r>
+    </w:p>
+    <w:p>
+      <w:pPr>
+        <w:pStyle w:val="ListBullet"/>
+        <w:spacing w:line="240" w:lineRule="auto"/>
+        <w:ind w:left="720"/>
+      </w:pPr>
+      <w:r>
+        <w:rPr>
+          <w:lang w:val="zh_TW" w:bidi="zh_TW"/>
+        </w:rPr>
+      </w:r>
+      <w:r>
+        <w:rPr>
+          <w:lang w:val="zh_TW" w:bidi="zh_TW"/>
+        </w:rPr>
+        <w:t>救恩（salvation）之道</w:t>
+      </w:r>
+    </w:p>
+    <w:p>
+      <w:pPr>
+        <w:pStyle w:val="ListBullet"/>
+        <w:spacing w:line="240" w:lineRule="auto"/>
+        <w:ind w:left="720"/>
+      </w:pPr>
+      <w:r>
+        <w:rPr>
+          <w:lang w:val="zh_TW" w:bidi="zh_TW"/>
+        </w:rPr>
+      </w:r>
+      <w:r>
+        <w:rPr>
+          <w:lang w:val="zh_TW" w:bidi="zh_TW"/>
+        </w:rPr>
+        <w:t>恩典（grace）之道</w:t>
+      </w:r>
+    </w:p>
+    <w:p>
+      <w:pPr>
+        <w:pStyle w:val="ListBullet"/>
+        <w:spacing w:line="240" w:lineRule="auto"/>
+        <w:ind w:left="720"/>
+      </w:pPr>
+      <w:r>
+        <w:rPr>
+          <w:lang w:val="zh_TW" w:bidi="zh_TW"/>
+        </w:rPr>
+      </w:r>
+      <w:r>
+        <w:rPr>
+          <w:lang w:val="zh_TW" w:bidi="zh_TW"/>
+        </w:rPr>
+        <w:t>和好（reconciliation）之道</w:t>
+      </w:r>
+    </w:p>
+    <w:p>
+      <w:pPr>
+        <w:pStyle w:val="ListBullet"/>
+        <w:spacing w:line="240" w:lineRule="auto"/>
+        <w:ind w:left="720"/>
+      </w:pPr>
+      <w:r>
+        <w:rPr>
+          <w:lang w:val="zh_TW" w:bidi="zh_TW"/>
+        </w:rPr>
+      </w:r>
+      <w:r>
+        <w:rPr>
+          <w:lang w:val="zh_TW" w:bidi="zh_TW"/>
+        </w:rPr>
+        <w:t>福音（the gospel）之道</w:t>
+      </w:r>
+    </w:p>
+    <w:p>
+      <w:pPr>
+        <w:pStyle w:val="ListBullet"/>
+        <w:spacing w:line="240" w:lineRule="auto"/>
+        <w:ind w:left="720"/>
+      </w:pPr>
+      <w:r>
+        <w:rPr>
+          <w:lang w:val="zh_TW" w:bidi="zh_TW"/>
+        </w:rPr>
+      </w:r>
+      <w:r>
+        <w:rPr>
+          <w:lang w:val="zh_TW" w:bidi="zh_TW"/>
+        </w:rPr>
+        <w:t>公義（righteousness）之道</w:t>
+      </w:r>
+    </w:p>
+    <w:p>
+      <w:pPr>
+        <w:pStyle w:val="ListBullet"/>
+        <w:spacing w:line="240" w:lineRule="auto"/>
+        <w:ind w:left="720"/>
+      </w:pPr>
+      <w:r>
+        <w:rPr>
+          <w:lang w:val="zh_TW" w:bidi="zh_TW"/>
+        </w:rPr>
+      </w:r>
+      <w:r>
+        <w:rPr>
+          <w:lang w:val="zh_TW" w:bidi="zh_TW"/>
+        </w:rPr>
+        <w:t>生命（life）之道</w:t>
+      </w:r>
+    </w:p>
+    <w:p>
+      <w:pPr>
+        <w:pStyle w:val="Heading3"/>
+      </w:pPr>
+      <w:r>
+        <w:rPr>
+          <w:lang w:val="zh_TW" w:bidi="zh_TW"/>
+        </w:rPr>
+        <w:t>神的道</w:t>
       </w:r>
     </w:p>
     <w:p>
@@ -539,43 +1470,33 @@
         <w:rPr>
           <w:lang w:val="zh_TW" w:bidi="zh_TW"/>
         </w:rPr>
-        <w:t>耶穌告訴十二門徒，他們將會承受患難。這患難意味著，門徒會因祂的名字而遭受致死的逼迫（</w:t>
-      </w:r>
-      <w:hyperlink r:id="rId22">
-        <w:r>
-          <w:rPr>
-            <w:lang w:val="zh_TW" w:bidi="zh_TW"/>
-          </w:rPr>
-          <w:rPr>
-            <w:color w:val="0000EE"/>
-            <w:u w:val="single"/>
-          </w:rPr>
-          <w:t>太24:9</w:t>
-        </w:r>
-      </w:hyperlink>
-      <w:r>
-        <w:rPr>
-          <w:lang w:val="zh_TW" w:bidi="zh_TW"/>
-        </w:rPr>
-        <w:t>）。這教導指向一個觀念，即患難將在歷史上影響許多地方的基督徒。耶穌對十二門徒預言，說他們將成為災難的直接受害者（</w:t>
-      </w:r>
-      <w:hyperlink r:id="rId23">
-        <w:r>
-          <w:rPr>
-            <w:lang w:val="zh_TW" w:bidi="zh_TW"/>
-          </w:rPr>
-          <w:rPr>
-            <w:color w:val="0000EE"/>
-            <w:u w:val="single"/>
-          </w:rPr>
-          <w:t>太24:8</w:t>
-        </w:r>
-      </w:hyperlink>
-      <w:r>
-        <w:rPr>
-          <w:lang w:val="zh_TW" w:bidi="zh_TW"/>
-        </w:rPr>
-        <w:t>），就是明確的起點。</w:t>
+        <w:t>在約翰福音的開頭，約翰稱神的兒子為「道（the Word）」。作為「道」，子完全啟示並傳達了神。「道」的希臘文是</w:t>
+      </w:r>
+      <w:r>
+        <w:rPr>
+          <w:i/>
+          <w:lang w:val="zh_TW" w:bidi="zh_TW"/>
+        </w:rPr>
+        <w:t>logos</w:t>
+      </w:r>
+      <w:r>
+        <w:rPr>
+          <w:lang w:val="zh_TW" w:bidi="zh_TW"/>
+        </w:rPr>
+        <w:t>，這個詞在希臘文化中有兩個主要含義。它可以指人的內在思想或理性，也可以指思想的表達，即言語。在希臘哲學中，</w:t>
+      </w:r>
+      <w:r>
+        <w:rPr>
+          <w:i/>
+          <w:lang w:val="zh_TW" w:bidi="zh_TW"/>
+        </w:rPr>
+        <w:t>logos</w:t>
+      </w:r>
+      <w:r>
+        <w:rPr>
+          <w:lang w:val="zh_TW" w:bidi="zh_TW"/>
+        </w:rPr>
+        <w:t xml:space="preserve"> 也意味著宇宙的原則或創造宇宙的能量。</w:t>
       </w:r>
     </w:p>
     <w:p>
@@ -589,9 +1510,22 @@
         <w:rPr>
           <w:lang w:val="zh_TW" w:bidi="zh_TW"/>
         </w:rPr>
-        <w:t>同一群門徒將見證先知但以理所預言的耶路撒冷「大災難」（</w:t>
-      </w:r>
-      <w:hyperlink r:id="rId24">
+        <w:t>在猶太和希臘思想中，</w:t>
+      </w:r>
+      <w:r>
+        <w:rPr>
+          <w:i/>
+          <w:lang w:val="zh_TW" w:bidi="zh_TW"/>
+        </w:rPr>
+        <w:t>logos</w:t>
+      </w:r>
+      <w:r>
+        <w:rPr>
+          <w:lang w:val="zh_TW" w:bidi="zh_TW"/>
+        </w:rPr>
+        <w:t>與創始的概念有關——世界是藉著神的道創造的（</w:t>
+      </w:r>
+      <w:hyperlink r:id="rId61">
         <w:r>
           <w:rPr>
             <w:lang w:val="zh_TW" w:bidi="zh_TW"/>
@@ -600,10 +1534,16 @@
             <w:color w:val="0000EE"/>
             <w:u w:val="single"/>
           </w:rPr>
-          <w:t>太24:15</w:t>
+          <w:t>創1:3</w:t>
         </w:r>
       </w:hyperlink>
-      <w:hyperlink r:id="rId18">
+      <w:r>
+        <w:rPr>
+          <w:lang w:val="zh_TW" w:bidi="zh_TW"/>
+        </w:rPr>
+        <w:t>及其下文，重複地出現「神說」這個短語）。約翰考慮過這些想法，但他最可能是創造了一個新的概念來識別神的兒子是神在人類形象中的表達（</w:t>
+      </w:r>
+      <w:hyperlink r:id="rId62">
         <w:r>
           <w:rPr>
             <w:lang w:val="zh_TW" w:bidi="zh_TW"/>
@@ -612,85 +1552,14 @@
             <w:color w:val="0000EE"/>
             <w:u w:val="single"/>
           </w:rPr>
-          <w:t>–</w:t>
+          <w:t>約1:14</w:t>
         </w:r>
       </w:hyperlink>
-      <w:hyperlink r:id="rId24">
-        <w:r>
-          <w:rPr>
-            <w:lang w:val="zh_TW" w:bidi="zh_TW"/>
-          </w:rPr>
-          <w:rPr>
-            <w:color w:val="0000EE"/>
-            <w:u w:val="single"/>
-          </w:rPr>
-          <w:t>21</w:t>
-        </w:r>
-      </w:hyperlink>
-      <w:r>
-        <w:rPr>
-          <w:lang w:val="zh_TW" w:bidi="zh_TW"/>
-        </w:rPr>
-        <w:t>）。這段經文清楚表明，耶穌指的是公元70年耶路撒冷被毀滅。耶路撒冷被羅馬軍團攻陷，被視為持續大災難的象徵。馬太本人在</w:t>
-      </w:r>
-      <w:hyperlink r:id="rId25">
-        <w:r>
-          <w:rPr>
-            <w:lang w:val="zh_TW" w:bidi="zh_TW"/>
-          </w:rPr>
-          <w:rPr>
-            <w:color w:val="0000EE"/>
-            <w:u w:val="single"/>
-          </w:rPr>
-          <w:t>二十四章15節</w:t>
-        </w:r>
-      </w:hyperlink>
-      <w:r>
-        <w:rPr>
-          <w:lang w:val="zh_TW" w:bidi="zh_TW"/>
-        </w:rPr>
-        <w:t>中作了評語，說「</w:t>
-      </w:r>
-      <w:r>
-        <w:rPr>
-          <w:lang w:val="zh_TW" w:bidi="zh_TW"/>
-        </w:rPr>
-        <w:t>讀這經的人須要會意</w:t>
-      </w:r>
-      <w:r>
-        <w:rPr>
-          <w:lang w:val="zh_TW" w:bidi="zh_TW"/>
-        </w:rPr>
-        <w:t>」。這提醒了他的原始讀者，耶穌的預言會在他們有生之年應驗。</w:t>
-      </w:r>
-      <w:hyperlink r:id="rId26">
-        <w:r>
-          <w:rPr>
-            <w:lang w:val="zh_TW" w:bidi="zh_TW"/>
-          </w:rPr>
-          <w:rPr>
-            <w:color w:val="0000EE"/>
-            <w:u w:val="single"/>
-          </w:rPr>
-          <w:t>路加福音二十一章20至24節</w:t>
-        </w:r>
-      </w:hyperlink>
-      <w:r>
-        <w:rPr>
-          <w:lang w:val="zh_TW" w:bidi="zh_TW"/>
-        </w:rPr>
-        <w:t>的平行段落清楚表明，非猶太人將在猶太耶路撒冷毀滅後長期統治。這就是公元70年耶路撒冷淪陷後發生的事情。</w:t>
-      </w:r>
-    </w:p>
-    <w:p>
-      <w:pPr>
-        <w:pStyle w:val="Heading3"/>
-      </w:pPr>
-      <w:r>
-        <w:rPr>
-          <w:lang w:val="zh_TW" w:bidi="zh_TW"/>
-        </w:rPr>
-        <w:t>基督徒應如何回應患難？</w:t>
+      <w:r>
+        <w:rPr>
+          <w:lang w:val="zh_TW" w:bidi="zh_TW"/>
+        </w:rPr>
+        <w:t>）。</w:t>
       </w:r>
     </w:p>
     <w:p>
@@ -704,27 +1573,9 @@
         <w:rPr>
           <w:lang w:val="zh_TW" w:bidi="zh_TW"/>
         </w:rPr>
-        <w:t>新約聖經警告信徒，要知道患難將會發生。新約聖經也定義了信徒對患難的適當回應：</w:t>
-      </w:r>
-    </w:p>
-    <w:p>
-      <w:pPr>
-        <w:pStyle w:val="ListBullet"/>
-        <w:spacing w:line="240" w:lineRule="auto"/>
-        <w:ind w:left="720"/>
-      </w:pPr>
-      <w:r>
-        <w:rPr>
-          <w:lang w:val="zh_TW" w:bidi="zh_TW"/>
-        </w:rPr>
-      </w:r>
-      <w:r>
-        <w:rPr>
-          <w:lang w:val="zh_TW" w:bidi="zh_TW"/>
-        </w:rPr>
-        <w:t>基督徒應該在苦難中滿有喜樂，因為他們結出好果子。患難能使人生出忍耐和老練的力量（</w:t>
-      </w:r>
-      <w:hyperlink r:id="rId27">
+        <w:t>子是那不能看見之神的形像（</w:t>
+      </w:r>
+      <w:hyperlink r:id="rId63">
         <w:r>
           <w:rPr>
             <w:lang w:val="zh_TW" w:bidi="zh_TW"/>
@@ -733,10 +1584,16 @@
             <w:color w:val="0000EE"/>
             <w:u w:val="single"/>
           </w:rPr>
-          <w:t>羅5:3</w:t>
+          <w:t>西1:15</w:t>
         </w:r>
       </w:hyperlink>
-      <w:hyperlink r:id="rId18">
+      <w:r>
+        <w:rPr>
+          <w:lang w:val="zh_TW" w:bidi="zh_TW"/>
+        </w:rPr>
+        <w:t>），是神本體的真像（</w:t>
+      </w:r>
+      <w:hyperlink r:id="rId64">
         <w:r>
           <w:rPr>
             <w:lang w:val="zh_TW" w:bidi="zh_TW"/>
@@ -745,10 +1602,16 @@
             <w:color w:val="0000EE"/>
             <w:u w:val="single"/>
           </w:rPr>
-          <w:t>–</w:t>
+          <w:t>來1:3</w:t>
         </w:r>
       </w:hyperlink>
-      <w:hyperlink r:id="rId27">
+      <w:r>
+        <w:rPr>
+          <w:lang w:val="zh_TW" w:bidi="zh_TW"/>
+        </w:rPr>
+        <w:t>）。在神格（Godhead）中，子啟示並使神為人所知，這是約翰福音中的一個關鍵主題。約翰在約翰壹書中使用了類似的稱號：「生命之道」（</w:t>
+      </w:r>
+      <w:hyperlink r:id="rId65">
         <w:r>
           <w:rPr>
             <w:lang w:val="zh_TW" w:bidi="zh_TW"/>
@@ -757,34 +1620,16 @@
             <w:color w:val="0000EE"/>
             <w:u w:val="single"/>
           </w:rPr>
-          <w:t>4</w:t>
+          <w:t>約一1:1–3</w:t>
         </w:r>
       </w:hyperlink>
       <w:r>
         <w:rPr>
           <w:lang w:val="zh_TW" w:bidi="zh_TW"/>
         </w:rPr>
-        <w:t>）。</w:t>
-      </w:r>
-    </w:p>
-    <w:p>
-      <w:pPr>
-        <w:pStyle w:val="ListBullet"/>
-        <w:spacing w:line="240" w:lineRule="auto"/>
-        <w:ind w:left="720"/>
-      </w:pPr>
-      <w:r>
-        <w:rPr>
-          <w:lang w:val="zh_TW" w:bidi="zh_TW"/>
-        </w:rPr>
-      </w:r>
-      <w:r>
-        <w:rPr>
-          <w:lang w:val="zh_TW" w:bidi="zh_TW"/>
-        </w:rPr>
-        <w:t>他們應該心存忍耐，因為神會安慰忠心的人（</w:t>
-      </w:r>
-      <w:hyperlink r:id="rId28">
+        <w:t>）。在</w:t>
+      </w:r>
+      <w:hyperlink r:id="rId66">
         <w:r>
           <w:rPr>
             <w:lang w:val="zh_TW" w:bidi="zh_TW"/>
@@ -793,68 +1638,14 @@
             <w:color w:val="0000EE"/>
             <w:u w:val="single"/>
           </w:rPr>
-          <w:t>羅12:12</w:t>
+          <w:t>啟示錄十九章11至16節</w:t>
         </w:r>
       </w:hyperlink>
       <w:r>
         <w:rPr>
           <w:lang w:val="zh_TW" w:bidi="zh_TW"/>
         </w:rPr>
-        <w:t>；</w:t>
-      </w:r>
-      <w:hyperlink r:id="rId29">
-        <w:r>
-          <w:rPr>
-            <w:lang w:val="zh_TW" w:bidi="zh_TW"/>
-          </w:rPr>
-          <w:rPr>
-            <w:color w:val="0000EE"/>
-            <w:u w:val="single"/>
-          </w:rPr>
-          <w:t>林後1:4</w:t>
-        </w:r>
-      </w:hyperlink>
-      <w:r>
-        <w:rPr>
-          <w:lang w:val="zh_TW" w:bidi="zh_TW"/>
-        </w:rPr>
-        <w:t>）。</w:t>
-      </w:r>
-    </w:p>
-    <w:p>
-      <w:pPr>
-        <w:pStyle w:val="ListBullet"/>
-        <w:spacing w:line="240" w:lineRule="auto"/>
-        <w:ind w:left="720"/>
-      </w:pPr>
-      <w:r>
-        <w:rPr>
-          <w:lang w:val="zh_TW" w:bidi="zh_TW"/>
-        </w:rPr>
-      </w:r>
-      <w:r>
-        <w:rPr>
-          <w:lang w:val="zh_TW" w:bidi="zh_TW"/>
-        </w:rPr>
-        <w:t>他們應該明白，患難是為了預備信徒，迎接在永恆中的榮耀（</w:t>
-      </w:r>
-      <w:hyperlink r:id="rId30">
-        <w:r>
-          <w:rPr>
-            <w:lang w:val="zh_TW" w:bidi="zh_TW"/>
-          </w:rPr>
-          <w:rPr>
-            <w:color w:val="0000EE"/>
-            <w:u w:val="single"/>
-          </w:rPr>
-          <w:t>林後4:17</w:t>
-        </w:r>
-      </w:hyperlink>
-      <w:r>
-        <w:rPr>
-          <w:lang w:val="zh_TW" w:bidi="zh_TW"/>
-        </w:rPr>
-        <w:t>）。</w:t>
+        <w:t>中，耶穌被顯明為萬王之王、萬主之主，祂有一個名字：「神的道（the Word of God）」。</w:t>
       </w:r>
     </w:p>
     <w:p>
@@ -866,60 +1657,10 @@
       </w:r>
       <w:r>
         <w:rPr>
-          <w:lang w:val="zh_TW" w:bidi="zh_TW"/>
-        </w:rPr>
-        <w:t>在歷史上，基督徒享有財富和自由是罕見的。歷史上大多數信徒都經歷苦難。教會一直是遭受逼迫的小數群體，在一個不友好的世界堅忍。對於免受患難的基督徒來說，患難似乎適用歷史上較後的時段。</w:t>
-      </w:r>
-    </w:p>
-    <w:p>
-      <w:pPr/>
-      <w:r>
-        <w:rPr>
-          <w:lang w:val="zh_TW" w:bidi="zh_TW"/>
-        </w:rPr>
-      </w:r>
-      <w:r>
-        <w:rPr>
-          <w:lang w:val="zh_TW" w:bidi="zh_TW"/>
-        </w:rPr>
-        <w:t>大多數基督徒正面臨壓迫、拒絕、困難和迫害。由於這個原因，耶穌預言的患難是持續存在的現實。患難的嚴重程度可能會有所不同，惟基督的承諾依然真實：「</w:t>
-      </w:r>
-      <w:r>
-        <w:rPr>
-          <w:lang w:val="zh_TW" w:bidi="zh_TW"/>
-        </w:rPr>
-        <w:t>在世上，你們有苦難；但你們可以放心，我已經勝了世界。</w:t>
-      </w:r>
-      <w:r>
-        <w:rPr>
-          <w:lang w:val="zh_TW" w:bidi="zh_TW"/>
-        </w:rPr>
-        <w:t>」（</w:t>
-      </w:r>
-      <w:hyperlink r:id="rId31">
-        <w:r>
-          <w:rPr>
-            <w:lang w:val="zh_TW" w:bidi="zh_TW"/>
-          </w:rPr>
-          <w:rPr>
-            <w:color w:val="0000EE"/>
-            <w:u w:val="single"/>
-          </w:rPr>
-          <w:t>約16:33</w:t>
-        </w:r>
-      </w:hyperlink>
-      <w:r>
-        <w:rPr>
-          <w:lang w:val="zh_TW" w:bidi="zh_TW"/>
-        </w:rPr>
-        <w:t>）。</w:t>
-      </w:r>
-      <w:r>
-        <w:rPr>
           <w:i/>
           <w:lang w:val="zh_TW" w:bidi="zh_TW"/>
         </w:rPr>
-        <w:t>見</w:t>
+        <w:t>另見</w:t>
       </w:r>
       <w:r>
         <w:rPr>
@@ -931,7 +1672,7 @@
         <w:rPr>
           <w:lang w:val="zh_TW" w:bidi="zh_TW"/>
         </w:rPr>
-        <w:t>苦難</w:t>
+        <w:t>聖經</w:t>
       </w:r>
       <w:r>
         <w:rPr>
@@ -943,7 +1684,7 @@
         <w:rPr>
           <w:lang w:val="zh_TW" w:bidi="zh_TW"/>
         </w:rPr>
-        <w:t>末世論</w:t>
+        <w:t>約翰福音</w:t>
       </w:r>
       <w:r>
         <w:rPr>
@@ -955,7 +1696,19 @@
         <w:rPr>
           <w:lang w:val="zh_TW" w:bidi="zh_TW"/>
         </w:rPr>
-        <w:t>迫害</w:t>
+        <w:t>道</w:t>
+      </w:r>
+      <w:r>
+        <w:rPr>
+          <w:lang w:val="zh_TW" w:bidi="zh_TW"/>
+        </w:rPr>
+        <w:t>；</w:t>
+      </w:r>
+      <w:r>
+        <w:rPr>
+          <w:lang w:val="zh_TW" w:bidi="zh_TW"/>
+        </w:rPr>
+        <w:t>啟示</w:t>
       </w:r>
       <w:r>
         <w:rPr>

--- a/zht/docx/063.content.docx
+++ b/zht/docx/063.content.docx
@@ -149,7 +149,7 @@
         <w:rPr>
           <w:lang w:val="zh_TW" w:bidi="zh_TW"/>
         </w:rPr>
-        <w:t>hua</w:t>
+        <w:t>hu</w:t>
       </w:r>
       <w:r>
         <w:rPr>
@@ -212,7 +212,7 @@
         <w:rPr>
           <w:lang w:val="zh_TW" w:bidi="zh_TW"/>
         </w:rPr>
-        <w:t>話語、神的道、神的話</w:t>
+        <w:t>戶反，戶反族</w:t>
       </w:r>
       <w:r>
         <w:rPr>
@@ -231,7 +231,7 @@
         <w:rPr>
           <w:lang w:val="zh_TW" w:bidi="zh_TW"/>
         </w:rPr>
-        <w:t>「話語」是溝通的方式。當人們使用「話語」這個詞時，通常是指說話。然而，當神在歷世歷代「說話」時，祂以不同的方式來傳達祂的意思（</w:t>
+        <w:t>便雅憫人，也是戶反族的祖先（</w:t>
       </w:r>
       <w:hyperlink r:id="rId13">
         <w:r>
@@ -242,53 +242,14 @@
             <w:color w:val="0000EE"/>
             <w:u w:val="single"/>
           </w:rPr>
-          <w:t>來1:1</w:t>
+          <w:t>民26:39</w:t>
         </w:r>
       </w:hyperlink>
       <w:r>
         <w:rPr>
           <w:lang w:val="zh_TW" w:bidi="zh_TW"/>
         </w:rPr>
-        <w:t>）。神溝通最完整和完美的例子就是祂的兒子耶穌基督。</w:t>
-      </w:r>
-    </w:p>
-    <w:p>
-      <w:pPr>
-        <w:pStyle w:val="Heading3"/>
-      </w:pPr>
-      <w:r>
-        <w:rPr>
-          <w:lang w:val="zh_TW" w:bidi="zh_TW"/>
-        </w:rPr>
-        <w:t>話語的重要性</w:t>
-      </w:r>
-    </w:p>
-    <w:p>
-      <w:pPr/>
-      <w:r>
-        <w:rPr>
-          <w:lang w:val="zh_TW" w:bidi="zh_TW"/>
-        </w:rPr>
-      </w:r>
-      <w:r>
-        <w:rPr>
-          <w:lang w:val="zh_TW" w:bidi="zh_TW"/>
-        </w:rPr>
-        <w:t>在大多數人無法讀寫的社會中，口頭的話語在法律、貿易、宗教、婚姻和名聲等方面顯得格外重要。書面文件如收據、協議和記錄並不那麼實用。誠實的言語和個人的誠信，對於溝通和維持關係至關重要。因此，詩人、先知、故事講述者和教師的話語，會被謹慎地記住，並傳承下去。</w:t>
-      </w:r>
-    </w:p>
-    <w:p>
-      <w:pPr/>
-      <w:r>
-        <w:rPr>
-          <w:lang w:val="zh_TW" w:bidi="zh_TW"/>
-        </w:rPr>
-      </w:r>
-      <w:r>
-        <w:rPr>
-          <w:lang w:val="zh_TW" w:bidi="zh_TW"/>
-        </w:rPr>
-        <w:t>人們非常關注話語的真實性。愚蠢的話、奉承（虛假的讚美）、謊言和有害的言語，被認為是不正當的。在商業、法律和社區生活中，誓言（承諾）非常重要。祝福一旦被說出來，它就具有力量，不能收回（</w:t>
+        <w:t>）；他可能與戶平（</w:t>
       </w:r>
       <w:hyperlink r:id="rId14">
         <w:r>
@@ -299,7 +260,7 @@
             <w:color w:val="0000EE"/>
             <w:u w:val="single"/>
           </w:rPr>
-          <w:t>創27:30–38</w:t>
+          <w:t>創46:21</w:t>
         </w:r>
       </w:hyperlink>
       <w:r>
@@ -317,32 +278,14 @@
             <w:color w:val="0000EE"/>
             <w:u w:val="single"/>
           </w:rPr>
-          <w:t>太10:12–13</w:t>
+          <w:t>代上7:12、15</w:t>
         </w:r>
       </w:hyperlink>
       <w:r>
         <w:rPr>
           <w:lang w:val="zh_TW" w:bidi="zh_TW"/>
         </w:rPr>
-        <w:t>）。同樣的情況也適用於：</w:t>
-      </w:r>
-    </w:p>
-    <w:p>
-      <w:pPr>
-        <w:pStyle w:val="ListBullet"/>
-        <w:spacing w:line="240" w:lineRule="auto"/>
-        <w:ind w:left="720"/>
-      </w:pPr>
-      <w:r>
-        <w:rPr>
-          <w:lang w:val="zh_TW" w:bidi="zh_TW"/>
-        </w:rPr>
-      </w:r>
-      <w:r>
-        <w:rPr>
-          <w:lang w:val="zh_TW" w:bidi="zh_TW"/>
-        </w:rPr>
-        <w:t>許願（</w:t>
+        <w:t>，又譯戶品）和戶蘭（</w:t>
       </w:r>
       <w:hyperlink r:id="rId16">
         <w:r>
@@ -353,32 +296,107 @@
             <w:color w:val="0000EE"/>
             <w:u w:val="single"/>
           </w:rPr>
-          <w:t>士11:34–35</w:t>
+          <w:t>代上8:5</w:t>
         </w:r>
       </w:hyperlink>
       <w:r>
         <w:rPr>
           <w:lang w:val="zh_TW" w:bidi="zh_TW"/>
         </w:rPr>
-        <w:t>）</w:t>
+        <w:t>）是同一人。</w:t>
       </w:r>
     </w:p>
     <w:p>
-      <w:pPr>
-        <w:pStyle w:val="ListBullet"/>
-        <w:spacing w:line="240" w:lineRule="auto"/>
-        <w:ind w:left="720"/>
-      </w:pPr>
-      <w:r>
-        <w:rPr>
-          <w:lang w:val="zh_TW" w:bidi="zh_TW"/>
-        </w:rPr>
-      </w:r>
-      <w:r>
-        <w:rPr>
-          <w:lang w:val="zh_TW" w:bidi="zh_TW"/>
-        </w:rPr>
-        <w:t>咒詛（</w:t>
+      <w:pPr/>
+      <w:r>
+        <w:rPr>
+          <w:lang w:val="zh_TW" w:bidi="zh_TW"/>
+        </w:rPr>
+      </w:r>
+      <w:r>
+        <w:rPr>
+          <w:i/>
+          <w:lang w:val="zh_TW" w:bidi="zh_TW"/>
+        </w:rPr>
+        <w:t>另見</w:t>
+      </w:r>
+      <w:r>
+        <w:rPr>
+          <w:lang w:val="zh_TW" w:bidi="zh_TW"/>
+        </w:rPr>
+        <w:t xml:space="preserve"> </w:t>
+      </w:r>
+      <w:r>
+        <w:rPr>
+          <w:lang w:val="zh_TW" w:bidi="zh_TW"/>
+        </w:rPr>
+        <w:t>戶平</w:t>
+      </w:r>
+      <w:r>
+        <w:rPr>
+          <w:lang w:val="zh_TW" w:bidi="zh_TW"/>
+        </w:rPr>
+        <w:t>；</w:t>
+      </w:r>
+      <w:r>
+        <w:rPr>
+          <w:lang w:val="zh_TW" w:bidi="zh_TW"/>
+        </w:rPr>
+        <w:t>戶蘭#1</w:t>
+      </w:r>
+      <w:r>
+        <w:rPr>
+          <w:lang w:val="zh_TW" w:bidi="zh_TW"/>
+        </w:rPr>
+        <w:t>。</w:t>
+      </w:r>
+      <w:r>
+        <w:rPr>
+          <w:lang w:val="zh_TW" w:bidi="zh_TW"/>
+        </w:rPr>
+      </w:r>
+      <w:r>
+        <w:rPr>
+          <w:lang w:val="zh_TW" w:bidi="zh_TW"/>
+        </w:rPr>
+      </w:r>
+    </w:p>
+    <w:p>
+      <w:pPr/>
+      <w:r>
+        <w:rPr>
+          <w:lang w:val="zh_TW" w:bidi="zh_TW"/>
+        </w:rPr>
+      </w:r>
+    </w:p>
+    <w:p>
+      <w:pPr>
+        <w:pStyle w:val="Heading2"/>
+      </w:pPr>
+      <w:r>
+        <w:rPr>
+          <w:lang w:val="zh_TW" w:bidi="zh_TW"/>
+        </w:rPr>
+        <w:t>戶勒</w:t>
+      </w:r>
+      <w:r>
+        <w:rPr>
+          <w:lang w:val="zh_TW" w:bidi="zh_TW"/>
+        </w:rPr>
+      </w:r>
+    </w:p>
+    <w:p>
+      <w:pPr/>
+      <w:r>
+        <w:rPr>
+          <w:lang w:val="zh_TW" w:bidi="zh_TW"/>
+        </w:rPr>
+      </w:r>
+      <w:r>
+        <w:rPr>
+          <w:lang w:val="zh_TW" w:bidi="zh_TW"/>
+        </w:rPr>
+        <w:t>亞蘭的兒子，閃的孫子（</w:t>
       </w:r>
       <w:hyperlink r:id="rId17">
         <w:r>
@@ -389,28 +407,14 @@
             <w:color w:val="0000EE"/>
             <w:u w:val="single"/>
           </w:rPr>
-          <w:t>創27:12–13</w:t>
+          <w:t>創10:23</w:t>
         </w:r>
       </w:hyperlink>
       <w:r>
         <w:rPr>
           <w:lang w:val="zh_TW" w:bidi="zh_TW"/>
         </w:rPr>
-        <w:t>）</w:t>
-      </w:r>
-    </w:p>
-    <w:p>
-      <w:pPr/>
-      <w:r>
-        <w:rPr>
-          <w:lang w:val="zh_TW" w:bidi="zh_TW"/>
-        </w:rPr>
-      </w:r>
-      <w:r>
-        <w:rPr>
-          <w:lang w:val="zh_TW" w:bidi="zh_TW"/>
-        </w:rPr>
-        <w:t>命令的話語，尤其是來自祭司、士師或王的命令，也具有極大的權威（</w:t>
+        <w:t>；</w:t>
       </w:r>
       <w:hyperlink r:id="rId18">
         <w:r>
@@ -421,7 +425,7 @@
             <w:color w:val="0000EE"/>
             <w:u w:val="single"/>
           </w:rPr>
-          <w:t>傳8:4</w:t>
+          <w:t>代上1:17</w:t>
         </w:r>
       </w:hyperlink>
       <w:r>
@@ -429,6 +433,16 @@
           <w:lang w:val="zh_TW" w:bidi="zh_TW"/>
         </w:rPr>
         <w:t>）。</w:t>
+      </w:r>
+      <w:r>
+        <w:rPr>
+          <w:lang w:val="zh_TW" w:bidi="zh_TW"/>
+        </w:rPr>
+      </w:r>
+      <w:r>
+        <w:rPr>
+          <w:lang w:val="zh_TW" w:bidi="zh_TW"/>
+        </w:rPr>
       </w:r>
     </w:p>
     <w:p>
@@ -438,11 +452,137 @@
           <w:lang w:val="zh_TW" w:bidi="zh_TW"/>
         </w:rPr>
       </w:r>
-      <w:r>
-        <w:rPr>
-          <w:lang w:val="zh_TW" w:bidi="zh_TW"/>
-        </w:rPr>
-        <w:t>這種對話語的尊重在新約中依然存在。話語揭示了人心中的想法，因此每句隨便的、傷害性的或欺騙性的話，都會受到審判（</w:t>
+    </w:p>
+    <w:p>
+      <w:pPr>
+        <w:pStyle w:val="Heading2"/>
+      </w:pPr>
+      <w:r>
+        <w:rPr>
+          <w:lang w:val="zh_TW" w:bidi="zh_TW"/>
+        </w:rPr>
+        <w:t>戶平</w:t>
+      </w:r>
+      <w:r>
+        <w:rPr>
+          <w:lang w:val="zh_TW" w:bidi="zh_TW"/>
+        </w:rPr>
+      </w:r>
+    </w:p>
+    <w:p>
+      <w:pPr/>
+      <w:r>
+        <w:rPr>
+          <w:lang w:val="zh_TW" w:bidi="zh_TW"/>
+        </w:rPr>
+      </w:r>
+      <w:r>
+        <w:rPr>
+          <w:lang w:val="zh_TW" w:bidi="zh_TW"/>
+        </w:rPr>
+        <w:t>可能是以珥（以利）的兒子，也是便雅憫的後裔，出於比拉的家系（</w:t>
+      </w:r>
+      <w:hyperlink r:id="rId14">
+        <w:r>
+          <w:rPr>
+            <w:lang w:val="zh_TW" w:bidi="zh_TW"/>
+          </w:rPr>
+          <w:rPr>
+            <w:color w:val="0000EE"/>
+            <w:u w:val="single"/>
+          </w:rPr>
+          <w:t>創46:21</w:t>
+        </w:r>
+      </w:hyperlink>
+      <w:r>
+        <w:rPr>
+          <w:lang w:val="zh_TW" w:bidi="zh_TW"/>
+        </w:rPr>
+        <w:t>；</w:t>
+      </w:r>
+      <w:hyperlink r:id="rId15">
+        <w:r>
+          <w:rPr>
+            <w:lang w:val="zh_TW" w:bidi="zh_TW"/>
+          </w:rPr>
+          <w:rPr>
+            <w:color w:val="0000EE"/>
+            <w:u w:val="single"/>
+          </w:rPr>
+          <w:t>代上7:12、15</w:t>
+        </w:r>
+      </w:hyperlink>
+      <w:r>
+        <w:rPr>
+          <w:lang w:val="zh_TW" w:bidi="zh_TW"/>
+        </w:rPr>
+        <w:t>，又譯戶品）。戶平很可能是戶反的另一種譯法；戶反是便雅憫支派中戶反族的祖先（</w:t>
+      </w:r>
+      <w:hyperlink r:id="rId13">
+        <w:r>
+          <w:rPr>
+            <w:lang w:val="zh_TW" w:bidi="zh_TW"/>
+          </w:rPr>
+          <w:rPr>
+            <w:color w:val="0000EE"/>
+            <w:u w:val="single"/>
+          </w:rPr>
+          <w:t>民26:39</w:t>
+        </w:r>
+      </w:hyperlink>
+      <w:r>
+        <w:rPr>
+          <w:lang w:val="zh_TW" w:bidi="zh_TW"/>
+        </w:rPr>
+        <w:t>）。他的確切家譜已難以確定。</w:t>
+      </w:r>
+      <w:r>
+        <w:rPr>
+          <w:lang w:val="zh_TW" w:bidi="zh_TW"/>
+        </w:rPr>
+      </w:r>
+      <w:r>
+        <w:rPr>
+          <w:lang w:val="zh_TW" w:bidi="zh_TW"/>
+        </w:rPr>
+      </w:r>
+    </w:p>
+    <w:p>
+      <w:pPr/>
+      <w:r>
+        <w:rPr>
+          <w:lang w:val="zh_TW" w:bidi="zh_TW"/>
+        </w:rPr>
+      </w:r>
+    </w:p>
+    <w:p>
+      <w:pPr>
+        <w:pStyle w:val="Heading2"/>
+      </w:pPr>
+      <w:r>
+        <w:rPr>
+          <w:lang w:val="zh_TW" w:bidi="zh_TW"/>
+        </w:rPr>
+        <w:t>戶珊</w:t>
+      </w:r>
+      <w:r>
+        <w:rPr>
+          <w:lang w:val="zh_TW" w:bidi="zh_TW"/>
+        </w:rPr>
+      </w:r>
+    </w:p>
+    <w:p>
+      <w:pPr/>
+      <w:r>
+        <w:rPr>
+          <w:lang w:val="zh_TW" w:bidi="zh_TW"/>
+        </w:rPr>
+      </w:r>
+      <w:r>
+        <w:rPr>
+          <w:lang w:val="zh_TW" w:bidi="zh_TW"/>
+        </w:rPr>
+        <w:t>提幔人，其接續約巴作以東王（</w:t>
       </w:r>
       <w:hyperlink r:id="rId19">
         <w:r>
@@ -453,7 +593,7 @@
             <w:color w:val="0000EE"/>
             <w:u w:val="single"/>
           </w:rPr>
-          <w:t>太12:34–37</w:t>
+          <w:t>創36:34–35</w:t>
         </w:r>
       </w:hyperlink>
       <w:r>
@@ -471,14 +611,70 @@
             <w:color w:val="0000EE"/>
             <w:u w:val="single"/>
           </w:rPr>
-          <w:t>5:22</w:t>
+          <w:t>代上1:45–46</w:t>
         </w:r>
       </w:hyperlink>
       <w:r>
         <w:rPr>
           <w:lang w:val="zh_TW" w:bidi="zh_TW"/>
         </w:rPr>
-        <w:t>），褻瀆神的言語同樣會受到審判（褻瀆，</w:t>
+        <w:t>）。</w:t>
+      </w:r>
+      <w:r>
+        <w:rPr>
+          <w:lang w:val="zh_TW" w:bidi="zh_TW"/>
+        </w:rPr>
+      </w:r>
+      <w:r>
+        <w:rPr>
+          <w:lang w:val="zh_TW" w:bidi="zh_TW"/>
+        </w:rPr>
+      </w:r>
+    </w:p>
+    <w:p>
+      <w:pPr/>
+      <w:r>
+        <w:rPr>
+          <w:lang w:val="zh_TW" w:bidi="zh_TW"/>
+        </w:rPr>
+      </w:r>
+    </w:p>
+    <w:p>
+      <w:pPr>
+        <w:pStyle w:val="Heading2"/>
+      </w:pPr>
+      <w:r>
+        <w:rPr>
+          <w:lang w:val="zh_TW" w:bidi="zh_TW"/>
+        </w:rPr>
+        <w:t>戶伸</w:t>
+      </w:r>
+      <w:r>
+        <w:rPr>
+          <w:lang w:val="zh_TW" w:bidi="zh_TW"/>
+        </w:rPr>
+      </w:r>
+    </w:p>
+    <w:p>
+      <w:pPr>
+        <w:pStyle w:val="ListNumber"/>
+        <w:numPr>
+          <w:ilvl w:val="0"/>
+          <w:numId w:val="14"/>
+        </w:numPr>
+        <w:spacing w:line="240" w:lineRule="auto"/>
+        <w:ind w:left="720"/>
+      </w:pPr>
+      <w:r>
+        <w:rPr>
+          <w:lang w:val="zh_TW" w:bidi="zh_TW"/>
+        </w:rPr>
+      </w:r>
+      <w:r>
+        <w:rPr>
+          <w:lang w:val="zh_TW" w:bidi="zh_TW"/>
+        </w:rPr>
+        <w:t>但的兒子（</w:t>
       </w:r>
       <w:hyperlink r:id="rId21">
         <w:r>
@@ -489,14 +685,14 @@
             <w:color w:val="0000EE"/>
             <w:u w:val="single"/>
           </w:rPr>
-          <w:t>路12:10</w:t>
+          <w:t>創46:23</w:t>
         </w:r>
       </w:hyperlink>
       <w:r>
         <w:rPr>
           <w:lang w:val="zh_TW" w:bidi="zh_TW"/>
         </w:rPr>
-        <w:t>）。保羅（</w:t>
+        <w:t>），</w:t>
       </w:r>
       <w:hyperlink r:id="rId22">
         <w:r>
@@ -507,14 +703,32 @@
             <w:color w:val="0000EE"/>
             <w:u w:val="single"/>
           </w:rPr>
-          <w:t>弗4:29</w:t>
+          <w:t>民數記二十六章42節</w:t>
         </w:r>
       </w:hyperlink>
       <w:r>
         <w:rPr>
           <w:lang w:val="zh_TW" w:bidi="zh_TW"/>
         </w:rPr>
-        <w:t>，</w:t>
+        <w:t>稱他為書含，又提到他是書含族的祖先。</w:t>
+      </w:r>
+    </w:p>
+    <w:p>
+      <w:pPr>
+        <w:pStyle w:val="ListNumber"/>
+        <w:spacing w:line="240" w:lineRule="auto"/>
+        <w:ind w:left="720"/>
+      </w:pPr>
+      <w:r>
+        <w:rPr>
+          <w:lang w:val="zh_TW" w:bidi="zh_TW"/>
+        </w:rPr>
+      </w:r>
+      <w:r>
+        <w:rPr>
+          <w:lang w:val="zh_TW" w:bidi="zh_TW"/>
+        </w:rPr>
+        <w:t>便雅憫的後裔，亞黑的兒子（</w:t>
       </w:r>
       <w:hyperlink r:id="rId23">
         <w:r>
@@ -525,14 +739,32 @@
             <w:color w:val="0000EE"/>
             <w:u w:val="single"/>
           </w:rPr>
-          <w:t>5:4</w:t>
+          <w:t>代上7:12</w:t>
         </w:r>
       </w:hyperlink>
       <w:r>
         <w:rPr>
           <w:lang w:val="zh_TW" w:bidi="zh_TW"/>
         </w:rPr>
-        <w:t>）和雅各（</w:t>
+        <w:t>）。</w:t>
+      </w:r>
+    </w:p>
+    <w:p>
+      <w:pPr>
+        <w:pStyle w:val="ListNumber"/>
+        <w:spacing w:line="240" w:lineRule="auto"/>
+        <w:ind w:left="720"/>
+      </w:pPr>
+      <w:r>
+        <w:rPr>
+          <w:lang w:val="zh_TW" w:bidi="zh_TW"/>
+        </w:rPr>
+      </w:r>
+      <w:r>
+        <w:rPr>
+          <w:lang w:val="zh_TW" w:bidi="zh_TW"/>
+        </w:rPr>
+        <w:t>便雅憫人沙哈連的三個妻子之一（</w:t>
       </w:r>
       <w:hyperlink r:id="rId24">
         <w:r>
@@ -543,1178 +775,14 @@
             <w:color w:val="0000EE"/>
             <w:u w:val="single"/>
           </w:rPr>
-          <w:t>雅3:1–12</w:t>
+          <w:t>代上8:8–11</w:t>
         </w:r>
       </w:hyperlink>
       <w:r>
         <w:rPr>
           <w:lang w:val="zh_TW" w:bidi="zh_TW"/>
         </w:rPr>
-        <w:t>）繼承了希伯來人對話語的尊重。</w:t>
-      </w:r>
-    </w:p>
-    <w:p>
-      <w:pPr>
-        <w:pStyle w:val="Heading3"/>
-      </w:pPr>
-      <w:r>
-        <w:rPr>
-          <w:lang w:val="zh_TW" w:bidi="zh_TW"/>
-        </w:rPr>
-        <w:t>神的話</w:t>
-      </w:r>
-    </w:p>
-    <w:p>
-      <w:pPr/>
-      <w:r>
-        <w:rPr>
-          <w:lang w:val="zh_TW" w:bidi="zh_TW"/>
-        </w:rPr>
-      </w:r>
-      <w:r>
-        <w:rPr>
-          <w:lang w:val="zh_TW" w:bidi="zh_TW"/>
-        </w:rPr>
-        <w:t>神的話已經記載在聖經中。祂的話臨到先知，並通過先知傳遞（</w:t>
-      </w:r>
-      <w:hyperlink r:id="rId25">
-        <w:r>
-          <w:rPr>
-            <w:lang w:val="zh_TW" w:bidi="zh_TW"/>
-          </w:rPr>
-          <w:rPr>
-            <w:color w:val="0000EE"/>
-            <w:u w:val="single"/>
-          </w:rPr>
-          <w:t>王上12:22</w:t>
-        </w:r>
-      </w:hyperlink>
-      <w:r>
-        <w:rPr>
-          <w:lang w:val="zh_TW" w:bidi="zh_TW"/>
-        </w:rPr>
-        <w:t>；</w:t>
-      </w:r>
-      <w:hyperlink r:id="rId26">
-        <w:r>
-          <w:rPr>
-            <w:lang w:val="zh_TW" w:bidi="zh_TW"/>
-          </w:rPr>
-          <w:rPr>
-            <w:color w:val="0000EE"/>
-            <w:u w:val="single"/>
-          </w:rPr>
-          <w:t>代上17:3</w:t>
-        </w:r>
-      </w:hyperlink>
-      <w:r>
-        <w:rPr>
-          <w:lang w:val="zh_TW" w:bidi="zh_TW"/>
-        </w:rPr>
-        <w:t>；參</w:t>
-      </w:r>
-      <w:hyperlink r:id="rId27">
-        <w:r>
-          <w:rPr>
-            <w:lang w:val="zh_TW" w:bidi="zh_TW"/>
-          </w:rPr>
-          <w:rPr>
-            <w:color w:val="0000EE"/>
-            <w:u w:val="single"/>
-          </w:rPr>
-          <w:t>路3:2</w:t>
-        </w:r>
-      </w:hyperlink>
-      <w:r>
-        <w:rPr>
-          <w:lang w:val="zh_TW" w:bidi="zh_TW"/>
-        </w:rPr>
-        <w:t>），先知「奉耶和華的命」說話和行事。神的話也透過律法傳達出來，神在西奈山「說」出律法（</w:t>
-      </w:r>
-      <w:hyperlink r:id="rId28">
-        <w:r>
-          <w:rPr>
-            <w:lang w:val="zh_TW" w:bidi="zh_TW"/>
-          </w:rPr>
-          <w:rPr>
-            <w:color w:val="0000EE"/>
-            <w:u w:val="single"/>
-          </w:rPr>
-          <w:t>出20:1</w:t>
-        </w:r>
-      </w:hyperlink>
-      <w:r>
-        <w:rPr>
-          <w:lang w:val="zh_TW" w:bidi="zh_TW"/>
-        </w:rPr>
-        <w:t>）。因此，神的「話」有許多律法同義詞（見</w:t>
-      </w:r>
-      <w:hyperlink r:id="rId29">
-        <w:r>
-          <w:rPr>
-            <w:lang w:val="zh_TW" w:bidi="zh_TW"/>
-          </w:rPr>
-          <w:rPr>
-            <w:color w:val="0000EE"/>
-            <w:u w:val="single"/>
-          </w:rPr>
-          <w:t>詩119章</w:t>
-        </w:r>
-      </w:hyperlink>
-      <w:r>
-        <w:rPr>
-          <w:lang w:val="zh_TW" w:bidi="zh_TW"/>
-        </w:rPr>
-        <w:t>）：</w:t>
-      </w:r>
-    </w:p>
-    <w:p>
-      <w:pPr>
-        <w:pStyle w:val="ListBullet"/>
-        <w:spacing w:line="240" w:lineRule="auto"/>
-        <w:ind w:left="720"/>
-      </w:pPr>
-      <w:r>
-        <w:rPr>
-          <w:lang w:val="zh_TW" w:bidi="zh_TW"/>
-        </w:rPr>
-      </w:r>
-      <w:r>
-        <w:rPr>
-          <w:lang w:val="zh_TW" w:bidi="zh_TW"/>
-        </w:rPr>
-        <w:t>「律例」</w:t>
-      </w:r>
-    </w:p>
-    <w:p>
-      <w:pPr>
-        <w:pStyle w:val="ListBullet"/>
-        <w:spacing w:line="240" w:lineRule="auto"/>
-        <w:ind w:left="720"/>
-      </w:pPr>
-      <w:r>
-        <w:rPr>
-          <w:lang w:val="zh_TW" w:bidi="zh_TW"/>
-        </w:rPr>
-      </w:r>
-      <w:r>
-        <w:rPr>
-          <w:lang w:val="zh_TW" w:bidi="zh_TW"/>
-        </w:rPr>
-        <w:t>「命令」</w:t>
-      </w:r>
-    </w:p>
-    <w:p>
-      <w:pPr>
-        <w:pStyle w:val="ListBullet"/>
-        <w:spacing w:line="240" w:lineRule="auto"/>
-        <w:ind w:left="720"/>
-      </w:pPr>
-      <w:r>
-        <w:rPr>
-          <w:lang w:val="zh_TW" w:bidi="zh_TW"/>
-        </w:rPr>
-      </w:r>
-      <w:r>
-        <w:rPr>
-          <w:lang w:val="zh_TW" w:bidi="zh_TW"/>
-        </w:rPr>
-        <w:t>「訓詞」</w:t>
-      </w:r>
-    </w:p>
-    <w:p>
-      <w:pPr/>
-      <w:r>
-        <w:rPr>
-          <w:lang w:val="zh_TW" w:bidi="zh_TW"/>
-        </w:rPr>
-      </w:r>
-      <w:r>
-        <w:rPr>
-          <w:lang w:val="zh_TW" w:bidi="zh_TW"/>
-        </w:rPr>
-        <w:t>當沒有神的啟示時，就像「饑荒（famine）」一樣（</w:t>
-      </w:r>
-      <w:hyperlink r:id="rId30">
-        <w:r>
-          <w:rPr>
-            <w:lang w:val="zh_TW" w:bidi="zh_TW"/>
-          </w:rPr>
-          <w:rPr>
-            <w:color w:val="0000EE"/>
-            <w:u w:val="single"/>
-          </w:rPr>
-          <w:t>撒上3:1</w:t>
-        </w:r>
-      </w:hyperlink>
-      <w:r>
-        <w:rPr>
-          <w:lang w:val="zh_TW" w:bidi="zh_TW"/>
-        </w:rPr>
-        <w:t>）。神的話不僅包括警告和命令，還包含應許。神的每一句話都是可信的（</w:t>
-      </w:r>
-      <w:hyperlink r:id="rId31">
-        <w:r>
-          <w:rPr>
-            <w:lang w:val="zh_TW" w:bidi="zh_TW"/>
-          </w:rPr>
-          <w:rPr>
-            <w:color w:val="0000EE"/>
-            <w:u w:val="single"/>
-          </w:rPr>
-          <w:t>賽31:2</w:t>
-        </w:r>
-      </w:hyperlink>
-      <w:r>
-        <w:rPr>
-          <w:lang w:val="zh_TW" w:bidi="zh_TW"/>
-        </w:rPr>
-        <w:t>），在天上永遠立定（</w:t>
-      </w:r>
-      <w:hyperlink r:id="rId32">
-        <w:r>
-          <w:rPr>
-            <w:lang w:val="zh_TW" w:bidi="zh_TW"/>
-          </w:rPr>
-          <w:rPr>
-            <w:color w:val="0000EE"/>
-            <w:u w:val="single"/>
-          </w:rPr>
-          <w:t>詩119:89</w:t>
-        </w:r>
-      </w:hyperlink>
-      <w:r>
-        <w:rPr>
-          <w:lang w:val="zh_TW" w:bidi="zh_TW"/>
-        </w:rPr>
-        <w:t>；</w:t>
-      </w:r>
-      <w:hyperlink r:id="rId33">
-        <w:r>
-          <w:rPr>
-            <w:lang w:val="zh_TW" w:bidi="zh_TW"/>
-          </w:rPr>
-          <w:rPr>
-            <w:color w:val="0000EE"/>
-            <w:u w:val="single"/>
-          </w:rPr>
-          <w:t>賽40:8</w:t>
-        </w:r>
-      </w:hyperlink>
-      <w:r>
-        <w:rPr>
-          <w:lang w:val="zh_TW" w:bidi="zh_TW"/>
-        </w:rPr>
-        <w:t>），並以神起誓為保證（</w:t>
-      </w:r>
-      <w:hyperlink r:id="rId34">
-        <w:r>
-          <w:rPr>
-            <w:lang w:val="zh_TW" w:bidi="zh_TW"/>
-          </w:rPr>
-          <w:rPr>
-            <w:color w:val="0000EE"/>
-            <w:u w:val="single"/>
-          </w:rPr>
-          <w:t>耶1:12</w:t>
-        </w:r>
-      </w:hyperlink>
-      <w:r>
-        <w:rPr>
-          <w:lang w:val="zh_TW" w:bidi="zh_TW"/>
-        </w:rPr>
-        <w:t>；</w:t>
-      </w:r>
-      <w:hyperlink r:id="rId35">
-        <w:r>
-          <w:rPr>
-            <w:lang w:val="zh_TW" w:bidi="zh_TW"/>
-          </w:rPr>
-          <w:rPr>
-            <w:color w:val="0000EE"/>
-            <w:u w:val="single"/>
-          </w:rPr>
-          <w:t>詩110:4</w:t>
-        </w:r>
-      </w:hyperlink>
-      <w:r>
-        <w:rPr>
-          <w:lang w:val="zh_TW" w:bidi="zh_TW"/>
-        </w:rPr>
-        <w:t>；</w:t>
-      </w:r>
-      <w:hyperlink r:id="rId36">
-        <w:r>
-          <w:rPr>
-            <w:lang w:val="zh_TW" w:bidi="zh_TW"/>
-          </w:rPr>
-          <w:rPr>
-            <w:color w:val="0000EE"/>
-            <w:u w:val="single"/>
-          </w:rPr>
-          <w:t>結12:25、28</w:t>
-        </w:r>
-      </w:hyperlink>
-      <w:r>
-        <w:rPr>
-          <w:lang w:val="zh_TW" w:bidi="zh_TW"/>
-        </w:rPr>
-        <w:t>）。神的話表達了神的心意，並不是沉重的或難以遵行的，反而是喜樂、盼望和保護的泉源，使人不致犯罪（</w:t>
-      </w:r>
-      <w:hyperlink r:id="rId37">
-        <w:r>
-          <w:rPr>
-            <w:lang w:val="zh_TW" w:bidi="zh_TW"/>
-          </w:rPr>
-          <w:rPr>
-            <w:color w:val="0000EE"/>
-            <w:u w:val="single"/>
-          </w:rPr>
-          <w:t>詩1，</w:t>
-        </w:r>
-      </w:hyperlink>
-      <w:hyperlink r:id="rId29">
-        <w:r>
-          <w:rPr>
-            <w:lang w:val="zh_TW" w:bidi="zh_TW"/>
-          </w:rPr>
-          <w:rPr>
-            <w:color w:val="0000EE"/>
-            <w:u w:val="single"/>
-          </w:rPr>
-          <w:t>119章</w:t>
-        </w:r>
-      </w:hyperlink>
-      <w:r>
-        <w:rPr>
-          <w:lang w:val="zh_TW" w:bidi="zh_TW"/>
-        </w:rPr>
-        <w:t>；</w:t>
-      </w:r>
-      <w:hyperlink r:id="rId38">
-        <w:r>
-          <w:rPr>
-            <w:lang w:val="zh_TW" w:bidi="zh_TW"/>
-          </w:rPr>
-          <w:rPr>
-            <w:color w:val="0000EE"/>
-            <w:u w:val="single"/>
-          </w:rPr>
-          <w:t>耶15:16</w:t>
-        </w:r>
-      </w:hyperlink>
-      <w:r>
-        <w:rPr>
-          <w:lang w:val="zh_TW" w:bidi="zh_TW"/>
-        </w:rPr>
-        <w:t>）。人可以靠神的話活著（</w:t>
-      </w:r>
-      <w:hyperlink r:id="rId39">
-        <w:r>
-          <w:rPr>
-            <w:lang w:val="zh_TW" w:bidi="zh_TW"/>
-          </w:rPr>
-          <w:rPr>
-            <w:color w:val="0000EE"/>
-            <w:u w:val="single"/>
-          </w:rPr>
-          <w:t>申8:3</w:t>
-        </w:r>
-      </w:hyperlink>
-      <w:r>
-        <w:rPr>
-          <w:lang w:val="zh_TW" w:bidi="zh_TW"/>
-        </w:rPr>
-        <w:t>；</w:t>
-      </w:r>
-      <w:hyperlink r:id="rId40">
-        <w:r>
-          <w:rPr>
-            <w:lang w:val="zh_TW" w:bidi="zh_TW"/>
-          </w:rPr>
-          <w:rPr>
-            <w:color w:val="0000EE"/>
-            <w:u w:val="single"/>
-          </w:rPr>
-          <w:t>太4:4</w:t>
-        </w:r>
-      </w:hyperlink>
-      <w:r>
-        <w:rPr>
-          <w:lang w:val="zh_TW" w:bidi="zh_TW"/>
-        </w:rPr>
         <w:t>）。</w:t>
-      </w:r>
-    </w:p>
-    <w:p>
-      <w:pPr/>
-      <w:r>
-        <w:rPr>
-          <w:lang w:val="zh_TW" w:bidi="zh_TW"/>
-        </w:rPr>
-      </w:r>
-      <w:r>
-        <w:rPr>
-          <w:lang w:val="zh_TW" w:bidi="zh_TW"/>
-        </w:rPr>
-        <w:t>神的話有大能執行祂的旨意。它不會「徒然（empty）」返回祂那裡，而是會成就祂的旨意（</w:t>
-      </w:r>
-      <w:hyperlink r:id="rId41">
-        <w:r>
-          <w:rPr>
-            <w:lang w:val="zh_TW" w:bidi="zh_TW"/>
-          </w:rPr>
-          <w:rPr>
-            <w:color w:val="0000EE"/>
-            <w:u w:val="single"/>
-          </w:rPr>
-          <w:t>賽55:11</w:t>
-        </w:r>
-      </w:hyperlink>
-      <w:r>
-        <w:rPr>
-          <w:lang w:val="zh_TW" w:bidi="zh_TW"/>
-        </w:rPr>
-        <w:t>）。神憑著祂的話創造了世界，祂的話也持續維持著世界（</w:t>
-      </w:r>
-      <w:hyperlink r:id="rId42">
-        <w:r>
-          <w:rPr>
-            <w:lang w:val="zh_TW" w:bidi="zh_TW"/>
-          </w:rPr>
-          <w:rPr>
-            <w:color w:val="0000EE"/>
-            <w:u w:val="single"/>
-          </w:rPr>
-          <w:t>創1章</w:t>
-        </w:r>
-      </w:hyperlink>
-      <w:r>
-        <w:rPr>
-          <w:lang w:val="zh_TW" w:bidi="zh_TW"/>
-        </w:rPr>
-        <w:t>；</w:t>
-      </w:r>
-      <w:hyperlink r:id="rId43">
-        <w:r>
-          <w:rPr>
-            <w:lang w:val="zh_TW" w:bidi="zh_TW"/>
-          </w:rPr>
-          <w:rPr>
-            <w:color w:val="0000EE"/>
-            <w:u w:val="single"/>
-          </w:rPr>
-          <w:t>詩33:6</w:t>
-        </w:r>
-      </w:hyperlink>
-      <w:r>
-        <w:rPr>
-          <w:lang w:val="zh_TW" w:bidi="zh_TW"/>
-        </w:rPr>
-        <w:t>；參</w:t>
-      </w:r>
-      <w:hyperlink r:id="rId44">
-        <w:r>
-          <w:rPr>
-            <w:lang w:val="zh_TW" w:bidi="zh_TW"/>
-          </w:rPr>
-          <w:rPr>
-            <w:color w:val="0000EE"/>
-            <w:u w:val="single"/>
-          </w:rPr>
-          <w:t>來1:2</w:t>
-        </w:r>
-      </w:hyperlink>
-      <w:r>
-        <w:rPr>
-          <w:lang w:val="zh_TW" w:bidi="zh_TW"/>
-        </w:rPr>
-        <w:t>，</w:t>
-      </w:r>
-      <w:hyperlink r:id="rId45">
-        <w:r>
-          <w:rPr>
-            <w:lang w:val="zh_TW" w:bidi="zh_TW"/>
-          </w:rPr>
-          <w:rPr>
-            <w:color w:val="0000EE"/>
-            <w:u w:val="single"/>
-          </w:rPr>
-          <w:t>11:3</w:t>
-        </w:r>
-      </w:hyperlink>
-      <w:r>
-        <w:rPr>
-          <w:lang w:val="zh_TW" w:bidi="zh_TW"/>
-        </w:rPr>
-        <w:t>；</w:t>
-      </w:r>
-      <w:hyperlink r:id="rId46">
-        <w:r>
-          <w:rPr>
-            <w:lang w:val="zh_TW" w:bidi="zh_TW"/>
-          </w:rPr>
-          <w:rPr>
-            <w:color w:val="0000EE"/>
-            <w:u w:val="single"/>
-          </w:rPr>
-          <w:t>彼後3:5</w:t>
-        </w:r>
-      </w:hyperlink>
-      <w:r>
-        <w:rPr>
-          <w:lang w:val="zh_TW" w:bidi="zh_TW"/>
-        </w:rPr>
-        <w:t>）。最終，這些神的啟示被記錄下來，形成了聖經，成為「神的道」（</w:t>
-      </w:r>
-      <w:hyperlink r:id="rId47">
-        <w:r>
-          <w:rPr>
-            <w:lang w:val="zh_TW" w:bidi="zh_TW"/>
-          </w:rPr>
-          <w:rPr>
-            <w:color w:val="0000EE"/>
-            <w:u w:val="single"/>
-          </w:rPr>
-          <w:t>可7:13</w:t>
-        </w:r>
-      </w:hyperlink>
-      <w:r>
-        <w:rPr>
-          <w:lang w:val="zh_TW" w:bidi="zh_TW"/>
-        </w:rPr>
-        <w:t>；參</w:t>
-      </w:r>
-      <w:hyperlink r:id="rId48">
-        <w:r>
-          <w:rPr>
-            <w:lang w:val="zh_TW" w:bidi="zh_TW"/>
-          </w:rPr>
-          <w:rPr>
-            <w:color w:val="0000EE"/>
-            <w:u w:val="single"/>
-          </w:rPr>
-          <w:t>路16:29–31</w:t>
-        </w:r>
-      </w:hyperlink>
-      <w:r>
-        <w:rPr>
-          <w:lang w:val="zh_TW" w:bidi="zh_TW"/>
-        </w:rPr>
-        <w:t>；</w:t>
-      </w:r>
-      <w:hyperlink r:id="rId49">
-        <w:r>
-          <w:rPr>
-            <w:lang w:val="zh_TW" w:bidi="zh_TW"/>
-          </w:rPr>
-          <w:rPr>
-            <w:color w:val="0000EE"/>
-            <w:u w:val="single"/>
-          </w:rPr>
-          <w:t>約5:39</w:t>
-        </w:r>
-      </w:hyperlink>
-      <w:r>
-        <w:rPr>
-          <w:lang w:val="zh_TW" w:bidi="zh_TW"/>
-        </w:rPr>
-        <w:t>）。</w:t>
-      </w:r>
-    </w:p>
-    <w:p>
-      <w:pPr/>
-      <w:r>
-        <w:rPr>
-          <w:lang w:val="zh_TW" w:bidi="zh_TW"/>
-        </w:rPr>
-      </w:r>
-      <w:r>
-        <w:rPr>
-          <w:lang w:val="zh_TW" w:bidi="zh_TW"/>
-        </w:rPr>
-        <w:t>耶穌傳講神的話，祂「說話行事都有大能」（</w:t>
-      </w:r>
-      <w:hyperlink r:id="rId50">
-        <w:r>
-          <w:rPr>
-            <w:lang w:val="zh_TW" w:bidi="zh_TW"/>
-          </w:rPr>
-          <w:rPr>
-            <w:color w:val="0000EE"/>
-            <w:u w:val="single"/>
-          </w:rPr>
-          <w:t>路24:19</w:t>
-        </w:r>
-      </w:hyperlink>
-      <w:r>
-        <w:rPr>
-          <w:lang w:val="zh_TW" w:bidi="zh_TW"/>
-        </w:rPr>
-        <w:t>），並且以權柄教訓人（</w:t>
-      </w:r>
-      <w:hyperlink r:id="rId51">
-        <w:r>
-          <w:rPr>
-            <w:lang w:val="zh_TW" w:bidi="zh_TW"/>
-          </w:rPr>
-          <w:rPr>
-            <w:color w:val="0000EE"/>
-            <w:u w:val="single"/>
-          </w:rPr>
-          <w:t>可1:22、27</w:t>
-        </w:r>
-      </w:hyperlink>
-      <w:r>
-        <w:rPr>
-          <w:lang w:val="zh_TW" w:bidi="zh_TW"/>
-        </w:rPr>
-        <w:t>）。祂的話對自然界、疾病、惡鬼，甚至死亡都有權柄（</w:t>
-      </w:r>
-      <w:hyperlink r:id="rId52">
-        <w:r>
-          <w:rPr>
-            <w:lang w:val="zh_TW" w:bidi="zh_TW"/>
-          </w:rPr>
-          <w:rPr>
-            <w:color w:val="0000EE"/>
-            <w:u w:val="single"/>
-          </w:rPr>
-          <w:t>太8:8、13</w:t>
-        </w:r>
-      </w:hyperlink>
-      <w:r>
-        <w:rPr>
-          <w:lang w:val="zh_TW" w:bidi="zh_TW"/>
-        </w:rPr>
-        <w:t>）。耶穌的「天國道理」像是播種在願意的心田中，當它被接受，就會生出為神結的果子（</w:t>
-      </w:r>
-      <w:hyperlink r:id="rId53">
-        <w:r>
-          <w:rPr>
-            <w:lang w:val="zh_TW" w:bidi="zh_TW"/>
-          </w:rPr>
-          <w:rPr>
-            <w:color w:val="0000EE"/>
-            <w:u w:val="single"/>
-          </w:rPr>
-          <w:t>太13:19</w:t>
-        </w:r>
-      </w:hyperlink>
-      <w:r>
-        <w:rPr>
-          <w:lang w:val="zh_TW" w:bidi="zh_TW"/>
-        </w:rPr>
-        <w:t>；</w:t>
-      </w:r>
-      <w:hyperlink r:id="rId54">
-        <w:r>
-          <w:rPr>
-            <w:lang w:val="zh_TW" w:bidi="zh_TW"/>
-          </w:rPr>
-          <w:rPr>
-            <w:color w:val="0000EE"/>
-            <w:u w:val="single"/>
-          </w:rPr>
-          <w:t>可4:14</w:t>
-        </w:r>
-      </w:hyperlink>
-      <w:r>
-        <w:rPr>
-          <w:lang w:val="zh_TW" w:bidi="zh_TW"/>
-        </w:rPr>
-        <w:t>）。耶穌的話潔淨了祂的門徒，並使他們得自由（</w:t>
-      </w:r>
-      <w:hyperlink r:id="rId55">
-        <w:r>
-          <w:rPr>
-            <w:lang w:val="zh_TW" w:bidi="zh_TW"/>
-          </w:rPr>
-          <w:rPr>
-            <w:color w:val="0000EE"/>
-            <w:u w:val="single"/>
-          </w:rPr>
-          <w:t>約8:31</w:t>
-        </w:r>
-      </w:hyperlink>
-      <w:r>
-        <w:rPr>
-          <w:lang w:val="zh_TW" w:bidi="zh_TW"/>
-        </w:rPr>
-        <w:t>，</w:t>
-      </w:r>
-      <w:hyperlink r:id="rId56">
-        <w:r>
-          <w:rPr>
-            <w:lang w:val="zh_TW" w:bidi="zh_TW"/>
-          </w:rPr>
-          <w:rPr>
-            <w:color w:val="0000EE"/>
-            <w:u w:val="single"/>
-          </w:rPr>
-          <w:t>12:48</w:t>
-        </w:r>
-      </w:hyperlink>
-      <w:r>
-        <w:rPr>
-          <w:lang w:val="zh_TW" w:bidi="zh_TW"/>
-        </w:rPr>
-        <w:t>，</w:t>
-      </w:r>
-      <w:hyperlink r:id="rId57">
-        <w:r>
-          <w:rPr>
-            <w:lang w:val="zh_TW" w:bidi="zh_TW"/>
-          </w:rPr>
-          <w:rPr>
-            <w:color w:val="0000EE"/>
-            <w:u w:val="single"/>
-          </w:rPr>
-          <w:t>15:3</w:t>
-        </w:r>
-      </w:hyperlink>
-      <w:r>
-        <w:rPr>
-          <w:lang w:val="zh_TW" w:bidi="zh_TW"/>
-        </w:rPr>
-        <w:t>，</w:t>
-      </w:r>
-      <w:hyperlink r:id="rId58">
-        <w:r>
-          <w:rPr>
-            <w:lang w:val="zh_TW" w:bidi="zh_TW"/>
-          </w:rPr>
-          <w:rPr>
-            <w:color w:val="0000EE"/>
-            <w:u w:val="single"/>
-          </w:rPr>
-          <w:t>17:14</w:t>
-        </w:r>
-      </w:hyperlink>
-      <w:r>
-        <w:rPr>
-          <w:lang w:val="zh_TW" w:bidi="zh_TW"/>
-        </w:rPr>
-        <w:t>）。教會所傳講的信心之道（</w:t>
-      </w:r>
-      <w:hyperlink r:id="rId59">
-        <w:r>
-          <w:rPr>
-            <w:lang w:val="zh_TW" w:bidi="zh_TW"/>
-          </w:rPr>
-          <w:rPr>
-            <w:color w:val="0000EE"/>
-            <w:u w:val="single"/>
-          </w:rPr>
-          <w:t>羅10:8</w:t>
-        </w:r>
-      </w:hyperlink>
-      <w:hyperlink r:id="rId60">
-        <w:r>
-          <w:rPr>
-            <w:lang w:val="zh_TW" w:bidi="zh_TW"/>
-          </w:rPr>
-          <w:rPr>
-            <w:color w:val="0000EE"/>
-            <w:u w:val="single"/>
-          </w:rPr>
-          <w:t>–</w:t>
-        </w:r>
-      </w:hyperlink>
-      <w:hyperlink r:id="rId59">
-        <w:r>
-          <w:rPr>
-            <w:lang w:val="zh_TW" w:bidi="zh_TW"/>
-          </w:rPr>
-          <w:rPr>
-            <w:color w:val="0000EE"/>
-            <w:u w:val="single"/>
-          </w:rPr>
-          <w:t>9、17</w:t>
-        </w:r>
-      </w:hyperlink>
-      <w:r>
-        <w:rPr>
-          <w:lang w:val="zh_TW" w:bidi="zh_TW"/>
-        </w:rPr>
-        <w:t>）有各種不同的描述：</w:t>
-      </w:r>
-    </w:p>
-    <w:p>
-      <w:pPr>
-        <w:pStyle w:val="ListBullet"/>
-        <w:spacing w:line="240" w:lineRule="auto"/>
-        <w:ind w:left="720"/>
-      </w:pPr>
-      <w:r>
-        <w:rPr>
-          <w:lang w:val="zh_TW" w:bidi="zh_TW"/>
-        </w:rPr>
-      </w:r>
-      <w:r>
-        <w:rPr>
-          <w:lang w:val="zh_TW" w:bidi="zh_TW"/>
-        </w:rPr>
-        <w:t>救恩（salvation）之道</w:t>
-      </w:r>
-    </w:p>
-    <w:p>
-      <w:pPr>
-        <w:pStyle w:val="ListBullet"/>
-        <w:spacing w:line="240" w:lineRule="auto"/>
-        <w:ind w:left="720"/>
-      </w:pPr>
-      <w:r>
-        <w:rPr>
-          <w:lang w:val="zh_TW" w:bidi="zh_TW"/>
-        </w:rPr>
-      </w:r>
-      <w:r>
-        <w:rPr>
-          <w:lang w:val="zh_TW" w:bidi="zh_TW"/>
-        </w:rPr>
-        <w:t>恩典（grace）之道</w:t>
-      </w:r>
-    </w:p>
-    <w:p>
-      <w:pPr>
-        <w:pStyle w:val="ListBullet"/>
-        <w:spacing w:line="240" w:lineRule="auto"/>
-        <w:ind w:left="720"/>
-      </w:pPr>
-      <w:r>
-        <w:rPr>
-          <w:lang w:val="zh_TW" w:bidi="zh_TW"/>
-        </w:rPr>
-      </w:r>
-      <w:r>
-        <w:rPr>
-          <w:lang w:val="zh_TW" w:bidi="zh_TW"/>
-        </w:rPr>
-        <w:t>和好（reconciliation）之道</w:t>
-      </w:r>
-    </w:p>
-    <w:p>
-      <w:pPr>
-        <w:pStyle w:val="ListBullet"/>
-        <w:spacing w:line="240" w:lineRule="auto"/>
-        <w:ind w:left="720"/>
-      </w:pPr>
-      <w:r>
-        <w:rPr>
-          <w:lang w:val="zh_TW" w:bidi="zh_TW"/>
-        </w:rPr>
-      </w:r>
-      <w:r>
-        <w:rPr>
-          <w:lang w:val="zh_TW" w:bidi="zh_TW"/>
-        </w:rPr>
-        <w:t>福音（the gospel）之道</w:t>
-      </w:r>
-    </w:p>
-    <w:p>
-      <w:pPr>
-        <w:pStyle w:val="ListBullet"/>
-        <w:spacing w:line="240" w:lineRule="auto"/>
-        <w:ind w:left="720"/>
-      </w:pPr>
-      <w:r>
-        <w:rPr>
-          <w:lang w:val="zh_TW" w:bidi="zh_TW"/>
-        </w:rPr>
-      </w:r>
-      <w:r>
-        <w:rPr>
-          <w:lang w:val="zh_TW" w:bidi="zh_TW"/>
-        </w:rPr>
-        <w:t>公義（righteousness）之道</w:t>
-      </w:r>
-    </w:p>
-    <w:p>
-      <w:pPr>
-        <w:pStyle w:val="ListBullet"/>
-        <w:spacing w:line="240" w:lineRule="auto"/>
-        <w:ind w:left="720"/>
-      </w:pPr>
-      <w:r>
-        <w:rPr>
-          <w:lang w:val="zh_TW" w:bidi="zh_TW"/>
-        </w:rPr>
-      </w:r>
-      <w:r>
-        <w:rPr>
-          <w:lang w:val="zh_TW" w:bidi="zh_TW"/>
-        </w:rPr>
-        <w:t>生命（life）之道</w:t>
-      </w:r>
-    </w:p>
-    <w:p>
-      <w:pPr>
-        <w:pStyle w:val="Heading3"/>
-      </w:pPr>
-      <w:r>
-        <w:rPr>
-          <w:lang w:val="zh_TW" w:bidi="zh_TW"/>
-        </w:rPr>
-        <w:t>神的道</w:t>
-      </w:r>
-    </w:p>
-    <w:p>
-      <w:pPr/>
-      <w:r>
-        <w:rPr>
-          <w:lang w:val="zh_TW" w:bidi="zh_TW"/>
-        </w:rPr>
-      </w:r>
-      <w:r>
-        <w:rPr>
-          <w:lang w:val="zh_TW" w:bidi="zh_TW"/>
-        </w:rPr>
-        <w:t>在約翰福音的開頭，約翰稱神的兒子為「道（the Word）」。作為「道」，子完全啟示並傳達了神。「道」的希臘文是</w:t>
-      </w:r>
-      <w:r>
-        <w:rPr>
-          <w:i/>
-          <w:lang w:val="zh_TW" w:bidi="zh_TW"/>
-        </w:rPr>
-        <w:t>logos</w:t>
-      </w:r>
-      <w:r>
-        <w:rPr>
-          <w:lang w:val="zh_TW" w:bidi="zh_TW"/>
-        </w:rPr>
-        <w:t>，這個詞在希臘文化中有兩個主要含義。它可以指人的內在思想或理性，也可以指思想的表達，即言語。在希臘哲學中，</w:t>
-      </w:r>
-      <w:r>
-        <w:rPr>
-          <w:i/>
-          <w:lang w:val="zh_TW" w:bidi="zh_TW"/>
-        </w:rPr>
-        <w:t>logos</w:t>
-      </w:r>
-      <w:r>
-        <w:rPr>
-          <w:lang w:val="zh_TW" w:bidi="zh_TW"/>
-        </w:rPr>
-        <w:t xml:space="preserve"> 也意味著宇宙的原則或創造宇宙的能量。</w:t>
-      </w:r>
-    </w:p>
-    <w:p>
-      <w:pPr/>
-      <w:r>
-        <w:rPr>
-          <w:lang w:val="zh_TW" w:bidi="zh_TW"/>
-        </w:rPr>
-      </w:r>
-      <w:r>
-        <w:rPr>
-          <w:lang w:val="zh_TW" w:bidi="zh_TW"/>
-        </w:rPr>
-        <w:t>在猶太和希臘思想中，</w:t>
-      </w:r>
-      <w:r>
-        <w:rPr>
-          <w:i/>
-          <w:lang w:val="zh_TW" w:bidi="zh_TW"/>
-        </w:rPr>
-        <w:t>logos</w:t>
-      </w:r>
-      <w:r>
-        <w:rPr>
-          <w:lang w:val="zh_TW" w:bidi="zh_TW"/>
-        </w:rPr>
-        <w:t>與創始的概念有關——世界是藉著神的道創造的（</w:t>
-      </w:r>
-      <w:hyperlink r:id="rId61">
-        <w:r>
-          <w:rPr>
-            <w:lang w:val="zh_TW" w:bidi="zh_TW"/>
-          </w:rPr>
-          <w:rPr>
-            <w:color w:val="0000EE"/>
-            <w:u w:val="single"/>
-          </w:rPr>
-          <w:t>創1:3</w:t>
-        </w:r>
-      </w:hyperlink>
-      <w:r>
-        <w:rPr>
-          <w:lang w:val="zh_TW" w:bidi="zh_TW"/>
-        </w:rPr>
-        <w:t>及其下文，重複地出現「神說」這個短語）。約翰考慮過這些想法，但他最可能是創造了一個新的概念來識別神的兒子是神在人類形象中的表達（</w:t>
-      </w:r>
-      <w:hyperlink r:id="rId62">
-        <w:r>
-          <w:rPr>
-            <w:lang w:val="zh_TW" w:bidi="zh_TW"/>
-          </w:rPr>
-          <w:rPr>
-            <w:color w:val="0000EE"/>
-            <w:u w:val="single"/>
-          </w:rPr>
-          <w:t>約1:14</w:t>
-        </w:r>
-      </w:hyperlink>
-      <w:r>
-        <w:rPr>
-          <w:lang w:val="zh_TW" w:bidi="zh_TW"/>
-        </w:rPr>
-        <w:t>）。</w:t>
-      </w:r>
-    </w:p>
-    <w:p>
-      <w:pPr/>
-      <w:r>
-        <w:rPr>
-          <w:lang w:val="zh_TW" w:bidi="zh_TW"/>
-        </w:rPr>
-      </w:r>
-      <w:r>
-        <w:rPr>
-          <w:lang w:val="zh_TW" w:bidi="zh_TW"/>
-        </w:rPr>
-        <w:t>子是那不能看見之神的形像（</w:t>
-      </w:r>
-      <w:hyperlink r:id="rId63">
-        <w:r>
-          <w:rPr>
-            <w:lang w:val="zh_TW" w:bidi="zh_TW"/>
-          </w:rPr>
-          <w:rPr>
-            <w:color w:val="0000EE"/>
-            <w:u w:val="single"/>
-          </w:rPr>
-          <w:t>西1:15</w:t>
-        </w:r>
-      </w:hyperlink>
-      <w:r>
-        <w:rPr>
-          <w:lang w:val="zh_TW" w:bidi="zh_TW"/>
-        </w:rPr>
-        <w:t>），是神本體的真像（</w:t>
-      </w:r>
-      <w:hyperlink r:id="rId64">
-        <w:r>
-          <w:rPr>
-            <w:lang w:val="zh_TW" w:bidi="zh_TW"/>
-          </w:rPr>
-          <w:rPr>
-            <w:color w:val="0000EE"/>
-            <w:u w:val="single"/>
-          </w:rPr>
-          <w:t>來1:3</w:t>
-        </w:r>
-      </w:hyperlink>
-      <w:r>
-        <w:rPr>
-          <w:lang w:val="zh_TW" w:bidi="zh_TW"/>
-        </w:rPr>
-        <w:t>）。在神格（Godhead）中，子啟示並使神為人所知，這是約翰福音中的一個關鍵主題。約翰在約翰壹書中使用了類似的稱號：「生命之道」（</w:t>
-      </w:r>
-      <w:hyperlink r:id="rId65">
-        <w:r>
-          <w:rPr>
-            <w:lang w:val="zh_TW" w:bidi="zh_TW"/>
-          </w:rPr>
-          <w:rPr>
-            <w:color w:val="0000EE"/>
-            <w:u w:val="single"/>
-          </w:rPr>
-          <w:t>約一1:1–3</w:t>
-        </w:r>
-      </w:hyperlink>
-      <w:r>
-        <w:rPr>
-          <w:lang w:val="zh_TW" w:bidi="zh_TW"/>
-        </w:rPr>
-        <w:t>）。在</w:t>
-      </w:r>
-      <w:hyperlink r:id="rId66">
-        <w:r>
-          <w:rPr>
-            <w:lang w:val="zh_TW" w:bidi="zh_TW"/>
-          </w:rPr>
-          <w:rPr>
-            <w:color w:val="0000EE"/>
-            <w:u w:val="single"/>
-          </w:rPr>
-          <w:t>啟示錄十九章11至16節</w:t>
-        </w:r>
-      </w:hyperlink>
-      <w:r>
-        <w:rPr>
-          <w:lang w:val="zh_TW" w:bidi="zh_TW"/>
-        </w:rPr>
-        <w:t>中，耶穌被顯明為萬王之王、萬主之主，祂有一個名字：「神的道（the Word of God）」。</w:t>
-      </w:r>
-    </w:p>
-    <w:p>
-      <w:pPr/>
-      <w:r>
-        <w:rPr>
-          <w:lang w:val="zh_TW" w:bidi="zh_TW"/>
-        </w:rPr>
-      </w:r>
-      <w:r>
-        <w:rPr>
-          <w:i/>
-          <w:lang w:val="zh_TW" w:bidi="zh_TW"/>
-        </w:rPr>
-        <w:t>另見</w:t>
-      </w:r>
-      <w:r>
-        <w:rPr>
-          <w:lang w:val="zh_TW" w:bidi="zh_TW"/>
-        </w:rPr>
-        <w:t xml:space="preserve"> </w:t>
-      </w:r>
-      <w:r>
-        <w:rPr>
-          <w:lang w:val="zh_TW" w:bidi="zh_TW"/>
-        </w:rPr>
-        <w:t>聖經</w:t>
-      </w:r>
-      <w:r>
-        <w:rPr>
-          <w:lang w:val="zh_TW" w:bidi="zh_TW"/>
-        </w:rPr>
-        <w:t>；</w:t>
-      </w:r>
-      <w:r>
-        <w:rPr>
-          <w:lang w:val="zh_TW" w:bidi="zh_TW"/>
-        </w:rPr>
-        <w:t>約翰福音</w:t>
-      </w:r>
-      <w:r>
-        <w:rPr>
-          <w:lang w:val="zh_TW" w:bidi="zh_TW"/>
-        </w:rPr>
-        <w:t>；</w:t>
-      </w:r>
-      <w:r>
-        <w:rPr>
-          <w:lang w:val="zh_TW" w:bidi="zh_TW"/>
-        </w:rPr>
-        <w:t>道</w:t>
-      </w:r>
-      <w:r>
-        <w:rPr>
-          <w:lang w:val="zh_TW" w:bidi="zh_TW"/>
-        </w:rPr>
-        <w:t>；</w:t>
-      </w:r>
-      <w:r>
-        <w:rPr>
-          <w:lang w:val="zh_TW" w:bidi="zh_TW"/>
-        </w:rPr>
-        <w:t>啟示</w:t>
-      </w:r>
-      <w:r>
-        <w:rPr>
-          <w:lang w:val="zh_TW" w:bidi="zh_TW"/>
-        </w:rPr>
-        <w:t>。</w:t>
       </w:r>
       <w:r>
         <w:rPr>
@@ -3616,6 +2684,12 @@
   </w:num>
   <w:num w:numId="13" w16cid:durableId="592781308">
     <w:abstractNumId w:val="11"/>
+  </w:num>
+  <w:num w:numId="14">
+    <w:abstractNumId w:val="3"/>
+    <w:lvlOverride w:ilvl="0">
+      <w:startOverride w:val="1"/>
+    </w:lvlOverride>
   </w:num>
   <w:numIdMacAtCleanup w:val="10"/>
 </w:numbering>

--- a/zht/docx/063.content.docx
+++ b/zht/docx/063.content.docx
@@ -233,72 +233,48 @@
         </w:rPr>
         <w:t>便雅憫人，也是戶反族的祖先（</w:t>
       </w:r>
-      <w:hyperlink r:id="rId13">
-        <w:r>
-          <w:rPr>
-            <w:lang w:val="zh_TW" w:bidi="zh_TW"/>
-          </w:rPr>
-          <w:rPr>
-            <w:color w:val="0000EE"/>
-            <w:u w:val="single"/>
-          </w:rPr>
-          <w:t>民26:39</w:t>
-        </w:r>
-      </w:hyperlink>
+      <w:r>
+        <w:rPr>
+          <w:lang w:val="zh_TW" w:bidi="zh_TW"/>
+        </w:rPr>
+        <w:t>民26:39</w:t>
+      </w:r>
       <w:r>
         <w:rPr>
           <w:lang w:val="zh_TW" w:bidi="zh_TW"/>
         </w:rPr>
         <w:t>）；他可能與戶平（</w:t>
       </w:r>
-      <w:hyperlink r:id="rId14">
-        <w:r>
-          <w:rPr>
-            <w:lang w:val="zh_TW" w:bidi="zh_TW"/>
-          </w:rPr>
-          <w:rPr>
-            <w:color w:val="0000EE"/>
-            <w:u w:val="single"/>
-          </w:rPr>
-          <w:t>創46:21</w:t>
-        </w:r>
-      </w:hyperlink>
+      <w:r>
+        <w:rPr>
+          <w:lang w:val="zh_TW" w:bidi="zh_TW"/>
+        </w:rPr>
+        <w:t>創46:21</w:t>
+      </w:r>
       <w:r>
         <w:rPr>
           <w:lang w:val="zh_TW" w:bidi="zh_TW"/>
         </w:rPr>
         <w:t>；</w:t>
       </w:r>
-      <w:hyperlink r:id="rId15">
-        <w:r>
-          <w:rPr>
-            <w:lang w:val="zh_TW" w:bidi="zh_TW"/>
-          </w:rPr>
-          <w:rPr>
-            <w:color w:val="0000EE"/>
-            <w:u w:val="single"/>
-          </w:rPr>
-          <w:t>代上7:12、15</w:t>
-        </w:r>
-      </w:hyperlink>
+      <w:r>
+        <w:rPr>
+          <w:lang w:val="zh_TW" w:bidi="zh_TW"/>
+        </w:rPr>
+        <w:t>代上7:12、15</w:t>
+      </w:r>
       <w:r>
         <w:rPr>
           <w:lang w:val="zh_TW" w:bidi="zh_TW"/>
         </w:rPr>
         <w:t>，又譯戶品）和戶蘭（</w:t>
       </w:r>
-      <w:hyperlink r:id="rId16">
-        <w:r>
-          <w:rPr>
-            <w:lang w:val="zh_TW" w:bidi="zh_TW"/>
-          </w:rPr>
-          <w:rPr>
-            <w:color w:val="0000EE"/>
-            <w:u w:val="single"/>
-          </w:rPr>
-          <w:t>代上8:5</w:t>
-        </w:r>
-      </w:hyperlink>
+      <w:r>
+        <w:rPr>
+          <w:lang w:val="zh_TW" w:bidi="zh_TW"/>
+        </w:rPr>
+        <w:t>代上8:5</w:t>
+      </w:r>
       <w:r>
         <w:rPr>
           <w:lang w:val="zh_TW" w:bidi="zh_TW"/>
@@ -398,36 +374,24 @@
         </w:rPr>
         <w:t>亞蘭的兒子，閃的孫子（</w:t>
       </w:r>
-      <w:hyperlink r:id="rId17">
-        <w:r>
-          <w:rPr>
-            <w:lang w:val="zh_TW" w:bidi="zh_TW"/>
-          </w:rPr>
-          <w:rPr>
-            <w:color w:val="0000EE"/>
-            <w:u w:val="single"/>
-          </w:rPr>
-          <w:t>創10:23</w:t>
-        </w:r>
-      </w:hyperlink>
+      <w:r>
+        <w:rPr>
+          <w:lang w:val="zh_TW" w:bidi="zh_TW"/>
+        </w:rPr>
+        <w:t>創10:23</w:t>
+      </w:r>
       <w:r>
         <w:rPr>
           <w:lang w:val="zh_TW" w:bidi="zh_TW"/>
         </w:rPr>
         <w:t>；</w:t>
       </w:r>
-      <w:hyperlink r:id="rId18">
-        <w:r>
-          <w:rPr>
-            <w:lang w:val="zh_TW" w:bidi="zh_TW"/>
-          </w:rPr>
-          <w:rPr>
-            <w:color w:val="0000EE"/>
-            <w:u w:val="single"/>
-          </w:rPr>
-          <w:t>代上1:17</w:t>
-        </w:r>
-      </w:hyperlink>
+      <w:r>
+        <w:rPr>
+          <w:lang w:val="zh_TW" w:bidi="zh_TW"/>
+        </w:rPr>
+        <w:t>代上1:17</w:t>
+      </w:r>
       <w:r>
         <w:rPr>
           <w:lang w:val="zh_TW" w:bidi="zh_TW"/>
@@ -482,54 +446,36 @@
         </w:rPr>
         <w:t>可能是以珥（以利）的兒子，也是便雅憫的後裔，出於比拉的家系（</w:t>
       </w:r>
-      <w:hyperlink r:id="rId14">
-        <w:r>
-          <w:rPr>
-            <w:lang w:val="zh_TW" w:bidi="zh_TW"/>
-          </w:rPr>
-          <w:rPr>
-            <w:color w:val="0000EE"/>
-            <w:u w:val="single"/>
-          </w:rPr>
-          <w:t>創46:21</w:t>
-        </w:r>
-      </w:hyperlink>
+      <w:r>
+        <w:rPr>
+          <w:lang w:val="zh_TW" w:bidi="zh_TW"/>
+        </w:rPr>
+        <w:t>創46:21</w:t>
+      </w:r>
       <w:r>
         <w:rPr>
           <w:lang w:val="zh_TW" w:bidi="zh_TW"/>
         </w:rPr>
         <w:t>；</w:t>
       </w:r>
-      <w:hyperlink r:id="rId15">
-        <w:r>
-          <w:rPr>
-            <w:lang w:val="zh_TW" w:bidi="zh_TW"/>
-          </w:rPr>
-          <w:rPr>
-            <w:color w:val="0000EE"/>
-            <w:u w:val="single"/>
-          </w:rPr>
-          <w:t>代上7:12、15</w:t>
-        </w:r>
-      </w:hyperlink>
+      <w:r>
+        <w:rPr>
+          <w:lang w:val="zh_TW" w:bidi="zh_TW"/>
+        </w:rPr>
+        <w:t>代上7:12、15</w:t>
+      </w:r>
       <w:r>
         <w:rPr>
           <w:lang w:val="zh_TW" w:bidi="zh_TW"/>
         </w:rPr>
         <w:t>，又譯戶品）。戶平很可能是戶反的另一種譯法；戶反是便雅憫支派中戶反族的祖先（</w:t>
       </w:r>
-      <w:hyperlink r:id="rId13">
-        <w:r>
-          <w:rPr>
-            <w:lang w:val="zh_TW" w:bidi="zh_TW"/>
-          </w:rPr>
-          <w:rPr>
-            <w:color w:val="0000EE"/>
-            <w:u w:val="single"/>
-          </w:rPr>
-          <w:t>民26:39</w:t>
-        </w:r>
-      </w:hyperlink>
+      <w:r>
+        <w:rPr>
+          <w:lang w:val="zh_TW" w:bidi="zh_TW"/>
+        </w:rPr>
+        <w:t>民26:39</w:t>
+      </w:r>
       <w:r>
         <w:rPr>
           <w:lang w:val="zh_TW" w:bidi="zh_TW"/>
@@ -584,36 +530,24 @@
         </w:rPr>
         <w:t>提幔人，其接續約巴作以東王（</w:t>
       </w:r>
-      <w:hyperlink r:id="rId19">
-        <w:r>
-          <w:rPr>
-            <w:lang w:val="zh_TW" w:bidi="zh_TW"/>
-          </w:rPr>
-          <w:rPr>
-            <w:color w:val="0000EE"/>
-            <w:u w:val="single"/>
-          </w:rPr>
-          <w:t>創36:34–35</w:t>
-        </w:r>
-      </w:hyperlink>
+      <w:r>
+        <w:rPr>
+          <w:lang w:val="zh_TW" w:bidi="zh_TW"/>
+        </w:rPr>
+        <w:t>創36:34–35</w:t>
+      </w:r>
       <w:r>
         <w:rPr>
           <w:lang w:val="zh_TW" w:bidi="zh_TW"/>
         </w:rPr>
         <w:t>；</w:t>
       </w:r>
-      <w:hyperlink r:id="rId20">
-        <w:r>
-          <w:rPr>
-            <w:lang w:val="zh_TW" w:bidi="zh_TW"/>
-          </w:rPr>
-          <w:rPr>
-            <w:color w:val="0000EE"/>
-            <w:u w:val="single"/>
-          </w:rPr>
-          <w:t>代上1:45–46</w:t>
-        </w:r>
-      </w:hyperlink>
+      <w:r>
+        <w:rPr>
+          <w:lang w:val="zh_TW" w:bidi="zh_TW"/>
+        </w:rPr>
+        <w:t>代上1:45–46</w:t>
+      </w:r>
       <w:r>
         <w:rPr>
           <w:lang w:val="zh_TW" w:bidi="zh_TW"/>
@@ -676,36 +610,24 @@
         </w:rPr>
         <w:t>但的兒子（</w:t>
       </w:r>
-      <w:hyperlink r:id="rId21">
-        <w:r>
-          <w:rPr>
-            <w:lang w:val="zh_TW" w:bidi="zh_TW"/>
-          </w:rPr>
-          <w:rPr>
-            <w:color w:val="0000EE"/>
-            <w:u w:val="single"/>
-          </w:rPr>
-          <w:t>創46:23</w:t>
-        </w:r>
-      </w:hyperlink>
+      <w:r>
+        <w:rPr>
+          <w:lang w:val="zh_TW" w:bidi="zh_TW"/>
+        </w:rPr>
+        <w:t>創46:23</w:t>
+      </w:r>
       <w:r>
         <w:rPr>
           <w:lang w:val="zh_TW" w:bidi="zh_TW"/>
         </w:rPr>
         <w:t>），</w:t>
       </w:r>
-      <w:hyperlink r:id="rId22">
-        <w:r>
-          <w:rPr>
-            <w:lang w:val="zh_TW" w:bidi="zh_TW"/>
-          </w:rPr>
-          <w:rPr>
-            <w:color w:val="0000EE"/>
-            <w:u w:val="single"/>
-          </w:rPr>
-          <w:t>民數記二十六章42節</w:t>
-        </w:r>
-      </w:hyperlink>
+      <w:r>
+        <w:rPr>
+          <w:lang w:val="zh_TW" w:bidi="zh_TW"/>
+        </w:rPr>
+        <w:t>民數記二十六章42節</w:t>
+      </w:r>
       <w:r>
         <w:rPr>
           <w:lang w:val="zh_TW" w:bidi="zh_TW"/>
@@ -730,18 +652,12 @@
         </w:rPr>
         <w:t>便雅憫的後裔，亞黑的兒子（</w:t>
       </w:r>
-      <w:hyperlink r:id="rId23">
-        <w:r>
-          <w:rPr>
-            <w:lang w:val="zh_TW" w:bidi="zh_TW"/>
-          </w:rPr>
-          <w:rPr>
-            <w:color w:val="0000EE"/>
-            <w:u w:val="single"/>
-          </w:rPr>
-          <w:t>代上7:12</w:t>
-        </w:r>
-      </w:hyperlink>
+      <w:r>
+        <w:rPr>
+          <w:lang w:val="zh_TW" w:bidi="zh_TW"/>
+        </w:rPr>
+        <w:t>代上7:12</w:t>
+      </w:r>
       <w:r>
         <w:rPr>
           <w:lang w:val="zh_TW" w:bidi="zh_TW"/>
@@ -766,18 +682,12 @@
         </w:rPr>
         <w:t>便雅憫人沙哈連的三個妻子之一（</w:t>
       </w:r>
-      <w:hyperlink r:id="rId24">
-        <w:r>
-          <w:rPr>
-            <w:lang w:val="zh_TW" w:bidi="zh_TW"/>
-          </w:rPr>
-          <w:rPr>
-            <w:color w:val="0000EE"/>
-            <w:u w:val="single"/>
-          </w:rPr>
-          <w:t>代上8:8–11</w:t>
-        </w:r>
-      </w:hyperlink>
+      <w:r>
+        <w:rPr>
+          <w:lang w:val="zh_TW" w:bidi="zh_TW"/>
+        </w:rPr>
+        <w:t>代上8:8–11</w:t>
+      </w:r>
       <w:r>
         <w:rPr>
           <w:lang w:val="zh_TW" w:bidi="zh_TW"/>
